--- a/Graded Project_Prakash_Ramasamy/API & Deployment Package/Deployment_Runbook.docx
+++ b/Graded Project_Prakash_Ramasamy/API & Deployment Package/Deployment_Runbook.docx
@@ -12,6 +12,13 @@
     </w:p>
     <w:sdt>
       <w:sdtPr>
+        <w:rPr>
+          <w:caps w:val="0"/>
+          <w:color w:val="auto"/>
+          <w:spacing w:val="0"/>
+          <w:sz w:val="20"/>
+          <w:szCs w:val="20"/>
+        </w:rPr>
         <w:id w:val="-684524154"/>
         <w:docPartObj>
           <w:docPartGallery w:val="Table of Contents"/>
@@ -22,12 +29,7 @@
         <w:rPr>
           <w:b/>
           <w:bCs/>
-          <w:caps w:val="0"/>
           <w:noProof/>
-          <w:color w:val="auto"/>
-          <w:spacing w:val="0"/>
-          <w:sz w:val="20"/>
-          <w:szCs w:val="20"/>
         </w:rPr>
       </w:sdtEndPr>
       <w:sdtContent>
@@ -1247,22 +1249,13 @@
       </w:pPr>
       <w:bookmarkStart w:id="0" w:name="_Toc225085166"/>
       <w:r>
-        <w:lastRenderedPageBreak/>
         <w:t>2. AWS EC2 Deployment (Detailed Steps)</w:t>
       </w:r>
       <w:bookmarkEnd w:id="0"/>
     </w:p>
     <w:p>
       <w:r>
-        <w:t xml:space="preserve">This guide explains how to deploy the Hospital Risk &amp; Claim Intelligence </w:t>
-      </w:r>
-      <w:proofErr w:type="spellStart"/>
-      <w:r>
-        <w:t>FastAPI</w:t>
-      </w:r>
-      <w:proofErr w:type="spellEnd"/>
-      <w:r>
-        <w:t xml:space="preserve"> service to Amazon Web Services (AWS) using an EC2 instance. The deployment allows hospital dashboards and internal systems to access machine learning predictions in real time.</w:t>
+        <w:t>This guide explains how to deploy the Hospital Risk &amp; Claim Intelligence FastAPI service to Amazon Web Services (AWS) using an EC2 instance. The deployment allows hospital dashboards and internal systems to access machine learning predictions in real time.</w:t>
       </w:r>
     </w:p>
     <w:p>
@@ -1301,21 +1294,7 @@
               <w:rPr>
                 <w:rStyle w:val="SubtleReference"/>
               </w:rPr>
-              <w:t>Keep .</w:t>
-            </w:r>
-            <w:proofErr w:type="spellStart"/>
-            <w:r>
-              <w:rPr>
-                <w:rStyle w:val="SubtleReference"/>
-              </w:rPr>
-              <w:t>pem</w:t>
-            </w:r>
-            <w:proofErr w:type="spellEnd"/>
-            <w:r>
-              <w:rPr>
-                <w:rStyle w:val="SubtleReference"/>
-              </w:rPr>
-              <w:t xml:space="preserve"> file safe.</w:t>
+              <w:t>Keep .pem file safe.</w:t>
             </w:r>
           </w:p>
           <w:p>
@@ -1382,13 +1361,7 @@
       </w:pPr>
       <w:bookmarkStart w:id="1" w:name="_Toc225085167"/>
       <w:r>
-        <w:t>2.</w:t>
-      </w:r>
-      <w:r>
-        <w:t>1</w:t>
-      </w:r>
-      <w:r>
-        <w:t xml:space="preserve"> AWS Architecture</w:t>
+        <w:t>2.1 AWS Architecture</w:t>
       </w:r>
       <w:bookmarkEnd w:id="1"/>
     </w:p>
@@ -1406,14 +1379,7 @@
       </w:r>
       <w:r>
         <w:br/>
-      </w:r>
-      <w:proofErr w:type="spellStart"/>
-      <w:r>
-        <w:t>FastAPI</w:t>
-      </w:r>
-      <w:proofErr w:type="spellEnd"/>
-      <w:r>
-        <w:t xml:space="preserve"> Server (AWS EC2)</w:t>
+        <w:t>FastAPI Server (AWS EC2)</w:t>
       </w:r>
       <w:r>
         <w:br/>
@@ -1425,23 +1391,7 @@
       </w:r>
       <w:r>
         <w:br/>
-        <w:t>Machine Learning Models (</w:t>
-      </w:r>
-      <w:proofErr w:type="spellStart"/>
-      <w:r>
-        <w:t>risk_model.pkl</w:t>
-      </w:r>
-      <w:proofErr w:type="spellEnd"/>
-      <w:r>
-        <w:t xml:space="preserve">, </w:t>
-      </w:r>
-      <w:proofErr w:type="spellStart"/>
-      <w:r>
-        <w:t>claim_model.pkl</w:t>
-      </w:r>
-      <w:proofErr w:type="spellEnd"/>
-      <w:r>
-        <w:t>)</w:t>
+        <w:t>Machine Learning Models (risk_model.pkl, claim_model.pkl)</w:t>
       </w:r>
       <w:r>
         <w:br/>
@@ -1512,7 +1462,14 @@
       </w:r>
       <w:r>
         <w:br/>
-        <w:t>IMPORTANT: Save securely</w:t>
+        <w:t>IMPORTANT</w:t>
+      </w:r>
+      <w:r>
+        <w:rPr>
+          <w:b/>
+          <w:bCs/>
+        </w:rPr>
+        <w:t>: Save securely</w:t>
       </w:r>
     </w:p>
     <w:p>
@@ -1554,6 +1511,7 @@
       </w:pPr>
       <w:bookmarkStart w:id="5" w:name="_Toc225085171"/>
       <w:r>
+        <w:lastRenderedPageBreak/>
         <w:t>2.</w:t>
       </w:r>
       <w:r>
@@ -1566,12 +1524,13 @@
     </w:p>
     <w:p>
       <w:r>
-        <w:lastRenderedPageBreak/>
-        <w:t>chmod 400 your-key.pem</w:t>
+        <w:t xml:space="preserve">Click connect button and once it open, open </w:t>
       </w:r>
       <w:r>
-        <w:br/>
-        <w:t>ssh -i your-key.pem ubuntu@&lt;PUBLIC_IP&gt;</w:t>
+        <w:t>CloudShell</w:t>
+      </w:r>
+      <w:r>
+        <w:t>.</w:t>
       </w:r>
     </w:p>
     <w:p>
@@ -1586,15 +1545,7 @@
         <w:t>6</w:t>
       </w:r>
       <w:r>
-        <w:t xml:space="preserve"> Upload via </w:t>
-      </w:r>
-      <w:proofErr w:type="spellStart"/>
-      <w:r>
-        <w:t>CloudShell</w:t>
-      </w:r>
-      <w:proofErr w:type="spellEnd"/>
-      <w:r>
-        <w:t xml:space="preserve"> (IMPORTANT)</w:t>
+        <w:t xml:space="preserve"> Upload via CloudShell (IMPORTANT)</w:t>
       </w:r>
       <w:bookmarkEnd w:id="6"/>
     </w:p>
@@ -1628,6 +1579,17 @@
       <w:r>
         <w:br/>
         <w:t>scp -i your-key.pem hospital_prediction_system.zip ubuntu@&lt;PUBLIC_IP&gt;:/home/ubuntu/</w:t>
+      </w:r>
+    </w:p>
+    <w:p>
+      <w:r>
+        <w:t xml:space="preserve">Close </w:t>
+      </w:r>
+      <w:r>
+        <w:t>CloudShell</w:t>
+      </w:r>
+      <w:r>
+        <w:t>.</w:t>
       </w:r>
       <w:r>
         <w:br/>
@@ -1776,6 +1738,7 @@
     </w:p>
     <w:p>
       <w:r>
+        <w:lastRenderedPageBreak/>
         <w:t>Swagger:</w:t>
       </w:r>
       <w:r>
@@ -1789,7 +1752,6 @@
         <w:rPr>
           <w:noProof/>
         </w:rPr>
-        <w:lastRenderedPageBreak/>
         <w:drawing>
           <wp:inline distT="0" distB="0" distL="0" distR="0" wp14:anchorId="17DE6A7D" wp14:editId="5E3EAB47">
             <wp:extent cx="5486400" cy="2484755"/>
@@ -1961,24 +1923,12 @@
       </w:r>
     </w:p>
     <w:p>
-      <w:proofErr w:type="spellStart"/>
       <w:r>
-        <w:t>sudo</w:t>
-      </w:r>
-      <w:proofErr w:type="spellEnd"/>
-      <w:r>
-        <w:t xml:space="preserve"> apt update</w:t>
+        <w:t>sudo apt update</w:t>
       </w:r>
       <w:r>
         <w:br/>
-      </w:r>
-      <w:proofErr w:type="spellStart"/>
-      <w:r>
-        <w:t>sudo</w:t>
-      </w:r>
-      <w:proofErr w:type="spellEnd"/>
-      <w:r>
-        <w:t xml:space="preserve"> apt install python3-pip python3-venv unzip -y</w:t>
+        <w:t>sudo apt install python3-pip python3-venv unzip -y</w:t>
       </w:r>
       <w:r>
         <w:br/>
@@ -1986,42 +1936,16 @@
       </w:r>
       <w:r>
         <w:br/>
-        <w:t xml:space="preserve">cd </w:t>
+        <w:t>cd hospital_prediction_system</w:t>
       </w:r>
-      <w:proofErr w:type="spellStart"/>
-      <w:r>
-        <w:t>hospital_prediction_system</w:t>
-      </w:r>
-      <w:proofErr w:type="spellEnd"/>
     </w:p>
     <w:p>
       <w:r>
-        <w:t xml:space="preserve">python3 -m </w:t>
+        <w:t>python3 -m venv venv</w:t>
       </w:r>
-      <w:proofErr w:type="spellStart"/>
-      <w:r>
-        <w:t>venv</w:t>
-      </w:r>
-      <w:proofErr w:type="spellEnd"/>
-      <w:r>
-        <w:t xml:space="preserve"> </w:t>
-      </w:r>
-      <w:proofErr w:type="spellStart"/>
-      <w:r>
-        <w:t>venv</w:t>
-      </w:r>
-      <w:proofErr w:type="spellEnd"/>
       <w:r>
         <w:br/>
-        <w:t xml:space="preserve">source </w:t>
-      </w:r>
-      <w:proofErr w:type="spellStart"/>
-      <w:r>
-        <w:t>venv</w:t>
-      </w:r>
-      <w:proofErr w:type="spellEnd"/>
-      <w:r>
-        <w:t>/bin/activate</w:t>
+        <w:t>source venv/bin/activate</w:t>
       </w:r>
       <w:r>
         <w:br/>
@@ -2040,23 +1964,7 @@
       </w:r>
       <w:r>
         <w:br/>
-        <w:t xml:space="preserve"> </w:t>
-      </w:r>
-      <w:proofErr w:type="spellStart"/>
-      <w:r>
-        <w:t>uvicorn</w:t>
-      </w:r>
-      <w:proofErr w:type="spellEnd"/>
-      <w:r>
-        <w:t xml:space="preserve"> </w:t>
-      </w:r>
-      <w:proofErr w:type="spellStart"/>
-      <w:r>
-        <w:t>main:app</w:t>
-      </w:r>
-      <w:proofErr w:type="spellEnd"/>
-      <w:r>
-        <w:t xml:space="preserve"> --reload</w:t>
+        <w:t xml:space="preserve"> uvicorn main:app --reload</w:t>
       </w:r>
       <w:r>
         <w:br/>
@@ -2277,24 +2185,13 @@
       </w:r>
       <w:bookmarkStart w:id="15" w:name="_Toc225085181"/>
       <w:r>
-        <w:t>6</w:t>
-      </w:r>
-      <w:r>
-        <w:t>. Conclusion</w:t>
+        <w:t>6. Conclusion</w:t>
       </w:r>
       <w:bookmarkEnd w:id="15"/>
     </w:p>
     <w:p>
       <w:r>
-        <w:t xml:space="preserve">The </w:t>
-      </w:r>
-      <w:proofErr w:type="spellStart"/>
-      <w:r>
-        <w:t>FastAPI</w:t>
-      </w:r>
-      <w:proofErr w:type="spellEnd"/>
-      <w:r>
-        <w:t xml:space="preserve"> deployment on AWS EC2 enables real-time access to machine learning predictions for hospital operational and financial workflows. The architecture supports integration with dashboards and internal systems while maintaining logging for governance and monitoring.</w:t>
+        <w:t>The FastAPI deployment on AWS EC2 enables real-time access to machine learning predictions for hospital operational and financial workflows. The architecture supports integration with dashboards and internal systems while maintaining logging for governance and monitoring.</w:t>
       </w:r>
     </w:p>
     <w:p/>
@@ -2910,12 +2807,12 @@
     <w:rsid w:val="009D738C"/>
     <w:pPr>
       <w:pBdr>
-        <w:top w:val="single" w:sz="24" w:space="0" w:color="B71E42" w:themeColor="accent1"/>
-        <w:left w:val="single" w:sz="24" w:space="0" w:color="B71E42" w:themeColor="accent1"/>
-        <w:bottom w:val="single" w:sz="24" w:space="0" w:color="B71E42" w:themeColor="accent1"/>
-        <w:right w:val="single" w:sz="24" w:space="0" w:color="B71E42" w:themeColor="accent1"/>
+        <w:top w:val="single" w:sz="24" w:space="0" w:color="052F61" w:themeColor="accent1"/>
+        <w:left w:val="single" w:sz="24" w:space="0" w:color="052F61" w:themeColor="accent1"/>
+        <w:bottom w:val="single" w:sz="24" w:space="0" w:color="052F61" w:themeColor="accent1"/>
+        <w:right w:val="single" w:sz="24" w:space="0" w:color="052F61" w:themeColor="accent1"/>
       </w:pBdr>
-      <w:shd w:val="clear" w:color="auto" w:fill="B71E42" w:themeFill="accent1"/>
+      <w:shd w:val="clear" w:color="auto" w:fill="052F61" w:themeFill="accent1"/>
       <w:spacing w:after="0"/>
       <w:outlineLvl w:val="0"/>
     </w:pPr>
@@ -2938,12 +2835,12 @@
     <w:rsid w:val="009D738C"/>
     <w:pPr>
       <w:pBdr>
-        <w:top w:val="single" w:sz="24" w:space="0" w:color="F6CBD5" w:themeColor="accent1" w:themeTint="33"/>
-        <w:left w:val="single" w:sz="24" w:space="0" w:color="F6CBD5" w:themeColor="accent1" w:themeTint="33"/>
-        <w:bottom w:val="single" w:sz="24" w:space="0" w:color="F6CBD5" w:themeColor="accent1" w:themeTint="33"/>
-        <w:right w:val="single" w:sz="24" w:space="0" w:color="F6CBD5" w:themeColor="accent1" w:themeTint="33"/>
+        <w:top w:val="single" w:sz="24" w:space="0" w:color="B1D2FB" w:themeColor="accent1" w:themeTint="33"/>
+        <w:left w:val="single" w:sz="24" w:space="0" w:color="B1D2FB" w:themeColor="accent1" w:themeTint="33"/>
+        <w:bottom w:val="single" w:sz="24" w:space="0" w:color="B1D2FB" w:themeColor="accent1" w:themeTint="33"/>
+        <w:right w:val="single" w:sz="24" w:space="0" w:color="B1D2FB" w:themeColor="accent1" w:themeTint="33"/>
       </w:pBdr>
-      <w:shd w:val="clear" w:color="auto" w:fill="F6CBD5" w:themeFill="accent1" w:themeFillTint="33"/>
+      <w:shd w:val="clear" w:color="auto" w:fill="B1D2FB" w:themeFill="accent1" w:themeFillTint="33"/>
       <w:spacing w:after="0"/>
       <w:outlineLvl w:val="1"/>
     </w:pPr>
@@ -2963,14 +2860,14 @@
     <w:rsid w:val="009D738C"/>
     <w:pPr>
       <w:pBdr>
-        <w:top w:val="single" w:sz="6" w:space="2" w:color="B71E42" w:themeColor="accent1"/>
+        <w:top w:val="single" w:sz="6" w:space="2" w:color="052F61" w:themeColor="accent1"/>
       </w:pBdr>
       <w:spacing w:before="300" w:after="0"/>
       <w:outlineLvl w:val="2"/>
     </w:pPr>
     <w:rPr>
       <w:caps/>
-      <w:color w:val="5B0F20" w:themeColor="accent1" w:themeShade="7F"/>
+      <w:color w:val="021730" w:themeColor="accent1" w:themeShade="7F"/>
       <w:spacing w:val="15"/>
     </w:rPr>
   </w:style>
@@ -2986,14 +2883,14 @@
     <w:rsid w:val="009D738C"/>
     <w:pPr>
       <w:pBdr>
-        <w:top w:val="dotted" w:sz="6" w:space="2" w:color="B71E42" w:themeColor="accent1"/>
+        <w:top w:val="dotted" w:sz="6" w:space="2" w:color="052F61" w:themeColor="accent1"/>
       </w:pBdr>
       <w:spacing w:before="200" w:after="0"/>
       <w:outlineLvl w:val="3"/>
     </w:pPr>
     <w:rPr>
       <w:caps/>
-      <w:color w:val="881631" w:themeColor="accent1" w:themeShade="BF"/>
+      <w:color w:val="032348" w:themeColor="accent1" w:themeShade="BF"/>
       <w:spacing w:val="10"/>
     </w:rPr>
   </w:style>
@@ -3009,14 +2906,14 @@
     <w:rsid w:val="009D738C"/>
     <w:pPr>
       <w:pBdr>
-        <w:bottom w:val="single" w:sz="6" w:space="1" w:color="B71E42" w:themeColor="accent1"/>
+        <w:bottom w:val="single" w:sz="6" w:space="1" w:color="052F61" w:themeColor="accent1"/>
       </w:pBdr>
       <w:spacing w:before="200" w:after="0"/>
       <w:outlineLvl w:val="4"/>
     </w:pPr>
     <w:rPr>
       <w:caps/>
-      <w:color w:val="881631" w:themeColor="accent1" w:themeShade="BF"/>
+      <w:color w:val="032348" w:themeColor="accent1" w:themeShade="BF"/>
       <w:spacing w:val="10"/>
     </w:rPr>
   </w:style>
@@ -3032,14 +2929,14 @@
     <w:rsid w:val="009D738C"/>
     <w:pPr>
       <w:pBdr>
-        <w:bottom w:val="dotted" w:sz="6" w:space="1" w:color="B71E42" w:themeColor="accent1"/>
+        <w:bottom w:val="dotted" w:sz="6" w:space="1" w:color="052F61" w:themeColor="accent1"/>
       </w:pBdr>
       <w:spacing w:before="200" w:after="0"/>
       <w:outlineLvl w:val="5"/>
     </w:pPr>
     <w:rPr>
       <w:caps/>
-      <w:color w:val="881631" w:themeColor="accent1" w:themeShade="BF"/>
+      <w:color w:val="032348" w:themeColor="accent1" w:themeShade="BF"/>
       <w:spacing w:val="10"/>
     </w:rPr>
   </w:style>
@@ -3059,7 +2956,7 @@
     </w:pPr>
     <w:rPr>
       <w:caps/>
-      <w:color w:val="881631" w:themeColor="accent1" w:themeShade="BF"/>
+      <w:color w:val="032348" w:themeColor="accent1" w:themeShade="BF"/>
       <w:spacing w:val="10"/>
     </w:rPr>
   </w:style>
@@ -3110,6 +3007,7 @@
   <w:style w:type="character" w:default="1" w:styleId="DefaultParagraphFont">
     <w:name w:val="Default Paragraph Font"/>
     <w:uiPriority w:val="1"/>
+    <w:semiHidden/>
     <w:unhideWhenUsed/>
   </w:style>
   <w:style w:type="table" w:default="1" w:styleId="TableNormal">
@@ -3198,7 +3096,7 @@
       <w:spacing w:val="15"/>
       <w:sz w:val="22"/>
       <w:szCs w:val="22"/>
-      <w:shd w:val="clear" w:color="auto" w:fill="B71E42" w:themeFill="accent1"/>
+      <w:shd w:val="clear" w:color="auto" w:fill="052F61" w:themeFill="accent1"/>
     </w:rPr>
   </w:style>
   <w:style w:type="character" w:customStyle="1" w:styleId="Heading2Char">
@@ -3210,7 +3108,7 @@
     <w:rPr>
       <w:caps/>
       <w:spacing w:val="15"/>
-      <w:shd w:val="clear" w:color="auto" w:fill="F6CBD5" w:themeFill="accent1" w:themeFillTint="33"/>
+      <w:shd w:val="clear" w:color="auto" w:fill="B1D2FB" w:themeFill="accent1" w:themeFillTint="33"/>
     </w:rPr>
   </w:style>
   <w:style w:type="character" w:customStyle="1" w:styleId="Heading3Char">
@@ -3221,7 +3119,7 @@
     <w:rsid w:val="009D738C"/>
     <w:rPr>
       <w:caps/>
-      <w:color w:val="5B0F20" w:themeColor="accent1" w:themeShade="7F"/>
+      <w:color w:val="021730" w:themeColor="accent1" w:themeShade="7F"/>
       <w:spacing w:val="15"/>
     </w:rPr>
   </w:style>
@@ -3239,7 +3137,7 @@
     <w:rPr>
       <w:rFonts w:asciiTheme="majorHAnsi" w:eastAsiaTheme="majorEastAsia" w:hAnsiTheme="majorHAnsi" w:cstheme="majorBidi"/>
       <w:caps/>
-      <w:color w:val="B71E42" w:themeColor="accent1"/>
+      <w:color w:val="052F61" w:themeColor="accent1"/>
       <w:spacing w:val="10"/>
       <w:sz w:val="52"/>
       <w:szCs w:val="52"/>
@@ -3254,7 +3152,7 @@
     <w:rPr>
       <w:rFonts w:asciiTheme="majorHAnsi" w:eastAsiaTheme="majorEastAsia" w:hAnsiTheme="majorHAnsi" w:cstheme="majorBidi"/>
       <w:caps/>
-      <w:color w:val="B71E42" w:themeColor="accent1"/>
+      <w:color w:val="052F61" w:themeColor="accent1"/>
       <w:spacing w:val="10"/>
       <w:sz w:val="52"/>
       <w:szCs w:val="52"/>
@@ -3583,7 +3481,7 @@
     <w:rsid w:val="009D738C"/>
     <w:rPr>
       <w:caps/>
-      <w:color w:val="881631" w:themeColor="accent1" w:themeShade="BF"/>
+      <w:color w:val="032348" w:themeColor="accent1" w:themeShade="BF"/>
       <w:spacing w:val="10"/>
     </w:rPr>
   </w:style>
@@ -3596,7 +3494,7 @@
     <w:rsid w:val="009D738C"/>
     <w:rPr>
       <w:caps/>
-      <w:color w:val="881631" w:themeColor="accent1" w:themeShade="BF"/>
+      <w:color w:val="032348" w:themeColor="accent1" w:themeShade="BF"/>
       <w:spacing w:val="10"/>
     </w:rPr>
   </w:style>
@@ -3609,7 +3507,7 @@
     <w:rsid w:val="009D738C"/>
     <w:rPr>
       <w:caps/>
-      <w:color w:val="881631" w:themeColor="accent1" w:themeShade="BF"/>
+      <w:color w:val="032348" w:themeColor="accent1" w:themeShade="BF"/>
       <w:spacing w:val="10"/>
     </w:rPr>
   </w:style>
@@ -3622,7 +3520,7 @@
     <w:rsid w:val="009D738C"/>
     <w:rPr>
       <w:caps/>
-      <w:color w:val="881631" w:themeColor="accent1" w:themeShade="BF"/>
+      <w:color w:val="032348" w:themeColor="accent1" w:themeShade="BF"/>
       <w:spacing w:val="10"/>
     </w:rPr>
   </w:style>
@@ -3668,7 +3566,7 @@
     <w:rPr>
       <w:b/>
       <w:bCs/>
-      <w:color w:val="881631" w:themeColor="accent1" w:themeShade="BF"/>
+      <w:color w:val="032348" w:themeColor="accent1" w:themeShade="BF"/>
       <w:sz w:val="16"/>
       <w:szCs w:val="16"/>
     </w:rPr>
@@ -3690,7 +3588,7 @@
     <w:rsid w:val="009D738C"/>
     <w:rPr>
       <w:caps/>
-      <w:color w:val="5B0F20" w:themeColor="accent1" w:themeShade="7F"/>
+      <w:color w:val="021730" w:themeColor="accent1" w:themeShade="7F"/>
       <w:spacing w:val="5"/>
     </w:rPr>
   </w:style>
@@ -3708,7 +3606,7 @@
       <w:jc w:val="center"/>
     </w:pPr>
     <w:rPr>
-      <w:color w:val="B71E42" w:themeColor="accent1"/>
+      <w:color w:val="052F61" w:themeColor="accent1"/>
       <w:sz w:val="24"/>
       <w:szCs w:val="24"/>
     </w:rPr>
@@ -3720,7 +3618,7 @@
     <w:uiPriority w:val="30"/>
     <w:rsid w:val="009D738C"/>
     <w:rPr>
-      <w:color w:val="B71E42" w:themeColor="accent1"/>
+      <w:color w:val="052F61" w:themeColor="accent1"/>
       <w:sz w:val="24"/>
       <w:szCs w:val="24"/>
     </w:rPr>
@@ -3733,7 +3631,7 @@
     <w:rPr>
       <w:i/>
       <w:iCs/>
-      <w:color w:val="5B0F20" w:themeColor="accent1" w:themeShade="7F"/>
+      <w:color w:val="021730" w:themeColor="accent1" w:themeShade="7F"/>
     </w:rPr>
   </w:style>
   <w:style w:type="character" w:styleId="IntenseEmphasis">
@@ -3745,7 +3643,7 @@
       <w:b/>
       <w:bCs/>
       <w:caps/>
-      <w:color w:val="5B0F20" w:themeColor="accent1" w:themeShade="7F"/>
+      <w:color w:val="021730" w:themeColor="accent1" w:themeShade="7F"/>
       <w:spacing w:val="10"/>
     </w:rPr>
   </w:style>
@@ -3757,7 +3655,7 @@
     <w:rPr>
       <w:b/>
       <w:bCs/>
-      <w:color w:val="B71E42" w:themeColor="accent1"/>
+      <w:color w:val="052F61" w:themeColor="accent1"/>
     </w:rPr>
   </w:style>
   <w:style w:type="character" w:styleId="IntenseReference">
@@ -3771,7 +3669,7 @@
       <w:i/>
       <w:iCs/>
       <w:caps/>
-      <w:color w:val="B71E42" w:themeColor="accent1"/>
+      <w:color w:val="052F61" w:themeColor="accent1"/>
     </w:rPr>
   </w:style>
   <w:style w:type="character" w:styleId="BookTitle">
@@ -3923,14 +3821,14 @@
       <w:spacing w:after="0" w:line="240" w:lineRule="auto"/>
     </w:pPr>
     <w:rPr>
-      <w:color w:val="881631" w:themeColor="accent1" w:themeShade="BF"/>
+      <w:color w:val="032348" w:themeColor="accent1" w:themeShade="BF"/>
     </w:rPr>
     <w:tblPr>
       <w:tblStyleRowBandSize w:val="1"/>
       <w:tblStyleColBandSize w:val="1"/>
       <w:tblBorders>
-        <w:top w:val="single" w:sz="8" w:space="0" w:color="B71E42" w:themeColor="accent1"/>
-        <w:bottom w:val="single" w:sz="8" w:space="0" w:color="B71E42" w:themeColor="accent1"/>
+        <w:top w:val="single" w:sz="8" w:space="0" w:color="052F61" w:themeColor="accent1"/>
+        <w:bottom w:val="single" w:sz="8" w:space="0" w:color="052F61" w:themeColor="accent1"/>
       </w:tblBorders>
     </w:tblPr>
     <w:tblStylePr w:type="firstRow">
@@ -3944,9 +3842,9 @@
       <w:tblPr/>
       <w:tcPr>
         <w:tcBorders>
-          <w:top w:val="single" w:sz="8" w:space="0" w:color="B71E42" w:themeColor="accent1"/>
-          <w:left w:val="nil"/>
-          <w:bottom w:val="single" w:sz="8" w:space="0" w:color="B71E42" w:themeColor="accent1"/>
+          <w:top w:val="single" w:sz="8" w:space="0" w:color="052F61" w:themeColor="accent1"/>
+          <w:left w:val="nil"/>
+          <w:bottom w:val="single" w:sz="8" w:space="0" w:color="052F61" w:themeColor="accent1"/>
           <w:right w:val="nil"/>
           <w:insideH w:val="nil"/>
           <w:insideV w:val="nil"/>
@@ -3964,9 +3862,9 @@
       <w:tblPr/>
       <w:tcPr>
         <w:tcBorders>
-          <w:top w:val="single" w:sz="8" w:space="0" w:color="B71E42" w:themeColor="accent1"/>
-          <w:left w:val="nil"/>
-          <w:bottom w:val="single" w:sz="8" w:space="0" w:color="B71E42" w:themeColor="accent1"/>
+          <w:top w:val="single" w:sz="8" w:space="0" w:color="052F61" w:themeColor="accent1"/>
+          <w:left w:val="nil"/>
+          <w:bottom w:val="single" w:sz="8" w:space="0" w:color="052F61" w:themeColor="accent1"/>
           <w:right w:val="nil"/>
           <w:insideH w:val="nil"/>
           <w:insideV w:val="nil"/>
@@ -3994,7 +3892,7 @@
           <w:insideH w:val="nil"/>
           <w:insideV w:val="nil"/>
         </w:tcBorders>
-        <w:shd w:val="clear" w:color="auto" w:fill="F4BFCC" w:themeFill="accent1" w:themeFillTint="3F"/>
+        <w:shd w:val="clear" w:color="auto" w:fill="9EC8FA" w:themeFill="accent1" w:themeFillTint="3F"/>
       </w:tcPr>
     </w:tblStylePr>
     <w:tblStylePr w:type="band1Horz">
@@ -4006,7 +3904,7 @@
           <w:insideH w:val="nil"/>
           <w:insideV w:val="nil"/>
         </w:tcBorders>
-        <w:shd w:val="clear" w:color="auto" w:fill="F4BFCC" w:themeFill="accent1" w:themeFillTint="3F"/>
+        <w:shd w:val="clear" w:color="auto" w:fill="9EC8FA" w:themeFill="accent1" w:themeFillTint="3F"/>
       </w:tcPr>
     </w:tblStylePr>
   </w:style>
@@ -4019,14 +3917,14 @@
       <w:spacing w:after="0" w:line="240" w:lineRule="auto"/>
     </w:pPr>
     <w:rPr>
-      <w:color w:val="B92168" w:themeColor="accent2" w:themeShade="BF"/>
+      <w:color w:val="7B0A60" w:themeColor="accent2" w:themeShade="BF"/>
     </w:rPr>
     <w:tblPr>
       <w:tblStyleRowBandSize w:val="1"/>
       <w:tblStyleColBandSize w:val="1"/>
       <w:tblBorders>
-        <w:top w:val="single" w:sz="8" w:space="0" w:color="DE478E" w:themeColor="accent2"/>
-        <w:bottom w:val="single" w:sz="8" w:space="0" w:color="DE478E" w:themeColor="accent2"/>
+        <w:top w:val="single" w:sz="8" w:space="0" w:color="A50E82" w:themeColor="accent2"/>
+        <w:bottom w:val="single" w:sz="8" w:space="0" w:color="A50E82" w:themeColor="accent2"/>
       </w:tblBorders>
     </w:tblPr>
     <w:tblStylePr w:type="firstRow">
@@ -4040,9 +3938,9 @@
       <w:tblPr/>
       <w:tcPr>
         <w:tcBorders>
-          <w:top w:val="single" w:sz="8" w:space="0" w:color="DE478E" w:themeColor="accent2"/>
-          <w:left w:val="nil"/>
-          <w:bottom w:val="single" w:sz="8" w:space="0" w:color="DE478E" w:themeColor="accent2"/>
+          <w:top w:val="single" w:sz="8" w:space="0" w:color="A50E82" w:themeColor="accent2"/>
+          <w:left w:val="nil"/>
+          <w:bottom w:val="single" w:sz="8" w:space="0" w:color="A50E82" w:themeColor="accent2"/>
           <w:right w:val="nil"/>
           <w:insideH w:val="nil"/>
           <w:insideV w:val="nil"/>
@@ -4060,9 +3958,9 @@
       <w:tblPr/>
       <w:tcPr>
         <w:tcBorders>
-          <w:top w:val="single" w:sz="8" w:space="0" w:color="DE478E" w:themeColor="accent2"/>
-          <w:left w:val="nil"/>
-          <w:bottom w:val="single" w:sz="8" w:space="0" w:color="DE478E" w:themeColor="accent2"/>
+          <w:top w:val="single" w:sz="8" w:space="0" w:color="A50E82" w:themeColor="accent2"/>
+          <w:left w:val="nil"/>
+          <w:bottom w:val="single" w:sz="8" w:space="0" w:color="A50E82" w:themeColor="accent2"/>
           <w:right w:val="nil"/>
           <w:insideH w:val="nil"/>
           <w:insideV w:val="nil"/>
@@ -4090,7 +3988,7 @@
           <w:insideH w:val="nil"/>
           <w:insideV w:val="nil"/>
         </w:tcBorders>
-        <w:shd w:val="clear" w:color="auto" w:fill="F6D1E2" w:themeFill="accent2" w:themeFillTint="3F"/>
+        <w:shd w:val="clear" w:color="auto" w:fill="F8B3E8" w:themeFill="accent2" w:themeFillTint="3F"/>
       </w:tcPr>
     </w:tblStylePr>
     <w:tblStylePr w:type="band1Horz">
@@ -4102,7 +4000,7 @@
           <w:insideH w:val="nil"/>
           <w:insideV w:val="nil"/>
         </w:tcBorders>
-        <w:shd w:val="clear" w:color="auto" w:fill="F6D1E2" w:themeFill="accent2" w:themeFillTint="3F"/>
+        <w:shd w:val="clear" w:color="auto" w:fill="F8B3E8" w:themeFill="accent2" w:themeFillTint="3F"/>
       </w:tcPr>
     </w:tblStylePr>
   </w:style>
@@ -4115,14 +4013,14 @@
       <w:spacing w:after="0" w:line="240" w:lineRule="auto"/>
     </w:pPr>
     <w:rPr>
-      <w:color w:val="9521E7" w:themeColor="accent3" w:themeShade="BF"/>
+      <w:color w:val="0F705C" w:themeColor="accent3" w:themeShade="BF"/>
     </w:rPr>
     <w:tblPr>
       <w:tblStyleRowBandSize w:val="1"/>
       <w:tblStyleColBandSize w:val="1"/>
       <w:tblBorders>
-        <w:top w:val="single" w:sz="8" w:space="0" w:color="BC72F0" w:themeColor="accent3"/>
-        <w:bottom w:val="single" w:sz="8" w:space="0" w:color="BC72F0" w:themeColor="accent3"/>
+        <w:top w:val="single" w:sz="8" w:space="0" w:color="14967C" w:themeColor="accent3"/>
+        <w:bottom w:val="single" w:sz="8" w:space="0" w:color="14967C" w:themeColor="accent3"/>
       </w:tblBorders>
     </w:tblPr>
     <w:tblStylePr w:type="firstRow">
@@ -4136,9 +4034,9 @@
       <w:tblPr/>
       <w:tcPr>
         <w:tcBorders>
-          <w:top w:val="single" w:sz="8" w:space="0" w:color="BC72F0" w:themeColor="accent3"/>
-          <w:left w:val="nil"/>
-          <w:bottom w:val="single" w:sz="8" w:space="0" w:color="BC72F0" w:themeColor="accent3"/>
+          <w:top w:val="single" w:sz="8" w:space="0" w:color="14967C" w:themeColor="accent3"/>
+          <w:left w:val="nil"/>
+          <w:bottom w:val="single" w:sz="8" w:space="0" w:color="14967C" w:themeColor="accent3"/>
           <w:right w:val="nil"/>
           <w:insideH w:val="nil"/>
           <w:insideV w:val="nil"/>
@@ -4156,9 +4054,9 @@
       <w:tblPr/>
       <w:tcPr>
         <w:tcBorders>
-          <w:top w:val="single" w:sz="8" w:space="0" w:color="BC72F0" w:themeColor="accent3"/>
-          <w:left w:val="nil"/>
-          <w:bottom w:val="single" w:sz="8" w:space="0" w:color="BC72F0" w:themeColor="accent3"/>
+          <w:top w:val="single" w:sz="8" w:space="0" w:color="14967C" w:themeColor="accent3"/>
+          <w:left w:val="nil"/>
+          <w:bottom w:val="single" w:sz="8" w:space="0" w:color="14967C" w:themeColor="accent3"/>
           <w:right w:val="nil"/>
           <w:insideH w:val="nil"/>
           <w:insideV w:val="nil"/>
@@ -4186,7 +4084,7 @@
           <w:insideH w:val="nil"/>
           <w:insideV w:val="nil"/>
         </w:tcBorders>
-        <w:shd w:val="clear" w:color="auto" w:fill="EEDCFB" w:themeFill="accent3" w:themeFillTint="3F"/>
+        <w:shd w:val="clear" w:color="auto" w:fill="B4F5E8" w:themeFill="accent3" w:themeFillTint="3F"/>
       </w:tcPr>
     </w:tblStylePr>
     <w:tblStylePr w:type="band1Horz">
@@ -4198,7 +4096,7 @@
           <w:insideH w:val="nil"/>
           <w:insideV w:val="nil"/>
         </w:tcBorders>
-        <w:shd w:val="clear" w:color="auto" w:fill="EEDCFB" w:themeFill="accent3" w:themeFillTint="3F"/>
+        <w:shd w:val="clear" w:color="auto" w:fill="B4F5E8" w:themeFill="accent3" w:themeFillTint="3F"/>
       </w:tcPr>
     </w:tblStylePr>
   </w:style>
@@ -4211,14 +4109,14 @@
       <w:spacing w:after="0" w:line="240" w:lineRule="auto"/>
     </w:pPr>
     <w:rPr>
-      <w:color w:val="584386" w:themeColor="accent4" w:themeShade="BF"/>
+      <w:color w:val="4F7617" w:themeColor="accent4" w:themeShade="BF"/>
     </w:rPr>
     <w:tblPr>
       <w:tblStyleRowBandSize w:val="1"/>
       <w:tblStyleColBandSize w:val="1"/>
       <w:tblBorders>
-        <w:top w:val="single" w:sz="8" w:space="0" w:color="795FAF" w:themeColor="accent4"/>
-        <w:bottom w:val="single" w:sz="8" w:space="0" w:color="795FAF" w:themeColor="accent4"/>
+        <w:top w:val="single" w:sz="8" w:space="0" w:color="6A9E1F" w:themeColor="accent4"/>
+        <w:bottom w:val="single" w:sz="8" w:space="0" w:color="6A9E1F" w:themeColor="accent4"/>
       </w:tblBorders>
     </w:tblPr>
     <w:tblStylePr w:type="firstRow">
@@ -4232,9 +4130,9 @@
       <w:tblPr/>
       <w:tcPr>
         <w:tcBorders>
-          <w:top w:val="single" w:sz="8" w:space="0" w:color="795FAF" w:themeColor="accent4"/>
-          <w:left w:val="nil"/>
-          <w:bottom w:val="single" w:sz="8" w:space="0" w:color="795FAF" w:themeColor="accent4"/>
+          <w:top w:val="single" w:sz="8" w:space="0" w:color="6A9E1F" w:themeColor="accent4"/>
+          <w:left w:val="nil"/>
+          <w:bottom w:val="single" w:sz="8" w:space="0" w:color="6A9E1F" w:themeColor="accent4"/>
           <w:right w:val="nil"/>
           <w:insideH w:val="nil"/>
           <w:insideV w:val="nil"/>
@@ -4252,9 +4150,9 @@
       <w:tblPr/>
       <w:tcPr>
         <w:tcBorders>
-          <w:top w:val="single" w:sz="8" w:space="0" w:color="795FAF" w:themeColor="accent4"/>
-          <w:left w:val="nil"/>
-          <w:bottom w:val="single" w:sz="8" w:space="0" w:color="795FAF" w:themeColor="accent4"/>
+          <w:top w:val="single" w:sz="8" w:space="0" w:color="6A9E1F" w:themeColor="accent4"/>
+          <w:left w:val="nil"/>
+          <w:bottom w:val="single" w:sz="8" w:space="0" w:color="6A9E1F" w:themeColor="accent4"/>
           <w:right w:val="nil"/>
           <w:insideH w:val="nil"/>
           <w:insideV w:val="nil"/>
@@ -4282,7 +4180,7 @@
           <w:insideH w:val="nil"/>
           <w:insideV w:val="nil"/>
         </w:tcBorders>
-        <w:shd w:val="clear" w:color="auto" w:fill="DDD7EB" w:themeFill="accent4" w:themeFillTint="3F"/>
+        <w:shd w:val="clear" w:color="auto" w:fill="DCF2BC" w:themeFill="accent4" w:themeFillTint="3F"/>
       </w:tcPr>
     </w:tblStylePr>
     <w:tblStylePr w:type="band1Horz">
@@ -4294,7 +4192,7 @@
           <w:insideH w:val="nil"/>
           <w:insideV w:val="nil"/>
         </w:tcBorders>
-        <w:shd w:val="clear" w:color="auto" w:fill="DDD7EB" w:themeFill="accent4" w:themeFillTint="3F"/>
+        <w:shd w:val="clear" w:color="auto" w:fill="DCF2BC" w:themeFill="accent4" w:themeFillTint="3F"/>
       </w:tcPr>
     </w:tblStylePr>
   </w:style>
@@ -4307,14 +4205,14 @@
       <w:spacing w:after="0" w:line="240" w:lineRule="auto"/>
     </w:pPr>
     <w:rPr>
-      <w:color w:val="42527C" w:themeColor="accent5" w:themeShade="BF"/>
+      <w:color w:val="C05916" w:themeColor="accent5" w:themeShade="BF"/>
     </w:rPr>
     <w:tblPr>
       <w:tblStyleRowBandSize w:val="1"/>
       <w:tblStyleColBandSize w:val="1"/>
       <w:tblBorders>
-        <w:top w:val="single" w:sz="8" w:space="0" w:color="586EA6" w:themeColor="accent5"/>
-        <w:bottom w:val="single" w:sz="8" w:space="0" w:color="586EA6" w:themeColor="accent5"/>
+        <w:top w:val="single" w:sz="8" w:space="0" w:color="E87D37" w:themeColor="accent5"/>
+        <w:bottom w:val="single" w:sz="8" w:space="0" w:color="E87D37" w:themeColor="accent5"/>
       </w:tblBorders>
     </w:tblPr>
     <w:tblStylePr w:type="firstRow">
@@ -4328,9 +4226,9 @@
       <w:tblPr/>
       <w:tcPr>
         <w:tcBorders>
-          <w:top w:val="single" w:sz="8" w:space="0" w:color="586EA6" w:themeColor="accent5"/>
-          <w:left w:val="nil"/>
-          <w:bottom w:val="single" w:sz="8" w:space="0" w:color="586EA6" w:themeColor="accent5"/>
+          <w:top w:val="single" w:sz="8" w:space="0" w:color="E87D37" w:themeColor="accent5"/>
+          <w:left w:val="nil"/>
+          <w:bottom w:val="single" w:sz="8" w:space="0" w:color="E87D37" w:themeColor="accent5"/>
           <w:right w:val="nil"/>
           <w:insideH w:val="nil"/>
           <w:insideV w:val="nil"/>
@@ -4348,9 +4246,9 @@
       <w:tblPr/>
       <w:tcPr>
         <w:tcBorders>
-          <w:top w:val="single" w:sz="8" w:space="0" w:color="586EA6" w:themeColor="accent5"/>
-          <w:left w:val="nil"/>
-          <w:bottom w:val="single" w:sz="8" w:space="0" w:color="586EA6" w:themeColor="accent5"/>
+          <w:top w:val="single" w:sz="8" w:space="0" w:color="E87D37" w:themeColor="accent5"/>
+          <w:left w:val="nil"/>
+          <w:bottom w:val="single" w:sz="8" w:space="0" w:color="E87D37" w:themeColor="accent5"/>
           <w:right w:val="nil"/>
           <w:insideH w:val="nil"/>
           <w:insideV w:val="nil"/>
@@ -4378,7 +4276,7 @@
           <w:insideH w:val="nil"/>
           <w:insideV w:val="nil"/>
         </w:tcBorders>
-        <w:shd w:val="clear" w:color="auto" w:fill="D5DAE9" w:themeFill="accent5" w:themeFillTint="3F"/>
+        <w:shd w:val="clear" w:color="auto" w:fill="F9DECD" w:themeFill="accent5" w:themeFillTint="3F"/>
       </w:tcPr>
     </w:tblStylePr>
     <w:tblStylePr w:type="band1Horz">
@@ -4390,7 +4288,7 @@
           <w:insideH w:val="nil"/>
           <w:insideV w:val="nil"/>
         </w:tcBorders>
-        <w:shd w:val="clear" w:color="auto" w:fill="D5DAE9" w:themeFill="accent5" w:themeFillTint="3F"/>
+        <w:shd w:val="clear" w:color="auto" w:fill="F9DECD" w:themeFill="accent5" w:themeFillTint="3F"/>
       </w:tcPr>
     </w:tblStylePr>
   </w:style>
@@ -4403,14 +4301,14 @@
       <w:spacing w:after="0" w:line="240" w:lineRule="auto"/>
     </w:pPr>
     <w:rPr>
-      <w:color w:val="4C6D79" w:themeColor="accent6" w:themeShade="BF"/>
+      <w:color w:val="941A1A" w:themeColor="accent6" w:themeShade="BF"/>
     </w:rPr>
     <w:tblPr>
       <w:tblStyleRowBandSize w:val="1"/>
       <w:tblStyleColBandSize w:val="1"/>
       <w:tblBorders>
-        <w:top w:val="single" w:sz="8" w:space="0" w:color="6892A0" w:themeColor="accent6"/>
-        <w:bottom w:val="single" w:sz="8" w:space="0" w:color="6892A0" w:themeColor="accent6"/>
+        <w:top w:val="single" w:sz="8" w:space="0" w:color="C62324" w:themeColor="accent6"/>
+        <w:bottom w:val="single" w:sz="8" w:space="0" w:color="C62324" w:themeColor="accent6"/>
       </w:tblBorders>
     </w:tblPr>
     <w:tblStylePr w:type="firstRow">
@@ -4424,9 +4322,9 @@
       <w:tblPr/>
       <w:tcPr>
         <w:tcBorders>
-          <w:top w:val="single" w:sz="8" w:space="0" w:color="6892A0" w:themeColor="accent6"/>
-          <w:left w:val="nil"/>
-          <w:bottom w:val="single" w:sz="8" w:space="0" w:color="6892A0" w:themeColor="accent6"/>
+          <w:top w:val="single" w:sz="8" w:space="0" w:color="C62324" w:themeColor="accent6"/>
+          <w:left w:val="nil"/>
+          <w:bottom w:val="single" w:sz="8" w:space="0" w:color="C62324" w:themeColor="accent6"/>
           <w:right w:val="nil"/>
           <w:insideH w:val="nil"/>
           <w:insideV w:val="nil"/>
@@ -4444,9 +4342,9 @@
       <w:tblPr/>
       <w:tcPr>
         <w:tcBorders>
-          <w:top w:val="single" w:sz="8" w:space="0" w:color="6892A0" w:themeColor="accent6"/>
-          <w:left w:val="nil"/>
-          <w:bottom w:val="single" w:sz="8" w:space="0" w:color="6892A0" w:themeColor="accent6"/>
+          <w:top w:val="single" w:sz="8" w:space="0" w:color="C62324" w:themeColor="accent6"/>
+          <w:left w:val="nil"/>
+          <w:bottom w:val="single" w:sz="8" w:space="0" w:color="C62324" w:themeColor="accent6"/>
           <w:right w:val="nil"/>
           <w:insideH w:val="nil"/>
           <w:insideV w:val="nil"/>
@@ -4474,7 +4372,7 @@
           <w:insideH w:val="nil"/>
           <w:insideV w:val="nil"/>
         </w:tcBorders>
-        <w:shd w:val="clear" w:color="auto" w:fill="D9E3E7" w:themeFill="accent6" w:themeFillTint="3F"/>
+        <w:shd w:val="clear" w:color="auto" w:fill="F4C4C4" w:themeFill="accent6" w:themeFillTint="3F"/>
       </w:tcPr>
     </w:tblStylePr>
     <w:tblStylePr w:type="band1Horz">
@@ -4486,7 +4384,7 @@
           <w:insideH w:val="nil"/>
           <w:insideV w:val="nil"/>
         </w:tcBorders>
-        <w:shd w:val="clear" w:color="auto" w:fill="D9E3E7" w:themeFill="accent6" w:themeFillTint="3F"/>
+        <w:shd w:val="clear" w:color="auto" w:fill="F4C4C4" w:themeFill="accent6" w:themeFillTint="3F"/>
       </w:tcPr>
     </w:tblStylePr>
   </w:style>
@@ -4587,10 +4485,10 @@
       <w:tblStyleRowBandSize w:val="1"/>
       <w:tblStyleColBandSize w:val="1"/>
       <w:tblBorders>
-        <w:top w:val="single" w:sz="8" w:space="0" w:color="B71E42" w:themeColor="accent1"/>
-        <w:left w:val="single" w:sz="8" w:space="0" w:color="B71E42" w:themeColor="accent1"/>
-        <w:bottom w:val="single" w:sz="8" w:space="0" w:color="B71E42" w:themeColor="accent1"/>
-        <w:right w:val="single" w:sz="8" w:space="0" w:color="B71E42" w:themeColor="accent1"/>
+        <w:top w:val="single" w:sz="8" w:space="0" w:color="052F61" w:themeColor="accent1"/>
+        <w:left w:val="single" w:sz="8" w:space="0" w:color="052F61" w:themeColor="accent1"/>
+        <w:bottom w:val="single" w:sz="8" w:space="0" w:color="052F61" w:themeColor="accent1"/>
+        <w:right w:val="single" w:sz="8" w:space="0" w:color="052F61" w:themeColor="accent1"/>
       </w:tblBorders>
     </w:tblPr>
     <w:tblStylePr w:type="firstRow">
@@ -4604,7 +4502,7 @@
       </w:rPr>
       <w:tblPr/>
       <w:tcPr>
-        <w:shd w:val="clear" w:color="auto" w:fill="B71E42" w:themeFill="accent1"/>
+        <w:shd w:val="clear" w:color="auto" w:fill="052F61" w:themeFill="accent1"/>
       </w:tcPr>
     </w:tblStylePr>
     <w:tblStylePr w:type="lastRow">
@@ -4618,10 +4516,10 @@
       <w:tblPr/>
       <w:tcPr>
         <w:tcBorders>
-          <w:top w:val="double" w:sz="6" w:space="0" w:color="B71E42" w:themeColor="accent1"/>
-          <w:left w:val="single" w:sz="8" w:space="0" w:color="B71E42" w:themeColor="accent1"/>
-          <w:bottom w:val="single" w:sz="8" w:space="0" w:color="B71E42" w:themeColor="accent1"/>
-          <w:right w:val="single" w:sz="8" w:space="0" w:color="B71E42" w:themeColor="accent1"/>
+          <w:top w:val="double" w:sz="6" w:space="0" w:color="052F61" w:themeColor="accent1"/>
+          <w:left w:val="single" w:sz="8" w:space="0" w:color="052F61" w:themeColor="accent1"/>
+          <w:bottom w:val="single" w:sz="8" w:space="0" w:color="052F61" w:themeColor="accent1"/>
+          <w:right w:val="single" w:sz="8" w:space="0" w:color="052F61" w:themeColor="accent1"/>
         </w:tcBorders>
       </w:tcPr>
     </w:tblStylePr>
@@ -4641,10 +4539,10 @@
       <w:tblPr/>
       <w:tcPr>
         <w:tcBorders>
-          <w:top w:val="single" w:sz="8" w:space="0" w:color="B71E42" w:themeColor="accent1"/>
-          <w:left w:val="single" w:sz="8" w:space="0" w:color="B71E42" w:themeColor="accent1"/>
-          <w:bottom w:val="single" w:sz="8" w:space="0" w:color="B71E42" w:themeColor="accent1"/>
-          <w:right w:val="single" w:sz="8" w:space="0" w:color="B71E42" w:themeColor="accent1"/>
+          <w:top w:val="single" w:sz="8" w:space="0" w:color="052F61" w:themeColor="accent1"/>
+          <w:left w:val="single" w:sz="8" w:space="0" w:color="052F61" w:themeColor="accent1"/>
+          <w:bottom w:val="single" w:sz="8" w:space="0" w:color="052F61" w:themeColor="accent1"/>
+          <w:right w:val="single" w:sz="8" w:space="0" w:color="052F61" w:themeColor="accent1"/>
         </w:tcBorders>
       </w:tcPr>
     </w:tblStylePr>
@@ -4652,10 +4550,10 @@
       <w:tblPr/>
       <w:tcPr>
         <w:tcBorders>
-          <w:top w:val="single" w:sz="8" w:space="0" w:color="B71E42" w:themeColor="accent1"/>
-          <w:left w:val="single" w:sz="8" w:space="0" w:color="B71E42" w:themeColor="accent1"/>
-          <w:bottom w:val="single" w:sz="8" w:space="0" w:color="B71E42" w:themeColor="accent1"/>
-          <w:right w:val="single" w:sz="8" w:space="0" w:color="B71E42" w:themeColor="accent1"/>
+          <w:top w:val="single" w:sz="8" w:space="0" w:color="052F61" w:themeColor="accent1"/>
+          <w:left w:val="single" w:sz="8" w:space="0" w:color="052F61" w:themeColor="accent1"/>
+          <w:bottom w:val="single" w:sz="8" w:space="0" w:color="052F61" w:themeColor="accent1"/>
+          <w:right w:val="single" w:sz="8" w:space="0" w:color="052F61" w:themeColor="accent1"/>
         </w:tcBorders>
       </w:tcPr>
     </w:tblStylePr>
@@ -4672,10 +4570,10 @@
       <w:tblStyleRowBandSize w:val="1"/>
       <w:tblStyleColBandSize w:val="1"/>
       <w:tblBorders>
-        <w:top w:val="single" w:sz="8" w:space="0" w:color="DE478E" w:themeColor="accent2"/>
-        <w:left w:val="single" w:sz="8" w:space="0" w:color="DE478E" w:themeColor="accent2"/>
-        <w:bottom w:val="single" w:sz="8" w:space="0" w:color="DE478E" w:themeColor="accent2"/>
-        <w:right w:val="single" w:sz="8" w:space="0" w:color="DE478E" w:themeColor="accent2"/>
+        <w:top w:val="single" w:sz="8" w:space="0" w:color="A50E82" w:themeColor="accent2"/>
+        <w:left w:val="single" w:sz="8" w:space="0" w:color="A50E82" w:themeColor="accent2"/>
+        <w:bottom w:val="single" w:sz="8" w:space="0" w:color="A50E82" w:themeColor="accent2"/>
+        <w:right w:val="single" w:sz="8" w:space="0" w:color="A50E82" w:themeColor="accent2"/>
       </w:tblBorders>
     </w:tblPr>
     <w:tblStylePr w:type="firstRow">
@@ -4689,7 +4587,7 @@
       </w:rPr>
       <w:tblPr/>
       <w:tcPr>
-        <w:shd w:val="clear" w:color="auto" w:fill="DE478E" w:themeFill="accent2"/>
+        <w:shd w:val="clear" w:color="auto" w:fill="A50E82" w:themeFill="accent2"/>
       </w:tcPr>
     </w:tblStylePr>
     <w:tblStylePr w:type="lastRow">
@@ -4703,10 +4601,10 @@
       <w:tblPr/>
       <w:tcPr>
         <w:tcBorders>
-          <w:top w:val="double" w:sz="6" w:space="0" w:color="DE478E" w:themeColor="accent2"/>
-          <w:left w:val="single" w:sz="8" w:space="0" w:color="DE478E" w:themeColor="accent2"/>
-          <w:bottom w:val="single" w:sz="8" w:space="0" w:color="DE478E" w:themeColor="accent2"/>
-          <w:right w:val="single" w:sz="8" w:space="0" w:color="DE478E" w:themeColor="accent2"/>
+          <w:top w:val="double" w:sz="6" w:space="0" w:color="A50E82" w:themeColor="accent2"/>
+          <w:left w:val="single" w:sz="8" w:space="0" w:color="A50E82" w:themeColor="accent2"/>
+          <w:bottom w:val="single" w:sz="8" w:space="0" w:color="A50E82" w:themeColor="accent2"/>
+          <w:right w:val="single" w:sz="8" w:space="0" w:color="A50E82" w:themeColor="accent2"/>
         </w:tcBorders>
       </w:tcPr>
     </w:tblStylePr>
@@ -4726,10 +4624,10 @@
       <w:tblPr/>
       <w:tcPr>
         <w:tcBorders>
-          <w:top w:val="single" w:sz="8" w:space="0" w:color="DE478E" w:themeColor="accent2"/>
-          <w:left w:val="single" w:sz="8" w:space="0" w:color="DE478E" w:themeColor="accent2"/>
-          <w:bottom w:val="single" w:sz="8" w:space="0" w:color="DE478E" w:themeColor="accent2"/>
-          <w:right w:val="single" w:sz="8" w:space="0" w:color="DE478E" w:themeColor="accent2"/>
+          <w:top w:val="single" w:sz="8" w:space="0" w:color="A50E82" w:themeColor="accent2"/>
+          <w:left w:val="single" w:sz="8" w:space="0" w:color="A50E82" w:themeColor="accent2"/>
+          <w:bottom w:val="single" w:sz="8" w:space="0" w:color="A50E82" w:themeColor="accent2"/>
+          <w:right w:val="single" w:sz="8" w:space="0" w:color="A50E82" w:themeColor="accent2"/>
         </w:tcBorders>
       </w:tcPr>
     </w:tblStylePr>
@@ -4737,10 +4635,10 @@
       <w:tblPr/>
       <w:tcPr>
         <w:tcBorders>
-          <w:top w:val="single" w:sz="8" w:space="0" w:color="DE478E" w:themeColor="accent2"/>
-          <w:left w:val="single" w:sz="8" w:space="0" w:color="DE478E" w:themeColor="accent2"/>
-          <w:bottom w:val="single" w:sz="8" w:space="0" w:color="DE478E" w:themeColor="accent2"/>
-          <w:right w:val="single" w:sz="8" w:space="0" w:color="DE478E" w:themeColor="accent2"/>
+          <w:top w:val="single" w:sz="8" w:space="0" w:color="A50E82" w:themeColor="accent2"/>
+          <w:left w:val="single" w:sz="8" w:space="0" w:color="A50E82" w:themeColor="accent2"/>
+          <w:bottom w:val="single" w:sz="8" w:space="0" w:color="A50E82" w:themeColor="accent2"/>
+          <w:right w:val="single" w:sz="8" w:space="0" w:color="A50E82" w:themeColor="accent2"/>
         </w:tcBorders>
       </w:tcPr>
     </w:tblStylePr>
@@ -4757,10 +4655,10 @@
       <w:tblStyleRowBandSize w:val="1"/>
       <w:tblStyleColBandSize w:val="1"/>
       <w:tblBorders>
-        <w:top w:val="single" w:sz="8" w:space="0" w:color="BC72F0" w:themeColor="accent3"/>
-        <w:left w:val="single" w:sz="8" w:space="0" w:color="BC72F0" w:themeColor="accent3"/>
-        <w:bottom w:val="single" w:sz="8" w:space="0" w:color="BC72F0" w:themeColor="accent3"/>
-        <w:right w:val="single" w:sz="8" w:space="0" w:color="BC72F0" w:themeColor="accent3"/>
+        <w:top w:val="single" w:sz="8" w:space="0" w:color="14967C" w:themeColor="accent3"/>
+        <w:left w:val="single" w:sz="8" w:space="0" w:color="14967C" w:themeColor="accent3"/>
+        <w:bottom w:val="single" w:sz="8" w:space="0" w:color="14967C" w:themeColor="accent3"/>
+        <w:right w:val="single" w:sz="8" w:space="0" w:color="14967C" w:themeColor="accent3"/>
       </w:tblBorders>
     </w:tblPr>
     <w:tblStylePr w:type="firstRow">
@@ -4774,7 +4672,7 @@
       </w:rPr>
       <w:tblPr/>
       <w:tcPr>
-        <w:shd w:val="clear" w:color="auto" w:fill="BC72F0" w:themeFill="accent3"/>
+        <w:shd w:val="clear" w:color="auto" w:fill="14967C" w:themeFill="accent3"/>
       </w:tcPr>
     </w:tblStylePr>
     <w:tblStylePr w:type="lastRow">
@@ -4788,10 +4686,10 @@
       <w:tblPr/>
       <w:tcPr>
         <w:tcBorders>
-          <w:top w:val="double" w:sz="6" w:space="0" w:color="BC72F0" w:themeColor="accent3"/>
-          <w:left w:val="single" w:sz="8" w:space="0" w:color="BC72F0" w:themeColor="accent3"/>
-          <w:bottom w:val="single" w:sz="8" w:space="0" w:color="BC72F0" w:themeColor="accent3"/>
-          <w:right w:val="single" w:sz="8" w:space="0" w:color="BC72F0" w:themeColor="accent3"/>
+          <w:top w:val="double" w:sz="6" w:space="0" w:color="14967C" w:themeColor="accent3"/>
+          <w:left w:val="single" w:sz="8" w:space="0" w:color="14967C" w:themeColor="accent3"/>
+          <w:bottom w:val="single" w:sz="8" w:space="0" w:color="14967C" w:themeColor="accent3"/>
+          <w:right w:val="single" w:sz="8" w:space="0" w:color="14967C" w:themeColor="accent3"/>
         </w:tcBorders>
       </w:tcPr>
     </w:tblStylePr>
@@ -4811,10 +4709,10 @@
       <w:tblPr/>
       <w:tcPr>
         <w:tcBorders>
-          <w:top w:val="single" w:sz="8" w:space="0" w:color="BC72F0" w:themeColor="accent3"/>
-          <w:left w:val="single" w:sz="8" w:space="0" w:color="BC72F0" w:themeColor="accent3"/>
-          <w:bottom w:val="single" w:sz="8" w:space="0" w:color="BC72F0" w:themeColor="accent3"/>
-          <w:right w:val="single" w:sz="8" w:space="0" w:color="BC72F0" w:themeColor="accent3"/>
+          <w:top w:val="single" w:sz="8" w:space="0" w:color="14967C" w:themeColor="accent3"/>
+          <w:left w:val="single" w:sz="8" w:space="0" w:color="14967C" w:themeColor="accent3"/>
+          <w:bottom w:val="single" w:sz="8" w:space="0" w:color="14967C" w:themeColor="accent3"/>
+          <w:right w:val="single" w:sz="8" w:space="0" w:color="14967C" w:themeColor="accent3"/>
         </w:tcBorders>
       </w:tcPr>
     </w:tblStylePr>
@@ -4822,10 +4720,10 @@
       <w:tblPr/>
       <w:tcPr>
         <w:tcBorders>
-          <w:top w:val="single" w:sz="8" w:space="0" w:color="BC72F0" w:themeColor="accent3"/>
-          <w:left w:val="single" w:sz="8" w:space="0" w:color="BC72F0" w:themeColor="accent3"/>
-          <w:bottom w:val="single" w:sz="8" w:space="0" w:color="BC72F0" w:themeColor="accent3"/>
-          <w:right w:val="single" w:sz="8" w:space="0" w:color="BC72F0" w:themeColor="accent3"/>
+          <w:top w:val="single" w:sz="8" w:space="0" w:color="14967C" w:themeColor="accent3"/>
+          <w:left w:val="single" w:sz="8" w:space="0" w:color="14967C" w:themeColor="accent3"/>
+          <w:bottom w:val="single" w:sz="8" w:space="0" w:color="14967C" w:themeColor="accent3"/>
+          <w:right w:val="single" w:sz="8" w:space="0" w:color="14967C" w:themeColor="accent3"/>
         </w:tcBorders>
       </w:tcPr>
     </w:tblStylePr>
@@ -4842,10 +4740,10 @@
       <w:tblStyleRowBandSize w:val="1"/>
       <w:tblStyleColBandSize w:val="1"/>
       <w:tblBorders>
-        <w:top w:val="single" w:sz="8" w:space="0" w:color="795FAF" w:themeColor="accent4"/>
-        <w:left w:val="single" w:sz="8" w:space="0" w:color="795FAF" w:themeColor="accent4"/>
-        <w:bottom w:val="single" w:sz="8" w:space="0" w:color="795FAF" w:themeColor="accent4"/>
-        <w:right w:val="single" w:sz="8" w:space="0" w:color="795FAF" w:themeColor="accent4"/>
+        <w:top w:val="single" w:sz="8" w:space="0" w:color="6A9E1F" w:themeColor="accent4"/>
+        <w:left w:val="single" w:sz="8" w:space="0" w:color="6A9E1F" w:themeColor="accent4"/>
+        <w:bottom w:val="single" w:sz="8" w:space="0" w:color="6A9E1F" w:themeColor="accent4"/>
+        <w:right w:val="single" w:sz="8" w:space="0" w:color="6A9E1F" w:themeColor="accent4"/>
       </w:tblBorders>
     </w:tblPr>
     <w:tblStylePr w:type="firstRow">
@@ -4859,7 +4757,7 @@
       </w:rPr>
       <w:tblPr/>
       <w:tcPr>
-        <w:shd w:val="clear" w:color="auto" w:fill="795FAF" w:themeFill="accent4"/>
+        <w:shd w:val="clear" w:color="auto" w:fill="6A9E1F" w:themeFill="accent4"/>
       </w:tcPr>
     </w:tblStylePr>
     <w:tblStylePr w:type="lastRow">
@@ -4873,10 +4771,10 @@
       <w:tblPr/>
       <w:tcPr>
         <w:tcBorders>
-          <w:top w:val="double" w:sz="6" w:space="0" w:color="795FAF" w:themeColor="accent4"/>
-          <w:left w:val="single" w:sz="8" w:space="0" w:color="795FAF" w:themeColor="accent4"/>
-          <w:bottom w:val="single" w:sz="8" w:space="0" w:color="795FAF" w:themeColor="accent4"/>
-          <w:right w:val="single" w:sz="8" w:space="0" w:color="795FAF" w:themeColor="accent4"/>
+          <w:top w:val="double" w:sz="6" w:space="0" w:color="6A9E1F" w:themeColor="accent4"/>
+          <w:left w:val="single" w:sz="8" w:space="0" w:color="6A9E1F" w:themeColor="accent4"/>
+          <w:bottom w:val="single" w:sz="8" w:space="0" w:color="6A9E1F" w:themeColor="accent4"/>
+          <w:right w:val="single" w:sz="8" w:space="0" w:color="6A9E1F" w:themeColor="accent4"/>
         </w:tcBorders>
       </w:tcPr>
     </w:tblStylePr>
@@ -4896,10 +4794,10 @@
       <w:tblPr/>
       <w:tcPr>
         <w:tcBorders>
-          <w:top w:val="single" w:sz="8" w:space="0" w:color="795FAF" w:themeColor="accent4"/>
-          <w:left w:val="single" w:sz="8" w:space="0" w:color="795FAF" w:themeColor="accent4"/>
-          <w:bottom w:val="single" w:sz="8" w:space="0" w:color="795FAF" w:themeColor="accent4"/>
-          <w:right w:val="single" w:sz="8" w:space="0" w:color="795FAF" w:themeColor="accent4"/>
+          <w:top w:val="single" w:sz="8" w:space="0" w:color="6A9E1F" w:themeColor="accent4"/>
+          <w:left w:val="single" w:sz="8" w:space="0" w:color="6A9E1F" w:themeColor="accent4"/>
+          <w:bottom w:val="single" w:sz="8" w:space="0" w:color="6A9E1F" w:themeColor="accent4"/>
+          <w:right w:val="single" w:sz="8" w:space="0" w:color="6A9E1F" w:themeColor="accent4"/>
         </w:tcBorders>
       </w:tcPr>
     </w:tblStylePr>
@@ -4907,10 +4805,10 @@
       <w:tblPr/>
       <w:tcPr>
         <w:tcBorders>
-          <w:top w:val="single" w:sz="8" w:space="0" w:color="795FAF" w:themeColor="accent4"/>
-          <w:left w:val="single" w:sz="8" w:space="0" w:color="795FAF" w:themeColor="accent4"/>
-          <w:bottom w:val="single" w:sz="8" w:space="0" w:color="795FAF" w:themeColor="accent4"/>
-          <w:right w:val="single" w:sz="8" w:space="0" w:color="795FAF" w:themeColor="accent4"/>
+          <w:top w:val="single" w:sz="8" w:space="0" w:color="6A9E1F" w:themeColor="accent4"/>
+          <w:left w:val="single" w:sz="8" w:space="0" w:color="6A9E1F" w:themeColor="accent4"/>
+          <w:bottom w:val="single" w:sz="8" w:space="0" w:color="6A9E1F" w:themeColor="accent4"/>
+          <w:right w:val="single" w:sz="8" w:space="0" w:color="6A9E1F" w:themeColor="accent4"/>
         </w:tcBorders>
       </w:tcPr>
     </w:tblStylePr>
@@ -4927,10 +4825,10 @@
       <w:tblStyleRowBandSize w:val="1"/>
       <w:tblStyleColBandSize w:val="1"/>
       <w:tblBorders>
-        <w:top w:val="single" w:sz="8" w:space="0" w:color="586EA6" w:themeColor="accent5"/>
-        <w:left w:val="single" w:sz="8" w:space="0" w:color="586EA6" w:themeColor="accent5"/>
-        <w:bottom w:val="single" w:sz="8" w:space="0" w:color="586EA6" w:themeColor="accent5"/>
-        <w:right w:val="single" w:sz="8" w:space="0" w:color="586EA6" w:themeColor="accent5"/>
+        <w:top w:val="single" w:sz="8" w:space="0" w:color="E87D37" w:themeColor="accent5"/>
+        <w:left w:val="single" w:sz="8" w:space="0" w:color="E87D37" w:themeColor="accent5"/>
+        <w:bottom w:val="single" w:sz="8" w:space="0" w:color="E87D37" w:themeColor="accent5"/>
+        <w:right w:val="single" w:sz="8" w:space="0" w:color="E87D37" w:themeColor="accent5"/>
       </w:tblBorders>
     </w:tblPr>
     <w:tblStylePr w:type="firstRow">
@@ -4944,7 +4842,7 @@
       </w:rPr>
       <w:tblPr/>
       <w:tcPr>
-        <w:shd w:val="clear" w:color="auto" w:fill="586EA6" w:themeFill="accent5"/>
+        <w:shd w:val="clear" w:color="auto" w:fill="E87D37" w:themeFill="accent5"/>
       </w:tcPr>
     </w:tblStylePr>
     <w:tblStylePr w:type="lastRow">
@@ -4958,10 +4856,10 @@
       <w:tblPr/>
       <w:tcPr>
         <w:tcBorders>
-          <w:top w:val="double" w:sz="6" w:space="0" w:color="586EA6" w:themeColor="accent5"/>
-          <w:left w:val="single" w:sz="8" w:space="0" w:color="586EA6" w:themeColor="accent5"/>
-          <w:bottom w:val="single" w:sz="8" w:space="0" w:color="586EA6" w:themeColor="accent5"/>
-          <w:right w:val="single" w:sz="8" w:space="0" w:color="586EA6" w:themeColor="accent5"/>
+          <w:top w:val="double" w:sz="6" w:space="0" w:color="E87D37" w:themeColor="accent5"/>
+          <w:left w:val="single" w:sz="8" w:space="0" w:color="E87D37" w:themeColor="accent5"/>
+          <w:bottom w:val="single" w:sz="8" w:space="0" w:color="E87D37" w:themeColor="accent5"/>
+          <w:right w:val="single" w:sz="8" w:space="0" w:color="E87D37" w:themeColor="accent5"/>
         </w:tcBorders>
       </w:tcPr>
     </w:tblStylePr>
@@ -4981,10 +4879,10 @@
       <w:tblPr/>
       <w:tcPr>
         <w:tcBorders>
-          <w:top w:val="single" w:sz="8" w:space="0" w:color="586EA6" w:themeColor="accent5"/>
-          <w:left w:val="single" w:sz="8" w:space="0" w:color="586EA6" w:themeColor="accent5"/>
-          <w:bottom w:val="single" w:sz="8" w:space="0" w:color="586EA6" w:themeColor="accent5"/>
-          <w:right w:val="single" w:sz="8" w:space="0" w:color="586EA6" w:themeColor="accent5"/>
+          <w:top w:val="single" w:sz="8" w:space="0" w:color="E87D37" w:themeColor="accent5"/>
+          <w:left w:val="single" w:sz="8" w:space="0" w:color="E87D37" w:themeColor="accent5"/>
+          <w:bottom w:val="single" w:sz="8" w:space="0" w:color="E87D37" w:themeColor="accent5"/>
+          <w:right w:val="single" w:sz="8" w:space="0" w:color="E87D37" w:themeColor="accent5"/>
         </w:tcBorders>
       </w:tcPr>
     </w:tblStylePr>
@@ -4992,10 +4890,10 @@
       <w:tblPr/>
       <w:tcPr>
         <w:tcBorders>
-          <w:top w:val="single" w:sz="8" w:space="0" w:color="586EA6" w:themeColor="accent5"/>
-          <w:left w:val="single" w:sz="8" w:space="0" w:color="586EA6" w:themeColor="accent5"/>
-          <w:bottom w:val="single" w:sz="8" w:space="0" w:color="586EA6" w:themeColor="accent5"/>
-          <w:right w:val="single" w:sz="8" w:space="0" w:color="586EA6" w:themeColor="accent5"/>
+          <w:top w:val="single" w:sz="8" w:space="0" w:color="E87D37" w:themeColor="accent5"/>
+          <w:left w:val="single" w:sz="8" w:space="0" w:color="E87D37" w:themeColor="accent5"/>
+          <w:bottom w:val="single" w:sz="8" w:space="0" w:color="E87D37" w:themeColor="accent5"/>
+          <w:right w:val="single" w:sz="8" w:space="0" w:color="E87D37" w:themeColor="accent5"/>
         </w:tcBorders>
       </w:tcPr>
     </w:tblStylePr>
@@ -5012,10 +4910,10 @@
       <w:tblStyleRowBandSize w:val="1"/>
       <w:tblStyleColBandSize w:val="1"/>
       <w:tblBorders>
-        <w:top w:val="single" w:sz="8" w:space="0" w:color="6892A0" w:themeColor="accent6"/>
-        <w:left w:val="single" w:sz="8" w:space="0" w:color="6892A0" w:themeColor="accent6"/>
-        <w:bottom w:val="single" w:sz="8" w:space="0" w:color="6892A0" w:themeColor="accent6"/>
-        <w:right w:val="single" w:sz="8" w:space="0" w:color="6892A0" w:themeColor="accent6"/>
+        <w:top w:val="single" w:sz="8" w:space="0" w:color="C62324" w:themeColor="accent6"/>
+        <w:left w:val="single" w:sz="8" w:space="0" w:color="C62324" w:themeColor="accent6"/>
+        <w:bottom w:val="single" w:sz="8" w:space="0" w:color="C62324" w:themeColor="accent6"/>
+        <w:right w:val="single" w:sz="8" w:space="0" w:color="C62324" w:themeColor="accent6"/>
       </w:tblBorders>
     </w:tblPr>
     <w:tblStylePr w:type="firstRow">
@@ -5029,7 +4927,7 @@
       </w:rPr>
       <w:tblPr/>
       <w:tcPr>
-        <w:shd w:val="clear" w:color="auto" w:fill="6892A0" w:themeFill="accent6"/>
+        <w:shd w:val="clear" w:color="auto" w:fill="C62324" w:themeFill="accent6"/>
       </w:tcPr>
     </w:tblStylePr>
     <w:tblStylePr w:type="lastRow">
@@ -5043,10 +4941,10 @@
       <w:tblPr/>
       <w:tcPr>
         <w:tcBorders>
-          <w:top w:val="double" w:sz="6" w:space="0" w:color="6892A0" w:themeColor="accent6"/>
-          <w:left w:val="single" w:sz="8" w:space="0" w:color="6892A0" w:themeColor="accent6"/>
-          <w:bottom w:val="single" w:sz="8" w:space="0" w:color="6892A0" w:themeColor="accent6"/>
-          <w:right w:val="single" w:sz="8" w:space="0" w:color="6892A0" w:themeColor="accent6"/>
+          <w:top w:val="double" w:sz="6" w:space="0" w:color="C62324" w:themeColor="accent6"/>
+          <w:left w:val="single" w:sz="8" w:space="0" w:color="C62324" w:themeColor="accent6"/>
+          <w:bottom w:val="single" w:sz="8" w:space="0" w:color="C62324" w:themeColor="accent6"/>
+          <w:right w:val="single" w:sz="8" w:space="0" w:color="C62324" w:themeColor="accent6"/>
         </w:tcBorders>
       </w:tcPr>
     </w:tblStylePr>
@@ -5066,10 +4964,10 @@
       <w:tblPr/>
       <w:tcPr>
         <w:tcBorders>
-          <w:top w:val="single" w:sz="8" w:space="0" w:color="6892A0" w:themeColor="accent6"/>
-          <w:left w:val="single" w:sz="8" w:space="0" w:color="6892A0" w:themeColor="accent6"/>
-          <w:bottom w:val="single" w:sz="8" w:space="0" w:color="6892A0" w:themeColor="accent6"/>
-          <w:right w:val="single" w:sz="8" w:space="0" w:color="6892A0" w:themeColor="accent6"/>
+          <w:top w:val="single" w:sz="8" w:space="0" w:color="C62324" w:themeColor="accent6"/>
+          <w:left w:val="single" w:sz="8" w:space="0" w:color="C62324" w:themeColor="accent6"/>
+          <w:bottom w:val="single" w:sz="8" w:space="0" w:color="C62324" w:themeColor="accent6"/>
+          <w:right w:val="single" w:sz="8" w:space="0" w:color="C62324" w:themeColor="accent6"/>
         </w:tcBorders>
       </w:tcPr>
     </w:tblStylePr>
@@ -5077,10 +4975,10 @@
       <w:tblPr/>
       <w:tcPr>
         <w:tcBorders>
-          <w:top w:val="single" w:sz="8" w:space="0" w:color="6892A0" w:themeColor="accent6"/>
-          <w:left w:val="single" w:sz="8" w:space="0" w:color="6892A0" w:themeColor="accent6"/>
-          <w:bottom w:val="single" w:sz="8" w:space="0" w:color="6892A0" w:themeColor="accent6"/>
-          <w:right w:val="single" w:sz="8" w:space="0" w:color="6892A0" w:themeColor="accent6"/>
+          <w:top w:val="single" w:sz="8" w:space="0" w:color="C62324" w:themeColor="accent6"/>
+          <w:left w:val="single" w:sz="8" w:space="0" w:color="C62324" w:themeColor="accent6"/>
+          <w:bottom w:val="single" w:sz="8" w:space="0" w:color="C62324" w:themeColor="accent6"/>
+          <w:right w:val="single" w:sz="8" w:space="0" w:color="C62324" w:themeColor="accent6"/>
         </w:tcBorders>
       </w:tcPr>
     </w:tblStylePr>
@@ -5220,12 +5118,12 @@
       <w:tblStyleRowBandSize w:val="1"/>
       <w:tblStyleColBandSize w:val="1"/>
       <w:tblBorders>
-        <w:top w:val="single" w:sz="8" w:space="0" w:color="B71E42" w:themeColor="accent1"/>
-        <w:left w:val="single" w:sz="8" w:space="0" w:color="B71E42" w:themeColor="accent1"/>
-        <w:bottom w:val="single" w:sz="8" w:space="0" w:color="B71E42" w:themeColor="accent1"/>
-        <w:right w:val="single" w:sz="8" w:space="0" w:color="B71E42" w:themeColor="accent1"/>
-        <w:insideH w:val="single" w:sz="8" w:space="0" w:color="B71E42" w:themeColor="accent1"/>
-        <w:insideV w:val="single" w:sz="8" w:space="0" w:color="B71E42" w:themeColor="accent1"/>
+        <w:top w:val="single" w:sz="8" w:space="0" w:color="052F61" w:themeColor="accent1"/>
+        <w:left w:val="single" w:sz="8" w:space="0" w:color="052F61" w:themeColor="accent1"/>
+        <w:bottom w:val="single" w:sz="8" w:space="0" w:color="052F61" w:themeColor="accent1"/>
+        <w:right w:val="single" w:sz="8" w:space="0" w:color="052F61" w:themeColor="accent1"/>
+        <w:insideH w:val="single" w:sz="8" w:space="0" w:color="052F61" w:themeColor="accent1"/>
+        <w:insideV w:val="single" w:sz="8" w:space="0" w:color="052F61" w:themeColor="accent1"/>
       </w:tblBorders>
     </w:tblPr>
     <w:tblStylePr w:type="firstRow">
@@ -5240,12 +5138,12 @@
       <w:tblPr/>
       <w:tcPr>
         <w:tcBorders>
-          <w:top w:val="single" w:sz="8" w:space="0" w:color="B71E42" w:themeColor="accent1"/>
-          <w:left w:val="single" w:sz="8" w:space="0" w:color="B71E42" w:themeColor="accent1"/>
-          <w:bottom w:val="single" w:sz="18" w:space="0" w:color="B71E42" w:themeColor="accent1"/>
-          <w:right w:val="single" w:sz="8" w:space="0" w:color="B71E42" w:themeColor="accent1"/>
-          <w:insideH w:val="nil"/>
-          <w:insideV w:val="single" w:sz="8" w:space="0" w:color="B71E42" w:themeColor="accent1"/>
+          <w:top w:val="single" w:sz="8" w:space="0" w:color="052F61" w:themeColor="accent1"/>
+          <w:left w:val="single" w:sz="8" w:space="0" w:color="052F61" w:themeColor="accent1"/>
+          <w:bottom w:val="single" w:sz="18" w:space="0" w:color="052F61" w:themeColor="accent1"/>
+          <w:right w:val="single" w:sz="8" w:space="0" w:color="052F61" w:themeColor="accent1"/>
+          <w:insideH w:val="nil"/>
+          <w:insideV w:val="single" w:sz="8" w:space="0" w:color="052F61" w:themeColor="accent1"/>
         </w:tcBorders>
       </w:tcPr>
     </w:tblStylePr>
@@ -5261,12 +5159,12 @@
       <w:tblPr/>
       <w:tcPr>
         <w:tcBorders>
-          <w:top w:val="double" w:sz="6" w:space="0" w:color="B71E42" w:themeColor="accent1"/>
-          <w:left w:val="single" w:sz="8" w:space="0" w:color="B71E42" w:themeColor="accent1"/>
-          <w:bottom w:val="single" w:sz="8" w:space="0" w:color="B71E42" w:themeColor="accent1"/>
-          <w:right w:val="single" w:sz="8" w:space="0" w:color="B71E42" w:themeColor="accent1"/>
-          <w:insideH w:val="nil"/>
-          <w:insideV w:val="single" w:sz="8" w:space="0" w:color="B71E42" w:themeColor="accent1"/>
+          <w:top w:val="double" w:sz="6" w:space="0" w:color="052F61" w:themeColor="accent1"/>
+          <w:left w:val="single" w:sz="8" w:space="0" w:color="052F61" w:themeColor="accent1"/>
+          <w:bottom w:val="single" w:sz="8" w:space="0" w:color="052F61" w:themeColor="accent1"/>
+          <w:right w:val="single" w:sz="8" w:space="0" w:color="052F61" w:themeColor="accent1"/>
+          <w:insideH w:val="nil"/>
+          <w:insideV w:val="single" w:sz="8" w:space="0" w:color="052F61" w:themeColor="accent1"/>
         </w:tcBorders>
       </w:tcPr>
     </w:tblStylePr>
@@ -5286,10 +5184,10 @@
       <w:tblPr/>
       <w:tcPr>
         <w:tcBorders>
-          <w:top w:val="single" w:sz="8" w:space="0" w:color="B71E42" w:themeColor="accent1"/>
-          <w:left w:val="single" w:sz="8" w:space="0" w:color="B71E42" w:themeColor="accent1"/>
-          <w:bottom w:val="single" w:sz="8" w:space="0" w:color="B71E42" w:themeColor="accent1"/>
-          <w:right w:val="single" w:sz="8" w:space="0" w:color="B71E42" w:themeColor="accent1"/>
+          <w:top w:val="single" w:sz="8" w:space="0" w:color="052F61" w:themeColor="accent1"/>
+          <w:left w:val="single" w:sz="8" w:space="0" w:color="052F61" w:themeColor="accent1"/>
+          <w:bottom w:val="single" w:sz="8" w:space="0" w:color="052F61" w:themeColor="accent1"/>
+          <w:right w:val="single" w:sz="8" w:space="0" w:color="052F61" w:themeColor="accent1"/>
         </w:tcBorders>
       </w:tcPr>
     </w:tblStylePr>
@@ -5297,36 +5195,36 @@
       <w:tblPr/>
       <w:tcPr>
         <w:tcBorders>
-          <w:top w:val="single" w:sz="8" w:space="0" w:color="B71E42" w:themeColor="accent1"/>
-          <w:left w:val="single" w:sz="8" w:space="0" w:color="B71E42" w:themeColor="accent1"/>
-          <w:bottom w:val="single" w:sz="8" w:space="0" w:color="B71E42" w:themeColor="accent1"/>
-          <w:right w:val="single" w:sz="8" w:space="0" w:color="B71E42" w:themeColor="accent1"/>
-        </w:tcBorders>
-        <w:shd w:val="clear" w:color="auto" w:fill="F4BFCC" w:themeFill="accent1" w:themeFillTint="3F"/>
+          <w:top w:val="single" w:sz="8" w:space="0" w:color="052F61" w:themeColor="accent1"/>
+          <w:left w:val="single" w:sz="8" w:space="0" w:color="052F61" w:themeColor="accent1"/>
+          <w:bottom w:val="single" w:sz="8" w:space="0" w:color="052F61" w:themeColor="accent1"/>
+          <w:right w:val="single" w:sz="8" w:space="0" w:color="052F61" w:themeColor="accent1"/>
+        </w:tcBorders>
+        <w:shd w:val="clear" w:color="auto" w:fill="9EC8FA" w:themeFill="accent1" w:themeFillTint="3F"/>
       </w:tcPr>
     </w:tblStylePr>
     <w:tblStylePr w:type="band1Horz">
       <w:tblPr/>
       <w:tcPr>
         <w:tcBorders>
-          <w:top w:val="single" w:sz="8" w:space="0" w:color="B71E42" w:themeColor="accent1"/>
-          <w:left w:val="single" w:sz="8" w:space="0" w:color="B71E42" w:themeColor="accent1"/>
-          <w:bottom w:val="single" w:sz="8" w:space="0" w:color="B71E42" w:themeColor="accent1"/>
-          <w:right w:val="single" w:sz="8" w:space="0" w:color="B71E42" w:themeColor="accent1"/>
-          <w:insideV w:val="single" w:sz="8" w:space="0" w:color="B71E42" w:themeColor="accent1"/>
-        </w:tcBorders>
-        <w:shd w:val="clear" w:color="auto" w:fill="F4BFCC" w:themeFill="accent1" w:themeFillTint="3F"/>
+          <w:top w:val="single" w:sz="8" w:space="0" w:color="052F61" w:themeColor="accent1"/>
+          <w:left w:val="single" w:sz="8" w:space="0" w:color="052F61" w:themeColor="accent1"/>
+          <w:bottom w:val="single" w:sz="8" w:space="0" w:color="052F61" w:themeColor="accent1"/>
+          <w:right w:val="single" w:sz="8" w:space="0" w:color="052F61" w:themeColor="accent1"/>
+          <w:insideV w:val="single" w:sz="8" w:space="0" w:color="052F61" w:themeColor="accent1"/>
+        </w:tcBorders>
+        <w:shd w:val="clear" w:color="auto" w:fill="9EC8FA" w:themeFill="accent1" w:themeFillTint="3F"/>
       </w:tcPr>
     </w:tblStylePr>
     <w:tblStylePr w:type="band2Horz">
       <w:tblPr/>
       <w:tcPr>
         <w:tcBorders>
-          <w:top w:val="single" w:sz="8" w:space="0" w:color="B71E42" w:themeColor="accent1"/>
-          <w:left w:val="single" w:sz="8" w:space="0" w:color="B71E42" w:themeColor="accent1"/>
-          <w:bottom w:val="single" w:sz="8" w:space="0" w:color="B71E42" w:themeColor="accent1"/>
-          <w:right w:val="single" w:sz="8" w:space="0" w:color="B71E42" w:themeColor="accent1"/>
-          <w:insideV w:val="single" w:sz="8" w:space="0" w:color="B71E42" w:themeColor="accent1"/>
+          <w:top w:val="single" w:sz="8" w:space="0" w:color="052F61" w:themeColor="accent1"/>
+          <w:left w:val="single" w:sz="8" w:space="0" w:color="052F61" w:themeColor="accent1"/>
+          <w:bottom w:val="single" w:sz="8" w:space="0" w:color="052F61" w:themeColor="accent1"/>
+          <w:right w:val="single" w:sz="8" w:space="0" w:color="052F61" w:themeColor="accent1"/>
+          <w:insideV w:val="single" w:sz="8" w:space="0" w:color="052F61" w:themeColor="accent1"/>
         </w:tcBorders>
       </w:tcPr>
     </w:tblStylePr>
@@ -5343,12 +5241,12 @@
       <w:tblStyleRowBandSize w:val="1"/>
       <w:tblStyleColBandSize w:val="1"/>
       <w:tblBorders>
-        <w:top w:val="single" w:sz="8" w:space="0" w:color="DE478E" w:themeColor="accent2"/>
-        <w:left w:val="single" w:sz="8" w:space="0" w:color="DE478E" w:themeColor="accent2"/>
-        <w:bottom w:val="single" w:sz="8" w:space="0" w:color="DE478E" w:themeColor="accent2"/>
-        <w:right w:val="single" w:sz="8" w:space="0" w:color="DE478E" w:themeColor="accent2"/>
-        <w:insideH w:val="single" w:sz="8" w:space="0" w:color="DE478E" w:themeColor="accent2"/>
-        <w:insideV w:val="single" w:sz="8" w:space="0" w:color="DE478E" w:themeColor="accent2"/>
+        <w:top w:val="single" w:sz="8" w:space="0" w:color="A50E82" w:themeColor="accent2"/>
+        <w:left w:val="single" w:sz="8" w:space="0" w:color="A50E82" w:themeColor="accent2"/>
+        <w:bottom w:val="single" w:sz="8" w:space="0" w:color="A50E82" w:themeColor="accent2"/>
+        <w:right w:val="single" w:sz="8" w:space="0" w:color="A50E82" w:themeColor="accent2"/>
+        <w:insideH w:val="single" w:sz="8" w:space="0" w:color="A50E82" w:themeColor="accent2"/>
+        <w:insideV w:val="single" w:sz="8" w:space="0" w:color="A50E82" w:themeColor="accent2"/>
       </w:tblBorders>
     </w:tblPr>
     <w:tblStylePr w:type="firstRow">
@@ -5363,12 +5261,12 @@
       <w:tblPr/>
       <w:tcPr>
         <w:tcBorders>
-          <w:top w:val="single" w:sz="8" w:space="0" w:color="DE478E" w:themeColor="accent2"/>
-          <w:left w:val="single" w:sz="8" w:space="0" w:color="DE478E" w:themeColor="accent2"/>
-          <w:bottom w:val="single" w:sz="18" w:space="0" w:color="DE478E" w:themeColor="accent2"/>
-          <w:right w:val="single" w:sz="8" w:space="0" w:color="DE478E" w:themeColor="accent2"/>
-          <w:insideH w:val="nil"/>
-          <w:insideV w:val="single" w:sz="8" w:space="0" w:color="DE478E" w:themeColor="accent2"/>
+          <w:top w:val="single" w:sz="8" w:space="0" w:color="A50E82" w:themeColor="accent2"/>
+          <w:left w:val="single" w:sz="8" w:space="0" w:color="A50E82" w:themeColor="accent2"/>
+          <w:bottom w:val="single" w:sz="18" w:space="0" w:color="A50E82" w:themeColor="accent2"/>
+          <w:right w:val="single" w:sz="8" w:space="0" w:color="A50E82" w:themeColor="accent2"/>
+          <w:insideH w:val="nil"/>
+          <w:insideV w:val="single" w:sz="8" w:space="0" w:color="A50E82" w:themeColor="accent2"/>
         </w:tcBorders>
       </w:tcPr>
     </w:tblStylePr>
@@ -5384,12 +5282,12 @@
       <w:tblPr/>
       <w:tcPr>
         <w:tcBorders>
-          <w:top w:val="double" w:sz="6" w:space="0" w:color="DE478E" w:themeColor="accent2"/>
-          <w:left w:val="single" w:sz="8" w:space="0" w:color="DE478E" w:themeColor="accent2"/>
-          <w:bottom w:val="single" w:sz="8" w:space="0" w:color="DE478E" w:themeColor="accent2"/>
-          <w:right w:val="single" w:sz="8" w:space="0" w:color="DE478E" w:themeColor="accent2"/>
-          <w:insideH w:val="nil"/>
-          <w:insideV w:val="single" w:sz="8" w:space="0" w:color="DE478E" w:themeColor="accent2"/>
+          <w:top w:val="double" w:sz="6" w:space="0" w:color="A50E82" w:themeColor="accent2"/>
+          <w:left w:val="single" w:sz="8" w:space="0" w:color="A50E82" w:themeColor="accent2"/>
+          <w:bottom w:val="single" w:sz="8" w:space="0" w:color="A50E82" w:themeColor="accent2"/>
+          <w:right w:val="single" w:sz="8" w:space="0" w:color="A50E82" w:themeColor="accent2"/>
+          <w:insideH w:val="nil"/>
+          <w:insideV w:val="single" w:sz="8" w:space="0" w:color="A50E82" w:themeColor="accent2"/>
         </w:tcBorders>
       </w:tcPr>
     </w:tblStylePr>
@@ -5409,10 +5307,10 @@
       <w:tblPr/>
       <w:tcPr>
         <w:tcBorders>
-          <w:top w:val="single" w:sz="8" w:space="0" w:color="DE478E" w:themeColor="accent2"/>
-          <w:left w:val="single" w:sz="8" w:space="0" w:color="DE478E" w:themeColor="accent2"/>
-          <w:bottom w:val="single" w:sz="8" w:space="0" w:color="DE478E" w:themeColor="accent2"/>
-          <w:right w:val="single" w:sz="8" w:space="0" w:color="DE478E" w:themeColor="accent2"/>
+          <w:top w:val="single" w:sz="8" w:space="0" w:color="A50E82" w:themeColor="accent2"/>
+          <w:left w:val="single" w:sz="8" w:space="0" w:color="A50E82" w:themeColor="accent2"/>
+          <w:bottom w:val="single" w:sz="8" w:space="0" w:color="A50E82" w:themeColor="accent2"/>
+          <w:right w:val="single" w:sz="8" w:space="0" w:color="A50E82" w:themeColor="accent2"/>
         </w:tcBorders>
       </w:tcPr>
     </w:tblStylePr>
@@ -5420,36 +5318,36 @@
       <w:tblPr/>
       <w:tcPr>
         <w:tcBorders>
-          <w:top w:val="single" w:sz="8" w:space="0" w:color="DE478E" w:themeColor="accent2"/>
-          <w:left w:val="single" w:sz="8" w:space="0" w:color="DE478E" w:themeColor="accent2"/>
-          <w:bottom w:val="single" w:sz="8" w:space="0" w:color="DE478E" w:themeColor="accent2"/>
-          <w:right w:val="single" w:sz="8" w:space="0" w:color="DE478E" w:themeColor="accent2"/>
-        </w:tcBorders>
-        <w:shd w:val="clear" w:color="auto" w:fill="F6D1E2" w:themeFill="accent2" w:themeFillTint="3F"/>
+          <w:top w:val="single" w:sz="8" w:space="0" w:color="A50E82" w:themeColor="accent2"/>
+          <w:left w:val="single" w:sz="8" w:space="0" w:color="A50E82" w:themeColor="accent2"/>
+          <w:bottom w:val="single" w:sz="8" w:space="0" w:color="A50E82" w:themeColor="accent2"/>
+          <w:right w:val="single" w:sz="8" w:space="0" w:color="A50E82" w:themeColor="accent2"/>
+        </w:tcBorders>
+        <w:shd w:val="clear" w:color="auto" w:fill="F8B3E8" w:themeFill="accent2" w:themeFillTint="3F"/>
       </w:tcPr>
     </w:tblStylePr>
     <w:tblStylePr w:type="band1Horz">
       <w:tblPr/>
       <w:tcPr>
         <w:tcBorders>
-          <w:top w:val="single" w:sz="8" w:space="0" w:color="DE478E" w:themeColor="accent2"/>
-          <w:left w:val="single" w:sz="8" w:space="0" w:color="DE478E" w:themeColor="accent2"/>
-          <w:bottom w:val="single" w:sz="8" w:space="0" w:color="DE478E" w:themeColor="accent2"/>
-          <w:right w:val="single" w:sz="8" w:space="0" w:color="DE478E" w:themeColor="accent2"/>
-          <w:insideV w:val="single" w:sz="8" w:space="0" w:color="DE478E" w:themeColor="accent2"/>
-        </w:tcBorders>
-        <w:shd w:val="clear" w:color="auto" w:fill="F6D1E2" w:themeFill="accent2" w:themeFillTint="3F"/>
+          <w:top w:val="single" w:sz="8" w:space="0" w:color="A50E82" w:themeColor="accent2"/>
+          <w:left w:val="single" w:sz="8" w:space="0" w:color="A50E82" w:themeColor="accent2"/>
+          <w:bottom w:val="single" w:sz="8" w:space="0" w:color="A50E82" w:themeColor="accent2"/>
+          <w:right w:val="single" w:sz="8" w:space="0" w:color="A50E82" w:themeColor="accent2"/>
+          <w:insideV w:val="single" w:sz="8" w:space="0" w:color="A50E82" w:themeColor="accent2"/>
+        </w:tcBorders>
+        <w:shd w:val="clear" w:color="auto" w:fill="F8B3E8" w:themeFill="accent2" w:themeFillTint="3F"/>
       </w:tcPr>
     </w:tblStylePr>
     <w:tblStylePr w:type="band2Horz">
       <w:tblPr/>
       <w:tcPr>
         <w:tcBorders>
-          <w:top w:val="single" w:sz="8" w:space="0" w:color="DE478E" w:themeColor="accent2"/>
-          <w:left w:val="single" w:sz="8" w:space="0" w:color="DE478E" w:themeColor="accent2"/>
-          <w:bottom w:val="single" w:sz="8" w:space="0" w:color="DE478E" w:themeColor="accent2"/>
-          <w:right w:val="single" w:sz="8" w:space="0" w:color="DE478E" w:themeColor="accent2"/>
-          <w:insideV w:val="single" w:sz="8" w:space="0" w:color="DE478E" w:themeColor="accent2"/>
+          <w:top w:val="single" w:sz="8" w:space="0" w:color="A50E82" w:themeColor="accent2"/>
+          <w:left w:val="single" w:sz="8" w:space="0" w:color="A50E82" w:themeColor="accent2"/>
+          <w:bottom w:val="single" w:sz="8" w:space="0" w:color="A50E82" w:themeColor="accent2"/>
+          <w:right w:val="single" w:sz="8" w:space="0" w:color="A50E82" w:themeColor="accent2"/>
+          <w:insideV w:val="single" w:sz="8" w:space="0" w:color="A50E82" w:themeColor="accent2"/>
         </w:tcBorders>
       </w:tcPr>
     </w:tblStylePr>
@@ -5466,12 +5364,12 @@
       <w:tblStyleRowBandSize w:val="1"/>
       <w:tblStyleColBandSize w:val="1"/>
       <w:tblBorders>
-        <w:top w:val="single" w:sz="8" w:space="0" w:color="BC72F0" w:themeColor="accent3"/>
-        <w:left w:val="single" w:sz="8" w:space="0" w:color="BC72F0" w:themeColor="accent3"/>
-        <w:bottom w:val="single" w:sz="8" w:space="0" w:color="BC72F0" w:themeColor="accent3"/>
-        <w:right w:val="single" w:sz="8" w:space="0" w:color="BC72F0" w:themeColor="accent3"/>
-        <w:insideH w:val="single" w:sz="8" w:space="0" w:color="BC72F0" w:themeColor="accent3"/>
-        <w:insideV w:val="single" w:sz="8" w:space="0" w:color="BC72F0" w:themeColor="accent3"/>
+        <w:top w:val="single" w:sz="8" w:space="0" w:color="14967C" w:themeColor="accent3"/>
+        <w:left w:val="single" w:sz="8" w:space="0" w:color="14967C" w:themeColor="accent3"/>
+        <w:bottom w:val="single" w:sz="8" w:space="0" w:color="14967C" w:themeColor="accent3"/>
+        <w:right w:val="single" w:sz="8" w:space="0" w:color="14967C" w:themeColor="accent3"/>
+        <w:insideH w:val="single" w:sz="8" w:space="0" w:color="14967C" w:themeColor="accent3"/>
+        <w:insideV w:val="single" w:sz="8" w:space="0" w:color="14967C" w:themeColor="accent3"/>
       </w:tblBorders>
     </w:tblPr>
     <w:tblStylePr w:type="firstRow">
@@ -5486,12 +5384,12 @@
       <w:tblPr/>
       <w:tcPr>
         <w:tcBorders>
-          <w:top w:val="single" w:sz="8" w:space="0" w:color="BC72F0" w:themeColor="accent3"/>
-          <w:left w:val="single" w:sz="8" w:space="0" w:color="BC72F0" w:themeColor="accent3"/>
-          <w:bottom w:val="single" w:sz="18" w:space="0" w:color="BC72F0" w:themeColor="accent3"/>
-          <w:right w:val="single" w:sz="8" w:space="0" w:color="BC72F0" w:themeColor="accent3"/>
-          <w:insideH w:val="nil"/>
-          <w:insideV w:val="single" w:sz="8" w:space="0" w:color="BC72F0" w:themeColor="accent3"/>
+          <w:top w:val="single" w:sz="8" w:space="0" w:color="14967C" w:themeColor="accent3"/>
+          <w:left w:val="single" w:sz="8" w:space="0" w:color="14967C" w:themeColor="accent3"/>
+          <w:bottom w:val="single" w:sz="18" w:space="0" w:color="14967C" w:themeColor="accent3"/>
+          <w:right w:val="single" w:sz="8" w:space="0" w:color="14967C" w:themeColor="accent3"/>
+          <w:insideH w:val="nil"/>
+          <w:insideV w:val="single" w:sz="8" w:space="0" w:color="14967C" w:themeColor="accent3"/>
         </w:tcBorders>
       </w:tcPr>
     </w:tblStylePr>
@@ -5507,12 +5405,12 @@
       <w:tblPr/>
       <w:tcPr>
         <w:tcBorders>
-          <w:top w:val="double" w:sz="6" w:space="0" w:color="BC72F0" w:themeColor="accent3"/>
-          <w:left w:val="single" w:sz="8" w:space="0" w:color="BC72F0" w:themeColor="accent3"/>
-          <w:bottom w:val="single" w:sz="8" w:space="0" w:color="BC72F0" w:themeColor="accent3"/>
-          <w:right w:val="single" w:sz="8" w:space="0" w:color="BC72F0" w:themeColor="accent3"/>
-          <w:insideH w:val="nil"/>
-          <w:insideV w:val="single" w:sz="8" w:space="0" w:color="BC72F0" w:themeColor="accent3"/>
+          <w:top w:val="double" w:sz="6" w:space="0" w:color="14967C" w:themeColor="accent3"/>
+          <w:left w:val="single" w:sz="8" w:space="0" w:color="14967C" w:themeColor="accent3"/>
+          <w:bottom w:val="single" w:sz="8" w:space="0" w:color="14967C" w:themeColor="accent3"/>
+          <w:right w:val="single" w:sz="8" w:space="0" w:color="14967C" w:themeColor="accent3"/>
+          <w:insideH w:val="nil"/>
+          <w:insideV w:val="single" w:sz="8" w:space="0" w:color="14967C" w:themeColor="accent3"/>
         </w:tcBorders>
       </w:tcPr>
     </w:tblStylePr>
@@ -5532,10 +5430,10 @@
       <w:tblPr/>
       <w:tcPr>
         <w:tcBorders>
-          <w:top w:val="single" w:sz="8" w:space="0" w:color="BC72F0" w:themeColor="accent3"/>
-          <w:left w:val="single" w:sz="8" w:space="0" w:color="BC72F0" w:themeColor="accent3"/>
-          <w:bottom w:val="single" w:sz="8" w:space="0" w:color="BC72F0" w:themeColor="accent3"/>
-          <w:right w:val="single" w:sz="8" w:space="0" w:color="BC72F0" w:themeColor="accent3"/>
+          <w:top w:val="single" w:sz="8" w:space="0" w:color="14967C" w:themeColor="accent3"/>
+          <w:left w:val="single" w:sz="8" w:space="0" w:color="14967C" w:themeColor="accent3"/>
+          <w:bottom w:val="single" w:sz="8" w:space="0" w:color="14967C" w:themeColor="accent3"/>
+          <w:right w:val="single" w:sz="8" w:space="0" w:color="14967C" w:themeColor="accent3"/>
         </w:tcBorders>
       </w:tcPr>
     </w:tblStylePr>
@@ -5543,36 +5441,36 @@
       <w:tblPr/>
       <w:tcPr>
         <w:tcBorders>
-          <w:top w:val="single" w:sz="8" w:space="0" w:color="BC72F0" w:themeColor="accent3"/>
-          <w:left w:val="single" w:sz="8" w:space="0" w:color="BC72F0" w:themeColor="accent3"/>
-          <w:bottom w:val="single" w:sz="8" w:space="0" w:color="BC72F0" w:themeColor="accent3"/>
-          <w:right w:val="single" w:sz="8" w:space="0" w:color="BC72F0" w:themeColor="accent3"/>
-        </w:tcBorders>
-        <w:shd w:val="clear" w:color="auto" w:fill="EEDCFB" w:themeFill="accent3" w:themeFillTint="3F"/>
+          <w:top w:val="single" w:sz="8" w:space="0" w:color="14967C" w:themeColor="accent3"/>
+          <w:left w:val="single" w:sz="8" w:space="0" w:color="14967C" w:themeColor="accent3"/>
+          <w:bottom w:val="single" w:sz="8" w:space="0" w:color="14967C" w:themeColor="accent3"/>
+          <w:right w:val="single" w:sz="8" w:space="0" w:color="14967C" w:themeColor="accent3"/>
+        </w:tcBorders>
+        <w:shd w:val="clear" w:color="auto" w:fill="B4F5E8" w:themeFill="accent3" w:themeFillTint="3F"/>
       </w:tcPr>
     </w:tblStylePr>
     <w:tblStylePr w:type="band1Horz">
       <w:tblPr/>
       <w:tcPr>
         <w:tcBorders>
-          <w:top w:val="single" w:sz="8" w:space="0" w:color="BC72F0" w:themeColor="accent3"/>
-          <w:left w:val="single" w:sz="8" w:space="0" w:color="BC72F0" w:themeColor="accent3"/>
-          <w:bottom w:val="single" w:sz="8" w:space="0" w:color="BC72F0" w:themeColor="accent3"/>
-          <w:right w:val="single" w:sz="8" w:space="0" w:color="BC72F0" w:themeColor="accent3"/>
-          <w:insideV w:val="single" w:sz="8" w:space="0" w:color="BC72F0" w:themeColor="accent3"/>
-        </w:tcBorders>
-        <w:shd w:val="clear" w:color="auto" w:fill="EEDCFB" w:themeFill="accent3" w:themeFillTint="3F"/>
+          <w:top w:val="single" w:sz="8" w:space="0" w:color="14967C" w:themeColor="accent3"/>
+          <w:left w:val="single" w:sz="8" w:space="0" w:color="14967C" w:themeColor="accent3"/>
+          <w:bottom w:val="single" w:sz="8" w:space="0" w:color="14967C" w:themeColor="accent3"/>
+          <w:right w:val="single" w:sz="8" w:space="0" w:color="14967C" w:themeColor="accent3"/>
+          <w:insideV w:val="single" w:sz="8" w:space="0" w:color="14967C" w:themeColor="accent3"/>
+        </w:tcBorders>
+        <w:shd w:val="clear" w:color="auto" w:fill="B4F5E8" w:themeFill="accent3" w:themeFillTint="3F"/>
       </w:tcPr>
     </w:tblStylePr>
     <w:tblStylePr w:type="band2Horz">
       <w:tblPr/>
       <w:tcPr>
         <w:tcBorders>
-          <w:top w:val="single" w:sz="8" w:space="0" w:color="BC72F0" w:themeColor="accent3"/>
-          <w:left w:val="single" w:sz="8" w:space="0" w:color="BC72F0" w:themeColor="accent3"/>
-          <w:bottom w:val="single" w:sz="8" w:space="0" w:color="BC72F0" w:themeColor="accent3"/>
-          <w:right w:val="single" w:sz="8" w:space="0" w:color="BC72F0" w:themeColor="accent3"/>
-          <w:insideV w:val="single" w:sz="8" w:space="0" w:color="BC72F0" w:themeColor="accent3"/>
+          <w:top w:val="single" w:sz="8" w:space="0" w:color="14967C" w:themeColor="accent3"/>
+          <w:left w:val="single" w:sz="8" w:space="0" w:color="14967C" w:themeColor="accent3"/>
+          <w:bottom w:val="single" w:sz="8" w:space="0" w:color="14967C" w:themeColor="accent3"/>
+          <w:right w:val="single" w:sz="8" w:space="0" w:color="14967C" w:themeColor="accent3"/>
+          <w:insideV w:val="single" w:sz="8" w:space="0" w:color="14967C" w:themeColor="accent3"/>
         </w:tcBorders>
       </w:tcPr>
     </w:tblStylePr>
@@ -5589,12 +5487,12 @@
       <w:tblStyleRowBandSize w:val="1"/>
       <w:tblStyleColBandSize w:val="1"/>
       <w:tblBorders>
-        <w:top w:val="single" w:sz="8" w:space="0" w:color="795FAF" w:themeColor="accent4"/>
-        <w:left w:val="single" w:sz="8" w:space="0" w:color="795FAF" w:themeColor="accent4"/>
-        <w:bottom w:val="single" w:sz="8" w:space="0" w:color="795FAF" w:themeColor="accent4"/>
-        <w:right w:val="single" w:sz="8" w:space="0" w:color="795FAF" w:themeColor="accent4"/>
-        <w:insideH w:val="single" w:sz="8" w:space="0" w:color="795FAF" w:themeColor="accent4"/>
-        <w:insideV w:val="single" w:sz="8" w:space="0" w:color="795FAF" w:themeColor="accent4"/>
+        <w:top w:val="single" w:sz="8" w:space="0" w:color="6A9E1F" w:themeColor="accent4"/>
+        <w:left w:val="single" w:sz="8" w:space="0" w:color="6A9E1F" w:themeColor="accent4"/>
+        <w:bottom w:val="single" w:sz="8" w:space="0" w:color="6A9E1F" w:themeColor="accent4"/>
+        <w:right w:val="single" w:sz="8" w:space="0" w:color="6A9E1F" w:themeColor="accent4"/>
+        <w:insideH w:val="single" w:sz="8" w:space="0" w:color="6A9E1F" w:themeColor="accent4"/>
+        <w:insideV w:val="single" w:sz="8" w:space="0" w:color="6A9E1F" w:themeColor="accent4"/>
       </w:tblBorders>
     </w:tblPr>
     <w:tblStylePr w:type="firstRow">
@@ -5609,12 +5507,12 @@
       <w:tblPr/>
       <w:tcPr>
         <w:tcBorders>
-          <w:top w:val="single" w:sz="8" w:space="0" w:color="795FAF" w:themeColor="accent4"/>
-          <w:left w:val="single" w:sz="8" w:space="0" w:color="795FAF" w:themeColor="accent4"/>
-          <w:bottom w:val="single" w:sz="18" w:space="0" w:color="795FAF" w:themeColor="accent4"/>
-          <w:right w:val="single" w:sz="8" w:space="0" w:color="795FAF" w:themeColor="accent4"/>
-          <w:insideH w:val="nil"/>
-          <w:insideV w:val="single" w:sz="8" w:space="0" w:color="795FAF" w:themeColor="accent4"/>
+          <w:top w:val="single" w:sz="8" w:space="0" w:color="6A9E1F" w:themeColor="accent4"/>
+          <w:left w:val="single" w:sz="8" w:space="0" w:color="6A9E1F" w:themeColor="accent4"/>
+          <w:bottom w:val="single" w:sz="18" w:space="0" w:color="6A9E1F" w:themeColor="accent4"/>
+          <w:right w:val="single" w:sz="8" w:space="0" w:color="6A9E1F" w:themeColor="accent4"/>
+          <w:insideH w:val="nil"/>
+          <w:insideV w:val="single" w:sz="8" w:space="0" w:color="6A9E1F" w:themeColor="accent4"/>
         </w:tcBorders>
       </w:tcPr>
     </w:tblStylePr>
@@ -5630,12 +5528,12 @@
       <w:tblPr/>
       <w:tcPr>
         <w:tcBorders>
-          <w:top w:val="double" w:sz="6" w:space="0" w:color="795FAF" w:themeColor="accent4"/>
-          <w:left w:val="single" w:sz="8" w:space="0" w:color="795FAF" w:themeColor="accent4"/>
-          <w:bottom w:val="single" w:sz="8" w:space="0" w:color="795FAF" w:themeColor="accent4"/>
-          <w:right w:val="single" w:sz="8" w:space="0" w:color="795FAF" w:themeColor="accent4"/>
-          <w:insideH w:val="nil"/>
-          <w:insideV w:val="single" w:sz="8" w:space="0" w:color="795FAF" w:themeColor="accent4"/>
+          <w:top w:val="double" w:sz="6" w:space="0" w:color="6A9E1F" w:themeColor="accent4"/>
+          <w:left w:val="single" w:sz="8" w:space="0" w:color="6A9E1F" w:themeColor="accent4"/>
+          <w:bottom w:val="single" w:sz="8" w:space="0" w:color="6A9E1F" w:themeColor="accent4"/>
+          <w:right w:val="single" w:sz="8" w:space="0" w:color="6A9E1F" w:themeColor="accent4"/>
+          <w:insideH w:val="nil"/>
+          <w:insideV w:val="single" w:sz="8" w:space="0" w:color="6A9E1F" w:themeColor="accent4"/>
         </w:tcBorders>
       </w:tcPr>
     </w:tblStylePr>
@@ -5655,10 +5553,10 @@
       <w:tblPr/>
       <w:tcPr>
         <w:tcBorders>
-          <w:top w:val="single" w:sz="8" w:space="0" w:color="795FAF" w:themeColor="accent4"/>
-          <w:left w:val="single" w:sz="8" w:space="0" w:color="795FAF" w:themeColor="accent4"/>
-          <w:bottom w:val="single" w:sz="8" w:space="0" w:color="795FAF" w:themeColor="accent4"/>
-          <w:right w:val="single" w:sz="8" w:space="0" w:color="795FAF" w:themeColor="accent4"/>
+          <w:top w:val="single" w:sz="8" w:space="0" w:color="6A9E1F" w:themeColor="accent4"/>
+          <w:left w:val="single" w:sz="8" w:space="0" w:color="6A9E1F" w:themeColor="accent4"/>
+          <w:bottom w:val="single" w:sz="8" w:space="0" w:color="6A9E1F" w:themeColor="accent4"/>
+          <w:right w:val="single" w:sz="8" w:space="0" w:color="6A9E1F" w:themeColor="accent4"/>
         </w:tcBorders>
       </w:tcPr>
     </w:tblStylePr>
@@ -5666,36 +5564,36 @@
       <w:tblPr/>
       <w:tcPr>
         <w:tcBorders>
-          <w:top w:val="single" w:sz="8" w:space="0" w:color="795FAF" w:themeColor="accent4"/>
-          <w:left w:val="single" w:sz="8" w:space="0" w:color="795FAF" w:themeColor="accent4"/>
-          <w:bottom w:val="single" w:sz="8" w:space="0" w:color="795FAF" w:themeColor="accent4"/>
-          <w:right w:val="single" w:sz="8" w:space="0" w:color="795FAF" w:themeColor="accent4"/>
-        </w:tcBorders>
-        <w:shd w:val="clear" w:color="auto" w:fill="DDD7EB" w:themeFill="accent4" w:themeFillTint="3F"/>
+          <w:top w:val="single" w:sz="8" w:space="0" w:color="6A9E1F" w:themeColor="accent4"/>
+          <w:left w:val="single" w:sz="8" w:space="0" w:color="6A9E1F" w:themeColor="accent4"/>
+          <w:bottom w:val="single" w:sz="8" w:space="0" w:color="6A9E1F" w:themeColor="accent4"/>
+          <w:right w:val="single" w:sz="8" w:space="0" w:color="6A9E1F" w:themeColor="accent4"/>
+        </w:tcBorders>
+        <w:shd w:val="clear" w:color="auto" w:fill="DCF2BC" w:themeFill="accent4" w:themeFillTint="3F"/>
       </w:tcPr>
     </w:tblStylePr>
     <w:tblStylePr w:type="band1Horz">
       <w:tblPr/>
       <w:tcPr>
         <w:tcBorders>
-          <w:top w:val="single" w:sz="8" w:space="0" w:color="795FAF" w:themeColor="accent4"/>
-          <w:left w:val="single" w:sz="8" w:space="0" w:color="795FAF" w:themeColor="accent4"/>
-          <w:bottom w:val="single" w:sz="8" w:space="0" w:color="795FAF" w:themeColor="accent4"/>
-          <w:right w:val="single" w:sz="8" w:space="0" w:color="795FAF" w:themeColor="accent4"/>
-          <w:insideV w:val="single" w:sz="8" w:space="0" w:color="795FAF" w:themeColor="accent4"/>
-        </w:tcBorders>
-        <w:shd w:val="clear" w:color="auto" w:fill="DDD7EB" w:themeFill="accent4" w:themeFillTint="3F"/>
+          <w:top w:val="single" w:sz="8" w:space="0" w:color="6A9E1F" w:themeColor="accent4"/>
+          <w:left w:val="single" w:sz="8" w:space="0" w:color="6A9E1F" w:themeColor="accent4"/>
+          <w:bottom w:val="single" w:sz="8" w:space="0" w:color="6A9E1F" w:themeColor="accent4"/>
+          <w:right w:val="single" w:sz="8" w:space="0" w:color="6A9E1F" w:themeColor="accent4"/>
+          <w:insideV w:val="single" w:sz="8" w:space="0" w:color="6A9E1F" w:themeColor="accent4"/>
+        </w:tcBorders>
+        <w:shd w:val="clear" w:color="auto" w:fill="DCF2BC" w:themeFill="accent4" w:themeFillTint="3F"/>
       </w:tcPr>
     </w:tblStylePr>
     <w:tblStylePr w:type="band2Horz">
       <w:tblPr/>
       <w:tcPr>
         <w:tcBorders>
-          <w:top w:val="single" w:sz="8" w:space="0" w:color="795FAF" w:themeColor="accent4"/>
-          <w:left w:val="single" w:sz="8" w:space="0" w:color="795FAF" w:themeColor="accent4"/>
-          <w:bottom w:val="single" w:sz="8" w:space="0" w:color="795FAF" w:themeColor="accent4"/>
-          <w:right w:val="single" w:sz="8" w:space="0" w:color="795FAF" w:themeColor="accent4"/>
-          <w:insideV w:val="single" w:sz="8" w:space="0" w:color="795FAF" w:themeColor="accent4"/>
+          <w:top w:val="single" w:sz="8" w:space="0" w:color="6A9E1F" w:themeColor="accent4"/>
+          <w:left w:val="single" w:sz="8" w:space="0" w:color="6A9E1F" w:themeColor="accent4"/>
+          <w:bottom w:val="single" w:sz="8" w:space="0" w:color="6A9E1F" w:themeColor="accent4"/>
+          <w:right w:val="single" w:sz="8" w:space="0" w:color="6A9E1F" w:themeColor="accent4"/>
+          <w:insideV w:val="single" w:sz="8" w:space="0" w:color="6A9E1F" w:themeColor="accent4"/>
         </w:tcBorders>
       </w:tcPr>
     </w:tblStylePr>
@@ -5712,12 +5610,12 @@
       <w:tblStyleRowBandSize w:val="1"/>
       <w:tblStyleColBandSize w:val="1"/>
       <w:tblBorders>
-        <w:top w:val="single" w:sz="8" w:space="0" w:color="586EA6" w:themeColor="accent5"/>
-        <w:left w:val="single" w:sz="8" w:space="0" w:color="586EA6" w:themeColor="accent5"/>
-        <w:bottom w:val="single" w:sz="8" w:space="0" w:color="586EA6" w:themeColor="accent5"/>
-        <w:right w:val="single" w:sz="8" w:space="0" w:color="586EA6" w:themeColor="accent5"/>
-        <w:insideH w:val="single" w:sz="8" w:space="0" w:color="586EA6" w:themeColor="accent5"/>
-        <w:insideV w:val="single" w:sz="8" w:space="0" w:color="586EA6" w:themeColor="accent5"/>
+        <w:top w:val="single" w:sz="8" w:space="0" w:color="E87D37" w:themeColor="accent5"/>
+        <w:left w:val="single" w:sz="8" w:space="0" w:color="E87D37" w:themeColor="accent5"/>
+        <w:bottom w:val="single" w:sz="8" w:space="0" w:color="E87D37" w:themeColor="accent5"/>
+        <w:right w:val="single" w:sz="8" w:space="0" w:color="E87D37" w:themeColor="accent5"/>
+        <w:insideH w:val="single" w:sz="8" w:space="0" w:color="E87D37" w:themeColor="accent5"/>
+        <w:insideV w:val="single" w:sz="8" w:space="0" w:color="E87D37" w:themeColor="accent5"/>
       </w:tblBorders>
     </w:tblPr>
     <w:tblStylePr w:type="firstRow">
@@ -5732,12 +5630,12 @@
       <w:tblPr/>
       <w:tcPr>
         <w:tcBorders>
-          <w:top w:val="single" w:sz="8" w:space="0" w:color="586EA6" w:themeColor="accent5"/>
-          <w:left w:val="single" w:sz="8" w:space="0" w:color="586EA6" w:themeColor="accent5"/>
-          <w:bottom w:val="single" w:sz="18" w:space="0" w:color="586EA6" w:themeColor="accent5"/>
-          <w:right w:val="single" w:sz="8" w:space="0" w:color="586EA6" w:themeColor="accent5"/>
-          <w:insideH w:val="nil"/>
-          <w:insideV w:val="single" w:sz="8" w:space="0" w:color="586EA6" w:themeColor="accent5"/>
+          <w:top w:val="single" w:sz="8" w:space="0" w:color="E87D37" w:themeColor="accent5"/>
+          <w:left w:val="single" w:sz="8" w:space="0" w:color="E87D37" w:themeColor="accent5"/>
+          <w:bottom w:val="single" w:sz="18" w:space="0" w:color="E87D37" w:themeColor="accent5"/>
+          <w:right w:val="single" w:sz="8" w:space="0" w:color="E87D37" w:themeColor="accent5"/>
+          <w:insideH w:val="nil"/>
+          <w:insideV w:val="single" w:sz="8" w:space="0" w:color="E87D37" w:themeColor="accent5"/>
         </w:tcBorders>
       </w:tcPr>
     </w:tblStylePr>
@@ -5753,12 +5651,12 @@
       <w:tblPr/>
       <w:tcPr>
         <w:tcBorders>
-          <w:top w:val="double" w:sz="6" w:space="0" w:color="586EA6" w:themeColor="accent5"/>
-          <w:left w:val="single" w:sz="8" w:space="0" w:color="586EA6" w:themeColor="accent5"/>
-          <w:bottom w:val="single" w:sz="8" w:space="0" w:color="586EA6" w:themeColor="accent5"/>
-          <w:right w:val="single" w:sz="8" w:space="0" w:color="586EA6" w:themeColor="accent5"/>
-          <w:insideH w:val="nil"/>
-          <w:insideV w:val="single" w:sz="8" w:space="0" w:color="586EA6" w:themeColor="accent5"/>
+          <w:top w:val="double" w:sz="6" w:space="0" w:color="E87D37" w:themeColor="accent5"/>
+          <w:left w:val="single" w:sz="8" w:space="0" w:color="E87D37" w:themeColor="accent5"/>
+          <w:bottom w:val="single" w:sz="8" w:space="0" w:color="E87D37" w:themeColor="accent5"/>
+          <w:right w:val="single" w:sz="8" w:space="0" w:color="E87D37" w:themeColor="accent5"/>
+          <w:insideH w:val="nil"/>
+          <w:insideV w:val="single" w:sz="8" w:space="0" w:color="E87D37" w:themeColor="accent5"/>
         </w:tcBorders>
       </w:tcPr>
     </w:tblStylePr>
@@ -5778,10 +5676,10 @@
       <w:tblPr/>
       <w:tcPr>
         <w:tcBorders>
-          <w:top w:val="single" w:sz="8" w:space="0" w:color="586EA6" w:themeColor="accent5"/>
-          <w:left w:val="single" w:sz="8" w:space="0" w:color="586EA6" w:themeColor="accent5"/>
-          <w:bottom w:val="single" w:sz="8" w:space="0" w:color="586EA6" w:themeColor="accent5"/>
-          <w:right w:val="single" w:sz="8" w:space="0" w:color="586EA6" w:themeColor="accent5"/>
+          <w:top w:val="single" w:sz="8" w:space="0" w:color="E87D37" w:themeColor="accent5"/>
+          <w:left w:val="single" w:sz="8" w:space="0" w:color="E87D37" w:themeColor="accent5"/>
+          <w:bottom w:val="single" w:sz="8" w:space="0" w:color="E87D37" w:themeColor="accent5"/>
+          <w:right w:val="single" w:sz="8" w:space="0" w:color="E87D37" w:themeColor="accent5"/>
         </w:tcBorders>
       </w:tcPr>
     </w:tblStylePr>
@@ -5789,36 +5687,36 @@
       <w:tblPr/>
       <w:tcPr>
         <w:tcBorders>
-          <w:top w:val="single" w:sz="8" w:space="0" w:color="586EA6" w:themeColor="accent5"/>
-          <w:left w:val="single" w:sz="8" w:space="0" w:color="586EA6" w:themeColor="accent5"/>
-          <w:bottom w:val="single" w:sz="8" w:space="0" w:color="586EA6" w:themeColor="accent5"/>
-          <w:right w:val="single" w:sz="8" w:space="0" w:color="586EA6" w:themeColor="accent5"/>
-        </w:tcBorders>
-        <w:shd w:val="clear" w:color="auto" w:fill="D5DAE9" w:themeFill="accent5" w:themeFillTint="3F"/>
+          <w:top w:val="single" w:sz="8" w:space="0" w:color="E87D37" w:themeColor="accent5"/>
+          <w:left w:val="single" w:sz="8" w:space="0" w:color="E87D37" w:themeColor="accent5"/>
+          <w:bottom w:val="single" w:sz="8" w:space="0" w:color="E87D37" w:themeColor="accent5"/>
+          <w:right w:val="single" w:sz="8" w:space="0" w:color="E87D37" w:themeColor="accent5"/>
+        </w:tcBorders>
+        <w:shd w:val="clear" w:color="auto" w:fill="F9DECD" w:themeFill="accent5" w:themeFillTint="3F"/>
       </w:tcPr>
     </w:tblStylePr>
     <w:tblStylePr w:type="band1Horz">
       <w:tblPr/>
       <w:tcPr>
         <w:tcBorders>
-          <w:top w:val="single" w:sz="8" w:space="0" w:color="586EA6" w:themeColor="accent5"/>
-          <w:left w:val="single" w:sz="8" w:space="0" w:color="586EA6" w:themeColor="accent5"/>
-          <w:bottom w:val="single" w:sz="8" w:space="0" w:color="586EA6" w:themeColor="accent5"/>
-          <w:right w:val="single" w:sz="8" w:space="0" w:color="586EA6" w:themeColor="accent5"/>
-          <w:insideV w:val="single" w:sz="8" w:space="0" w:color="586EA6" w:themeColor="accent5"/>
-        </w:tcBorders>
-        <w:shd w:val="clear" w:color="auto" w:fill="D5DAE9" w:themeFill="accent5" w:themeFillTint="3F"/>
+          <w:top w:val="single" w:sz="8" w:space="0" w:color="E87D37" w:themeColor="accent5"/>
+          <w:left w:val="single" w:sz="8" w:space="0" w:color="E87D37" w:themeColor="accent5"/>
+          <w:bottom w:val="single" w:sz="8" w:space="0" w:color="E87D37" w:themeColor="accent5"/>
+          <w:right w:val="single" w:sz="8" w:space="0" w:color="E87D37" w:themeColor="accent5"/>
+          <w:insideV w:val="single" w:sz="8" w:space="0" w:color="E87D37" w:themeColor="accent5"/>
+        </w:tcBorders>
+        <w:shd w:val="clear" w:color="auto" w:fill="F9DECD" w:themeFill="accent5" w:themeFillTint="3F"/>
       </w:tcPr>
     </w:tblStylePr>
     <w:tblStylePr w:type="band2Horz">
       <w:tblPr/>
       <w:tcPr>
         <w:tcBorders>
-          <w:top w:val="single" w:sz="8" w:space="0" w:color="586EA6" w:themeColor="accent5"/>
-          <w:left w:val="single" w:sz="8" w:space="0" w:color="586EA6" w:themeColor="accent5"/>
-          <w:bottom w:val="single" w:sz="8" w:space="0" w:color="586EA6" w:themeColor="accent5"/>
-          <w:right w:val="single" w:sz="8" w:space="0" w:color="586EA6" w:themeColor="accent5"/>
-          <w:insideV w:val="single" w:sz="8" w:space="0" w:color="586EA6" w:themeColor="accent5"/>
+          <w:top w:val="single" w:sz="8" w:space="0" w:color="E87D37" w:themeColor="accent5"/>
+          <w:left w:val="single" w:sz="8" w:space="0" w:color="E87D37" w:themeColor="accent5"/>
+          <w:bottom w:val="single" w:sz="8" w:space="0" w:color="E87D37" w:themeColor="accent5"/>
+          <w:right w:val="single" w:sz="8" w:space="0" w:color="E87D37" w:themeColor="accent5"/>
+          <w:insideV w:val="single" w:sz="8" w:space="0" w:color="E87D37" w:themeColor="accent5"/>
         </w:tcBorders>
       </w:tcPr>
     </w:tblStylePr>
@@ -5835,12 +5733,12 @@
       <w:tblStyleRowBandSize w:val="1"/>
       <w:tblStyleColBandSize w:val="1"/>
       <w:tblBorders>
-        <w:top w:val="single" w:sz="8" w:space="0" w:color="6892A0" w:themeColor="accent6"/>
-        <w:left w:val="single" w:sz="8" w:space="0" w:color="6892A0" w:themeColor="accent6"/>
-        <w:bottom w:val="single" w:sz="8" w:space="0" w:color="6892A0" w:themeColor="accent6"/>
-        <w:right w:val="single" w:sz="8" w:space="0" w:color="6892A0" w:themeColor="accent6"/>
-        <w:insideH w:val="single" w:sz="8" w:space="0" w:color="6892A0" w:themeColor="accent6"/>
-        <w:insideV w:val="single" w:sz="8" w:space="0" w:color="6892A0" w:themeColor="accent6"/>
+        <w:top w:val="single" w:sz="8" w:space="0" w:color="C62324" w:themeColor="accent6"/>
+        <w:left w:val="single" w:sz="8" w:space="0" w:color="C62324" w:themeColor="accent6"/>
+        <w:bottom w:val="single" w:sz="8" w:space="0" w:color="C62324" w:themeColor="accent6"/>
+        <w:right w:val="single" w:sz="8" w:space="0" w:color="C62324" w:themeColor="accent6"/>
+        <w:insideH w:val="single" w:sz="8" w:space="0" w:color="C62324" w:themeColor="accent6"/>
+        <w:insideV w:val="single" w:sz="8" w:space="0" w:color="C62324" w:themeColor="accent6"/>
       </w:tblBorders>
     </w:tblPr>
     <w:tblStylePr w:type="firstRow">
@@ -5855,12 +5753,12 @@
       <w:tblPr/>
       <w:tcPr>
         <w:tcBorders>
-          <w:top w:val="single" w:sz="8" w:space="0" w:color="6892A0" w:themeColor="accent6"/>
-          <w:left w:val="single" w:sz="8" w:space="0" w:color="6892A0" w:themeColor="accent6"/>
-          <w:bottom w:val="single" w:sz="18" w:space="0" w:color="6892A0" w:themeColor="accent6"/>
-          <w:right w:val="single" w:sz="8" w:space="0" w:color="6892A0" w:themeColor="accent6"/>
-          <w:insideH w:val="nil"/>
-          <w:insideV w:val="single" w:sz="8" w:space="0" w:color="6892A0" w:themeColor="accent6"/>
+          <w:top w:val="single" w:sz="8" w:space="0" w:color="C62324" w:themeColor="accent6"/>
+          <w:left w:val="single" w:sz="8" w:space="0" w:color="C62324" w:themeColor="accent6"/>
+          <w:bottom w:val="single" w:sz="18" w:space="0" w:color="C62324" w:themeColor="accent6"/>
+          <w:right w:val="single" w:sz="8" w:space="0" w:color="C62324" w:themeColor="accent6"/>
+          <w:insideH w:val="nil"/>
+          <w:insideV w:val="single" w:sz="8" w:space="0" w:color="C62324" w:themeColor="accent6"/>
         </w:tcBorders>
       </w:tcPr>
     </w:tblStylePr>
@@ -5876,12 +5774,12 @@
       <w:tblPr/>
       <w:tcPr>
         <w:tcBorders>
-          <w:top w:val="double" w:sz="6" w:space="0" w:color="6892A0" w:themeColor="accent6"/>
-          <w:left w:val="single" w:sz="8" w:space="0" w:color="6892A0" w:themeColor="accent6"/>
-          <w:bottom w:val="single" w:sz="8" w:space="0" w:color="6892A0" w:themeColor="accent6"/>
-          <w:right w:val="single" w:sz="8" w:space="0" w:color="6892A0" w:themeColor="accent6"/>
-          <w:insideH w:val="nil"/>
-          <w:insideV w:val="single" w:sz="8" w:space="0" w:color="6892A0" w:themeColor="accent6"/>
+          <w:top w:val="double" w:sz="6" w:space="0" w:color="C62324" w:themeColor="accent6"/>
+          <w:left w:val="single" w:sz="8" w:space="0" w:color="C62324" w:themeColor="accent6"/>
+          <w:bottom w:val="single" w:sz="8" w:space="0" w:color="C62324" w:themeColor="accent6"/>
+          <w:right w:val="single" w:sz="8" w:space="0" w:color="C62324" w:themeColor="accent6"/>
+          <w:insideH w:val="nil"/>
+          <w:insideV w:val="single" w:sz="8" w:space="0" w:color="C62324" w:themeColor="accent6"/>
         </w:tcBorders>
       </w:tcPr>
     </w:tblStylePr>
@@ -5901,10 +5799,10 @@
       <w:tblPr/>
       <w:tcPr>
         <w:tcBorders>
-          <w:top w:val="single" w:sz="8" w:space="0" w:color="6892A0" w:themeColor="accent6"/>
-          <w:left w:val="single" w:sz="8" w:space="0" w:color="6892A0" w:themeColor="accent6"/>
-          <w:bottom w:val="single" w:sz="8" w:space="0" w:color="6892A0" w:themeColor="accent6"/>
-          <w:right w:val="single" w:sz="8" w:space="0" w:color="6892A0" w:themeColor="accent6"/>
+          <w:top w:val="single" w:sz="8" w:space="0" w:color="C62324" w:themeColor="accent6"/>
+          <w:left w:val="single" w:sz="8" w:space="0" w:color="C62324" w:themeColor="accent6"/>
+          <w:bottom w:val="single" w:sz="8" w:space="0" w:color="C62324" w:themeColor="accent6"/>
+          <w:right w:val="single" w:sz="8" w:space="0" w:color="C62324" w:themeColor="accent6"/>
         </w:tcBorders>
       </w:tcPr>
     </w:tblStylePr>
@@ -5912,36 +5810,36 @@
       <w:tblPr/>
       <w:tcPr>
         <w:tcBorders>
-          <w:top w:val="single" w:sz="8" w:space="0" w:color="6892A0" w:themeColor="accent6"/>
-          <w:left w:val="single" w:sz="8" w:space="0" w:color="6892A0" w:themeColor="accent6"/>
-          <w:bottom w:val="single" w:sz="8" w:space="0" w:color="6892A0" w:themeColor="accent6"/>
-          <w:right w:val="single" w:sz="8" w:space="0" w:color="6892A0" w:themeColor="accent6"/>
-        </w:tcBorders>
-        <w:shd w:val="clear" w:color="auto" w:fill="D9E3E7" w:themeFill="accent6" w:themeFillTint="3F"/>
+          <w:top w:val="single" w:sz="8" w:space="0" w:color="C62324" w:themeColor="accent6"/>
+          <w:left w:val="single" w:sz="8" w:space="0" w:color="C62324" w:themeColor="accent6"/>
+          <w:bottom w:val="single" w:sz="8" w:space="0" w:color="C62324" w:themeColor="accent6"/>
+          <w:right w:val="single" w:sz="8" w:space="0" w:color="C62324" w:themeColor="accent6"/>
+        </w:tcBorders>
+        <w:shd w:val="clear" w:color="auto" w:fill="F4C4C4" w:themeFill="accent6" w:themeFillTint="3F"/>
       </w:tcPr>
     </w:tblStylePr>
     <w:tblStylePr w:type="band1Horz">
       <w:tblPr/>
       <w:tcPr>
         <w:tcBorders>
-          <w:top w:val="single" w:sz="8" w:space="0" w:color="6892A0" w:themeColor="accent6"/>
-          <w:left w:val="single" w:sz="8" w:space="0" w:color="6892A0" w:themeColor="accent6"/>
-          <w:bottom w:val="single" w:sz="8" w:space="0" w:color="6892A0" w:themeColor="accent6"/>
-          <w:right w:val="single" w:sz="8" w:space="0" w:color="6892A0" w:themeColor="accent6"/>
-          <w:insideV w:val="single" w:sz="8" w:space="0" w:color="6892A0" w:themeColor="accent6"/>
-        </w:tcBorders>
-        <w:shd w:val="clear" w:color="auto" w:fill="D9E3E7" w:themeFill="accent6" w:themeFillTint="3F"/>
+          <w:top w:val="single" w:sz="8" w:space="0" w:color="C62324" w:themeColor="accent6"/>
+          <w:left w:val="single" w:sz="8" w:space="0" w:color="C62324" w:themeColor="accent6"/>
+          <w:bottom w:val="single" w:sz="8" w:space="0" w:color="C62324" w:themeColor="accent6"/>
+          <w:right w:val="single" w:sz="8" w:space="0" w:color="C62324" w:themeColor="accent6"/>
+          <w:insideV w:val="single" w:sz="8" w:space="0" w:color="C62324" w:themeColor="accent6"/>
+        </w:tcBorders>
+        <w:shd w:val="clear" w:color="auto" w:fill="F4C4C4" w:themeFill="accent6" w:themeFillTint="3F"/>
       </w:tcPr>
     </w:tblStylePr>
     <w:tblStylePr w:type="band2Horz">
       <w:tblPr/>
       <w:tcPr>
         <w:tcBorders>
-          <w:top w:val="single" w:sz="8" w:space="0" w:color="6892A0" w:themeColor="accent6"/>
-          <w:left w:val="single" w:sz="8" w:space="0" w:color="6892A0" w:themeColor="accent6"/>
-          <w:bottom w:val="single" w:sz="8" w:space="0" w:color="6892A0" w:themeColor="accent6"/>
-          <w:right w:val="single" w:sz="8" w:space="0" w:color="6892A0" w:themeColor="accent6"/>
-          <w:insideV w:val="single" w:sz="8" w:space="0" w:color="6892A0" w:themeColor="accent6"/>
+          <w:top w:val="single" w:sz="8" w:space="0" w:color="C62324" w:themeColor="accent6"/>
+          <w:left w:val="single" w:sz="8" w:space="0" w:color="C62324" w:themeColor="accent6"/>
+          <w:bottom w:val="single" w:sz="8" w:space="0" w:color="C62324" w:themeColor="accent6"/>
+          <w:right w:val="single" w:sz="8" w:space="0" w:color="C62324" w:themeColor="accent6"/>
+          <w:insideV w:val="single" w:sz="8" w:space="0" w:color="C62324" w:themeColor="accent6"/>
         </w:tcBorders>
       </w:tcPr>
     </w:tblStylePr>
@@ -6057,11 +5955,11 @@
       <w:tblStyleRowBandSize w:val="1"/>
       <w:tblStyleColBandSize w:val="1"/>
       <w:tblBorders>
-        <w:top w:val="single" w:sz="8" w:space="0" w:color="DF3F65" w:themeColor="accent1" w:themeTint="BF"/>
-        <w:left w:val="single" w:sz="8" w:space="0" w:color="DF3F65" w:themeColor="accent1" w:themeTint="BF"/>
-        <w:bottom w:val="single" w:sz="8" w:space="0" w:color="DF3F65" w:themeColor="accent1" w:themeTint="BF"/>
-        <w:right w:val="single" w:sz="8" w:space="0" w:color="DF3F65" w:themeColor="accent1" w:themeTint="BF"/>
-        <w:insideH w:val="single" w:sz="8" w:space="0" w:color="DF3F65" w:themeColor="accent1" w:themeTint="BF"/>
+        <w:top w:val="single" w:sz="8" w:space="0" w:color="0A5DC2" w:themeColor="accent1" w:themeTint="BF"/>
+        <w:left w:val="single" w:sz="8" w:space="0" w:color="0A5DC2" w:themeColor="accent1" w:themeTint="BF"/>
+        <w:bottom w:val="single" w:sz="8" w:space="0" w:color="0A5DC2" w:themeColor="accent1" w:themeTint="BF"/>
+        <w:right w:val="single" w:sz="8" w:space="0" w:color="0A5DC2" w:themeColor="accent1" w:themeTint="BF"/>
+        <w:insideH w:val="single" w:sz="8" w:space="0" w:color="0A5DC2" w:themeColor="accent1" w:themeTint="BF"/>
       </w:tblBorders>
     </w:tblPr>
     <w:tblStylePr w:type="firstRow">
@@ -6076,14 +5974,14 @@
       <w:tblPr/>
       <w:tcPr>
         <w:tcBorders>
-          <w:top w:val="single" w:sz="8" w:space="0" w:color="DF3F65" w:themeColor="accent1" w:themeTint="BF"/>
-          <w:left w:val="single" w:sz="8" w:space="0" w:color="DF3F65" w:themeColor="accent1" w:themeTint="BF"/>
-          <w:bottom w:val="single" w:sz="8" w:space="0" w:color="DF3F65" w:themeColor="accent1" w:themeTint="BF"/>
-          <w:right w:val="single" w:sz="8" w:space="0" w:color="DF3F65" w:themeColor="accent1" w:themeTint="BF"/>
-          <w:insideH w:val="nil"/>
-          <w:insideV w:val="nil"/>
-        </w:tcBorders>
-        <w:shd w:val="clear" w:color="auto" w:fill="B71E42" w:themeFill="accent1"/>
+          <w:top w:val="single" w:sz="8" w:space="0" w:color="0A5DC2" w:themeColor="accent1" w:themeTint="BF"/>
+          <w:left w:val="single" w:sz="8" w:space="0" w:color="0A5DC2" w:themeColor="accent1" w:themeTint="BF"/>
+          <w:bottom w:val="single" w:sz="8" w:space="0" w:color="0A5DC2" w:themeColor="accent1" w:themeTint="BF"/>
+          <w:right w:val="single" w:sz="8" w:space="0" w:color="0A5DC2" w:themeColor="accent1" w:themeTint="BF"/>
+          <w:insideH w:val="nil"/>
+          <w:insideV w:val="nil"/>
+        </w:tcBorders>
+        <w:shd w:val="clear" w:color="auto" w:fill="052F61" w:themeFill="accent1"/>
       </w:tcPr>
     </w:tblStylePr>
     <w:tblStylePr w:type="lastRow">
@@ -6097,10 +5995,10 @@
       <w:tblPr/>
       <w:tcPr>
         <w:tcBorders>
-          <w:top w:val="double" w:sz="6" w:space="0" w:color="DF3F65" w:themeColor="accent1" w:themeTint="BF"/>
-          <w:left w:val="single" w:sz="8" w:space="0" w:color="DF3F65" w:themeColor="accent1" w:themeTint="BF"/>
-          <w:bottom w:val="single" w:sz="8" w:space="0" w:color="DF3F65" w:themeColor="accent1" w:themeTint="BF"/>
-          <w:right w:val="single" w:sz="8" w:space="0" w:color="DF3F65" w:themeColor="accent1" w:themeTint="BF"/>
+          <w:top w:val="double" w:sz="6" w:space="0" w:color="0A5DC2" w:themeColor="accent1" w:themeTint="BF"/>
+          <w:left w:val="single" w:sz="8" w:space="0" w:color="0A5DC2" w:themeColor="accent1" w:themeTint="BF"/>
+          <w:bottom w:val="single" w:sz="8" w:space="0" w:color="0A5DC2" w:themeColor="accent1" w:themeTint="BF"/>
+          <w:right w:val="single" w:sz="8" w:space="0" w:color="0A5DC2" w:themeColor="accent1" w:themeTint="BF"/>
           <w:insideH w:val="nil"/>
           <w:insideV w:val="nil"/>
         </w:tcBorders>
@@ -6121,7 +6019,7 @@
     <w:tblStylePr w:type="band1Vert">
       <w:tblPr/>
       <w:tcPr>
-        <w:shd w:val="clear" w:color="auto" w:fill="F4BFCC" w:themeFill="accent1" w:themeFillTint="3F"/>
+        <w:shd w:val="clear" w:color="auto" w:fill="9EC8FA" w:themeFill="accent1" w:themeFillTint="3F"/>
       </w:tcPr>
     </w:tblStylePr>
     <w:tblStylePr w:type="band1Horz">
@@ -6131,7 +6029,7 @@
           <w:insideH w:val="nil"/>
           <w:insideV w:val="nil"/>
         </w:tcBorders>
-        <w:shd w:val="clear" w:color="auto" w:fill="F4BFCC" w:themeFill="accent1" w:themeFillTint="3F"/>
+        <w:shd w:val="clear" w:color="auto" w:fill="9EC8FA" w:themeFill="accent1" w:themeFillTint="3F"/>
       </w:tcPr>
     </w:tblStylePr>
     <w:tblStylePr w:type="band2Horz">
@@ -6156,11 +6054,11 @@
       <w:tblStyleRowBandSize w:val="1"/>
       <w:tblStyleColBandSize w:val="1"/>
       <w:tblBorders>
-        <w:top w:val="single" w:sz="8" w:space="0" w:color="E675A9" w:themeColor="accent2" w:themeTint="BF"/>
-        <w:left w:val="single" w:sz="8" w:space="0" w:color="E675A9" w:themeColor="accent2" w:themeTint="BF"/>
-        <w:bottom w:val="single" w:sz="8" w:space="0" w:color="E675A9" w:themeColor="accent2" w:themeTint="BF"/>
-        <w:right w:val="single" w:sz="8" w:space="0" w:color="E675A9" w:themeColor="accent2" w:themeTint="BF"/>
-        <w:insideH w:val="single" w:sz="8" w:space="0" w:color="E675A9" w:themeColor="accent2" w:themeTint="BF"/>
+        <w:top w:val="single" w:sz="8" w:space="0" w:color="EB1ABA" w:themeColor="accent2" w:themeTint="BF"/>
+        <w:left w:val="single" w:sz="8" w:space="0" w:color="EB1ABA" w:themeColor="accent2" w:themeTint="BF"/>
+        <w:bottom w:val="single" w:sz="8" w:space="0" w:color="EB1ABA" w:themeColor="accent2" w:themeTint="BF"/>
+        <w:right w:val="single" w:sz="8" w:space="0" w:color="EB1ABA" w:themeColor="accent2" w:themeTint="BF"/>
+        <w:insideH w:val="single" w:sz="8" w:space="0" w:color="EB1ABA" w:themeColor="accent2" w:themeTint="BF"/>
       </w:tblBorders>
     </w:tblPr>
     <w:tblStylePr w:type="firstRow">
@@ -6175,14 +6073,14 @@
       <w:tblPr/>
       <w:tcPr>
         <w:tcBorders>
-          <w:top w:val="single" w:sz="8" w:space="0" w:color="E675A9" w:themeColor="accent2" w:themeTint="BF"/>
-          <w:left w:val="single" w:sz="8" w:space="0" w:color="E675A9" w:themeColor="accent2" w:themeTint="BF"/>
-          <w:bottom w:val="single" w:sz="8" w:space="0" w:color="E675A9" w:themeColor="accent2" w:themeTint="BF"/>
-          <w:right w:val="single" w:sz="8" w:space="0" w:color="E675A9" w:themeColor="accent2" w:themeTint="BF"/>
-          <w:insideH w:val="nil"/>
-          <w:insideV w:val="nil"/>
-        </w:tcBorders>
-        <w:shd w:val="clear" w:color="auto" w:fill="DE478E" w:themeFill="accent2"/>
+          <w:top w:val="single" w:sz="8" w:space="0" w:color="EB1ABA" w:themeColor="accent2" w:themeTint="BF"/>
+          <w:left w:val="single" w:sz="8" w:space="0" w:color="EB1ABA" w:themeColor="accent2" w:themeTint="BF"/>
+          <w:bottom w:val="single" w:sz="8" w:space="0" w:color="EB1ABA" w:themeColor="accent2" w:themeTint="BF"/>
+          <w:right w:val="single" w:sz="8" w:space="0" w:color="EB1ABA" w:themeColor="accent2" w:themeTint="BF"/>
+          <w:insideH w:val="nil"/>
+          <w:insideV w:val="nil"/>
+        </w:tcBorders>
+        <w:shd w:val="clear" w:color="auto" w:fill="A50E82" w:themeFill="accent2"/>
       </w:tcPr>
     </w:tblStylePr>
     <w:tblStylePr w:type="lastRow">
@@ -6196,10 +6094,10 @@
       <w:tblPr/>
       <w:tcPr>
         <w:tcBorders>
-          <w:top w:val="double" w:sz="6" w:space="0" w:color="E675A9" w:themeColor="accent2" w:themeTint="BF"/>
-          <w:left w:val="single" w:sz="8" w:space="0" w:color="E675A9" w:themeColor="accent2" w:themeTint="BF"/>
-          <w:bottom w:val="single" w:sz="8" w:space="0" w:color="E675A9" w:themeColor="accent2" w:themeTint="BF"/>
-          <w:right w:val="single" w:sz="8" w:space="0" w:color="E675A9" w:themeColor="accent2" w:themeTint="BF"/>
+          <w:top w:val="double" w:sz="6" w:space="0" w:color="EB1ABA" w:themeColor="accent2" w:themeTint="BF"/>
+          <w:left w:val="single" w:sz="8" w:space="0" w:color="EB1ABA" w:themeColor="accent2" w:themeTint="BF"/>
+          <w:bottom w:val="single" w:sz="8" w:space="0" w:color="EB1ABA" w:themeColor="accent2" w:themeTint="BF"/>
+          <w:right w:val="single" w:sz="8" w:space="0" w:color="EB1ABA" w:themeColor="accent2" w:themeTint="BF"/>
           <w:insideH w:val="nil"/>
           <w:insideV w:val="nil"/>
         </w:tcBorders>
@@ -6220,7 +6118,7 @@
     <w:tblStylePr w:type="band1Vert">
       <w:tblPr/>
       <w:tcPr>
-        <w:shd w:val="clear" w:color="auto" w:fill="F6D1E2" w:themeFill="accent2" w:themeFillTint="3F"/>
+        <w:shd w:val="clear" w:color="auto" w:fill="F8B3E8" w:themeFill="accent2" w:themeFillTint="3F"/>
       </w:tcPr>
     </w:tblStylePr>
     <w:tblStylePr w:type="band1Horz">
@@ -6230,7 +6128,7 @@
           <w:insideH w:val="nil"/>
           <w:insideV w:val="nil"/>
         </w:tcBorders>
-        <w:shd w:val="clear" w:color="auto" w:fill="F6D1E2" w:themeFill="accent2" w:themeFillTint="3F"/>
+        <w:shd w:val="clear" w:color="auto" w:fill="F8B3E8" w:themeFill="accent2" w:themeFillTint="3F"/>
       </w:tcPr>
     </w:tblStylePr>
     <w:tblStylePr w:type="band2Horz">
@@ -6255,11 +6153,11 @@
       <w:tblStyleRowBandSize w:val="1"/>
       <w:tblStyleColBandSize w:val="1"/>
       <w:tblBorders>
-        <w:top w:val="single" w:sz="8" w:space="0" w:color="CC95F3" w:themeColor="accent3" w:themeTint="BF"/>
-        <w:left w:val="single" w:sz="8" w:space="0" w:color="CC95F3" w:themeColor="accent3" w:themeTint="BF"/>
-        <w:bottom w:val="single" w:sz="8" w:space="0" w:color="CC95F3" w:themeColor="accent3" w:themeTint="BF"/>
-        <w:right w:val="single" w:sz="8" w:space="0" w:color="CC95F3" w:themeColor="accent3" w:themeTint="BF"/>
-        <w:insideH w:val="single" w:sz="8" w:space="0" w:color="CC95F3" w:themeColor="accent3" w:themeTint="BF"/>
+        <w:top w:val="single" w:sz="8" w:space="0" w:color="1EE1BA" w:themeColor="accent3" w:themeTint="BF"/>
+        <w:left w:val="single" w:sz="8" w:space="0" w:color="1EE1BA" w:themeColor="accent3" w:themeTint="BF"/>
+        <w:bottom w:val="single" w:sz="8" w:space="0" w:color="1EE1BA" w:themeColor="accent3" w:themeTint="BF"/>
+        <w:right w:val="single" w:sz="8" w:space="0" w:color="1EE1BA" w:themeColor="accent3" w:themeTint="BF"/>
+        <w:insideH w:val="single" w:sz="8" w:space="0" w:color="1EE1BA" w:themeColor="accent3" w:themeTint="BF"/>
       </w:tblBorders>
     </w:tblPr>
     <w:tblStylePr w:type="firstRow">
@@ -6274,14 +6172,14 @@
       <w:tblPr/>
       <w:tcPr>
         <w:tcBorders>
-          <w:top w:val="single" w:sz="8" w:space="0" w:color="CC95F3" w:themeColor="accent3" w:themeTint="BF"/>
-          <w:left w:val="single" w:sz="8" w:space="0" w:color="CC95F3" w:themeColor="accent3" w:themeTint="BF"/>
-          <w:bottom w:val="single" w:sz="8" w:space="0" w:color="CC95F3" w:themeColor="accent3" w:themeTint="BF"/>
-          <w:right w:val="single" w:sz="8" w:space="0" w:color="CC95F3" w:themeColor="accent3" w:themeTint="BF"/>
-          <w:insideH w:val="nil"/>
-          <w:insideV w:val="nil"/>
-        </w:tcBorders>
-        <w:shd w:val="clear" w:color="auto" w:fill="BC72F0" w:themeFill="accent3"/>
+          <w:top w:val="single" w:sz="8" w:space="0" w:color="1EE1BA" w:themeColor="accent3" w:themeTint="BF"/>
+          <w:left w:val="single" w:sz="8" w:space="0" w:color="1EE1BA" w:themeColor="accent3" w:themeTint="BF"/>
+          <w:bottom w:val="single" w:sz="8" w:space="0" w:color="1EE1BA" w:themeColor="accent3" w:themeTint="BF"/>
+          <w:right w:val="single" w:sz="8" w:space="0" w:color="1EE1BA" w:themeColor="accent3" w:themeTint="BF"/>
+          <w:insideH w:val="nil"/>
+          <w:insideV w:val="nil"/>
+        </w:tcBorders>
+        <w:shd w:val="clear" w:color="auto" w:fill="14967C" w:themeFill="accent3"/>
       </w:tcPr>
     </w:tblStylePr>
     <w:tblStylePr w:type="lastRow">
@@ -6295,10 +6193,10 @@
       <w:tblPr/>
       <w:tcPr>
         <w:tcBorders>
-          <w:top w:val="double" w:sz="6" w:space="0" w:color="CC95F3" w:themeColor="accent3" w:themeTint="BF"/>
-          <w:left w:val="single" w:sz="8" w:space="0" w:color="CC95F3" w:themeColor="accent3" w:themeTint="BF"/>
-          <w:bottom w:val="single" w:sz="8" w:space="0" w:color="CC95F3" w:themeColor="accent3" w:themeTint="BF"/>
-          <w:right w:val="single" w:sz="8" w:space="0" w:color="CC95F3" w:themeColor="accent3" w:themeTint="BF"/>
+          <w:top w:val="double" w:sz="6" w:space="0" w:color="1EE1BA" w:themeColor="accent3" w:themeTint="BF"/>
+          <w:left w:val="single" w:sz="8" w:space="0" w:color="1EE1BA" w:themeColor="accent3" w:themeTint="BF"/>
+          <w:bottom w:val="single" w:sz="8" w:space="0" w:color="1EE1BA" w:themeColor="accent3" w:themeTint="BF"/>
+          <w:right w:val="single" w:sz="8" w:space="0" w:color="1EE1BA" w:themeColor="accent3" w:themeTint="BF"/>
           <w:insideH w:val="nil"/>
           <w:insideV w:val="nil"/>
         </w:tcBorders>
@@ -6319,7 +6217,7 @@
     <w:tblStylePr w:type="band1Vert">
       <w:tblPr/>
       <w:tcPr>
-        <w:shd w:val="clear" w:color="auto" w:fill="EEDCFB" w:themeFill="accent3" w:themeFillTint="3F"/>
+        <w:shd w:val="clear" w:color="auto" w:fill="B4F5E8" w:themeFill="accent3" w:themeFillTint="3F"/>
       </w:tcPr>
     </w:tblStylePr>
     <w:tblStylePr w:type="band1Horz">
@@ -6329,7 +6227,7 @@
           <w:insideH w:val="nil"/>
           <w:insideV w:val="nil"/>
         </w:tcBorders>
-        <w:shd w:val="clear" w:color="auto" w:fill="EEDCFB" w:themeFill="accent3" w:themeFillTint="3F"/>
+        <w:shd w:val="clear" w:color="auto" w:fill="B4F5E8" w:themeFill="accent3" w:themeFillTint="3F"/>
       </w:tcPr>
     </w:tblStylePr>
     <w:tblStylePr w:type="band2Horz">
@@ -6354,11 +6252,11 @@
       <w:tblStyleRowBandSize w:val="1"/>
       <w:tblStyleColBandSize w:val="1"/>
       <w:tblBorders>
-        <w:top w:val="single" w:sz="8" w:space="0" w:color="9A87C3" w:themeColor="accent4" w:themeTint="BF"/>
-        <w:left w:val="single" w:sz="8" w:space="0" w:color="9A87C3" w:themeColor="accent4" w:themeTint="BF"/>
-        <w:bottom w:val="single" w:sz="8" w:space="0" w:color="9A87C3" w:themeColor="accent4" w:themeTint="BF"/>
-        <w:right w:val="single" w:sz="8" w:space="0" w:color="9A87C3" w:themeColor="accent4" w:themeTint="BF"/>
-        <w:insideH w:val="single" w:sz="8" w:space="0" w:color="9A87C3" w:themeColor="accent4" w:themeTint="BF"/>
+        <w:top w:val="single" w:sz="8" w:space="0" w:color="94D735" w:themeColor="accent4" w:themeTint="BF"/>
+        <w:left w:val="single" w:sz="8" w:space="0" w:color="94D735" w:themeColor="accent4" w:themeTint="BF"/>
+        <w:bottom w:val="single" w:sz="8" w:space="0" w:color="94D735" w:themeColor="accent4" w:themeTint="BF"/>
+        <w:right w:val="single" w:sz="8" w:space="0" w:color="94D735" w:themeColor="accent4" w:themeTint="BF"/>
+        <w:insideH w:val="single" w:sz="8" w:space="0" w:color="94D735" w:themeColor="accent4" w:themeTint="BF"/>
       </w:tblBorders>
     </w:tblPr>
     <w:tblStylePr w:type="firstRow">
@@ -6373,14 +6271,14 @@
       <w:tblPr/>
       <w:tcPr>
         <w:tcBorders>
-          <w:top w:val="single" w:sz="8" w:space="0" w:color="9A87C3" w:themeColor="accent4" w:themeTint="BF"/>
-          <w:left w:val="single" w:sz="8" w:space="0" w:color="9A87C3" w:themeColor="accent4" w:themeTint="BF"/>
-          <w:bottom w:val="single" w:sz="8" w:space="0" w:color="9A87C3" w:themeColor="accent4" w:themeTint="BF"/>
-          <w:right w:val="single" w:sz="8" w:space="0" w:color="9A87C3" w:themeColor="accent4" w:themeTint="BF"/>
-          <w:insideH w:val="nil"/>
-          <w:insideV w:val="nil"/>
-        </w:tcBorders>
-        <w:shd w:val="clear" w:color="auto" w:fill="795FAF" w:themeFill="accent4"/>
+          <w:top w:val="single" w:sz="8" w:space="0" w:color="94D735" w:themeColor="accent4" w:themeTint="BF"/>
+          <w:left w:val="single" w:sz="8" w:space="0" w:color="94D735" w:themeColor="accent4" w:themeTint="BF"/>
+          <w:bottom w:val="single" w:sz="8" w:space="0" w:color="94D735" w:themeColor="accent4" w:themeTint="BF"/>
+          <w:right w:val="single" w:sz="8" w:space="0" w:color="94D735" w:themeColor="accent4" w:themeTint="BF"/>
+          <w:insideH w:val="nil"/>
+          <w:insideV w:val="nil"/>
+        </w:tcBorders>
+        <w:shd w:val="clear" w:color="auto" w:fill="6A9E1F" w:themeFill="accent4"/>
       </w:tcPr>
     </w:tblStylePr>
     <w:tblStylePr w:type="lastRow">
@@ -6394,10 +6292,10 @@
       <w:tblPr/>
       <w:tcPr>
         <w:tcBorders>
-          <w:top w:val="double" w:sz="6" w:space="0" w:color="9A87C3" w:themeColor="accent4" w:themeTint="BF"/>
-          <w:left w:val="single" w:sz="8" w:space="0" w:color="9A87C3" w:themeColor="accent4" w:themeTint="BF"/>
-          <w:bottom w:val="single" w:sz="8" w:space="0" w:color="9A87C3" w:themeColor="accent4" w:themeTint="BF"/>
-          <w:right w:val="single" w:sz="8" w:space="0" w:color="9A87C3" w:themeColor="accent4" w:themeTint="BF"/>
+          <w:top w:val="double" w:sz="6" w:space="0" w:color="94D735" w:themeColor="accent4" w:themeTint="BF"/>
+          <w:left w:val="single" w:sz="8" w:space="0" w:color="94D735" w:themeColor="accent4" w:themeTint="BF"/>
+          <w:bottom w:val="single" w:sz="8" w:space="0" w:color="94D735" w:themeColor="accent4" w:themeTint="BF"/>
+          <w:right w:val="single" w:sz="8" w:space="0" w:color="94D735" w:themeColor="accent4" w:themeTint="BF"/>
           <w:insideH w:val="nil"/>
           <w:insideV w:val="nil"/>
         </w:tcBorders>
@@ -6418,7 +6316,7 @@
     <w:tblStylePr w:type="band1Vert">
       <w:tblPr/>
       <w:tcPr>
-        <w:shd w:val="clear" w:color="auto" w:fill="DDD7EB" w:themeFill="accent4" w:themeFillTint="3F"/>
+        <w:shd w:val="clear" w:color="auto" w:fill="DCF2BC" w:themeFill="accent4" w:themeFillTint="3F"/>
       </w:tcPr>
     </w:tblStylePr>
     <w:tblStylePr w:type="band1Horz">
@@ -6428,7 +6326,7 @@
           <w:insideH w:val="nil"/>
           <w:insideV w:val="nil"/>
         </w:tcBorders>
-        <w:shd w:val="clear" w:color="auto" w:fill="DDD7EB" w:themeFill="accent4" w:themeFillTint="3F"/>
+        <w:shd w:val="clear" w:color="auto" w:fill="DCF2BC" w:themeFill="accent4" w:themeFillTint="3F"/>
       </w:tcPr>
     </w:tblStylePr>
     <w:tblStylePr w:type="band2Horz">
@@ -6453,11 +6351,11 @@
       <w:tblStyleRowBandSize w:val="1"/>
       <w:tblStyleColBandSize w:val="1"/>
       <w:tblBorders>
-        <w:top w:val="single" w:sz="8" w:space="0" w:color="8191BC" w:themeColor="accent5" w:themeTint="BF"/>
-        <w:left w:val="single" w:sz="8" w:space="0" w:color="8191BC" w:themeColor="accent5" w:themeTint="BF"/>
-        <w:bottom w:val="single" w:sz="8" w:space="0" w:color="8191BC" w:themeColor="accent5" w:themeTint="BF"/>
-        <w:right w:val="single" w:sz="8" w:space="0" w:color="8191BC" w:themeColor="accent5" w:themeTint="BF"/>
-        <w:insideH w:val="single" w:sz="8" w:space="0" w:color="8191BC" w:themeColor="accent5" w:themeTint="BF"/>
+        <w:top w:val="single" w:sz="8" w:space="0" w:color="ED9C68" w:themeColor="accent5" w:themeTint="BF"/>
+        <w:left w:val="single" w:sz="8" w:space="0" w:color="ED9C68" w:themeColor="accent5" w:themeTint="BF"/>
+        <w:bottom w:val="single" w:sz="8" w:space="0" w:color="ED9C68" w:themeColor="accent5" w:themeTint="BF"/>
+        <w:right w:val="single" w:sz="8" w:space="0" w:color="ED9C68" w:themeColor="accent5" w:themeTint="BF"/>
+        <w:insideH w:val="single" w:sz="8" w:space="0" w:color="ED9C68" w:themeColor="accent5" w:themeTint="BF"/>
       </w:tblBorders>
     </w:tblPr>
     <w:tblStylePr w:type="firstRow">
@@ -6472,14 +6370,14 @@
       <w:tblPr/>
       <w:tcPr>
         <w:tcBorders>
-          <w:top w:val="single" w:sz="8" w:space="0" w:color="8191BC" w:themeColor="accent5" w:themeTint="BF"/>
-          <w:left w:val="single" w:sz="8" w:space="0" w:color="8191BC" w:themeColor="accent5" w:themeTint="BF"/>
-          <w:bottom w:val="single" w:sz="8" w:space="0" w:color="8191BC" w:themeColor="accent5" w:themeTint="BF"/>
-          <w:right w:val="single" w:sz="8" w:space="0" w:color="8191BC" w:themeColor="accent5" w:themeTint="BF"/>
-          <w:insideH w:val="nil"/>
-          <w:insideV w:val="nil"/>
-        </w:tcBorders>
-        <w:shd w:val="clear" w:color="auto" w:fill="586EA6" w:themeFill="accent5"/>
+          <w:top w:val="single" w:sz="8" w:space="0" w:color="ED9C68" w:themeColor="accent5" w:themeTint="BF"/>
+          <w:left w:val="single" w:sz="8" w:space="0" w:color="ED9C68" w:themeColor="accent5" w:themeTint="BF"/>
+          <w:bottom w:val="single" w:sz="8" w:space="0" w:color="ED9C68" w:themeColor="accent5" w:themeTint="BF"/>
+          <w:right w:val="single" w:sz="8" w:space="0" w:color="ED9C68" w:themeColor="accent5" w:themeTint="BF"/>
+          <w:insideH w:val="nil"/>
+          <w:insideV w:val="nil"/>
+        </w:tcBorders>
+        <w:shd w:val="clear" w:color="auto" w:fill="E87D37" w:themeFill="accent5"/>
       </w:tcPr>
     </w:tblStylePr>
     <w:tblStylePr w:type="lastRow">
@@ -6493,10 +6391,10 @@
       <w:tblPr/>
       <w:tcPr>
         <w:tcBorders>
-          <w:top w:val="double" w:sz="6" w:space="0" w:color="8191BC" w:themeColor="accent5" w:themeTint="BF"/>
-          <w:left w:val="single" w:sz="8" w:space="0" w:color="8191BC" w:themeColor="accent5" w:themeTint="BF"/>
-          <w:bottom w:val="single" w:sz="8" w:space="0" w:color="8191BC" w:themeColor="accent5" w:themeTint="BF"/>
-          <w:right w:val="single" w:sz="8" w:space="0" w:color="8191BC" w:themeColor="accent5" w:themeTint="BF"/>
+          <w:top w:val="double" w:sz="6" w:space="0" w:color="ED9C68" w:themeColor="accent5" w:themeTint="BF"/>
+          <w:left w:val="single" w:sz="8" w:space="0" w:color="ED9C68" w:themeColor="accent5" w:themeTint="BF"/>
+          <w:bottom w:val="single" w:sz="8" w:space="0" w:color="ED9C68" w:themeColor="accent5" w:themeTint="BF"/>
+          <w:right w:val="single" w:sz="8" w:space="0" w:color="ED9C68" w:themeColor="accent5" w:themeTint="BF"/>
           <w:insideH w:val="nil"/>
           <w:insideV w:val="nil"/>
         </w:tcBorders>
@@ -6517,7 +6415,7 @@
     <w:tblStylePr w:type="band1Vert">
       <w:tblPr/>
       <w:tcPr>
-        <w:shd w:val="clear" w:color="auto" w:fill="D5DAE9" w:themeFill="accent5" w:themeFillTint="3F"/>
+        <w:shd w:val="clear" w:color="auto" w:fill="F9DECD" w:themeFill="accent5" w:themeFillTint="3F"/>
       </w:tcPr>
     </w:tblStylePr>
     <w:tblStylePr w:type="band1Horz">
@@ -6527,7 +6425,7 @@
           <w:insideH w:val="nil"/>
           <w:insideV w:val="nil"/>
         </w:tcBorders>
-        <w:shd w:val="clear" w:color="auto" w:fill="D5DAE9" w:themeFill="accent5" w:themeFillTint="3F"/>
+        <w:shd w:val="clear" w:color="auto" w:fill="F9DECD" w:themeFill="accent5" w:themeFillTint="3F"/>
       </w:tcPr>
     </w:tblStylePr>
     <w:tblStylePr w:type="band2Horz">
@@ -6552,11 +6450,11 @@
       <w:tblStyleRowBandSize w:val="1"/>
       <w:tblStyleColBandSize w:val="1"/>
       <w:tblBorders>
-        <w:top w:val="single" w:sz="8" w:space="0" w:color="8DADB7" w:themeColor="accent6" w:themeTint="BF"/>
-        <w:left w:val="single" w:sz="8" w:space="0" w:color="8DADB7" w:themeColor="accent6" w:themeTint="BF"/>
-        <w:bottom w:val="single" w:sz="8" w:space="0" w:color="8DADB7" w:themeColor="accent6" w:themeTint="BF"/>
-        <w:right w:val="single" w:sz="8" w:space="0" w:color="8DADB7" w:themeColor="accent6" w:themeTint="BF"/>
-        <w:insideH w:val="single" w:sz="8" w:space="0" w:color="8DADB7" w:themeColor="accent6" w:themeTint="BF"/>
+        <w:top w:val="single" w:sz="8" w:space="0" w:color="DF4E4F" w:themeColor="accent6" w:themeTint="BF"/>
+        <w:left w:val="single" w:sz="8" w:space="0" w:color="DF4E4F" w:themeColor="accent6" w:themeTint="BF"/>
+        <w:bottom w:val="single" w:sz="8" w:space="0" w:color="DF4E4F" w:themeColor="accent6" w:themeTint="BF"/>
+        <w:right w:val="single" w:sz="8" w:space="0" w:color="DF4E4F" w:themeColor="accent6" w:themeTint="BF"/>
+        <w:insideH w:val="single" w:sz="8" w:space="0" w:color="DF4E4F" w:themeColor="accent6" w:themeTint="BF"/>
       </w:tblBorders>
     </w:tblPr>
     <w:tblStylePr w:type="firstRow">
@@ -6571,14 +6469,14 @@
       <w:tblPr/>
       <w:tcPr>
         <w:tcBorders>
-          <w:top w:val="single" w:sz="8" w:space="0" w:color="8DADB7" w:themeColor="accent6" w:themeTint="BF"/>
-          <w:left w:val="single" w:sz="8" w:space="0" w:color="8DADB7" w:themeColor="accent6" w:themeTint="BF"/>
-          <w:bottom w:val="single" w:sz="8" w:space="0" w:color="8DADB7" w:themeColor="accent6" w:themeTint="BF"/>
-          <w:right w:val="single" w:sz="8" w:space="0" w:color="8DADB7" w:themeColor="accent6" w:themeTint="BF"/>
-          <w:insideH w:val="nil"/>
-          <w:insideV w:val="nil"/>
-        </w:tcBorders>
-        <w:shd w:val="clear" w:color="auto" w:fill="6892A0" w:themeFill="accent6"/>
+          <w:top w:val="single" w:sz="8" w:space="0" w:color="DF4E4F" w:themeColor="accent6" w:themeTint="BF"/>
+          <w:left w:val="single" w:sz="8" w:space="0" w:color="DF4E4F" w:themeColor="accent6" w:themeTint="BF"/>
+          <w:bottom w:val="single" w:sz="8" w:space="0" w:color="DF4E4F" w:themeColor="accent6" w:themeTint="BF"/>
+          <w:right w:val="single" w:sz="8" w:space="0" w:color="DF4E4F" w:themeColor="accent6" w:themeTint="BF"/>
+          <w:insideH w:val="nil"/>
+          <w:insideV w:val="nil"/>
+        </w:tcBorders>
+        <w:shd w:val="clear" w:color="auto" w:fill="C62324" w:themeFill="accent6"/>
       </w:tcPr>
     </w:tblStylePr>
     <w:tblStylePr w:type="lastRow">
@@ -6592,10 +6490,10 @@
       <w:tblPr/>
       <w:tcPr>
         <w:tcBorders>
-          <w:top w:val="double" w:sz="6" w:space="0" w:color="8DADB7" w:themeColor="accent6" w:themeTint="BF"/>
-          <w:left w:val="single" w:sz="8" w:space="0" w:color="8DADB7" w:themeColor="accent6" w:themeTint="BF"/>
-          <w:bottom w:val="single" w:sz="8" w:space="0" w:color="8DADB7" w:themeColor="accent6" w:themeTint="BF"/>
-          <w:right w:val="single" w:sz="8" w:space="0" w:color="8DADB7" w:themeColor="accent6" w:themeTint="BF"/>
+          <w:top w:val="double" w:sz="6" w:space="0" w:color="DF4E4F" w:themeColor="accent6" w:themeTint="BF"/>
+          <w:left w:val="single" w:sz="8" w:space="0" w:color="DF4E4F" w:themeColor="accent6" w:themeTint="BF"/>
+          <w:bottom w:val="single" w:sz="8" w:space="0" w:color="DF4E4F" w:themeColor="accent6" w:themeTint="BF"/>
+          <w:right w:val="single" w:sz="8" w:space="0" w:color="DF4E4F" w:themeColor="accent6" w:themeTint="BF"/>
           <w:insideH w:val="nil"/>
           <w:insideV w:val="nil"/>
         </w:tcBorders>
@@ -6616,7 +6514,7 @@
     <w:tblStylePr w:type="band1Vert">
       <w:tblPr/>
       <w:tcPr>
-        <w:shd w:val="clear" w:color="auto" w:fill="D9E3E7" w:themeFill="accent6" w:themeFillTint="3F"/>
+        <w:shd w:val="clear" w:color="auto" w:fill="F4C4C4" w:themeFill="accent6" w:themeFillTint="3F"/>
       </w:tcPr>
     </w:tblStylePr>
     <w:tblStylePr w:type="band1Horz">
@@ -6626,7 +6524,7 @@
           <w:insideH w:val="nil"/>
           <w:insideV w:val="nil"/>
         </w:tcBorders>
-        <w:shd w:val="clear" w:color="auto" w:fill="D9E3E7" w:themeFill="accent6" w:themeFillTint="3F"/>
+        <w:shd w:val="clear" w:color="auto" w:fill="F4C4C4" w:themeFill="accent6" w:themeFillTint="3F"/>
       </w:tcPr>
     </w:tblStylePr>
     <w:tblStylePr w:type="band2Horz">
@@ -6816,7 +6714,7 @@
           <w:insideH w:val="nil"/>
           <w:insideV w:val="nil"/>
         </w:tcBorders>
-        <w:shd w:val="clear" w:color="auto" w:fill="B71E42" w:themeFill="accent1"/>
+        <w:shd w:val="clear" w:color="auto" w:fill="052F61" w:themeFill="accent1"/>
       </w:tcPr>
     </w:tblStylePr>
     <w:tblStylePr w:type="lastRow">
@@ -6855,7 +6753,7 @@
           <w:insideH w:val="nil"/>
           <w:insideV w:val="nil"/>
         </w:tcBorders>
-        <w:shd w:val="clear" w:color="auto" w:fill="B71E42" w:themeFill="accent1"/>
+        <w:shd w:val="clear" w:color="auto" w:fill="052F61" w:themeFill="accent1"/>
       </w:tcPr>
     </w:tblStylePr>
     <w:tblStylePr w:type="lastCol">
@@ -6872,7 +6770,7 @@
           <w:insideH w:val="nil"/>
           <w:insideV w:val="nil"/>
         </w:tcBorders>
-        <w:shd w:val="clear" w:color="auto" w:fill="B71E42" w:themeFill="accent1"/>
+        <w:shd w:val="clear" w:color="auto" w:fill="052F61" w:themeFill="accent1"/>
       </w:tcPr>
     </w:tblStylePr>
     <w:tblStylePr w:type="band1Vert">
@@ -6958,7 +6856,7 @@
           <w:insideH w:val="nil"/>
           <w:insideV w:val="nil"/>
         </w:tcBorders>
-        <w:shd w:val="clear" w:color="auto" w:fill="DE478E" w:themeFill="accent2"/>
+        <w:shd w:val="clear" w:color="auto" w:fill="A50E82" w:themeFill="accent2"/>
       </w:tcPr>
     </w:tblStylePr>
     <w:tblStylePr w:type="lastRow">
@@ -6997,7 +6895,7 @@
           <w:insideH w:val="nil"/>
           <w:insideV w:val="nil"/>
         </w:tcBorders>
-        <w:shd w:val="clear" w:color="auto" w:fill="DE478E" w:themeFill="accent2"/>
+        <w:shd w:val="clear" w:color="auto" w:fill="A50E82" w:themeFill="accent2"/>
       </w:tcPr>
     </w:tblStylePr>
     <w:tblStylePr w:type="lastCol">
@@ -7014,7 +6912,7 @@
           <w:insideH w:val="nil"/>
           <w:insideV w:val="nil"/>
         </w:tcBorders>
-        <w:shd w:val="clear" w:color="auto" w:fill="DE478E" w:themeFill="accent2"/>
+        <w:shd w:val="clear" w:color="auto" w:fill="A50E82" w:themeFill="accent2"/>
       </w:tcPr>
     </w:tblStylePr>
     <w:tblStylePr w:type="band1Vert">
@@ -7100,7 +6998,7 @@
           <w:insideH w:val="nil"/>
           <w:insideV w:val="nil"/>
         </w:tcBorders>
-        <w:shd w:val="clear" w:color="auto" w:fill="BC72F0" w:themeFill="accent3"/>
+        <w:shd w:val="clear" w:color="auto" w:fill="14967C" w:themeFill="accent3"/>
       </w:tcPr>
     </w:tblStylePr>
     <w:tblStylePr w:type="lastRow">
@@ -7139,7 +7037,7 @@
           <w:insideH w:val="nil"/>
           <w:insideV w:val="nil"/>
         </w:tcBorders>
-        <w:shd w:val="clear" w:color="auto" w:fill="BC72F0" w:themeFill="accent3"/>
+        <w:shd w:val="clear" w:color="auto" w:fill="14967C" w:themeFill="accent3"/>
       </w:tcPr>
     </w:tblStylePr>
     <w:tblStylePr w:type="lastCol">
@@ -7156,7 +7054,7 @@
           <w:insideH w:val="nil"/>
           <w:insideV w:val="nil"/>
         </w:tcBorders>
-        <w:shd w:val="clear" w:color="auto" w:fill="BC72F0" w:themeFill="accent3"/>
+        <w:shd w:val="clear" w:color="auto" w:fill="14967C" w:themeFill="accent3"/>
       </w:tcPr>
     </w:tblStylePr>
     <w:tblStylePr w:type="band1Vert">
@@ -7242,7 +7140,7 @@
           <w:insideH w:val="nil"/>
           <w:insideV w:val="nil"/>
         </w:tcBorders>
-        <w:shd w:val="clear" w:color="auto" w:fill="795FAF" w:themeFill="accent4"/>
+        <w:shd w:val="clear" w:color="auto" w:fill="6A9E1F" w:themeFill="accent4"/>
       </w:tcPr>
     </w:tblStylePr>
     <w:tblStylePr w:type="lastRow">
@@ -7281,7 +7179,7 @@
           <w:insideH w:val="nil"/>
           <w:insideV w:val="nil"/>
         </w:tcBorders>
-        <w:shd w:val="clear" w:color="auto" w:fill="795FAF" w:themeFill="accent4"/>
+        <w:shd w:val="clear" w:color="auto" w:fill="6A9E1F" w:themeFill="accent4"/>
       </w:tcPr>
     </w:tblStylePr>
     <w:tblStylePr w:type="lastCol">
@@ -7298,7 +7196,7 @@
           <w:insideH w:val="nil"/>
           <w:insideV w:val="nil"/>
         </w:tcBorders>
-        <w:shd w:val="clear" w:color="auto" w:fill="795FAF" w:themeFill="accent4"/>
+        <w:shd w:val="clear" w:color="auto" w:fill="6A9E1F" w:themeFill="accent4"/>
       </w:tcPr>
     </w:tblStylePr>
     <w:tblStylePr w:type="band1Vert">
@@ -7384,7 +7282,7 @@
           <w:insideH w:val="nil"/>
           <w:insideV w:val="nil"/>
         </w:tcBorders>
-        <w:shd w:val="clear" w:color="auto" w:fill="586EA6" w:themeFill="accent5"/>
+        <w:shd w:val="clear" w:color="auto" w:fill="E87D37" w:themeFill="accent5"/>
       </w:tcPr>
     </w:tblStylePr>
     <w:tblStylePr w:type="lastRow">
@@ -7423,7 +7321,7 @@
           <w:insideH w:val="nil"/>
           <w:insideV w:val="nil"/>
         </w:tcBorders>
-        <w:shd w:val="clear" w:color="auto" w:fill="586EA6" w:themeFill="accent5"/>
+        <w:shd w:val="clear" w:color="auto" w:fill="E87D37" w:themeFill="accent5"/>
       </w:tcPr>
     </w:tblStylePr>
     <w:tblStylePr w:type="lastCol">
@@ -7440,7 +7338,7 @@
           <w:insideH w:val="nil"/>
           <w:insideV w:val="nil"/>
         </w:tcBorders>
-        <w:shd w:val="clear" w:color="auto" w:fill="586EA6" w:themeFill="accent5"/>
+        <w:shd w:val="clear" w:color="auto" w:fill="E87D37" w:themeFill="accent5"/>
       </w:tcPr>
     </w:tblStylePr>
     <w:tblStylePr w:type="band1Vert">
@@ -7526,7 +7424,7 @@
           <w:insideH w:val="nil"/>
           <w:insideV w:val="nil"/>
         </w:tcBorders>
-        <w:shd w:val="clear" w:color="auto" w:fill="6892A0" w:themeFill="accent6"/>
+        <w:shd w:val="clear" w:color="auto" w:fill="C62324" w:themeFill="accent6"/>
       </w:tcPr>
     </w:tblStylePr>
     <w:tblStylePr w:type="lastRow">
@@ -7565,7 +7463,7 @@
           <w:insideH w:val="nil"/>
           <w:insideV w:val="nil"/>
         </w:tcBorders>
-        <w:shd w:val="clear" w:color="auto" w:fill="6892A0" w:themeFill="accent6"/>
+        <w:shd w:val="clear" w:color="auto" w:fill="C62324" w:themeFill="accent6"/>
       </w:tcPr>
     </w:tblStylePr>
     <w:tblStylePr w:type="lastCol">
@@ -7582,7 +7480,7 @@
           <w:insideH w:val="nil"/>
           <w:insideV w:val="nil"/>
         </w:tcBorders>
-        <w:shd w:val="clear" w:color="auto" w:fill="6892A0" w:themeFill="accent6"/>
+        <w:shd w:val="clear" w:color="auto" w:fill="C62324" w:themeFill="accent6"/>
       </w:tcPr>
     </w:tblStylePr>
     <w:tblStylePr w:type="band1Vert">
@@ -7668,7 +7566,7 @@
       <w:rPr>
         <w:b/>
         <w:bCs/>
-        <w:color w:val="454545" w:themeColor="text2"/>
+        <w:color w:val="146194" w:themeColor="text2"/>
       </w:rPr>
       <w:tblPr/>
       <w:tcPr>
@@ -7725,8 +7623,8 @@
       <w:tblStyleRowBandSize w:val="1"/>
       <w:tblStyleColBandSize w:val="1"/>
       <w:tblBorders>
-        <w:top w:val="single" w:sz="8" w:space="0" w:color="B71E42" w:themeColor="accent1"/>
-        <w:bottom w:val="single" w:sz="8" w:space="0" w:color="B71E42" w:themeColor="accent1"/>
+        <w:top w:val="single" w:sz="8" w:space="0" w:color="052F61" w:themeColor="accent1"/>
+        <w:bottom w:val="single" w:sz="8" w:space="0" w:color="052F61" w:themeColor="accent1"/>
       </w:tblBorders>
     </w:tblPr>
     <w:tblStylePr w:type="firstRow">
@@ -7737,7 +7635,7 @@
       <w:tcPr>
         <w:tcBorders>
           <w:top w:val="nil"/>
-          <w:bottom w:val="single" w:sz="8" w:space="0" w:color="B71E42" w:themeColor="accent1"/>
+          <w:bottom w:val="single" w:sz="8" w:space="0" w:color="052F61" w:themeColor="accent1"/>
         </w:tcBorders>
       </w:tcPr>
     </w:tblStylePr>
@@ -7745,13 +7643,13 @@
       <w:rPr>
         <w:b/>
         <w:bCs/>
-        <w:color w:val="454545" w:themeColor="text2"/>
-      </w:rPr>
-      <w:tblPr/>
-      <w:tcPr>
-        <w:tcBorders>
-          <w:top w:val="single" w:sz="8" w:space="0" w:color="B71E42" w:themeColor="accent1"/>
-          <w:bottom w:val="single" w:sz="8" w:space="0" w:color="B71E42" w:themeColor="accent1"/>
+        <w:color w:val="146194" w:themeColor="text2"/>
+      </w:rPr>
+      <w:tblPr/>
+      <w:tcPr>
+        <w:tcBorders>
+          <w:top w:val="single" w:sz="8" w:space="0" w:color="052F61" w:themeColor="accent1"/>
+          <w:bottom w:val="single" w:sz="8" w:space="0" w:color="052F61" w:themeColor="accent1"/>
         </w:tcBorders>
       </w:tcPr>
     </w:tblStylePr>
@@ -7769,21 +7667,21 @@
       <w:tblPr/>
       <w:tcPr>
         <w:tcBorders>
-          <w:top w:val="single" w:sz="8" w:space="0" w:color="B71E42" w:themeColor="accent1"/>
-          <w:bottom w:val="single" w:sz="8" w:space="0" w:color="B71E42" w:themeColor="accent1"/>
+          <w:top w:val="single" w:sz="8" w:space="0" w:color="052F61" w:themeColor="accent1"/>
+          <w:bottom w:val="single" w:sz="8" w:space="0" w:color="052F61" w:themeColor="accent1"/>
         </w:tcBorders>
       </w:tcPr>
     </w:tblStylePr>
     <w:tblStylePr w:type="band1Vert">
       <w:tblPr/>
       <w:tcPr>
-        <w:shd w:val="clear" w:color="auto" w:fill="F4BFCC" w:themeFill="accent1" w:themeFillTint="3F"/>
+        <w:shd w:val="clear" w:color="auto" w:fill="9EC8FA" w:themeFill="accent1" w:themeFillTint="3F"/>
       </w:tcPr>
     </w:tblStylePr>
     <w:tblStylePr w:type="band1Horz">
       <w:tblPr/>
       <w:tcPr>
-        <w:shd w:val="clear" w:color="auto" w:fill="F4BFCC" w:themeFill="accent1" w:themeFillTint="3F"/>
+        <w:shd w:val="clear" w:color="auto" w:fill="9EC8FA" w:themeFill="accent1" w:themeFillTint="3F"/>
       </w:tcPr>
     </w:tblStylePr>
   </w:style>
@@ -7802,8 +7700,8 @@
       <w:tblStyleRowBandSize w:val="1"/>
       <w:tblStyleColBandSize w:val="1"/>
       <w:tblBorders>
-        <w:top w:val="single" w:sz="8" w:space="0" w:color="DE478E" w:themeColor="accent2"/>
-        <w:bottom w:val="single" w:sz="8" w:space="0" w:color="DE478E" w:themeColor="accent2"/>
+        <w:top w:val="single" w:sz="8" w:space="0" w:color="A50E82" w:themeColor="accent2"/>
+        <w:bottom w:val="single" w:sz="8" w:space="0" w:color="A50E82" w:themeColor="accent2"/>
       </w:tblBorders>
     </w:tblPr>
     <w:tblStylePr w:type="firstRow">
@@ -7814,7 +7712,7 @@
       <w:tcPr>
         <w:tcBorders>
           <w:top w:val="nil"/>
-          <w:bottom w:val="single" w:sz="8" w:space="0" w:color="DE478E" w:themeColor="accent2"/>
+          <w:bottom w:val="single" w:sz="8" w:space="0" w:color="A50E82" w:themeColor="accent2"/>
         </w:tcBorders>
       </w:tcPr>
     </w:tblStylePr>
@@ -7822,13 +7720,13 @@
       <w:rPr>
         <w:b/>
         <w:bCs/>
-        <w:color w:val="454545" w:themeColor="text2"/>
-      </w:rPr>
-      <w:tblPr/>
-      <w:tcPr>
-        <w:tcBorders>
-          <w:top w:val="single" w:sz="8" w:space="0" w:color="DE478E" w:themeColor="accent2"/>
-          <w:bottom w:val="single" w:sz="8" w:space="0" w:color="DE478E" w:themeColor="accent2"/>
+        <w:color w:val="146194" w:themeColor="text2"/>
+      </w:rPr>
+      <w:tblPr/>
+      <w:tcPr>
+        <w:tcBorders>
+          <w:top w:val="single" w:sz="8" w:space="0" w:color="A50E82" w:themeColor="accent2"/>
+          <w:bottom w:val="single" w:sz="8" w:space="0" w:color="A50E82" w:themeColor="accent2"/>
         </w:tcBorders>
       </w:tcPr>
     </w:tblStylePr>
@@ -7846,21 +7744,21 @@
       <w:tblPr/>
       <w:tcPr>
         <w:tcBorders>
-          <w:top w:val="single" w:sz="8" w:space="0" w:color="DE478E" w:themeColor="accent2"/>
-          <w:bottom w:val="single" w:sz="8" w:space="0" w:color="DE478E" w:themeColor="accent2"/>
+          <w:top w:val="single" w:sz="8" w:space="0" w:color="A50E82" w:themeColor="accent2"/>
+          <w:bottom w:val="single" w:sz="8" w:space="0" w:color="A50E82" w:themeColor="accent2"/>
         </w:tcBorders>
       </w:tcPr>
     </w:tblStylePr>
     <w:tblStylePr w:type="band1Vert">
       <w:tblPr/>
       <w:tcPr>
-        <w:shd w:val="clear" w:color="auto" w:fill="F6D1E2" w:themeFill="accent2" w:themeFillTint="3F"/>
+        <w:shd w:val="clear" w:color="auto" w:fill="F8B3E8" w:themeFill="accent2" w:themeFillTint="3F"/>
       </w:tcPr>
     </w:tblStylePr>
     <w:tblStylePr w:type="band1Horz">
       <w:tblPr/>
       <w:tcPr>
-        <w:shd w:val="clear" w:color="auto" w:fill="F6D1E2" w:themeFill="accent2" w:themeFillTint="3F"/>
+        <w:shd w:val="clear" w:color="auto" w:fill="F8B3E8" w:themeFill="accent2" w:themeFillTint="3F"/>
       </w:tcPr>
     </w:tblStylePr>
   </w:style>
@@ -7879,8 +7777,8 @@
       <w:tblStyleRowBandSize w:val="1"/>
       <w:tblStyleColBandSize w:val="1"/>
       <w:tblBorders>
-        <w:top w:val="single" w:sz="8" w:space="0" w:color="BC72F0" w:themeColor="accent3"/>
-        <w:bottom w:val="single" w:sz="8" w:space="0" w:color="BC72F0" w:themeColor="accent3"/>
+        <w:top w:val="single" w:sz="8" w:space="0" w:color="14967C" w:themeColor="accent3"/>
+        <w:bottom w:val="single" w:sz="8" w:space="0" w:color="14967C" w:themeColor="accent3"/>
       </w:tblBorders>
     </w:tblPr>
     <w:tblStylePr w:type="firstRow">
@@ -7891,7 +7789,7 @@
       <w:tcPr>
         <w:tcBorders>
           <w:top w:val="nil"/>
-          <w:bottom w:val="single" w:sz="8" w:space="0" w:color="BC72F0" w:themeColor="accent3"/>
+          <w:bottom w:val="single" w:sz="8" w:space="0" w:color="14967C" w:themeColor="accent3"/>
         </w:tcBorders>
       </w:tcPr>
     </w:tblStylePr>
@@ -7899,13 +7797,13 @@
       <w:rPr>
         <w:b/>
         <w:bCs/>
-        <w:color w:val="454545" w:themeColor="text2"/>
-      </w:rPr>
-      <w:tblPr/>
-      <w:tcPr>
-        <w:tcBorders>
-          <w:top w:val="single" w:sz="8" w:space="0" w:color="BC72F0" w:themeColor="accent3"/>
-          <w:bottom w:val="single" w:sz="8" w:space="0" w:color="BC72F0" w:themeColor="accent3"/>
+        <w:color w:val="146194" w:themeColor="text2"/>
+      </w:rPr>
+      <w:tblPr/>
+      <w:tcPr>
+        <w:tcBorders>
+          <w:top w:val="single" w:sz="8" w:space="0" w:color="14967C" w:themeColor="accent3"/>
+          <w:bottom w:val="single" w:sz="8" w:space="0" w:color="14967C" w:themeColor="accent3"/>
         </w:tcBorders>
       </w:tcPr>
     </w:tblStylePr>
@@ -7923,21 +7821,21 @@
       <w:tblPr/>
       <w:tcPr>
         <w:tcBorders>
-          <w:top w:val="single" w:sz="8" w:space="0" w:color="BC72F0" w:themeColor="accent3"/>
-          <w:bottom w:val="single" w:sz="8" w:space="0" w:color="BC72F0" w:themeColor="accent3"/>
+          <w:top w:val="single" w:sz="8" w:space="0" w:color="14967C" w:themeColor="accent3"/>
+          <w:bottom w:val="single" w:sz="8" w:space="0" w:color="14967C" w:themeColor="accent3"/>
         </w:tcBorders>
       </w:tcPr>
     </w:tblStylePr>
     <w:tblStylePr w:type="band1Vert">
       <w:tblPr/>
       <w:tcPr>
-        <w:shd w:val="clear" w:color="auto" w:fill="EEDCFB" w:themeFill="accent3" w:themeFillTint="3F"/>
+        <w:shd w:val="clear" w:color="auto" w:fill="B4F5E8" w:themeFill="accent3" w:themeFillTint="3F"/>
       </w:tcPr>
     </w:tblStylePr>
     <w:tblStylePr w:type="band1Horz">
       <w:tblPr/>
       <w:tcPr>
-        <w:shd w:val="clear" w:color="auto" w:fill="EEDCFB" w:themeFill="accent3" w:themeFillTint="3F"/>
+        <w:shd w:val="clear" w:color="auto" w:fill="B4F5E8" w:themeFill="accent3" w:themeFillTint="3F"/>
       </w:tcPr>
     </w:tblStylePr>
   </w:style>
@@ -7956,8 +7854,8 @@
       <w:tblStyleRowBandSize w:val="1"/>
       <w:tblStyleColBandSize w:val="1"/>
       <w:tblBorders>
-        <w:top w:val="single" w:sz="8" w:space="0" w:color="795FAF" w:themeColor="accent4"/>
-        <w:bottom w:val="single" w:sz="8" w:space="0" w:color="795FAF" w:themeColor="accent4"/>
+        <w:top w:val="single" w:sz="8" w:space="0" w:color="6A9E1F" w:themeColor="accent4"/>
+        <w:bottom w:val="single" w:sz="8" w:space="0" w:color="6A9E1F" w:themeColor="accent4"/>
       </w:tblBorders>
     </w:tblPr>
     <w:tblStylePr w:type="firstRow">
@@ -7968,7 +7866,7 @@
       <w:tcPr>
         <w:tcBorders>
           <w:top w:val="nil"/>
-          <w:bottom w:val="single" w:sz="8" w:space="0" w:color="795FAF" w:themeColor="accent4"/>
+          <w:bottom w:val="single" w:sz="8" w:space="0" w:color="6A9E1F" w:themeColor="accent4"/>
         </w:tcBorders>
       </w:tcPr>
     </w:tblStylePr>
@@ -7976,13 +7874,13 @@
       <w:rPr>
         <w:b/>
         <w:bCs/>
-        <w:color w:val="454545" w:themeColor="text2"/>
-      </w:rPr>
-      <w:tblPr/>
-      <w:tcPr>
-        <w:tcBorders>
-          <w:top w:val="single" w:sz="8" w:space="0" w:color="795FAF" w:themeColor="accent4"/>
-          <w:bottom w:val="single" w:sz="8" w:space="0" w:color="795FAF" w:themeColor="accent4"/>
+        <w:color w:val="146194" w:themeColor="text2"/>
+      </w:rPr>
+      <w:tblPr/>
+      <w:tcPr>
+        <w:tcBorders>
+          <w:top w:val="single" w:sz="8" w:space="0" w:color="6A9E1F" w:themeColor="accent4"/>
+          <w:bottom w:val="single" w:sz="8" w:space="0" w:color="6A9E1F" w:themeColor="accent4"/>
         </w:tcBorders>
       </w:tcPr>
     </w:tblStylePr>
@@ -8000,21 +7898,21 @@
       <w:tblPr/>
       <w:tcPr>
         <w:tcBorders>
-          <w:top w:val="single" w:sz="8" w:space="0" w:color="795FAF" w:themeColor="accent4"/>
-          <w:bottom w:val="single" w:sz="8" w:space="0" w:color="795FAF" w:themeColor="accent4"/>
+          <w:top w:val="single" w:sz="8" w:space="0" w:color="6A9E1F" w:themeColor="accent4"/>
+          <w:bottom w:val="single" w:sz="8" w:space="0" w:color="6A9E1F" w:themeColor="accent4"/>
         </w:tcBorders>
       </w:tcPr>
     </w:tblStylePr>
     <w:tblStylePr w:type="band1Vert">
       <w:tblPr/>
       <w:tcPr>
-        <w:shd w:val="clear" w:color="auto" w:fill="DDD7EB" w:themeFill="accent4" w:themeFillTint="3F"/>
+        <w:shd w:val="clear" w:color="auto" w:fill="DCF2BC" w:themeFill="accent4" w:themeFillTint="3F"/>
       </w:tcPr>
     </w:tblStylePr>
     <w:tblStylePr w:type="band1Horz">
       <w:tblPr/>
       <w:tcPr>
-        <w:shd w:val="clear" w:color="auto" w:fill="DDD7EB" w:themeFill="accent4" w:themeFillTint="3F"/>
+        <w:shd w:val="clear" w:color="auto" w:fill="DCF2BC" w:themeFill="accent4" w:themeFillTint="3F"/>
       </w:tcPr>
     </w:tblStylePr>
   </w:style>
@@ -8033,8 +7931,8 @@
       <w:tblStyleRowBandSize w:val="1"/>
       <w:tblStyleColBandSize w:val="1"/>
       <w:tblBorders>
-        <w:top w:val="single" w:sz="8" w:space="0" w:color="586EA6" w:themeColor="accent5"/>
-        <w:bottom w:val="single" w:sz="8" w:space="0" w:color="586EA6" w:themeColor="accent5"/>
+        <w:top w:val="single" w:sz="8" w:space="0" w:color="E87D37" w:themeColor="accent5"/>
+        <w:bottom w:val="single" w:sz="8" w:space="0" w:color="E87D37" w:themeColor="accent5"/>
       </w:tblBorders>
     </w:tblPr>
     <w:tblStylePr w:type="firstRow">
@@ -8045,7 +7943,7 @@
       <w:tcPr>
         <w:tcBorders>
           <w:top w:val="nil"/>
-          <w:bottom w:val="single" w:sz="8" w:space="0" w:color="586EA6" w:themeColor="accent5"/>
+          <w:bottom w:val="single" w:sz="8" w:space="0" w:color="E87D37" w:themeColor="accent5"/>
         </w:tcBorders>
       </w:tcPr>
     </w:tblStylePr>
@@ -8053,13 +7951,13 @@
       <w:rPr>
         <w:b/>
         <w:bCs/>
-        <w:color w:val="454545" w:themeColor="text2"/>
-      </w:rPr>
-      <w:tblPr/>
-      <w:tcPr>
-        <w:tcBorders>
-          <w:top w:val="single" w:sz="8" w:space="0" w:color="586EA6" w:themeColor="accent5"/>
-          <w:bottom w:val="single" w:sz="8" w:space="0" w:color="586EA6" w:themeColor="accent5"/>
+        <w:color w:val="146194" w:themeColor="text2"/>
+      </w:rPr>
+      <w:tblPr/>
+      <w:tcPr>
+        <w:tcBorders>
+          <w:top w:val="single" w:sz="8" w:space="0" w:color="E87D37" w:themeColor="accent5"/>
+          <w:bottom w:val="single" w:sz="8" w:space="0" w:color="E87D37" w:themeColor="accent5"/>
         </w:tcBorders>
       </w:tcPr>
     </w:tblStylePr>
@@ -8077,21 +7975,21 @@
       <w:tblPr/>
       <w:tcPr>
         <w:tcBorders>
-          <w:top w:val="single" w:sz="8" w:space="0" w:color="586EA6" w:themeColor="accent5"/>
-          <w:bottom w:val="single" w:sz="8" w:space="0" w:color="586EA6" w:themeColor="accent5"/>
+          <w:top w:val="single" w:sz="8" w:space="0" w:color="E87D37" w:themeColor="accent5"/>
+          <w:bottom w:val="single" w:sz="8" w:space="0" w:color="E87D37" w:themeColor="accent5"/>
         </w:tcBorders>
       </w:tcPr>
     </w:tblStylePr>
     <w:tblStylePr w:type="band1Vert">
       <w:tblPr/>
       <w:tcPr>
-        <w:shd w:val="clear" w:color="auto" w:fill="D5DAE9" w:themeFill="accent5" w:themeFillTint="3F"/>
+        <w:shd w:val="clear" w:color="auto" w:fill="F9DECD" w:themeFill="accent5" w:themeFillTint="3F"/>
       </w:tcPr>
     </w:tblStylePr>
     <w:tblStylePr w:type="band1Horz">
       <w:tblPr/>
       <w:tcPr>
-        <w:shd w:val="clear" w:color="auto" w:fill="D5DAE9" w:themeFill="accent5" w:themeFillTint="3F"/>
+        <w:shd w:val="clear" w:color="auto" w:fill="F9DECD" w:themeFill="accent5" w:themeFillTint="3F"/>
       </w:tcPr>
     </w:tblStylePr>
   </w:style>
@@ -8110,8 +8008,8 @@
       <w:tblStyleRowBandSize w:val="1"/>
       <w:tblStyleColBandSize w:val="1"/>
       <w:tblBorders>
-        <w:top w:val="single" w:sz="8" w:space="0" w:color="6892A0" w:themeColor="accent6"/>
-        <w:bottom w:val="single" w:sz="8" w:space="0" w:color="6892A0" w:themeColor="accent6"/>
+        <w:top w:val="single" w:sz="8" w:space="0" w:color="C62324" w:themeColor="accent6"/>
+        <w:bottom w:val="single" w:sz="8" w:space="0" w:color="C62324" w:themeColor="accent6"/>
       </w:tblBorders>
     </w:tblPr>
     <w:tblStylePr w:type="firstRow">
@@ -8122,7 +8020,7 @@
       <w:tcPr>
         <w:tcBorders>
           <w:top w:val="nil"/>
-          <w:bottom w:val="single" w:sz="8" w:space="0" w:color="6892A0" w:themeColor="accent6"/>
+          <w:bottom w:val="single" w:sz="8" w:space="0" w:color="C62324" w:themeColor="accent6"/>
         </w:tcBorders>
       </w:tcPr>
     </w:tblStylePr>
@@ -8130,13 +8028,13 @@
       <w:rPr>
         <w:b/>
         <w:bCs/>
-        <w:color w:val="454545" w:themeColor="text2"/>
-      </w:rPr>
-      <w:tblPr/>
-      <w:tcPr>
-        <w:tcBorders>
-          <w:top w:val="single" w:sz="8" w:space="0" w:color="6892A0" w:themeColor="accent6"/>
-          <w:bottom w:val="single" w:sz="8" w:space="0" w:color="6892A0" w:themeColor="accent6"/>
+        <w:color w:val="146194" w:themeColor="text2"/>
+      </w:rPr>
+      <w:tblPr/>
+      <w:tcPr>
+        <w:tcBorders>
+          <w:top w:val="single" w:sz="8" w:space="0" w:color="C62324" w:themeColor="accent6"/>
+          <w:bottom w:val="single" w:sz="8" w:space="0" w:color="C62324" w:themeColor="accent6"/>
         </w:tcBorders>
       </w:tcPr>
     </w:tblStylePr>
@@ -8154,21 +8052,21 @@
       <w:tblPr/>
       <w:tcPr>
         <w:tcBorders>
-          <w:top w:val="single" w:sz="8" w:space="0" w:color="6892A0" w:themeColor="accent6"/>
-          <w:bottom w:val="single" w:sz="8" w:space="0" w:color="6892A0" w:themeColor="accent6"/>
+          <w:top w:val="single" w:sz="8" w:space="0" w:color="C62324" w:themeColor="accent6"/>
+          <w:bottom w:val="single" w:sz="8" w:space="0" w:color="C62324" w:themeColor="accent6"/>
         </w:tcBorders>
       </w:tcPr>
     </w:tblStylePr>
     <w:tblStylePr w:type="band1Vert">
       <w:tblPr/>
       <w:tcPr>
-        <w:shd w:val="clear" w:color="auto" w:fill="D9E3E7" w:themeFill="accent6" w:themeFillTint="3F"/>
+        <w:shd w:val="clear" w:color="auto" w:fill="F4C4C4" w:themeFill="accent6" w:themeFillTint="3F"/>
       </w:tcPr>
     </w:tblStylePr>
     <w:tblStylePr w:type="band1Horz">
       <w:tblPr/>
       <w:tcPr>
-        <w:shd w:val="clear" w:color="auto" w:fill="D9E3E7" w:themeFill="accent6" w:themeFillTint="3F"/>
+        <w:shd w:val="clear" w:color="auto" w:fill="F4C4C4" w:themeFill="accent6" w:themeFillTint="3F"/>
       </w:tcPr>
     </w:tblStylePr>
   </w:style>
@@ -8309,10 +8207,10 @@
       <w:tblStyleRowBandSize w:val="1"/>
       <w:tblStyleColBandSize w:val="1"/>
       <w:tblBorders>
-        <w:top w:val="single" w:sz="8" w:space="0" w:color="B71E42" w:themeColor="accent1"/>
-        <w:left w:val="single" w:sz="8" w:space="0" w:color="B71E42" w:themeColor="accent1"/>
-        <w:bottom w:val="single" w:sz="8" w:space="0" w:color="B71E42" w:themeColor="accent1"/>
-        <w:right w:val="single" w:sz="8" w:space="0" w:color="B71E42" w:themeColor="accent1"/>
+        <w:top w:val="single" w:sz="8" w:space="0" w:color="052F61" w:themeColor="accent1"/>
+        <w:left w:val="single" w:sz="8" w:space="0" w:color="052F61" w:themeColor="accent1"/>
+        <w:bottom w:val="single" w:sz="8" w:space="0" w:color="052F61" w:themeColor="accent1"/>
+        <w:right w:val="single" w:sz="8" w:space="0" w:color="052F61" w:themeColor="accent1"/>
       </w:tblBorders>
     </w:tblPr>
     <w:tblStylePr w:type="firstRow">
@@ -8325,7 +8223,7 @@
         <w:tcBorders>
           <w:top w:val="nil"/>
           <w:left w:val="nil"/>
-          <w:bottom w:val="single" w:sz="24" w:space="0" w:color="B71E42" w:themeColor="accent1"/>
+          <w:bottom w:val="single" w:sz="24" w:space="0" w:color="052F61" w:themeColor="accent1"/>
           <w:right w:val="nil"/>
           <w:insideH w:val="nil"/>
           <w:insideV w:val="nil"/>
@@ -8337,7 +8235,7 @@
       <w:tblPr/>
       <w:tcPr>
         <w:tcBorders>
-          <w:top w:val="single" w:sz="8" w:space="0" w:color="B71E42" w:themeColor="accent1"/>
+          <w:top w:val="single" w:sz="8" w:space="0" w:color="052F61" w:themeColor="accent1"/>
           <w:left w:val="nil"/>
           <w:bottom w:val="nil"/>
           <w:right w:val="nil"/>
@@ -8354,7 +8252,7 @@
           <w:top w:val="nil"/>
           <w:left w:val="nil"/>
           <w:bottom w:val="nil"/>
-          <w:right w:val="single" w:sz="8" w:space="0" w:color="B71E42" w:themeColor="accent1"/>
+          <w:right w:val="single" w:sz="8" w:space="0" w:color="052F61" w:themeColor="accent1"/>
           <w:insideH w:val="nil"/>
           <w:insideV w:val="nil"/>
         </w:tcBorders>
@@ -8366,7 +8264,7 @@
       <w:tcPr>
         <w:tcBorders>
           <w:top w:val="nil"/>
-          <w:left w:val="single" w:sz="8" w:space="0" w:color="B71E42" w:themeColor="accent1"/>
+          <w:left w:val="single" w:sz="8" w:space="0" w:color="052F61" w:themeColor="accent1"/>
           <w:bottom w:val="nil"/>
           <w:right w:val="nil"/>
           <w:insideH w:val="nil"/>
@@ -8384,7 +8282,7 @@
           <w:insideH w:val="nil"/>
           <w:insideV w:val="nil"/>
         </w:tcBorders>
-        <w:shd w:val="clear" w:color="auto" w:fill="F4BFCC" w:themeFill="accent1" w:themeFillTint="3F"/>
+        <w:shd w:val="clear" w:color="auto" w:fill="9EC8FA" w:themeFill="accent1" w:themeFillTint="3F"/>
       </w:tcPr>
     </w:tblStylePr>
     <w:tblStylePr w:type="band1Horz">
@@ -8396,7 +8294,7 @@
           <w:insideH w:val="nil"/>
           <w:insideV w:val="nil"/>
         </w:tcBorders>
-        <w:shd w:val="clear" w:color="auto" w:fill="F4BFCC" w:themeFill="accent1" w:themeFillTint="3F"/>
+        <w:shd w:val="clear" w:color="auto" w:fill="9EC8FA" w:themeFill="accent1" w:themeFillTint="3F"/>
       </w:tcPr>
     </w:tblStylePr>
     <w:tblStylePr w:type="nwCell">
@@ -8430,10 +8328,10 @@
       <w:tblStyleRowBandSize w:val="1"/>
       <w:tblStyleColBandSize w:val="1"/>
       <w:tblBorders>
-        <w:top w:val="single" w:sz="8" w:space="0" w:color="DE478E" w:themeColor="accent2"/>
-        <w:left w:val="single" w:sz="8" w:space="0" w:color="DE478E" w:themeColor="accent2"/>
-        <w:bottom w:val="single" w:sz="8" w:space="0" w:color="DE478E" w:themeColor="accent2"/>
-        <w:right w:val="single" w:sz="8" w:space="0" w:color="DE478E" w:themeColor="accent2"/>
+        <w:top w:val="single" w:sz="8" w:space="0" w:color="A50E82" w:themeColor="accent2"/>
+        <w:left w:val="single" w:sz="8" w:space="0" w:color="A50E82" w:themeColor="accent2"/>
+        <w:bottom w:val="single" w:sz="8" w:space="0" w:color="A50E82" w:themeColor="accent2"/>
+        <w:right w:val="single" w:sz="8" w:space="0" w:color="A50E82" w:themeColor="accent2"/>
       </w:tblBorders>
     </w:tblPr>
     <w:tblStylePr w:type="firstRow">
@@ -8446,7 +8344,7 @@
         <w:tcBorders>
           <w:top w:val="nil"/>
           <w:left w:val="nil"/>
-          <w:bottom w:val="single" w:sz="24" w:space="0" w:color="DE478E" w:themeColor="accent2"/>
+          <w:bottom w:val="single" w:sz="24" w:space="0" w:color="A50E82" w:themeColor="accent2"/>
           <w:right w:val="nil"/>
           <w:insideH w:val="nil"/>
           <w:insideV w:val="nil"/>
@@ -8458,7 +8356,7 @@
       <w:tblPr/>
       <w:tcPr>
         <w:tcBorders>
-          <w:top w:val="single" w:sz="8" w:space="0" w:color="DE478E" w:themeColor="accent2"/>
+          <w:top w:val="single" w:sz="8" w:space="0" w:color="A50E82" w:themeColor="accent2"/>
           <w:left w:val="nil"/>
           <w:bottom w:val="nil"/>
           <w:right w:val="nil"/>
@@ -8475,7 +8373,7 @@
           <w:top w:val="nil"/>
           <w:left w:val="nil"/>
           <w:bottom w:val="nil"/>
-          <w:right w:val="single" w:sz="8" w:space="0" w:color="DE478E" w:themeColor="accent2"/>
+          <w:right w:val="single" w:sz="8" w:space="0" w:color="A50E82" w:themeColor="accent2"/>
           <w:insideH w:val="nil"/>
           <w:insideV w:val="nil"/>
         </w:tcBorders>
@@ -8487,7 +8385,7 @@
       <w:tcPr>
         <w:tcBorders>
           <w:top w:val="nil"/>
-          <w:left w:val="single" w:sz="8" w:space="0" w:color="DE478E" w:themeColor="accent2"/>
+          <w:left w:val="single" w:sz="8" w:space="0" w:color="A50E82" w:themeColor="accent2"/>
           <w:bottom w:val="nil"/>
           <w:right w:val="nil"/>
           <w:insideH w:val="nil"/>
@@ -8505,7 +8403,7 @@
           <w:insideH w:val="nil"/>
           <w:insideV w:val="nil"/>
         </w:tcBorders>
-        <w:shd w:val="clear" w:color="auto" w:fill="F6D1E2" w:themeFill="accent2" w:themeFillTint="3F"/>
+        <w:shd w:val="clear" w:color="auto" w:fill="F8B3E8" w:themeFill="accent2" w:themeFillTint="3F"/>
       </w:tcPr>
     </w:tblStylePr>
     <w:tblStylePr w:type="band1Horz">
@@ -8517,7 +8415,7 @@
           <w:insideH w:val="nil"/>
           <w:insideV w:val="nil"/>
         </w:tcBorders>
-        <w:shd w:val="clear" w:color="auto" w:fill="F6D1E2" w:themeFill="accent2" w:themeFillTint="3F"/>
+        <w:shd w:val="clear" w:color="auto" w:fill="F8B3E8" w:themeFill="accent2" w:themeFillTint="3F"/>
       </w:tcPr>
     </w:tblStylePr>
     <w:tblStylePr w:type="nwCell">
@@ -8551,10 +8449,10 @@
       <w:tblStyleRowBandSize w:val="1"/>
       <w:tblStyleColBandSize w:val="1"/>
       <w:tblBorders>
-        <w:top w:val="single" w:sz="8" w:space="0" w:color="BC72F0" w:themeColor="accent3"/>
-        <w:left w:val="single" w:sz="8" w:space="0" w:color="BC72F0" w:themeColor="accent3"/>
-        <w:bottom w:val="single" w:sz="8" w:space="0" w:color="BC72F0" w:themeColor="accent3"/>
-        <w:right w:val="single" w:sz="8" w:space="0" w:color="BC72F0" w:themeColor="accent3"/>
+        <w:top w:val="single" w:sz="8" w:space="0" w:color="14967C" w:themeColor="accent3"/>
+        <w:left w:val="single" w:sz="8" w:space="0" w:color="14967C" w:themeColor="accent3"/>
+        <w:bottom w:val="single" w:sz="8" w:space="0" w:color="14967C" w:themeColor="accent3"/>
+        <w:right w:val="single" w:sz="8" w:space="0" w:color="14967C" w:themeColor="accent3"/>
       </w:tblBorders>
     </w:tblPr>
     <w:tblStylePr w:type="firstRow">
@@ -8567,7 +8465,7 @@
         <w:tcBorders>
           <w:top w:val="nil"/>
           <w:left w:val="nil"/>
-          <w:bottom w:val="single" w:sz="24" w:space="0" w:color="BC72F0" w:themeColor="accent3"/>
+          <w:bottom w:val="single" w:sz="24" w:space="0" w:color="14967C" w:themeColor="accent3"/>
           <w:right w:val="nil"/>
           <w:insideH w:val="nil"/>
           <w:insideV w:val="nil"/>
@@ -8579,7 +8477,7 @@
       <w:tblPr/>
       <w:tcPr>
         <w:tcBorders>
-          <w:top w:val="single" w:sz="8" w:space="0" w:color="BC72F0" w:themeColor="accent3"/>
+          <w:top w:val="single" w:sz="8" w:space="0" w:color="14967C" w:themeColor="accent3"/>
           <w:left w:val="nil"/>
           <w:bottom w:val="nil"/>
           <w:right w:val="nil"/>
@@ -8596,7 +8494,7 @@
           <w:top w:val="nil"/>
           <w:left w:val="nil"/>
           <w:bottom w:val="nil"/>
-          <w:right w:val="single" w:sz="8" w:space="0" w:color="BC72F0" w:themeColor="accent3"/>
+          <w:right w:val="single" w:sz="8" w:space="0" w:color="14967C" w:themeColor="accent3"/>
           <w:insideH w:val="nil"/>
           <w:insideV w:val="nil"/>
         </w:tcBorders>
@@ -8608,7 +8506,7 @@
       <w:tcPr>
         <w:tcBorders>
           <w:top w:val="nil"/>
-          <w:left w:val="single" w:sz="8" w:space="0" w:color="BC72F0" w:themeColor="accent3"/>
+          <w:left w:val="single" w:sz="8" w:space="0" w:color="14967C" w:themeColor="accent3"/>
           <w:bottom w:val="nil"/>
           <w:right w:val="nil"/>
           <w:insideH w:val="nil"/>
@@ -8626,7 +8524,7 @@
           <w:insideH w:val="nil"/>
           <w:insideV w:val="nil"/>
         </w:tcBorders>
-        <w:shd w:val="clear" w:color="auto" w:fill="EEDCFB" w:themeFill="accent3" w:themeFillTint="3F"/>
+        <w:shd w:val="clear" w:color="auto" w:fill="B4F5E8" w:themeFill="accent3" w:themeFillTint="3F"/>
       </w:tcPr>
     </w:tblStylePr>
     <w:tblStylePr w:type="band1Horz">
@@ -8638,7 +8536,7 @@
           <w:insideH w:val="nil"/>
           <w:insideV w:val="nil"/>
         </w:tcBorders>
-        <w:shd w:val="clear" w:color="auto" w:fill="EEDCFB" w:themeFill="accent3" w:themeFillTint="3F"/>
+        <w:shd w:val="clear" w:color="auto" w:fill="B4F5E8" w:themeFill="accent3" w:themeFillTint="3F"/>
       </w:tcPr>
     </w:tblStylePr>
     <w:tblStylePr w:type="nwCell">
@@ -8672,10 +8570,10 @@
       <w:tblStyleRowBandSize w:val="1"/>
       <w:tblStyleColBandSize w:val="1"/>
       <w:tblBorders>
-        <w:top w:val="single" w:sz="8" w:space="0" w:color="795FAF" w:themeColor="accent4"/>
-        <w:left w:val="single" w:sz="8" w:space="0" w:color="795FAF" w:themeColor="accent4"/>
-        <w:bottom w:val="single" w:sz="8" w:space="0" w:color="795FAF" w:themeColor="accent4"/>
-        <w:right w:val="single" w:sz="8" w:space="0" w:color="795FAF" w:themeColor="accent4"/>
+        <w:top w:val="single" w:sz="8" w:space="0" w:color="6A9E1F" w:themeColor="accent4"/>
+        <w:left w:val="single" w:sz="8" w:space="0" w:color="6A9E1F" w:themeColor="accent4"/>
+        <w:bottom w:val="single" w:sz="8" w:space="0" w:color="6A9E1F" w:themeColor="accent4"/>
+        <w:right w:val="single" w:sz="8" w:space="0" w:color="6A9E1F" w:themeColor="accent4"/>
       </w:tblBorders>
     </w:tblPr>
     <w:tblStylePr w:type="firstRow">
@@ -8688,7 +8586,7 @@
         <w:tcBorders>
           <w:top w:val="nil"/>
           <w:left w:val="nil"/>
-          <w:bottom w:val="single" w:sz="24" w:space="0" w:color="795FAF" w:themeColor="accent4"/>
+          <w:bottom w:val="single" w:sz="24" w:space="0" w:color="6A9E1F" w:themeColor="accent4"/>
           <w:right w:val="nil"/>
           <w:insideH w:val="nil"/>
           <w:insideV w:val="nil"/>
@@ -8700,7 +8598,7 @@
       <w:tblPr/>
       <w:tcPr>
         <w:tcBorders>
-          <w:top w:val="single" w:sz="8" w:space="0" w:color="795FAF" w:themeColor="accent4"/>
+          <w:top w:val="single" w:sz="8" w:space="0" w:color="6A9E1F" w:themeColor="accent4"/>
           <w:left w:val="nil"/>
           <w:bottom w:val="nil"/>
           <w:right w:val="nil"/>
@@ -8717,7 +8615,7 @@
           <w:top w:val="nil"/>
           <w:left w:val="nil"/>
           <w:bottom w:val="nil"/>
-          <w:right w:val="single" w:sz="8" w:space="0" w:color="795FAF" w:themeColor="accent4"/>
+          <w:right w:val="single" w:sz="8" w:space="0" w:color="6A9E1F" w:themeColor="accent4"/>
           <w:insideH w:val="nil"/>
           <w:insideV w:val="nil"/>
         </w:tcBorders>
@@ -8729,7 +8627,7 @@
       <w:tcPr>
         <w:tcBorders>
           <w:top w:val="nil"/>
-          <w:left w:val="single" w:sz="8" w:space="0" w:color="795FAF" w:themeColor="accent4"/>
+          <w:left w:val="single" w:sz="8" w:space="0" w:color="6A9E1F" w:themeColor="accent4"/>
           <w:bottom w:val="nil"/>
           <w:right w:val="nil"/>
           <w:insideH w:val="nil"/>
@@ -8747,7 +8645,7 @@
           <w:insideH w:val="nil"/>
           <w:insideV w:val="nil"/>
         </w:tcBorders>
-        <w:shd w:val="clear" w:color="auto" w:fill="DDD7EB" w:themeFill="accent4" w:themeFillTint="3F"/>
+        <w:shd w:val="clear" w:color="auto" w:fill="DCF2BC" w:themeFill="accent4" w:themeFillTint="3F"/>
       </w:tcPr>
     </w:tblStylePr>
     <w:tblStylePr w:type="band1Horz">
@@ -8759,7 +8657,7 @@
           <w:insideH w:val="nil"/>
           <w:insideV w:val="nil"/>
         </w:tcBorders>
-        <w:shd w:val="clear" w:color="auto" w:fill="DDD7EB" w:themeFill="accent4" w:themeFillTint="3F"/>
+        <w:shd w:val="clear" w:color="auto" w:fill="DCF2BC" w:themeFill="accent4" w:themeFillTint="3F"/>
       </w:tcPr>
     </w:tblStylePr>
     <w:tblStylePr w:type="nwCell">
@@ -8793,10 +8691,10 @@
       <w:tblStyleRowBandSize w:val="1"/>
       <w:tblStyleColBandSize w:val="1"/>
       <w:tblBorders>
-        <w:top w:val="single" w:sz="8" w:space="0" w:color="586EA6" w:themeColor="accent5"/>
-        <w:left w:val="single" w:sz="8" w:space="0" w:color="586EA6" w:themeColor="accent5"/>
-        <w:bottom w:val="single" w:sz="8" w:space="0" w:color="586EA6" w:themeColor="accent5"/>
-        <w:right w:val="single" w:sz="8" w:space="0" w:color="586EA6" w:themeColor="accent5"/>
+        <w:top w:val="single" w:sz="8" w:space="0" w:color="E87D37" w:themeColor="accent5"/>
+        <w:left w:val="single" w:sz="8" w:space="0" w:color="E87D37" w:themeColor="accent5"/>
+        <w:bottom w:val="single" w:sz="8" w:space="0" w:color="E87D37" w:themeColor="accent5"/>
+        <w:right w:val="single" w:sz="8" w:space="0" w:color="E87D37" w:themeColor="accent5"/>
       </w:tblBorders>
     </w:tblPr>
     <w:tblStylePr w:type="firstRow">
@@ -8809,7 +8707,7 @@
         <w:tcBorders>
           <w:top w:val="nil"/>
           <w:left w:val="nil"/>
-          <w:bottom w:val="single" w:sz="24" w:space="0" w:color="586EA6" w:themeColor="accent5"/>
+          <w:bottom w:val="single" w:sz="24" w:space="0" w:color="E87D37" w:themeColor="accent5"/>
           <w:right w:val="nil"/>
           <w:insideH w:val="nil"/>
           <w:insideV w:val="nil"/>
@@ -8821,7 +8719,7 @@
       <w:tblPr/>
       <w:tcPr>
         <w:tcBorders>
-          <w:top w:val="single" w:sz="8" w:space="0" w:color="586EA6" w:themeColor="accent5"/>
+          <w:top w:val="single" w:sz="8" w:space="0" w:color="E87D37" w:themeColor="accent5"/>
           <w:left w:val="nil"/>
           <w:bottom w:val="nil"/>
           <w:right w:val="nil"/>
@@ -8838,7 +8736,7 @@
           <w:top w:val="nil"/>
           <w:left w:val="nil"/>
           <w:bottom w:val="nil"/>
-          <w:right w:val="single" w:sz="8" w:space="0" w:color="586EA6" w:themeColor="accent5"/>
+          <w:right w:val="single" w:sz="8" w:space="0" w:color="E87D37" w:themeColor="accent5"/>
           <w:insideH w:val="nil"/>
           <w:insideV w:val="nil"/>
         </w:tcBorders>
@@ -8850,7 +8748,7 @@
       <w:tcPr>
         <w:tcBorders>
           <w:top w:val="nil"/>
-          <w:left w:val="single" w:sz="8" w:space="0" w:color="586EA6" w:themeColor="accent5"/>
+          <w:left w:val="single" w:sz="8" w:space="0" w:color="E87D37" w:themeColor="accent5"/>
           <w:bottom w:val="nil"/>
           <w:right w:val="nil"/>
           <w:insideH w:val="nil"/>
@@ -8868,7 +8766,7 @@
           <w:insideH w:val="nil"/>
           <w:insideV w:val="nil"/>
         </w:tcBorders>
-        <w:shd w:val="clear" w:color="auto" w:fill="D5DAE9" w:themeFill="accent5" w:themeFillTint="3F"/>
+        <w:shd w:val="clear" w:color="auto" w:fill="F9DECD" w:themeFill="accent5" w:themeFillTint="3F"/>
       </w:tcPr>
     </w:tblStylePr>
     <w:tblStylePr w:type="band1Horz">
@@ -8880,7 +8778,7 @@
           <w:insideH w:val="nil"/>
           <w:insideV w:val="nil"/>
         </w:tcBorders>
-        <w:shd w:val="clear" w:color="auto" w:fill="D5DAE9" w:themeFill="accent5" w:themeFillTint="3F"/>
+        <w:shd w:val="clear" w:color="auto" w:fill="F9DECD" w:themeFill="accent5" w:themeFillTint="3F"/>
       </w:tcPr>
     </w:tblStylePr>
     <w:tblStylePr w:type="nwCell">
@@ -8914,10 +8812,10 @@
       <w:tblStyleRowBandSize w:val="1"/>
       <w:tblStyleColBandSize w:val="1"/>
       <w:tblBorders>
-        <w:top w:val="single" w:sz="8" w:space="0" w:color="6892A0" w:themeColor="accent6"/>
-        <w:left w:val="single" w:sz="8" w:space="0" w:color="6892A0" w:themeColor="accent6"/>
-        <w:bottom w:val="single" w:sz="8" w:space="0" w:color="6892A0" w:themeColor="accent6"/>
-        <w:right w:val="single" w:sz="8" w:space="0" w:color="6892A0" w:themeColor="accent6"/>
+        <w:top w:val="single" w:sz="8" w:space="0" w:color="C62324" w:themeColor="accent6"/>
+        <w:left w:val="single" w:sz="8" w:space="0" w:color="C62324" w:themeColor="accent6"/>
+        <w:bottom w:val="single" w:sz="8" w:space="0" w:color="C62324" w:themeColor="accent6"/>
+        <w:right w:val="single" w:sz="8" w:space="0" w:color="C62324" w:themeColor="accent6"/>
       </w:tblBorders>
     </w:tblPr>
     <w:tblStylePr w:type="firstRow">
@@ -8930,7 +8828,7 @@
         <w:tcBorders>
           <w:top w:val="nil"/>
           <w:left w:val="nil"/>
-          <w:bottom w:val="single" w:sz="24" w:space="0" w:color="6892A0" w:themeColor="accent6"/>
+          <w:bottom w:val="single" w:sz="24" w:space="0" w:color="C62324" w:themeColor="accent6"/>
           <w:right w:val="nil"/>
           <w:insideH w:val="nil"/>
           <w:insideV w:val="nil"/>
@@ -8942,7 +8840,7 @@
       <w:tblPr/>
       <w:tcPr>
         <w:tcBorders>
-          <w:top w:val="single" w:sz="8" w:space="0" w:color="6892A0" w:themeColor="accent6"/>
+          <w:top w:val="single" w:sz="8" w:space="0" w:color="C62324" w:themeColor="accent6"/>
           <w:left w:val="nil"/>
           <w:bottom w:val="nil"/>
           <w:right w:val="nil"/>
@@ -8959,7 +8857,7 @@
           <w:top w:val="nil"/>
           <w:left w:val="nil"/>
           <w:bottom w:val="nil"/>
-          <w:right w:val="single" w:sz="8" w:space="0" w:color="6892A0" w:themeColor="accent6"/>
+          <w:right w:val="single" w:sz="8" w:space="0" w:color="C62324" w:themeColor="accent6"/>
           <w:insideH w:val="nil"/>
           <w:insideV w:val="nil"/>
         </w:tcBorders>
@@ -8971,7 +8869,7 @@
       <w:tcPr>
         <w:tcBorders>
           <w:top w:val="nil"/>
-          <w:left w:val="single" w:sz="8" w:space="0" w:color="6892A0" w:themeColor="accent6"/>
+          <w:left w:val="single" w:sz="8" w:space="0" w:color="C62324" w:themeColor="accent6"/>
           <w:bottom w:val="nil"/>
           <w:right w:val="nil"/>
           <w:insideH w:val="nil"/>
@@ -8989,7 +8887,7 @@
           <w:insideH w:val="nil"/>
           <w:insideV w:val="nil"/>
         </w:tcBorders>
-        <w:shd w:val="clear" w:color="auto" w:fill="D9E3E7" w:themeFill="accent6" w:themeFillTint="3F"/>
+        <w:shd w:val="clear" w:color="auto" w:fill="F4C4C4" w:themeFill="accent6" w:themeFillTint="3F"/>
       </w:tcPr>
     </w:tblStylePr>
     <w:tblStylePr w:type="band1Horz">
@@ -9001,7 +8899,7 @@
           <w:insideH w:val="nil"/>
           <w:insideV w:val="nil"/>
         </w:tcBorders>
-        <w:shd w:val="clear" w:color="auto" w:fill="D9E3E7" w:themeFill="accent6" w:themeFillTint="3F"/>
+        <w:shd w:val="clear" w:color="auto" w:fill="F4C4C4" w:themeFill="accent6" w:themeFillTint="3F"/>
       </w:tcPr>
     </w:tblStylePr>
     <w:tblStylePr w:type="nwCell">
@@ -9097,16 +8995,16 @@
       <w:tblStyleRowBandSize w:val="1"/>
       <w:tblStyleColBandSize w:val="1"/>
       <w:tblBorders>
-        <w:top w:val="single" w:sz="8" w:space="0" w:color="DF3F65" w:themeColor="accent1" w:themeTint="BF"/>
-        <w:left w:val="single" w:sz="8" w:space="0" w:color="DF3F65" w:themeColor="accent1" w:themeTint="BF"/>
-        <w:bottom w:val="single" w:sz="8" w:space="0" w:color="DF3F65" w:themeColor="accent1" w:themeTint="BF"/>
-        <w:right w:val="single" w:sz="8" w:space="0" w:color="DF3F65" w:themeColor="accent1" w:themeTint="BF"/>
-        <w:insideH w:val="single" w:sz="8" w:space="0" w:color="DF3F65" w:themeColor="accent1" w:themeTint="BF"/>
-        <w:insideV w:val="single" w:sz="8" w:space="0" w:color="DF3F65" w:themeColor="accent1" w:themeTint="BF"/>
+        <w:top w:val="single" w:sz="8" w:space="0" w:color="0A5DC2" w:themeColor="accent1" w:themeTint="BF"/>
+        <w:left w:val="single" w:sz="8" w:space="0" w:color="0A5DC2" w:themeColor="accent1" w:themeTint="BF"/>
+        <w:bottom w:val="single" w:sz="8" w:space="0" w:color="0A5DC2" w:themeColor="accent1" w:themeTint="BF"/>
+        <w:right w:val="single" w:sz="8" w:space="0" w:color="0A5DC2" w:themeColor="accent1" w:themeTint="BF"/>
+        <w:insideH w:val="single" w:sz="8" w:space="0" w:color="0A5DC2" w:themeColor="accent1" w:themeTint="BF"/>
+        <w:insideV w:val="single" w:sz="8" w:space="0" w:color="0A5DC2" w:themeColor="accent1" w:themeTint="BF"/>
       </w:tblBorders>
     </w:tblPr>
     <w:tcPr>
-      <w:shd w:val="clear" w:color="auto" w:fill="F4BFCC" w:themeFill="accent1" w:themeFillTint="3F"/>
+      <w:shd w:val="clear" w:color="auto" w:fill="9EC8FA" w:themeFill="accent1" w:themeFillTint="3F"/>
     </w:tcPr>
     <w:tblStylePr w:type="firstRow">
       <w:rPr>
@@ -9122,7 +9020,7 @@
       <w:tblPr/>
       <w:tcPr>
         <w:tcBorders>
-          <w:top w:val="single" w:sz="18" w:space="0" w:color="DF3F65" w:themeColor="accent1" w:themeTint="BF"/>
+          <w:top w:val="single" w:sz="18" w:space="0" w:color="0A5DC2" w:themeColor="accent1" w:themeTint="BF"/>
         </w:tcBorders>
       </w:tcPr>
     </w:tblStylePr>
@@ -9141,13 +9039,13 @@
     <w:tblStylePr w:type="band1Vert">
       <w:tblPr/>
       <w:tcPr>
-        <w:shd w:val="clear" w:color="auto" w:fill="EA7F98" w:themeFill="accent1" w:themeFillTint="7F"/>
+        <w:shd w:val="clear" w:color="auto" w:fill="3D91F5" w:themeFill="accent1" w:themeFillTint="7F"/>
       </w:tcPr>
     </w:tblStylePr>
     <w:tblStylePr w:type="band1Horz">
       <w:tblPr/>
       <w:tcPr>
-        <w:shd w:val="clear" w:color="auto" w:fill="EA7F98" w:themeFill="accent1" w:themeFillTint="7F"/>
+        <w:shd w:val="clear" w:color="auto" w:fill="3D91F5" w:themeFill="accent1" w:themeFillTint="7F"/>
       </w:tcPr>
     </w:tblStylePr>
   </w:style>
@@ -9163,16 +9061,16 @@
       <w:tblStyleRowBandSize w:val="1"/>
       <w:tblStyleColBandSize w:val="1"/>
       <w:tblBorders>
-        <w:top w:val="single" w:sz="8" w:space="0" w:color="E675A9" w:themeColor="accent2" w:themeTint="BF"/>
-        <w:left w:val="single" w:sz="8" w:space="0" w:color="E675A9" w:themeColor="accent2" w:themeTint="BF"/>
-        <w:bottom w:val="single" w:sz="8" w:space="0" w:color="E675A9" w:themeColor="accent2" w:themeTint="BF"/>
-        <w:right w:val="single" w:sz="8" w:space="0" w:color="E675A9" w:themeColor="accent2" w:themeTint="BF"/>
-        <w:insideH w:val="single" w:sz="8" w:space="0" w:color="E675A9" w:themeColor="accent2" w:themeTint="BF"/>
-        <w:insideV w:val="single" w:sz="8" w:space="0" w:color="E675A9" w:themeColor="accent2" w:themeTint="BF"/>
+        <w:top w:val="single" w:sz="8" w:space="0" w:color="EB1ABA" w:themeColor="accent2" w:themeTint="BF"/>
+        <w:left w:val="single" w:sz="8" w:space="0" w:color="EB1ABA" w:themeColor="accent2" w:themeTint="BF"/>
+        <w:bottom w:val="single" w:sz="8" w:space="0" w:color="EB1ABA" w:themeColor="accent2" w:themeTint="BF"/>
+        <w:right w:val="single" w:sz="8" w:space="0" w:color="EB1ABA" w:themeColor="accent2" w:themeTint="BF"/>
+        <w:insideH w:val="single" w:sz="8" w:space="0" w:color="EB1ABA" w:themeColor="accent2" w:themeTint="BF"/>
+        <w:insideV w:val="single" w:sz="8" w:space="0" w:color="EB1ABA" w:themeColor="accent2" w:themeTint="BF"/>
       </w:tblBorders>
     </w:tblPr>
     <w:tcPr>
-      <w:shd w:val="clear" w:color="auto" w:fill="F6D1E2" w:themeFill="accent2" w:themeFillTint="3F"/>
+      <w:shd w:val="clear" w:color="auto" w:fill="F8B3E8" w:themeFill="accent2" w:themeFillTint="3F"/>
     </w:tcPr>
     <w:tblStylePr w:type="firstRow">
       <w:rPr>
@@ -9188,7 +9086,7 @@
       <w:tblPr/>
       <w:tcPr>
         <w:tcBorders>
-          <w:top w:val="single" w:sz="18" w:space="0" w:color="E675A9" w:themeColor="accent2" w:themeTint="BF"/>
+          <w:top w:val="single" w:sz="18" w:space="0" w:color="EB1ABA" w:themeColor="accent2" w:themeTint="BF"/>
         </w:tcBorders>
       </w:tcPr>
     </w:tblStylePr>
@@ -9207,13 +9105,13 @@
     <w:tblStylePr w:type="band1Vert">
       <w:tblPr/>
       <w:tcPr>
-        <w:shd w:val="clear" w:color="auto" w:fill="EEA3C6" w:themeFill="accent2" w:themeFillTint="7F"/>
+        <w:shd w:val="clear" w:color="auto" w:fill="F266D1" w:themeFill="accent2" w:themeFillTint="7F"/>
       </w:tcPr>
     </w:tblStylePr>
     <w:tblStylePr w:type="band1Horz">
       <w:tblPr/>
       <w:tcPr>
-        <w:shd w:val="clear" w:color="auto" w:fill="EEA3C6" w:themeFill="accent2" w:themeFillTint="7F"/>
+        <w:shd w:val="clear" w:color="auto" w:fill="F266D1" w:themeFill="accent2" w:themeFillTint="7F"/>
       </w:tcPr>
     </w:tblStylePr>
   </w:style>
@@ -9229,16 +9127,16 @@
       <w:tblStyleRowBandSize w:val="1"/>
       <w:tblStyleColBandSize w:val="1"/>
       <w:tblBorders>
-        <w:top w:val="single" w:sz="8" w:space="0" w:color="CC95F3" w:themeColor="accent3" w:themeTint="BF"/>
-        <w:left w:val="single" w:sz="8" w:space="0" w:color="CC95F3" w:themeColor="accent3" w:themeTint="BF"/>
-        <w:bottom w:val="single" w:sz="8" w:space="0" w:color="CC95F3" w:themeColor="accent3" w:themeTint="BF"/>
-        <w:right w:val="single" w:sz="8" w:space="0" w:color="CC95F3" w:themeColor="accent3" w:themeTint="BF"/>
-        <w:insideH w:val="single" w:sz="8" w:space="0" w:color="CC95F3" w:themeColor="accent3" w:themeTint="BF"/>
-        <w:insideV w:val="single" w:sz="8" w:space="0" w:color="CC95F3" w:themeColor="accent3" w:themeTint="BF"/>
+        <w:top w:val="single" w:sz="8" w:space="0" w:color="1EE1BA" w:themeColor="accent3" w:themeTint="BF"/>
+        <w:left w:val="single" w:sz="8" w:space="0" w:color="1EE1BA" w:themeColor="accent3" w:themeTint="BF"/>
+        <w:bottom w:val="single" w:sz="8" w:space="0" w:color="1EE1BA" w:themeColor="accent3" w:themeTint="BF"/>
+        <w:right w:val="single" w:sz="8" w:space="0" w:color="1EE1BA" w:themeColor="accent3" w:themeTint="BF"/>
+        <w:insideH w:val="single" w:sz="8" w:space="0" w:color="1EE1BA" w:themeColor="accent3" w:themeTint="BF"/>
+        <w:insideV w:val="single" w:sz="8" w:space="0" w:color="1EE1BA" w:themeColor="accent3" w:themeTint="BF"/>
       </w:tblBorders>
     </w:tblPr>
     <w:tcPr>
-      <w:shd w:val="clear" w:color="auto" w:fill="EEDCFB" w:themeFill="accent3" w:themeFillTint="3F"/>
+      <w:shd w:val="clear" w:color="auto" w:fill="B4F5E8" w:themeFill="accent3" w:themeFillTint="3F"/>
     </w:tcPr>
     <w:tblStylePr w:type="firstRow">
       <w:rPr>
@@ -9254,7 +9152,7 @@
       <w:tblPr/>
       <w:tcPr>
         <w:tcBorders>
-          <w:top w:val="single" w:sz="18" w:space="0" w:color="CC95F3" w:themeColor="accent3" w:themeTint="BF"/>
+          <w:top w:val="single" w:sz="18" w:space="0" w:color="1EE1BA" w:themeColor="accent3" w:themeTint="BF"/>
         </w:tcBorders>
       </w:tcPr>
     </w:tblStylePr>
@@ -9273,13 +9171,13 @@
     <w:tblStylePr w:type="band1Vert">
       <w:tblPr/>
       <w:tcPr>
-        <w:shd w:val="clear" w:color="auto" w:fill="DDB8F7" w:themeFill="accent3" w:themeFillTint="7F"/>
+        <w:shd w:val="clear" w:color="auto" w:fill="69EBD1" w:themeFill="accent3" w:themeFillTint="7F"/>
       </w:tcPr>
     </w:tblStylePr>
     <w:tblStylePr w:type="band1Horz">
       <w:tblPr/>
       <w:tcPr>
-        <w:shd w:val="clear" w:color="auto" w:fill="DDB8F7" w:themeFill="accent3" w:themeFillTint="7F"/>
+        <w:shd w:val="clear" w:color="auto" w:fill="69EBD1" w:themeFill="accent3" w:themeFillTint="7F"/>
       </w:tcPr>
     </w:tblStylePr>
   </w:style>
@@ -9295,16 +9193,16 @@
       <w:tblStyleRowBandSize w:val="1"/>
       <w:tblStyleColBandSize w:val="1"/>
       <w:tblBorders>
-        <w:top w:val="single" w:sz="8" w:space="0" w:color="9A87C3" w:themeColor="accent4" w:themeTint="BF"/>
-        <w:left w:val="single" w:sz="8" w:space="0" w:color="9A87C3" w:themeColor="accent4" w:themeTint="BF"/>
-        <w:bottom w:val="single" w:sz="8" w:space="0" w:color="9A87C3" w:themeColor="accent4" w:themeTint="BF"/>
-        <w:right w:val="single" w:sz="8" w:space="0" w:color="9A87C3" w:themeColor="accent4" w:themeTint="BF"/>
-        <w:insideH w:val="single" w:sz="8" w:space="0" w:color="9A87C3" w:themeColor="accent4" w:themeTint="BF"/>
-        <w:insideV w:val="single" w:sz="8" w:space="0" w:color="9A87C3" w:themeColor="accent4" w:themeTint="BF"/>
+        <w:top w:val="single" w:sz="8" w:space="0" w:color="94D735" w:themeColor="accent4" w:themeTint="BF"/>
+        <w:left w:val="single" w:sz="8" w:space="0" w:color="94D735" w:themeColor="accent4" w:themeTint="BF"/>
+        <w:bottom w:val="single" w:sz="8" w:space="0" w:color="94D735" w:themeColor="accent4" w:themeTint="BF"/>
+        <w:right w:val="single" w:sz="8" w:space="0" w:color="94D735" w:themeColor="accent4" w:themeTint="BF"/>
+        <w:insideH w:val="single" w:sz="8" w:space="0" w:color="94D735" w:themeColor="accent4" w:themeTint="BF"/>
+        <w:insideV w:val="single" w:sz="8" w:space="0" w:color="94D735" w:themeColor="accent4" w:themeTint="BF"/>
       </w:tblBorders>
     </w:tblPr>
     <w:tcPr>
-      <w:shd w:val="clear" w:color="auto" w:fill="DDD7EB" w:themeFill="accent4" w:themeFillTint="3F"/>
+      <w:shd w:val="clear" w:color="auto" w:fill="DCF2BC" w:themeFill="accent4" w:themeFillTint="3F"/>
     </w:tcPr>
     <w:tblStylePr w:type="firstRow">
       <w:rPr>
@@ -9320,7 +9218,7 @@
       <w:tblPr/>
       <w:tcPr>
         <w:tcBorders>
-          <w:top w:val="single" w:sz="18" w:space="0" w:color="9A87C3" w:themeColor="accent4" w:themeTint="BF"/>
+          <w:top w:val="single" w:sz="18" w:space="0" w:color="94D735" w:themeColor="accent4" w:themeTint="BF"/>
         </w:tcBorders>
       </w:tcPr>
     </w:tblStylePr>
@@ -9339,13 +9237,13 @@
     <w:tblStylePr w:type="band1Vert">
       <w:tblPr/>
       <w:tcPr>
-        <w:shd w:val="clear" w:color="auto" w:fill="BCAFD7" w:themeFill="accent4" w:themeFillTint="7F"/>
+        <w:shd w:val="clear" w:color="auto" w:fill="B8E479" w:themeFill="accent4" w:themeFillTint="7F"/>
       </w:tcPr>
     </w:tblStylePr>
     <w:tblStylePr w:type="band1Horz">
       <w:tblPr/>
       <w:tcPr>
-        <w:shd w:val="clear" w:color="auto" w:fill="BCAFD7" w:themeFill="accent4" w:themeFillTint="7F"/>
+        <w:shd w:val="clear" w:color="auto" w:fill="B8E479" w:themeFill="accent4" w:themeFillTint="7F"/>
       </w:tcPr>
     </w:tblStylePr>
   </w:style>
@@ -9361,16 +9259,16 @@
       <w:tblStyleRowBandSize w:val="1"/>
       <w:tblStyleColBandSize w:val="1"/>
       <w:tblBorders>
-        <w:top w:val="single" w:sz="8" w:space="0" w:color="8191BC" w:themeColor="accent5" w:themeTint="BF"/>
-        <w:left w:val="single" w:sz="8" w:space="0" w:color="8191BC" w:themeColor="accent5" w:themeTint="BF"/>
-        <w:bottom w:val="single" w:sz="8" w:space="0" w:color="8191BC" w:themeColor="accent5" w:themeTint="BF"/>
-        <w:right w:val="single" w:sz="8" w:space="0" w:color="8191BC" w:themeColor="accent5" w:themeTint="BF"/>
-        <w:insideH w:val="single" w:sz="8" w:space="0" w:color="8191BC" w:themeColor="accent5" w:themeTint="BF"/>
-        <w:insideV w:val="single" w:sz="8" w:space="0" w:color="8191BC" w:themeColor="accent5" w:themeTint="BF"/>
+        <w:top w:val="single" w:sz="8" w:space="0" w:color="ED9C68" w:themeColor="accent5" w:themeTint="BF"/>
+        <w:left w:val="single" w:sz="8" w:space="0" w:color="ED9C68" w:themeColor="accent5" w:themeTint="BF"/>
+        <w:bottom w:val="single" w:sz="8" w:space="0" w:color="ED9C68" w:themeColor="accent5" w:themeTint="BF"/>
+        <w:right w:val="single" w:sz="8" w:space="0" w:color="ED9C68" w:themeColor="accent5" w:themeTint="BF"/>
+        <w:insideH w:val="single" w:sz="8" w:space="0" w:color="ED9C68" w:themeColor="accent5" w:themeTint="BF"/>
+        <w:insideV w:val="single" w:sz="8" w:space="0" w:color="ED9C68" w:themeColor="accent5" w:themeTint="BF"/>
       </w:tblBorders>
     </w:tblPr>
     <w:tcPr>
-      <w:shd w:val="clear" w:color="auto" w:fill="D5DAE9" w:themeFill="accent5" w:themeFillTint="3F"/>
+      <w:shd w:val="clear" w:color="auto" w:fill="F9DECD" w:themeFill="accent5" w:themeFillTint="3F"/>
     </w:tcPr>
     <w:tblStylePr w:type="firstRow">
       <w:rPr>
@@ -9386,7 +9284,7 @@
       <w:tblPr/>
       <w:tcPr>
         <w:tcBorders>
-          <w:top w:val="single" w:sz="18" w:space="0" w:color="8191BC" w:themeColor="accent5" w:themeTint="BF"/>
+          <w:top w:val="single" w:sz="18" w:space="0" w:color="ED9C68" w:themeColor="accent5" w:themeTint="BF"/>
         </w:tcBorders>
       </w:tcPr>
     </w:tblStylePr>
@@ -9405,13 +9303,13 @@
     <w:tblStylePr w:type="band1Vert">
       <w:tblPr/>
       <w:tcPr>
-        <w:shd w:val="clear" w:color="auto" w:fill="ABB6D2" w:themeFill="accent5" w:themeFillTint="7F"/>
+        <w:shd w:val="clear" w:color="auto" w:fill="F3BD9B" w:themeFill="accent5" w:themeFillTint="7F"/>
       </w:tcPr>
     </w:tblStylePr>
     <w:tblStylePr w:type="band1Horz">
       <w:tblPr/>
       <w:tcPr>
-        <w:shd w:val="clear" w:color="auto" w:fill="ABB6D2" w:themeFill="accent5" w:themeFillTint="7F"/>
+        <w:shd w:val="clear" w:color="auto" w:fill="F3BD9B" w:themeFill="accent5" w:themeFillTint="7F"/>
       </w:tcPr>
     </w:tblStylePr>
   </w:style>
@@ -9427,16 +9325,16 @@
       <w:tblStyleRowBandSize w:val="1"/>
       <w:tblStyleColBandSize w:val="1"/>
       <w:tblBorders>
-        <w:top w:val="single" w:sz="8" w:space="0" w:color="8DADB7" w:themeColor="accent6" w:themeTint="BF"/>
-        <w:left w:val="single" w:sz="8" w:space="0" w:color="8DADB7" w:themeColor="accent6" w:themeTint="BF"/>
-        <w:bottom w:val="single" w:sz="8" w:space="0" w:color="8DADB7" w:themeColor="accent6" w:themeTint="BF"/>
-        <w:right w:val="single" w:sz="8" w:space="0" w:color="8DADB7" w:themeColor="accent6" w:themeTint="BF"/>
-        <w:insideH w:val="single" w:sz="8" w:space="0" w:color="8DADB7" w:themeColor="accent6" w:themeTint="BF"/>
-        <w:insideV w:val="single" w:sz="8" w:space="0" w:color="8DADB7" w:themeColor="accent6" w:themeTint="BF"/>
+        <w:top w:val="single" w:sz="8" w:space="0" w:color="DF4E4F" w:themeColor="accent6" w:themeTint="BF"/>
+        <w:left w:val="single" w:sz="8" w:space="0" w:color="DF4E4F" w:themeColor="accent6" w:themeTint="BF"/>
+        <w:bottom w:val="single" w:sz="8" w:space="0" w:color="DF4E4F" w:themeColor="accent6" w:themeTint="BF"/>
+        <w:right w:val="single" w:sz="8" w:space="0" w:color="DF4E4F" w:themeColor="accent6" w:themeTint="BF"/>
+        <w:insideH w:val="single" w:sz="8" w:space="0" w:color="DF4E4F" w:themeColor="accent6" w:themeTint="BF"/>
+        <w:insideV w:val="single" w:sz="8" w:space="0" w:color="DF4E4F" w:themeColor="accent6" w:themeTint="BF"/>
       </w:tblBorders>
     </w:tblPr>
     <w:tcPr>
-      <w:shd w:val="clear" w:color="auto" w:fill="D9E3E7" w:themeFill="accent6" w:themeFillTint="3F"/>
+      <w:shd w:val="clear" w:color="auto" w:fill="F4C4C4" w:themeFill="accent6" w:themeFillTint="3F"/>
     </w:tcPr>
     <w:tblStylePr w:type="firstRow">
       <w:rPr>
@@ -9452,7 +9350,7 @@
       <w:tblPr/>
       <w:tcPr>
         <w:tcBorders>
-          <w:top w:val="single" w:sz="18" w:space="0" w:color="8DADB7" w:themeColor="accent6" w:themeTint="BF"/>
+          <w:top w:val="single" w:sz="18" w:space="0" w:color="DF4E4F" w:themeColor="accent6" w:themeTint="BF"/>
         </w:tcBorders>
       </w:tcPr>
     </w:tblStylePr>
@@ -9471,13 +9369,13 @@
     <w:tblStylePr w:type="band1Vert">
       <w:tblPr/>
       <w:tcPr>
-        <w:shd w:val="clear" w:color="auto" w:fill="B3C8CF" w:themeFill="accent6" w:themeFillTint="7F"/>
+        <w:shd w:val="clear" w:color="auto" w:fill="EA898A" w:themeFill="accent6" w:themeFillTint="7F"/>
       </w:tcPr>
     </w:tblStylePr>
     <w:tblStylePr w:type="band1Horz">
       <w:tblPr/>
       <w:tcPr>
-        <w:shd w:val="clear" w:color="auto" w:fill="B3C8CF" w:themeFill="accent6" w:themeFillTint="7F"/>
+        <w:shd w:val="clear" w:color="auto" w:fill="EA898A" w:themeFill="accent6" w:themeFillTint="7F"/>
       </w:tcPr>
     </w:tblStylePr>
   </w:style>
@@ -9615,16 +9513,16 @@
       <w:tblStyleRowBandSize w:val="1"/>
       <w:tblStyleColBandSize w:val="1"/>
       <w:tblBorders>
-        <w:top w:val="single" w:sz="8" w:space="0" w:color="B71E42" w:themeColor="accent1"/>
-        <w:left w:val="single" w:sz="8" w:space="0" w:color="B71E42" w:themeColor="accent1"/>
-        <w:bottom w:val="single" w:sz="8" w:space="0" w:color="B71E42" w:themeColor="accent1"/>
-        <w:right w:val="single" w:sz="8" w:space="0" w:color="B71E42" w:themeColor="accent1"/>
-        <w:insideH w:val="single" w:sz="8" w:space="0" w:color="B71E42" w:themeColor="accent1"/>
-        <w:insideV w:val="single" w:sz="8" w:space="0" w:color="B71E42" w:themeColor="accent1"/>
+        <w:top w:val="single" w:sz="8" w:space="0" w:color="052F61" w:themeColor="accent1"/>
+        <w:left w:val="single" w:sz="8" w:space="0" w:color="052F61" w:themeColor="accent1"/>
+        <w:bottom w:val="single" w:sz="8" w:space="0" w:color="052F61" w:themeColor="accent1"/>
+        <w:right w:val="single" w:sz="8" w:space="0" w:color="052F61" w:themeColor="accent1"/>
+        <w:insideH w:val="single" w:sz="8" w:space="0" w:color="052F61" w:themeColor="accent1"/>
+        <w:insideV w:val="single" w:sz="8" w:space="0" w:color="052F61" w:themeColor="accent1"/>
       </w:tblBorders>
     </w:tblPr>
     <w:tcPr>
-      <w:shd w:val="clear" w:color="auto" w:fill="F4BFCC" w:themeFill="accent1" w:themeFillTint="3F"/>
+      <w:shd w:val="clear" w:color="auto" w:fill="9EC8FA" w:themeFill="accent1" w:themeFillTint="3F"/>
     </w:tcPr>
     <w:tblStylePr w:type="firstRow">
       <w:rPr>
@@ -9634,7 +9532,7 @@
       </w:rPr>
       <w:tblPr/>
       <w:tcPr>
-        <w:shd w:val="clear" w:color="auto" w:fill="FBE5EA" w:themeFill="accent1" w:themeFillTint="19"/>
+        <w:shd w:val="clear" w:color="auto" w:fill="D8E9FD" w:themeFill="accent1" w:themeFillTint="19"/>
       </w:tcPr>
     </w:tblStylePr>
     <w:tblStylePr w:type="lastRow">
@@ -9691,23 +9589,23 @@
           <w:insideH w:val="nil"/>
           <w:insideV w:val="nil"/>
         </w:tcBorders>
-        <w:shd w:val="clear" w:color="auto" w:fill="F6CBD5" w:themeFill="accent1" w:themeFillTint="33"/>
+        <w:shd w:val="clear" w:color="auto" w:fill="B1D2FB" w:themeFill="accent1" w:themeFillTint="33"/>
       </w:tcPr>
     </w:tblStylePr>
     <w:tblStylePr w:type="band1Vert">
       <w:tblPr/>
       <w:tcPr>
-        <w:shd w:val="clear" w:color="auto" w:fill="EA7F98" w:themeFill="accent1" w:themeFillTint="7F"/>
+        <w:shd w:val="clear" w:color="auto" w:fill="3D91F5" w:themeFill="accent1" w:themeFillTint="7F"/>
       </w:tcPr>
     </w:tblStylePr>
     <w:tblStylePr w:type="band1Horz">
       <w:tblPr/>
       <w:tcPr>
         <w:tcBorders>
-          <w:insideH w:val="single" w:sz="6" w:space="0" w:color="B71E42" w:themeColor="accent1"/>
-          <w:insideV w:val="single" w:sz="6" w:space="0" w:color="B71E42" w:themeColor="accent1"/>
-        </w:tcBorders>
-        <w:shd w:val="clear" w:color="auto" w:fill="EA7F98" w:themeFill="accent1" w:themeFillTint="7F"/>
+          <w:insideH w:val="single" w:sz="6" w:space="0" w:color="052F61" w:themeColor="accent1"/>
+          <w:insideV w:val="single" w:sz="6" w:space="0" w:color="052F61" w:themeColor="accent1"/>
+        </w:tcBorders>
+        <w:shd w:val="clear" w:color="auto" w:fill="3D91F5" w:themeFill="accent1" w:themeFillTint="7F"/>
       </w:tcPr>
     </w:tblStylePr>
     <w:tblStylePr w:type="nwCell">
@@ -9733,16 +9631,16 @@
       <w:tblStyleRowBandSize w:val="1"/>
       <w:tblStyleColBandSize w:val="1"/>
       <w:tblBorders>
-        <w:top w:val="single" w:sz="8" w:space="0" w:color="DE478E" w:themeColor="accent2"/>
-        <w:left w:val="single" w:sz="8" w:space="0" w:color="DE478E" w:themeColor="accent2"/>
-        <w:bottom w:val="single" w:sz="8" w:space="0" w:color="DE478E" w:themeColor="accent2"/>
-        <w:right w:val="single" w:sz="8" w:space="0" w:color="DE478E" w:themeColor="accent2"/>
-        <w:insideH w:val="single" w:sz="8" w:space="0" w:color="DE478E" w:themeColor="accent2"/>
-        <w:insideV w:val="single" w:sz="8" w:space="0" w:color="DE478E" w:themeColor="accent2"/>
+        <w:top w:val="single" w:sz="8" w:space="0" w:color="A50E82" w:themeColor="accent2"/>
+        <w:left w:val="single" w:sz="8" w:space="0" w:color="A50E82" w:themeColor="accent2"/>
+        <w:bottom w:val="single" w:sz="8" w:space="0" w:color="A50E82" w:themeColor="accent2"/>
+        <w:right w:val="single" w:sz="8" w:space="0" w:color="A50E82" w:themeColor="accent2"/>
+        <w:insideH w:val="single" w:sz="8" w:space="0" w:color="A50E82" w:themeColor="accent2"/>
+        <w:insideV w:val="single" w:sz="8" w:space="0" w:color="A50E82" w:themeColor="accent2"/>
       </w:tblBorders>
     </w:tblPr>
     <w:tcPr>
-      <w:shd w:val="clear" w:color="auto" w:fill="F6D1E2" w:themeFill="accent2" w:themeFillTint="3F"/>
+      <w:shd w:val="clear" w:color="auto" w:fill="F8B3E8" w:themeFill="accent2" w:themeFillTint="3F"/>
     </w:tcPr>
     <w:tblStylePr w:type="firstRow">
       <w:rPr>
@@ -9752,7 +9650,7 @@
       </w:rPr>
       <w:tblPr/>
       <w:tcPr>
-        <w:shd w:val="clear" w:color="auto" w:fill="FBECF3" w:themeFill="accent2" w:themeFillTint="19"/>
+        <w:shd w:val="clear" w:color="auto" w:fill="FCE0F5" w:themeFill="accent2" w:themeFillTint="19"/>
       </w:tcPr>
     </w:tblStylePr>
     <w:tblStylePr w:type="lastRow">
@@ -9809,23 +9707,23 @@
           <w:insideH w:val="nil"/>
           <w:insideV w:val="nil"/>
         </w:tcBorders>
-        <w:shd w:val="clear" w:color="auto" w:fill="F8D9E8" w:themeFill="accent2" w:themeFillTint="33"/>
+        <w:shd w:val="clear" w:color="auto" w:fill="F9C1EC" w:themeFill="accent2" w:themeFillTint="33"/>
       </w:tcPr>
     </w:tblStylePr>
     <w:tblStylePr w:type="band1Vert">
       <w:tblPr/>
       <w:tcPr>
-        <w:shd w:val="clear" w:color="auto" w:fill="EEA3C6" w:themeFill="accent2" w:themeFillTint="7F"/>
+        <w:shd w:val="clear" w:color="auto" w:fill="F266D1" w:themeFill="accent2" w:themeFillTint="7F"/>
       </w:tcPr>
     </w:tblStylePr>
     <w:tblStylePr w:type="band1Horz">
       <w:tblPr/>
       <w:tcPr>
         <w:tcBorders>
-          <w:insideH w:val="single" w:sz="6" w:space="0" w:color="DE478E" w:themeColor="accent2"/>
-          <w:insideV w:val="single" w:sz="6" w:space="0" w:color="DE478E" w:themeColor="accent2"/>
-        </w:tcBorders>
-        <w:shd w:val="clear" w:color="auto" w:fill="EEA3C6" w:themeFill="accent2" w:themeFillTint="7F"/>
+          <w:insideH w:val="single" w:sz="6" w:space="0" w:color="A50E82" w:themeColor="accent2"/>
+          <w:insideV w:val="single" w:sz="6" w:space="0" w:color="A50E82" w:themeColor="accent2"/>
+        </w:tcBorders>
+        <w:shd w:val="clear" w:color="auto" w:fill="F266D1" w:themeFill="accent2" w:themeFillTint="7F"/>
       </w:tcPr>
     </w:tblStylePr>
     <w:tblStylePr w:type="nwCell">
@@ -9851,16 +9749,16 @@
       <w:tblStyleRowBandSize w:val="1"/>
       <w:tblStyleColBandSize w:val="1"/>
       <w:tblBorders>
-        <w:top w:val="single" w:sz="8" w:space="0" w:color="BC72F0" w:themeColor="accent3"/>
-        <w:left w:val="single" w:sz="8" w:space="0" w:color="BC72F0" w:themeColor="accent3"/>
-        <w:bottom w:val="single" w:sz="8" w:space="0" w:color="BC72F0" w:themeColor="accent3"/>
-        <w:right w:val="single" w:sz="8" w:space="0" w:color="BC72F0" w:themeColor="accent3"/>
-        <w:insideH w:val="single" w:sz="8" w:space="0" w:color="BC72F0" w:themeColor="accent3"/>
-        <w:insideV w:val="single" w:sz="8" w:space="0" w:color="BC72F0" w:themeColor="accent3"/>
+        <w:top w:val="single" w:sz="8" w:space="0" w:color="14967C" w:themeColor="accent3"/>
+        <w:left w:val="single" w:sz="8" w:space="0" w:color="14967C" w:themeColor="accent3"/>
+        <w:bottom w:val="single" w:sz="8" w:space="0" w:color="14967C" w:themeColor="accent3"/>
+        <w:right w:val="single" w:sz="8" w:space="0" w:color="14967C" w:themeColor="accent3"/>
+        <w:insideH w:val="single" w:sz="8" w:space="0" w:color="14967C" w:themeColor="accent3"/>
+        <w:insideV w:val="single" w:sz="8" w:space="0" w:color="14967C" w:themeColor="accent3"/>
       </w:tblBorders>
     </w:tblPr>
     <w:tcPr>
-      <w:shd w:val="clear" w:color="auto" w:fill="EEDCFB" w:themeFill="accent3" w:themeFillTint="3F"/>
+      <w:shd w:val="clear" w:color="auto" w:fill="B4F5E8" w:themeFill="accent3" w:themeFillTint="3F"/>
     </w:tcPr>
     <w:tblStylePr w:type="firstRow">
       <w:rPr>
@@ -9870,7 +9768,7 @@
       </w:rPr>
       <w:tblPr/>
       <w:tcPr>
-        <w:shd w:val="clear" w:color="auto" w:fill="F8F1FD" w:themeFill="accent3" w:themeFillTint="19"/>
+        <w:shd w:val="clear" w:color="auto" w:fill="E1FBF6" w:themeFill="accent3" w:themeFillTint="19"/>
       </w:tcPr>
     </w:tblStylePr>
     <w:tblStylePr w:type="lastRow">
@@ -9927,23 +9825,23 @@
           <w:insideH w:val="nil"/>
           <w:insideV w:val="nil"/>
         </w:tcBorders>
-        <w:shd w:val="clear" w:color="auto" w:fill="F1E2FC" w:themeFill="accent3" w:themeFillTint="33"/>
+        <w:shd w:val="clear" w:color="auto" w:fill="C3F7EC" w:themeFill="accent3" w:themeFillTint="33"/>
       </w:tcPr>
     </w:tblStylePr>
     <w:tblStylePr w:type="band1Vert">
       <w:tblPr/>
       <w:tcPr>
-        <w:shd w:val="clear" w:color="auto" w:fill="DDB8F7" w:themeFill="accent3" w:themeFillTint="7F"/>
+        <w:shd w:val="clear" w:color="auto" w:fill="69EBD1" w:themeFill="accent3" w:themeFillTint="7F"/>
       </w:tcPr>
     </w:tblStylePr>
     <w:tblStylePr w:type="band1Horz">
       <w:tblPr/>
       <w:tcPr>
         <w:tcBorders>
-          <w:insideH w:val="single" w:sz="6" w:space="0" w:color="BC72F0" w:themeColor="accent3"/>
-          <w:insideV w:val="single" w:sz="6" w:space="0" w:color="BC72F0" w:themeColor="accent3"/>
-        </w:tcBorders>
-        <w:shd w:val="clear" w:color="auto" w:fill="DDB8F7" w:themeFill="accent3" w:themeFillTint="7F"/>
+          <w:insideH w:val="single" w:sz="6" w:space="0" w:color="14967C" w:themeColor="accent3"/>
+          <w:insideV w:val="single" w:sz="6" w:space="0" w:color="14967C" w:themeColor="accent3"/>
+        </w:tcBorders>
+        <w:shd w:val="clear" w:color="auto" w:fill="69EBD1" w:themeFill="accent3" w:themeFillTint="7F"/>
       </w:tcPr>
     </w:tblStylePr>
     <w:tblStylePr w:type="nwCell">
@@ -9969,16 +9867,16 @@
       <w:tblStyleRowBandSize w:val="1"/>
       <w:tblStyleColBandSize w:val="1"/>
       <w:tblBorders>
-        <w:top w:val="single" w:sz="8" w:space="0" w:color="795FAF" w:themeColor="accent4"/>
-        <w:left w:val="single" w:sz="8" w:space="0" w:color="795FAF" w:themeColor="accent4"/>
-        <w:bottom w:val="single" w:sz="8" w:space="0" w:color="795FAF" w:themeColor="accent4"/>
-        <w:right w:val="single" w:sz="8" w:space="0" w:color="795FAF" w:themeColor="accent4"/>
-        <w:insideH w:val="single" w:sz="8" w:space="0" w:color="795FAF" w:themeColor="accent4"/>
-        <w:insideV w:val="single" w:sz="8" w:space="0" w:color="795FAF" w:themeColor="accent4"/>
+        <w:top w:val="single" w:sz="8" w:space="0" w:color="6A9E1F" w:themeColor="accent4"/>
+        <w:left w:val="single" w:sz="8" w:space="0" w:color="6A9E1F" w:themeColor="accent4"/>
+        <w:bottom w:val="single" w:sz="8" w:space="0" w:color="6A9E1F" w:themeColor="accent4"/>
+        <w:right w:val="single" w:sz="8" w:space="0" w:color="6A9E1F" w:themeColor="accent4"/>
+        <w:insideH w:val="single" w:sz="8" w:space="0" w:color="6A9E1F" w:themeColor="accent4"/>
+        <w:insideV w:val="single" w:sz="8" w:space="0" w:color="6A9E1F" w:themeColor="accent4"/>
       </w:tblBorders>
     </w:tblPr>
     <w:tcPr>
-      <w:shd w:val="clear" w:color="auto" w:fill="DDD7EB" w:themeFill="accent4" w:themeFillTint="3F"/>
+      <w:shd w:val="clear" w:color="auto" w:fill="DCF2BC" w:themeFill="accent4" w:themeFillTint="3F"/>
     </w:tcPr>
     <w:tblStylePr w:type="firstRow">
       <w:rPr>
@@ -9988,7 +9886,7 @@
       </w:rPr>
       <w:tblPr/>
       <w:tcPr>
-        <w:shd w:val="clear" w:color="auto" w:fill="F1EFF7" w:themeFill="accent4" w:themeFillTint="19"/>
+        <w:shd w:val="clear" w:color="auto" w:fill="F1F9E4" w:themeFill="accent4" w:themeFillTint="19"/>
       </w:tcPr>
     </w:tblStylePr>
     <w:tblStylePr w:type="lastRow">
@@ -10045,23 +9943,23 @@
           <w:insideH w:val="nil"/>
           <w:insideV w:val="nil"/>
         </w:tcBorders>
-        <w:shd w:val="clear" w:color="auto" w:fill="E4DFEF" w:themeFill="accent4" w:themeFillTint="33"/>
+        <w:shd w:val="clear" w:color="auto" w:fill="E2F4C9" w:themeFill="accent4" w:themeFillTint="33"/>
       </w:tcPr>
     </w:tblStylePr>
     <w:tblStylePr w:type="band1Vert">
       <w:tblPr/>
       <w:tcPr>
-        <w:shd w:val="clear" w:color="auto" w:fill="BCAFD7" w:themeFill="accent4" w:themeFillTint="7F"/>
+        <w:shd w:val="clear" w:color="auto" w:fill="B8E479" w:themeFill="accent4" w:themeFillTint="7F"/>
       </w:tcPr>
     </w:tblStylePr>
     <w:tblStylePr w:type="band1Horz">
       <w:tblPr/>
       <w:tcPr>
         <w:tcBorders>
-          <w:insideH w:val="single" w:sz="6" w:space="0" w:color="795FAF" w:themeColor="accent4"/>
-          <w:insideV w:val="single" w:sz="6" w:space="0" w:color="795FAF" w:themeColor="accent4"/>
-        </w:tcBorders>
-        <w:shd w:val="clear" w:color="auto" w:fill="BCAFD7" w:themeFill="accent4" w:themeFillTint="7F"/>
+          <w:insideH w:val="single" w:sz="6" w:space="0" w:color="6A9E1F" w:themeColor="accent4"/>
+          <w:insideV w:val="single" w:sz="6" w:space="0" w:color="6A9E1F" w:themeColor="accent4"/>
+        </w:tcBorders>
+        <w:shd w:val="clear" w:color="auto" w:fill="B8E479" w:themeFill="accent4" w:themeFillTint="7F"/>
       </w:tcPr>
     </w:tblStylePr>
     <w:tblStylePr w:type="nwCell">
@@ -10087,16 +9985,16 @@
       <w:tblStyleRowBandSize w:val="1"/>
       <w:tblStyleColBandSize w:val="1"/>
       <w:tblBorders>
-        <w:top w:val="single" w:sz="8" w:space="0" w:color="586EA6" w:themeColor="accent5"/>
-        <w:left w:val="single" w:sz="8" w:space="0" w:color="586EA6" w:themeColor="accent5"/>
-        <w:bottom w:val="single" w:sz="8" w:space="0" w:color="586EA6" w:themeColor="accent5"/>
-        <w:right w:val="single" w:sz="8" w:space="0" w:color="586EA6" w:themeColor="accent5"/>
-        <w:insideH w:val="single" w:sz="8" w:space="0" w:color="586EA6" w:themeColor="accent5"/>
-        <w:insideV w:val="single" w:sz="8" w:space="0" w:color="586EA6" w:themeColor="accent5"/>
+        <w:top w:val="single" w:sz="8" w:space="0" w:color="E87D37" w:themeColor="accent5"/>
+        <w:left w:val="single" w:sz="8" w:space="0" w:color="E87D37" w:themeColor="accent5"/>
+        <w:bottom w:val="single" w:sz="8" w:space="0" w:color="E87D37" w:themeColor="accent5"/>
+        <w:right w:val="single" w:sz="8" w:space="0" w:color="E87D37" w:themeColor="accent5"/>
+        <w:insideH w:val="single" w:sz="8" w:space="0" w:color="E87D37" w:themeColor="accent5"/>
+        <w:insideV w:val="single" w:sz="8" w:space="0" w:color="E87D37" w:themeColor="accent5"/>
       </w:tblBorders>
     </w:tblPr>
     <w:tcPr>
-      <w:shd w:val="clear" w:color="auto" w:fill="D5DAE9" w:themeFill="accent5" w:themeFillTint="3F"/>
+      <w:shd w:val="clear" w:color="auto" w:fill="F9DECD" w:themeFill="accent5" w:themeFillTint="3F"/>
     </w:tcPr>
     <w:tblStylePr w:type="firstRow">
       <w:rPr>
@@ -10106,7 +10004,7 @@
       </w:rPr>
       <w:tblPr/>
       <w:tcPr>
-        <w:shd w:val="clear" w:color="auto" w:fill="EEF0F6" w:themeFill="accent5" w:themeFillTint="19"/>
+        <w:shd w:val="clear" w:color="auto" w:fill="FCF2EB" w:themeFill="accent5" w:themeFillTint="19"/>
       </w:tcPr>
     </w:tblStylePr>
     <w:tblStylePr w:type="lastRow">
@@ -10163,23 +10061,23 @@
           <w:insideH w:val="nil"/>
           <w:insideV w:val="nil"/>
         </w:tcBorders>
-        <w:shd w:val="clear" w:color="auto" w:fill="DDE1ED" w:themeFill="accent5" w:themeFillTint="33"/>
+        <w:shd w:val="clear" w:color="auto" w:fill="FAE4D6" w:themeFill="accent5" w:themeFillTint="33"/>
       </w:tcPr>
     </w:tblStylePr>
     <w:tblStylePr w:type="band1Vert">
       <w:tblPr/>
       <w:tcPr>
-        <w:shd w:val="clear" w:color="auto" w:fill="ABB6D2" w:themeFill="accent5" w:themeFillTint="7F"/>
+        <w:shd w:val="clear" w:color="auto" w:fill="F3BD9B" w:themeFill="accent5" w:themeFillTint="7F"/>
       </w:tcPr>
     </w:tblStylePr>
     <w:tblStylePr w:type="band1Horz">
       <w:tblPr/>
       <w:tcPr>
         <w:tcBorders>
-          <w:insideH w:val="single" w:sz="6" w:space="0" w:color="586EA6" w:themeColor="accent5"/>
-          <w:insideV w:val="single" w:sz="6" w:space="0" w:color="586EA6" w:themeColor="accent5"/>
-        </w:tcBorders>
-        <w:shd w:val="clear" w:color="auto" w:fill="ABB6D2" w:themeFill="accent5" w:themeFillTint="7F"/>
+          <w:insideH w:val="single" w:sz="6" w:space="0" w:color="E87D37" w:themeColor="accent5"/>
+          <w:insideV w:val="single" w:sz="6" w:space="0" w:color="E87D37" w:themeColor="accent5"/>
+        </w:tcBorders>
+        <w:shd w:val="clear" w:color="auto" w:fill="F3BD9B" w:themeFill="accent5" w:themeFillTint="7F"/>
       </w:tcPr>
     </w:tblStylePr>
     <w:tblStylePr w:type="nwCell">
@@ -10205,16 +10103,16 @@
       <w:tblStyleRowBandSize w:val="1"/>
       <w:tblStyleColBandSize w:val="1"/>
       <w:tblBorders>
-        <w:top w:val="single" w:sz="8" w:space="0" w:color="6892A0" w:themeColor="accent6"/>
-        <w:left w:val="single" w:sz="8" w:space="0" w:color="6892A0" w:themeColor="accent6"/>
-        <w:bottom w:val="single" w:sz="8" w:space="0" w:color="6892A0" w:themeColor="accent6"/>
-        <w:right w:val="single" w:sz="8" w:space="0" w:color="6892A0" w:themeColor="accent6"/>
-        <w:insideH w:val="single" w:sz="8" w:space="0" w:color="6892A0" w:themeColor="accent6"/>
-        <w:insideV w:val="single" w:sz="8" w:space="0" w:color="6892A0" w:themeColor="accent6"/>
+        <w:top w:val="single" w:sz="8" w:space="0" w:color="C62324" w:themeColor="accent6"/>
+        <w:left w:val="single" w:sz="8" w:space="0" w:color="C62324" w:themeColor="accent6"/>
+        <w:bottom w:val="single" w:sz="8" w:space="0" w:color="C62324" w:themeColor="accent6"/>
+        <w:right w:val="single" w:sz="8" w:space="0" w:color="C62324" w:themeColor="accent6"/>
+        <w:insideH w:val="single" w:sz="8" w:space="0" w:color="C62324" w:themeColor="accent6"/>
+        <w:insideV w:val="single" w:sz="8" w:space="0" w:color="C62324" w:themeColor="accent6"/>
       </w:tblBorders>
     </w:tblPr>
     <w:tcPr>
-      <w:shd w:val="clear" w:color="auto" w:fill="D9E3E7" w:themeFill="accent6" w:themeFillTint="3F"/>
+      <w:shd w:val="clear" w:color="auto" w:fill="F4C4C4" w:themeFill="accent6" w:themeFillTint="3F"/>
     </w:tcPr>
     <w:tblStylePr w:type="firstRow">
       <w:rPr>
@@ -10224,7 +10122,7 @@
       </w:rPr>
       <w:tblPr/>
       <w:tcPr>
-        <w:shd w:val="clear" w:color="auto" w:fill="F0F4F5" w:themeFill="accent6" w:themeFillTint="19"/>
+        <w:shd w:val="clear" w:color="auto" w:fill="FBE7E7" w:themeFill="accent6" w:themeFillTint="19"/>
       </w:tcPr>
     </w:tblStylePr>
     <w:tblStylePr w:type="lastRow">
@@ -10281,23 +10179,23 @@
           <w:insideH w:val="nil"/>
           <w:insideV w:val="nil"/>
         </w:tcBorders>
-        <w:shd w:val="clear" w:color="auto" w:fill="E0E9EC" w:themeFill="accent6" w:themeFillTint="33"/>
+        <w:shd w:val="clear" w:color="auto" w:fill="F6CFCF" w:themeFill="accent6" w:themeFillTint="33"/>
       </w:tcPr>
     </w:tblStylePr>
     <w:tblStylePr w:type="band1Vert">
       <w:tblPr/>
       <w:tcPr>
-        <w:shd w:val="clear" w:color="auto" w:fill="B3C8CF" w:themeFill="accent6" w:themeFillTint="7F"/>
+        <w:shd w:val="clear" w:color="auto" w:fill="EA898A" w:themeFill="accent6" w:themeFillTint="7F"/>
       </w:tcPr>
     </w:tblStylePr>
     <w:tblStylePr w:type="band1Horz">
       <w:tblPr/>
       <w:tcPr>
         <w:tcBorders>
-          <w:insideH w:val="single" w:sz="6" w:space="0" w:color="6892A0" w:themeColor="accent6"/>
-          <w:insideV w:val="single" w:sz="6" w:space="0" w:color="6892A0" w:themeColor="accent6"/>
-        </w:tcBorders>
-        <w:shd w:val="clear" w:color="auto" w:fill="B3C8CF" w:themeFill="accent6" w:themeFillTint="7F"/>
+          <w:insideH w:val="single" w:sz="6" w:space="0" w:color="C62324" w:themeColor="accent6"/>
+          <w:insideV w:val="single" w:sz="6" w:space="0" w:color="C62324" w:themeColor="accent6"/>
+        </w:tcBorders>
+        <w:shd w:val="clear" w:color="auto" w:fill="EA898A" w:themeFill="accent6" w:themeFillTint="7F"/>
       </w:tcPr>
     </w:tblStylePr>
     <w:tblStylePr w:type="nwCell">
@@ -10462,7 +10360,7 @@
       </w:tblBorders>
     </w:tblPr>
     <w:tcPr>
-      <w:shd w:val="clear" w:color="auto" w:fill="F4BFCC" w:themeFill="accent1" w:themeFillTint="3F"/>
+      <w:shd w:val="clear" w:color="auto" w:fill="9EC8FA" w:themeFill="accent1" w:themeFillTint="3F"/>
     </w:tcPr>
     <w:tblStylePr w:type="firstRow">
       <w:rPr>
@@ -10482,7 +10380,7 @@
           <w:insideH w:val="nil"/>
           <w:insideV w:val="single" w:sz="8" w:space="0" w:color="FFFFFF" w:themeColor="background1"/>
         </w:tcBorders>
-        <w:shd w:val="clear" w:color="auto" w:fill="B71E42" w:themeFill="accent1"/>
+        <w:shd w:val="clear" w:color="auto" w:fill="052F61" w:themeFill="accent1"/>
       </w:tcPr>
     </w:tblStylePr>
     <w:tblStylePr w:type="lastRow">
@@ -10503,7 +10401,7 @@
           <w:insideH w:val="nil"/>
           <w:insideV w:val="single" w:sz="8" w:space="0" w:color="FFFFFF" w:themeColor="background1"/>
         </w:tcBorders>
-        <w:shd w:val="clear" w:color="auto" w:fill="B71E42" w:themeFill="accent1"/>
+        <w:shd w:val="clear" w:color="auto" w:fill="052F61" w:themeFill="accent1"/>
       </w:tcPr>
     </w:tblStylePr>
     <w:tblStylePr w:type="firstCol">
@@ -10522,7 +10420,7 @@
           <w:insideH w:val="nil"/>
           <w:insideV w:val="nil"/>
         </w:tcBorders>
-        <w:shd w:val="clear" w:color="auto" w:fill="B71E42" w:themeFill="accent1"/>
+        <w:shd w:val="clear" w:color="auto" w:fill="052F61" w:themeFill="accent1"/>
       </w:tcPr>
     </w:tblStylePr>
     <w:tblStylePr w:type="lastCol">
@@ -10543,7 +10441,7 @@
           <w:insideH w:val="nil"/>
           <w:insideV w:val="nil"/>
         </w:tcBorders>
-        <w:shd w:val="clear" w:color="auto" w:fill="B71E42" w:themeFill="accent1"/>
+        <w:shd w:val="clear" w:color="auto" w:fill="052F61" w:themeFill="accent1"/>
       </w:tcPr>
     </w:tblStylePr>
     <w:tblStylePr w:type="band1Vert">
@@ -10557,7 +10455,7 @@
           <w:insideH w:val="nil"/>
           <w:insideV w:val="nil"/>
         </w:tcBorders>
-        <w:shd w:val="clear" w:color="auto" w:fill="EA7F98" w:themeFill="accent1" w:themeFillTint="7F"/>
+        <w:shd w:val="clear" w:color="auto" w:fill="3D91F5" w:themeFill="accent1" w:themeFillTint="7F"/>
       </w:tcPr>
     </w:tblStylePr>
     <w:tblStylePr w:type="band1Horz">
@@ -10571,7 +10469,7 @@
           <w:insideH w:val="single" w:sz="8" w:space="0" w:color="FFFFFF" w:themeColor="background1"/>
           <w:insideV w:val="single" w:sz="8" w:space="0" w:color="FFFFFF" w:themeColor="background1"/>
         </w:tcBorders>
-        <w:shd w:val="clear" w:color="auto" w:fill="EA7F98" w:themeFill="accent1" w:themeFillTint="7F"/>
+        <w:shd w:val="clear" w:color="auto" w:fill="3D91F5" w:themeFill="accent1" w:themeFillTint="7F"/>
       </w:tcPr>
     </w:tblStylePr>
   </w:style>
@@ -10596,7 +10494,7 @@
       </w:tblBorders>
     </w:tblPr>
     <w:tcPr>
-      <w:shd w:val="clear" w:color="auto" w:fill="F6D1E2" w:themeFill="accent2" w:themeFillTint="3F"/>
+      <w:shd w:val="clear" w:color="auto" w:fill="F8B3E8" w:themeFill="accent2" w:themeFillTint="3F"/>
     </w:tcPr>
     <w:tblStylePr w:type="firstRow">
       <w:rPr>
@@ -10616,7 +10514,7 @@
           <w:insideH w:val="nil"/>
           <w:insideV w:val="single" w:sz="8" w:space="0" w:color="FFFFFF" w:themeColor="background1"/>
         </w:tcBorders>
-        <w:shd w:val="clear" w:color="auto" w:fill="DE478E" w:themeFill="accent2"/>
+        <w:shd w:val="clear" w:color="auto" w:fill="A50E82" w:themeFill="accent2"/>
       </w:tcPr>
     </w:tblStylePr>
     <w:tblStylePr w:type="lastRow">
@@ -10637,7 +10535,7 @@
           <w:insideH w:val="nil"/>
           <w:insideV w:val="single" w:sz="8" w:space="0" w:color="FFFFFF" w:themeColor="background1"/>
         </w:tcBorders>
-        <w:shd w:val="clear" w:color="auto" w:fill="DE478E" w:themeFill="accent2"/>
+        <w:shd w:val="clear" w:color="auto" w:fill="A50E82" w:themeFill="accent2"/>
       </w:tcPr>
     </w:tblStylePr>
     <w:tblStylePr w:type="firstCol">
@@ -10656,7 +10554,7 @@
           <w:insideH w:val="nil"/>
           <w:insideV w:val="nil"/>
         </w:tcBorders>
-        <w:shd w:val="clear" w:color="auto" w:fill="DE478E" w:themeFill="accent2"/>
+        <w:shd w:val="clear" w:color="auto" w:fill="A50E82" w:themeFill="accent2"/>
       </w:tcPr>
     </w:tblStylePr>
     <w:tblStylePr w:type="lastCol">
@@ -10677,7 +10575,7 @@
           <w:insideH w:val="nil"/>
           <w:insideV w:val="nil"/>
         </w:tcBorders>
-        <w:shd w:val="clear" w:color="auto" w:fill="DE478E" w:themeFill="accent2"/>
+        <w:shd w:val="clear" w:color="auto" w:fill="A50E82" w:themeFill="accent2"/>
       </w:tcPr>
     </w:tblStylePr>
     <w:tblStylePr w:type="band1Vert">
@@ -10691,7 +10589,7 @@
           <w:insideH w:val="nil"/>
           <w:insideV w:val="nil"/>
         </w:tcBorders>
-        <w:shd w:val="clear" w:color="auto" w:fill="EEA3C6" w:themeFill="accent2" w:themeFillTint="7F"/>
+        <w:shd w:val="clear" w:color="auto" w:fill="F266D1" w:themeFill="accent2" w:themeFillTint="7F"/>
       </w:tcPr>
     </w:tblStylePr>
     <w:tblStylePr w:type="band1Horz">
@@ -10705,7 +10603,7 @@
           <w:insideH w:val="single" w:sz="8" w:space="0" w:color="FFFFFF" w:themeColor="background1"/>
           <w:insideV w:val="single" w:sz="8" w:space="0" w:color="FFFFFF" w:themeColor="background1"/>
         </w:tcBorders>
-        <w:shd w:val="clear" w:color="auto" w:fill="EEA3C6" w:themeFill="accent2" w:themeFillTint="7F"/>
+        <w:shd w:val="clear" w:color="auto" w:fill="F266D1" w:themeFill="accent2" w:themeFillTint="7F"/>
       </w:tcPr>
     </w:tblStylePr>
   </w:style>
@@ -10730,7 +10628,7 @@
       </w:tblBorders>
     </w:tblPr>
     <w:tcPr>
-      <w:shd w:val="clear" w:color="auto" w:fill="EEDCFB" w:themeFill="accent3" w:themeFillTint="3F"/>
+      <w:shd w:val="clear" w:color="auto" w:fill="B4F5E8" w:themeFill="accent3" w:themeFillTint="3F"/>
     </w:tcPr>
     <w:tblStylePr w:type="firstRow">
       <w:rPr>
@@ -10750,7 +10648,7 @@
           <w:insideH w:val="nil"/>
           <w:insideV w:val="single" w:sz="8" w:space="0" w:color="FFFFFF" w:themeColor="background1"/>
         </w:tcBorders>
-        <w:shd w:val="clear" w:color="auto" w:fill="BC72F0" w:themeFill="accent3"/>
+        <w:shd w:val="clear" w:color="auto" w:fill="14967C" w:themeFill="accent3"/>
       </w:tcPr>
     </w:tblStylePr>
     <w:tblStylePr w:type="lastRow">
@@ -10771,7 +10669,7 @@
           <w:insideH w:val="nil"/>
           <w:insideV w:val="single" w:sz="8" w:space="0" w:color="FFFFFF" w:themeColor="background1"/>
         </w:tcBorders>
-        <w:shd w:val="clear" w:color="auto" w:fill="BC72F0" w:themeFill="accent3"/>
+        <w:shd w:val="clear" w:color="auto" w:fill="14967C" w:themeFill="accent3"/>
       </w:tcPr>
     </w:tblStylePr>
     <w:tblStylePr w:type="firstCol">
@@ -10790,7 +10688,7 @@
           <w:insideH w:val="nil"/>
           <w:insideV w:val="nil"/>
         </w:tcBorders>
-        <w:shd w:val="clear" w:color="auto" w:fill="BC72F0" w:themeFill="accent3"/>
+        <w:shd w:val="clear" w:color="auto" w:fill="14967C" w:themeFill="accent3"/>
       </w:tcPr>
     </w:tblStylePr>
     <w:tblStylePr w:type="lastCol">
@@ -10811,7 +10709,7 @@
           <w:insideH w:val="nil"/>
           <w:insideV w:val="nil"/>
         </w:tcBorders>
-        <w:shd w:val="clear" w:color="auto" w:fill="BC72F0" w:themeFill="accent3"/>
+        <w:shd w:val="clear" w:color="auto" w:fill="14967C" w:themeFill="accent3"/>
       </w:tcPr>
     </w:tblStylePr>
     <w:tblStylePr w:type="band1Vert">
@@ -10825,7 +10723,7 @@
           <w:insideH w:val="nil"/>
           <w:insideV w:val="nil"/>
         </w:tcBorders>
-        <w:shd w:val="clear" w:color="auto" w:fill="DDB8F7" w:themeFill="accent3" w:themeFillTint="7F"/>
+        <w:shd w:val="clear" w:color="auto" w:fill="69EBD1" w:themeFill="accent3" w:themeFillTint="7F"/>
       </w:tcPr>
     </w:tblStylePr>
     <w:tblStylePr w:type="band1Horz">
@@ -10839,7 +10737,7 @@
           <w:insideH w:val="single" w:sz="8" w:space="0" w:color="FFFFFF" w:themeColor="background1"/>
           <w:insideV w:val="single" w:sz="8" w:space="0" w:color="FFFFFF" w:themeColor="background1"/>
         </w:tcBorders>
-        <w:shd w:val="clear" w:color="auto" w:fill="DDB8F7" w:themeFill="accent3" w:themeFillTint="7F"/>
+        <w:shd w:val="clear" w:color="auto" w:fill="69EBD1" w:themeFill="accent3" w:themeFillTint="7F"/>
       </w:tcPr>
     </w:tblStylePr>
   </w:style>
@@ -10864,7 +10762,7 @@
       </w:tblBorders>
     </w:tblPr>
     <w:tcPr>
-      <w:shd w:val="clear" w:color="auto" w:fill="DDD7EB" w:themeFill="accent4" w:themeFillTint="3F"/>
+      <w:shd w:val="clear" w:color="auto" w:fill="DCF2BC" w:themeFill="accent4" w:themeFillTint="3F"/>
     </w:tcPr>
     <w:tblStylePr w:type="firstRow">
       <w:rPr>
@@ -10884,7 +10782,7 @@
           <w:insideH w:val="nil"/>
           <w:insideV w:val="single" w:sz="8" w:space="0" w:color="FFFFFF" w:themeColor="background1"/>
         </w:tcBorders>
-        <w:shd w:val="clear" w:color="auto" w:fill="795FAF" w:themeFill="accent4"/>
+        <w:shd w:val="clear" w:color="auto" w:fill="6A9E1F" w:themeFill="accent4"/>
       </w:tcPr>
     </w:tblStylePr>
     <w:tblStylePr w:type="lastRow">
@@ -10905,7 +10803,7 @@
           <w:insideH w:val="nil"/>
           <w:insideV w:val="single" w:sz="8" w:space="0" w:color="FFFFFF" w:themeColor="background1"/>
         </w:tcBorders>
-        <w:shd w:val="clear" w:color="auto" w:fill="795FAF" w:themeFill="accent4"/>
+        <w:shd w:val="clear" w:color="auto" w:fill="6A9E1F" w:themeFill="accent4"/>
       </w:tcPr>
     </w:tblStylePr>
     <w:tblStylePr w:type="firstCol">
@@ -10924,7 +10822,7 @@
           <w:insideH w:val="nil"/>
           <w:insideV w:val="nil"/>
         </w:tcBorders>
-        <w:shd w:val="clear" w:color="auto" w:fill="795FAF" w:themeFill="accent4"/>
+        <w:shd w:val="clear" w:color="auto" w:fill="6A9E1F" w:themeFill="accent4"/>
       </w:tcPr>
     </w:tblStylePr>
     <w:tblStylePr w:type="lastCol">
@@ -10945,7 +10843,7 @@
           <w:insideH w:val="nil"/>
           <w:insideV w:val="nil"/>
         </w:tcBorders>
-        <w:shd w:val="clear" w:color="auto" w:fill="795FAF" w:themeFill="accent4"/>
+        <w:shd w:val="clear" w:color="auto" w:fill="6A9E1F" w:themeFill="accent4"/>
       </w:tcPr>
     </w:tblStylePr>
     <w:tblStylePr w:type="band1Vert">
@@ -10959,7 +10857,7 @@
           <w:insideH w:val="nil"/>
           <w:insideV w:val="nil"/>
         </w:tcBorders>
-        <w:shd w:val="clear" w:color="auto" w:fill="BCAFD7" w:themeFill="accent4" w:themeFillTint="7F"/>
+        <w:shd w:val="clear" w:color="auto" w:fill="B8E479" w:themeFill="accent4" w:themeFillTint="7F"/>
       </w:tcPr>
     </w:tblStylePr>
     <w:tblStylePr w:type="band1Horz">
@@ -10973,7 +10871,7 @@
           <w:insideH w:val="single" w:sz="8" w:space="0" w:color="FFFFFF" w:themeColor="background1"/>
           <w:insideV w:val="single" w:sz="8" w:space="0" w:color="FFFFFF" w:themeColor="background1"/>
         </w:tcBorders>
-        <w:shd w:val="clear" w:color="auto" w:fill="BCAFD7" w:themeFill="accent4" w:themeFillTint="7F"/>
+        <w:shd w:val="clear" w:color="auto" w:fill="B8E479" w:themeFill="accent4" w:themeFillTint="7F"/>
       </w:tcPr>
     </w:tblStylePr>
   </w:style>
@@ -10998,7 +10896,7 @@
       </w:tblBorders>
     </w:tblPr>
     <w:tcPr>
-      <w:shd w:val="clear" w:color="auto" w:fill="D5DAE9" w:themeFill="accent5" w:themeFillTint="3F"/>
+      <w:shd w:val="clear" w:color="auto" w:fill="F9DECD" w:themeFill="accent5" w:themeFillTint="3F"/>
     </w:tcPr>
     <w:tblStylePr w:type="firstRow">
       <w:rPr>
@@ -11018,7 +10916,7 @@
           <w:insideH w:val="nil"/>
           <w:insideV w:val="single" w:sz="8" w:space="0" w:color="FFFFFF" w:themeColor="background1"/>
         </w:tcBorders>
-        <w:shd w:val="clear" w:color="auto" w:fill="586EA6" w:themeFill="accent5"/>
+        <w:shd w:val="clear" w:color="auto" w:fill="E87D37" w:themeFill="accent5"/>
       </w:tcPr>
     </w:tblStylePr>
     <w:tblStylePr w:type="lastRow">
@@ -11039,7 +10937,7 @@
           <w:insideH w:val="nil"/>
           <w:insideV w:val="single" w:sz="8" w:space="0" w:color="FFFFFF" w:themeColor="background1"/>
         </w:tcBorders>
-        <w:shd w:val="clear" w:color="auto" w:fill="586EA6" w:themeFill="accent5"/>
+        <w:shd w:val="clear" w:color="auto" w:fill="E87D37" w:themeFill="accent5"/>
       </w:tcPr>
     </w:tblStylePr>
     <w:tblStylePr w:type="firstCol">
@@ -11058,7 +10956,7 @@
           <w:insideH w:val="nil"/>
           <w:insideV w:val="nil"/>
         </w:tcBorders>
-        <w:shd w:val="clear" w:color="auto" w:fill="586EA6" w:themeFill="accent5"/>
+        <w:shd w:val="clear" w:color="auto" w:fill="E87D37" w:themeFill="accent5"/>
       </w:tcPr>
     </w:tblStylePr>
     <w:tblStylePr w:type="lastCol">
@@ -11079,7 +10977,7 @@
           <w:insideH w:val="nil"/>
           <w:insideV w:val="nil"/>
         </w:tcBorders>
-        <w:shd w:val="clear" w:color="auto" w:fill="586EA6" w:themeFill="accent5"/>
+        <w:shd w:val="clear" w:color="auto" w:fill="E87D37" w:themeFill="accent5"/>
       </w:tcPr>
     </w:tblStylePr>
     <w:tblStylePr w:type="band1Vert">
@@ -11093,7 +10991,7 @@
           <w:insideH w:val="nil"/>
           <w:insideV w:val="nil"/>
         </w:tcBorders>
-        <w:shd w:val="clear" w:color="auto" w:fill="ABB6D2" w:themeFill="accent5" w:themeFillTint="7F"/>
+        <w:shd w:val="clear" w:color="auto" w:fill="F3BD9B" w:themeFill="accent5" w:themeFillTint="7F"/>
       </w:tcPr>
     </w:tblStylePr>
     <w:tblStylePr w:type="band1Horz">
@@ -11107,7 +11005,7 @@
           <w:insideH w:val="single" w:sz="8" w:space="0" w:color="FFFFFF" w:themeColor="background1"/>
           <w:insideV w:val="single" w:sz="8" w:space="0" w:color="FFFFFF" w:themeColor="background1"/>
         </w:tcBorders>
-        <w:shd w:val="clear" w:color="auto" w:fill="ABB6D2" w:themeFill="accent5" w:themeFillTint="7F"/>
+        <w:shd w:val="clear" w:color="auto" w:fill="F3BD9B" w:themeFill="accent5" w:themeFillTint="7F"/>
       </w:tcPr>
     </w:tblStylePr>
   </w:style>
@@ -11132,7 +11030,7 @@
       </w:tblBorders>
     </w:tblPr>
     <w:tcPr>
-      <w:shd w:val="clear" w:color="auto" w:fill="D9E3E7" w:themeFill="accent6" w:themeFillTint="3F"/>
+      <w:shd w:val="clear" w:color="auto" w:fill="F4C4C4" w:themeFill="accent6" w:themeFillTint="3F"/>
     </w:tcPr>
     <w:tblStylePr w:type="firstRow">
       <w:rPr>
@@ -11152,7 +11050,7 @@
           <w:insideH w:val="nil"/>
           <w:insideV w:val="single" w:sz="8" w:space="0" w:color="FFFFFF" w:themeColor="background1"/>
         </w:tcBorders>
-        <w:shd w:val="clear" w:color="auto" w:fill="6892A0" w:themeFill="accent6"/>
+        <w:shd w:val="clear" w:color="auto" w:fill="C62324" w:themeFill="accent6"/>
       </w:tcPr>
     </w:tblStylePr>
     <w:tblStylePr w:type="lastRow">
@@ -11173,7 +11071,7 @@
           <w:insideH w:val="nil"/>
           <w:insideV w:val="single" w:sz="8" w:space="0" w:color="FFFFFF" w:themeColor="background1"/>
         </w:tcBorders>
-        <w:shd w:val="clear" w:color="auto" w:fill="6892A0" w:themeFill="accent6"/>
+        <w:shd w:val="clear" w:color="auto" w:fill="C62324" w:themeFill="accent6"/>
       </w:tcPr>
     </w:tblStylePr>
     <w:tblStylePr w:type="firstCol">
@@ -11192,7 +11090,7 @@
           <w:insideH w:val="nil"/>
           <w:insideV w:val="nil"/>
         </w:tcBorders>
-        <w:shd w:val="clear" w:color="auto" w:fill="6892A0" w:themeFill="accent6"/>
+        <w:shd w:val="clear" w:color="auto" w:fill="C62324" w:themeFill="accent6"/>
       </w:tcPr>
     </w:tblStylePr>
     <w:tblStylePr w:type="lastCol">
@@ -11213,7 +11111,7 @@
           <w:insideH w:val="nil"/>
           <w:insideV w:val="nil"/>
         </w:tcBorders>
-        <w:shd w:val="clear" w:color="auto" w:fill="6892A0" w:themeFill="accent6"/>
+        <w:shd w:val="clear" w:color="auto" w:fill="C62324" w:themeFill="accent6"/>
       </w:tcPr>
     </w:tblStylePr>
     <w:tblStylePr w:type="band1Vert">
@@ -11227,7 +11125,7 @@
           <w:insideH w:val="nil"/>
           <w:insideV w:val="nil"/>
         </w:tcBorders>
-        <w:shd w:val="clear" w:color="auto" w:fill="B3C8CF" w:themeFill="accent6" w:themeFillTint="7F"/>
+        <w:shd w:val="clear" w:color="auto" w:fill="EA898A" w:themeFill="accent6" w:themeFillTint="7F"/>
       </w:tcPr>
     </w:tblStylePr>
     <w:tblStylePr w:type="band1Horz">
@@ -11241,7 +11139,7 @@
           <w:insideH w:val="single" w:sz="8" w:space="0" w:color="FFFFFF" w:themeColor="background1"/>
           <w:insideV w:val="single" w:sz="8" w:space="0" w:color="FFFFFF" w:themeColor="background1"/>
         </w:tcBorders>
-        <w:shd w:val="clear" w:color="auto" w:fill="B3C8CF" w:themeFill="accent6" w:themeFillTint="7F"/>
+        <w:shd w:val="clear" w:color="auto" w:fill="EA898A" w:themeFill="accent6" w:themeFillTint="7F"/>
       </w:tcPr>
     </w:tblStylePr>
   </w:style>
@@ -11368,7 +11266,7 @@
       <w:tblStyleColBandSize w:val="1"/>
     </w:tblPr>
     <w:tcPr>
-      <w:shd w:val="clear" w:color="auto" w:fill="B71E42" w:themeFill="accent1"/>
+      <w:shd w:val="clear" w:color="auto" w:fill="052F61" w:themeFill="accent1"/>
     </w:tcPr>
     <w:tblStylePr w:type="firstRow">
       <w:rPr>
@@ -11399,7 +11297,7 @@
           <w:insideH w:val="nil"/>
           <w:insideV w:val="nil"/>
         </w:tcBorders>
-        <w:shd w:val="clear" w:color="auto" w:fill="5B0F20" w:themeFill="accent1" w:themeFillShade="7F"/>
+        <w:shd w:val="clear" w:color="auto" w:fill="021730" w:themeFill="accent1" w:themeFillShade="7F"/>
       </w:tcPr>
     </w:tblStylePr>
     <w:tblStylePr w:type="firstCol">
@@ -11413,7 +11311,7 @@
           <w:insideH w:val="nil"/>
           <w:insideV w:val="nil"/>
         </w:tcBorders>
-        <w:shd w:val="clear" w:color="auto" w:fill="881631" w:themeFill="accent1" w:themeFillShade="BF"/>
+        <w:shd w:val="clear" w:color="auto" w:fill="032348" w:themeFill="accent1" w:themeFillShade="BF"/>
       </w:tcPr>
     </w:tblStylePr>
     <w:tblStylePr w:type="lastCol">
@@ -11427,7 +11325,7 @@
           <w:insideH w:val="nil"/>
           <w:insideV w:val="nil"/>
         </w:tcBorders>
-        <w:shd w:val="clear" w:color="auto" w:fill="881631" w:themeFill="accent1" w:themeFillShade="BF"/>
+        <w:shd w:val="clear" w:color="auto" w:fill="032348" w:themeFill="accent1" w:themeFillShade="BF"/>
       </w:tcPr>
     </w:tblStylePr>
     <w:tblStylePr w:type="band1Vert">
@@ -11441,7 +11339,7 @@
           <w:insideH w:val="nil"/>
           <w:insideV w:val="nil"/>
         </w:tcBorders>
-        <w:shd w:val="clear" w:color="auto" w:fill="881631" w:themeFill="accent1" w:themeFillShade="BF"/>
+        <w:shd w:val="clear" w:color="auto" w:fill="032348" w:themeFill="accent1" w:themeFillShade="BF"/>
       </w:tcPr>
     </w:tblStylePr>
     <w:tblStylePr w:type="band1Horz">
@@ -11455,7 +11353,7 @@
           <w:insideH w:val="nil"/>
           <w:insideV w:val="nil"/>
         </w:tcBorders>
-        <w:shd w:val="clear" w:color="auto" w:fill="881631" w:themeFill="accent1" w:themeFillShade="BF"/>
+        <w:shd w:val="clear" w:color="auto" w:fill="032348" w:themeFill="accent1" w:themeFillShade="BF"/>
       </w:tcPr>
     </w:tblStylePr>
   </w:style>
@@ -11475,7 +11373,7 @@
       <w:tblStyleColBandSize w:val="1"/>
     </w:tblPr>
     <w:tcPr>
-      <w:shd w:val="clear" w:color="auto" w:fill="DE478E" w:themeFill="accent2"/>
+      <w:shd w:val="clear" w:color="auto" w:fill="A50E82" w:themeFill="accent2"/>
     </w:tcPr>
     <w:tblStylePr w:type="firstRow">
       <w:rPr>
@@ -11506,7 +11404,7 @@
           <w:insideH w:val="nil"/>
           <w:insideV w:val="nil"/>
         </w:tcBorders>
-        <w:shd w:val="clear" w:color="auto" w:fill="7B1645" w:themeFill="accent2" w:themeFillShade="7F"/>
+        <w:shd w:val="clear" w:color="auto" w:fill="520740" w:themeFill="accent2" w:themeFillShade="7F"/>
       </w:tcPr>
     </w:tblStylePr>
     <w:tblStylePr w:type="firstCol">
@@ -11520,7 +11418,7 @@
           <w:insideH w:val="nil"/>
           <w:insideV w:val="nil"/>
         </w:tcBorders>
-        <w:shd w:val="clear" w:color="auto" w:fill="B92168" w:themeFill="accent2" w:themeFillShade="BF"/>
+        <w:shd w:val="clear" w:color="auto" w:fill="7B0A60" w:themeFill="accent2" w:themeFillShade="BF"/>
       </w:tcPr>
     </w:tblStylePr>
     <w:tblStylePr w:type="lastCol">
@@ -11534,7 +11432,7 @@
           <w:insideH w:val="nil"/>
           <w:insideV w:val="nil"/>
         </w:tcBorders>
-        <w:shd w:val="clear" w:color="auto" w:fill="B92168" w:themeFill="accent2" w:themeFillShade="BF"/>
+        <w:shd w:val="clear" w:color="auto" w:fill="7B0A60" w:themeFill="accent2" w:themeFillShade="BF"/>
       </w:tcPr>
     </w:tblStylePr>
     <w:tblStylePr w:type="band1Vert">
@@ -11548,7 +11446,7 @@
           <w:insideH w:val="nil"/>
           <w:insideV w:val="nil"/>
         </w:tcBorders>
-        <w:shd w:val="clear" w:color="auto" w:fill="B92168" w:themeFill="accent2" w:themeFillShade="BF"/>
+        <w:shd w:val="clear" w:color="auto" w:fill="7B0A60" w:themeFill="accent2" w:themeFillShade="BF"/>
       </w:tcPr>
     </w:tblStylePr>
     <w:tblStylePr w:type="band1Horz">
@@ -11562,7 +11460,7 @@
           <w:insideH w:val="nil"/>
           <w:insideV w:val="nil"/>
         </w:tcBorders>
-        <w:shd w:val="clear" w:color="auto" w:fill="B92168" w:themeFill="accent2" w:themeFillShade="BF"/>
+        <w:shd w:val="clear" w:color="auto" w:fill="7B0A60" w:themeFill="accent2" w:themeFillShade="BF"/>
       </w:tcPr>
     </w:tblStylePr>
   </w:style>
@@ -11582,7 +11480,7 @@
       <w:tblStyleColBandSize w:val="1"/>
     </w:tblPr>
     <w:tcPr>
-      <w:shd w:val="clear" w:color="auto" w:fill="BC72F0" w:themeFill="accent3"/>
+      <w:shd w:val="clear" w:color="auto" w:fill="14967C" w:themeFill="accent3"/>
     </w:tcPr>
     <w:tblStylePr w:type="firstRow">
       <w:rPr>
@@ -11613,7 +11511,7 @@
           <w:insideH w:val="nil"/>
           <w:insideV w:val="nil"/>
         </w:tcBorders>
-        <w:shd w:val="clear" w:color="auto" w:fill="63119F" w:themeFill="accent3" w:themeFillShade="7F"/>
+        <w:shd w:val="clear" w:color="auto" w:fill="0A4A3D" w:themeFill="accent3" w:themeFillShade="7F"/>
       </w:tcPr>
     </w:tblStylePr>
     <w:tblStylePr w:type="firstCol">
@@ -11627,7 +11525,7 @@
           <w:insideH w:val="nil"/>
           <w:insideV w:val="nil"/>
         </w:tcBorders>
-        <w:shd w:val="clear" w:color="auto" w:fill="9521E7" w:themeFill="accent3" w:themeFillShade="BF"/>
+        <w:shd w:val="clear" w:color="auto" w:fill="0F705C" w:themeFill="accent3" w:themeFillShade="BF"/>
       </w:tcPr>
     </w:tblStylePr>
     <w:tblStylePr w:type="lastCol">
@@ -11641,7 +11539,7 @@
           <w:insideH w:val="nil"/>
           <w:insideV w:val="nil"/>
         </w:tcBorders>
-        <w:shd w:val="clear" w:color="auto" w:fill="9521E7" w:themeFill="accent3" w:themeFillShade="BF"/>
+        <w:shd w:val="clear" w:color="auto" w:fill="0F705C" w:themeFill="accent3" w:themeFillShade="BF"/>
       </w:tcPr>
     </w:tblStylePr>
     <w:tblStylePr w:type="band1Vert">
@@ -11655,7 +11553,7 @@
           <w:insideH w:val="nil"/>
           <w:insideV w:val="nil"/>
         </w:tcBorders>
-        <w:shd w:val="clear" w:color="auto" w:fill="9521E7" w:themeFill="accent3" w:themeFillShade="BF"/>
+        <w:shd w:val="clear" w:color="auto" w:fill="0F705C" w:themeFill="accent3" w:themeFillShade="BF"/>
       </w:tcPr>
     </w:tblStylePr>
     <w:tblStylePr w:type="band1Horz">
@@ -11669,7 +11567,7 @@
           <w:insideH w:val="nil"/>
           <w:insideV w:val="nil"/>
         </w:tcBorders>
-        <w:shd w:val="clear" w:color="auto" w:fill="9521E7" w:themeFill="accent3" w:themeFillShade="BF"/>
+        <w:shd w:val="clear" w:color="auto" w:fill="0F705C" w:themeFill="accent3" w:themeFillShade="BF"/>
       </w:tcPr>
     </w:tblStylePr>
   </w:style>
@@ -11689,7 +11587,7 @@
       <w:tblStyleColBandSize w:val="1"/>
     </w:tblPr>
     <w:tcPr>
-      <w:shd w:val="clear" w:color="auto" w:fill="795FAF" w:themeFill="accent4"/>
+      <w:shd w:val="clear" w:color="auto" w:fill="6A9E1F" w:themeFill="accent4"/>
     </w:tcPr>
     <w:tblStylePr w:type="firstRow">
       <w:rPr>
@@ -11720,7 +11618,7 @@
           <w:insideH w:val="nil"/>
           <w:insideV w:val="nil"/>
         </w:tcBorders>
-        <w:shd w:val="clear" w:color="auto" w:fill="3B2C59" w:themeFill="accent4" w:themeFillShade="7F"/>
+        <w:shd w:val="clear" w:color="auto" w:fill="344E0F" w:themeFill="accent4" w:themeFillShade="7F"/>
       </w:tcPr>
     </w:tblStylePr>
     <w:tblStylePr w:type="firstCol">
@@ -11734,7 +11632,7 @@
           <w:insideH w:val="nil"/>
           <w:insideV w:val="nil"/>
         </w:tcBorders>
-        <w:shd w:val="clear" w:color="auto" w:fill="584386" w:themeFill="accent4" w:themeFillShade="BF"/>
+        <w:shd w:val="clear" w:color="auto" w:fill="4F7617" w:themeFill="accent4" w:themeFillShade="BF"/>
       </w:tcPr>
     </w:tblStylePr>
     <w:tblStylePr w:type="lastCol">
@@ -11748,7 +11646,7 @@
           <w:insideH w:val="nil"/>
           <w:insideV w:val="nil"/>
         </w:tcBorders>
-        <w:shd w:val="clear" w:color="auto" w:fill="584386" w:themeFill="accent4" w:themeFillShade="BF"/>
+        <w:shd w:val="clear" w:color="auto" w:fill="4F7617" w:themeFill="accent4" w:themeFillShade="BF"/>
       </w:tcPr>
     </w:tblStylePr>
     <w:tblStylePr w:type="band1Vert">
@@ -11762,7 +11660,7 @@
           <w:insideH w:val="nil"/>
           <w:insideV w:val="nil"/>
         </w:tcBorders>
-        <w:shd w:val="clear" w:color="auto" w:fill="584386" w:themeFill="accent4" w:themeFillShade="BF"/>
+        <w:shd w:val="clear" w:color="auto" w:fill="4F7617" w:themeFill="accent4" w:themeFillShade="BF"/>
       </w:tcPr>
     </w:tblStylePr>
     <w:tblStylePr w:type="band1Horz">
@@ -11776,7 +11674,7 @@
           <w:insideH w:val="nil"/>
           <w:insideV w:val="nil"/>
         </w:tcBorders>
-        <w:shd w:val="clear" w:color="auto" w:fill="584386" w:themeFill="accent4" w:themeFillShade="BF"/>
+        <w:shd w:val="clear" w:color="auto" w:fill="4F7617" w:themeFill="accent4" w:themeFillShade="BF"/>
       </w:tcPr>
     </w:tblStylePr>
   </w:style>
@@ -11796,7 +11694,7 @@
       <w:tblStyleColBandSize w:val="1"/>
     </w:tblPr>
     <w:tcPr>
-      <w:shd w:val="clear" w:color="auto" w:fill="586EA6" w:themeFill="accent5"/>
+      <w:shd w:val="clear" w:color="auto" w:fill="E87D37" w:themeFill="accent5"/>
     </w:tcPr>
     <w:tblStylePr w:type="firstRow">
       <w:rPr>
@@ -11827,7 +11725,7 @@
           <w:insideH w:val="nil"/>
           <w:insideV w:val="nil"/>
         </w:tcBorders>
-        <w:shd w:val="clear" w:color="auto" w:fill="2B3652" w:themeFill="accent5" w:themeFillShade="7F"/>
+        <w:shd w:val="clear" w:color="auto" w:fill="7F3B0E" w:themeFill="accent5" w:themeFillShade="7F"/>
       </w:tcPr>
     </w:tblStylePr>
     <w:tblStylePr w:type="firstCol">
@@ -11841,7 +11739,7 @@
           <w:insideH w:val="nil"/>
           <w:insideV w:val="nil"/>
         </w:tcBorders>
-        <w:shd w:val="clear" w:color="auto" w:fill="42527C" w:themeFill="accent5" w:themeFillShade="BF"/>
+        <w:shd w:val="clear" w:color="auto" w:fill="C05916" w:themeFill="accent5" w:themeFillShade="BF"/>
       </w:tcPr>
     </w:tblStylePr>
     <w:tblStylePr w:type="lastCol">
@@ -11855,7 +11753,7 @@
           <w:insideH w:val="nil"/>
           <w:insideV w:val="nil"/>
         </w:tcBorders>
-        <w:shd w:val="clear" w:color="auto" w:fill="42527C" w:themeFill="accent5" w:themeFillShade="BF"/>
+        <w:shd w:val="clear" w:color="auto" w:fill="C05916" w:themeFill="accent5" w:themeFillShade="BF"/>
       </w:tcPr>
     </w:tblStylePr>
     <w:tblStylePr w:type="band1Vert">
@@ -11869,7 +11767,7 @@
           <w:insideH w:val="nil"/>
           <w:insideV w:val="nil"/>
         </w:tcBorders>
-        <w:shd w:val="clear" w:color="auto" w:fill="42527C" w:themeFill="accent5" w:themeFillShade="BF"/>
+        <w:shd w:val="clear" w:color="auto" w:fill="C05916" w:themeFill="accent5" w:themeFillShade="BF"/>
       </w:tcPr>
     </w:tblStylePr>
     <w:tblStylePr w:type="band1Horz">
@@ -11883,7 +11781,7 @@
           <w:insideH w:val="nil"/>
           <w:insideV w:val="nil"/>
         </w:tcBorders>
-        <w:shd w:val="clear" w:color="auto" w:fill="42527C" w:themeFill="accent5" w:themeFillShade="BF"/>
+        <w:shd w:val="clear" w:color="auto" w:fill="C05916" w:themeFill="accent5" w:themeFillShade="BF"/>
       </w:tcPr>
     </w:tblStylePr>
   </w:style>
@@ -11903,7 +11801,7 @@
       <w:tblStyleColBandSize w:val="1"/>
     </w:tblPr>
     <w:tcPr>
-      <w:shd w:val="clear" w:color="auto" w:fill="6892A0" w:themeFill="accent6"/>
+      <w:shd w:val="clear" w:color="auto" w:fill="C62324" w:themeFill="accent6"/>
     </w:tcPr>
     <w:tblStylePr w:type="firstRow">
       <w:rPr>
@@ -11934,7 +11832,7 @@
           <w:insideH w:val="nil"/>
           <w:insideV w:val="nil"/>
         </w:tcBorders>
-        <w:shd w:val="clear" w:color="auto" w:fill="324950" w:themeFill="accent6" w:themeFillShade="7F"/>
+        <w:shd w:val="clear" w:color="auto" w:fill="621111" w:themeFill="accent6" w:themeFillShade="7F"/>
       </w:tcPr>
     </w:tblStylePr>
     <w:tblStylePr w:type="firstCol">
@@ -11948,7 +11846,7 @@
           <w:insideH w:val="nil"/>
           <w:insideV w:val="nil"/>
         </w:tcBorders>
-        <w:shd w:val="clear" w:color="auto" w:fill="4C6D79" w:themeFill="accent6" w:themeFillShade="BF"/>
+        <w:shd w:val="clear" w:color="auto" w:fill="941A1A" w:themeFill="accent6" w:themeFillShade="BF"/>
       </w:tcPr>
     </w:tblStylePr>
     <w:tblStylePr w:type="lastCol">
@@ -11962,7 +11860,7 @@
           <w:insideH w:val="nil"/>
           <w:insideV w:val="nil"/>
         </w:tcBorders>
-        <w:shd w:val="clear" w:color="auto" w:fill="4C6D79" w:themeFill="accent6" w:themeFillShade="BF"/>
+        <w:shd w:val="clear" w:color="auto" w:fill="941A1A" w:themeFill="accent6" w:themeFillShade="BF"/>
       </w:tcPr>
     </w:tblStylePr>
     <w:tblStylePr w:type="band1Vert">
@@ -11976,7 +11874,7 @@
           <w:insideH w:val="nil"/>
           <w:insideV w:val="nil"/>
         </w:tcBorders>
-        <w:shd w:val="clear" w:color="auto" w:fill="4C6D79" w:themeFill="accent6" w:themeFillShade="BF"/>
+        <w:shd w:val="clear" w:color="auto" w:fill="941A1A" w:themeFill="accent6" w:themeFillShade="BF"/>
       </w:tcPr>
     </w:tblStylePr>
     <w:tblStylePr w:type="band1Horz">
@@ -11990,7 +11888,7 @@
           <w:insideH w:val="nil"/>
           <w:insideV w:val="nil"/>
         </w:tcBorders>
-        <w:shd w:val="clear" w:color="auto" w:fill="4C6D79" w:themeFill="accent6" w:themeFillShade="BF"/>
+        <w:shd w:val="clear" w:color="auto" w:fill="941A1A" w:themeFill="accent6" w:themeFillShade="BF"/>
       </w:tcPr>
     </w:tblStylePr>
   </w:style>
@@ -12009,7 +11907,7 @@
       <w:tblStyleRowBandSize w:val="1"/>
       <w:tblStyleColBandSize w:val="1"/>
       <w:tblBorders>
-        <w:top w:val="single" w:sz="24" w:space="0" w:color="DE478E" w:themeColor="accent2"/>
+        <w:top w:val="single" w:sz="24" w:space="0" w:color="A50E82" w:themeColor="accent2"/>
         <w:left w:val="single" w:sz="4" w:space="0" w:color="000000" w:themeColor="text1"/>
         <w:bottom w:val="single" w:sz="4" w:space="0" w:color="000000" w:themeColor="text1"/>
         <w:right w:val="single" w:sz="4" w:space="0" w:color="000000" w:themeColor="text1"/>
@@ -12030,7 +11928,7 @@
         <w:tcBorders>
           <w:top w:val="nil"/>
           <w:left w:val="nil"/>
-          <w:bottom w:val="single" w:sz="24" w:space="0" w:color="DE478E" w:themeColor="accent2"/>
+          <w:bottom w:val="single" w:sz="24" w:space="0" w:color="A50E82" w:themeColor="accent2"/>
           <w:right w:val="nil"/>
           <w:insideH w:val="nil"/>
           <w:insideV w:val="nil"/>
@@ -12124,16 +12022,16 @@
       <w:tblStyleRowBandSize w:val="1"/>
       <w:tblStyleColBandSize w:val="1"/>
       <w:tblBorders>
-        <w:top w:val="single" w:sz="24" w:space="0" w:color="DE478E" w:themeColor="accent2"/>
-        <w:left w:val="single" w:sz="4" w:space="0" w:color="B71E42" w:themeColor="accent1"/>
-        <w:bottom w:val="single" w:sz="4" w:space="0" w:color="B71E42" w:themeColor="accent1"/>
-        <w:right w:val="single" w:sz="4" w:space="0" w:color="B71E42" w:themeColor="accent1"/>
+        <w:top w:val="single" w:sz="24" w:space="0" w:color="A50E82" w:themeColor="accent2"/>
+        <w:left w:val="single" w:sz="4" w:space="0" w:color="052F61" w:themeColor="accent1"/>
+        <w:bottom w:val="single" w:sz="4" w:space="0" w:color="052F61" w:themeColor="accent1"/>
+        <w:right w:val="single" w:sz="4" w:space="0" w:color="052F61" w:themeColor="accent1"/>
         <w:insideH w:val="single" w:sz="4" w:space="0" w:color="FFFFFF" w:themeColor="background1"/>
         <w:insideV w:val="single" w:sz="4" w:space="0" w:color="FFFFFF" w:themeColor="background1"/>
       </w:tblBorders>
     </w:tblPr>
     <w:tcPr>
-      <w:shd w:val="clear" w:color="auto" w:fill="FBE5EA" w:themeFill="accent1" w:themeFillTint="19"/>
+      <w:shd w:val="clear" w:color="auto" w:fill="D8E9FD" w:themeFill="accent1" w:themeFillTint="19"/>
     </w:tcPr>
     <w:tblStylePr w:type="firstRow">
       <w:rPr>
@@ -12145,7 +12043,7 @@
         <w:tcBorders>
           <w:top w:val="nil"/>
           <w:left w:val="nil"/>
-          <w:bottom w:val="single" w:sz="24" w:space="0" w:color="DE478E" w:themeColor="accent2"/>
+          <w:bottom w:val="single" w:sz="24" w:space="0" w:color="A50E82" w:themeColor="accent2"/>
           <w:right w:val="nil"/>
           <w:insideH w:val="nil"/>
           <w:insideV w:val="nil"/>
@@ -12164,7 +12062,7 @@
         <w:tcBorders>
           <w:top w:val="single" w:sz="6" w:space="0" w:color="FFFFFF" w:themeColor="background1"/>
         </w:tcBorders>
-        <w:shd w:val="clear" w:color="auto" w:fill="6D1227" w:themeFill="accent1" w:themeFillShade="99"/>
+        <w:shd w:val="clear" w:color="auto" w:fill="031C3A" w:themeFill="accent1" w:themeFillShade="99"/>
       </w:tcPr>
     </w:tblStylePr>
     <w:tblStylePr w:type="firstCol">
@@ -12178,10 +12076,10 @@
           <w:left w:val="nil"/>
           <w:bottom w:val="nil"/>
           <w:right w:val="nil"/>
-          <w:insideH w:val="single" w:sz="4" w:space="0" w:color="6D1227" w:themeColor="accent1" w:themeShade="99"/>
-          <w:insideV w:val="nil"/>
-        </w:tcBorders>
-        <w:shd w:val="clear" w:color="auto" w:fill="6D1227" w:themeFill="accent1" w:themeFillShade="99"/>
+          <w:insideH w:val="single" w:sz="4" w:space="0" w:color="031C3A" w:themeColor="accent1" w:themeShade="99"/>
+          <w:insideV w:val="nil"/>
+        </w:tcBorders>
+        <w:shd w:val="clear" w:color="auto" w:fill="031C3A" w:themeFill="accent1" w:themeFillShade="99"/>
       </w:tcPr>
     </w:tblStylePr>
     <w:tblStylePr w:type="lastCol">
@@ -12198,19 +12096,19 @@
           <w:insideH w:val="nil"/>
           <w:insideV w:val="nil"/>
         </w:tcBorders>
-        <w:shd w:val="clear" w:color="auto" w:fill="6D1227" w:themeFill="accent1" w:themeFillShade="99"/>
+        <w:shd w:val="clear" w:color="auto" w:fill="031C3A" w:themeFill="accent1" w:themeFillShade="99"/>
       </w:tcPr>
     </w:tblStylePr>
     <w:tblStylePr w:type="band1Vert">
       <w:tblPr/>
       <w:tcPr>
-        <w:shd w:val="clear" w:color="auto" w:fill="EE98AC" w:themeFill="accent1" w:themeFillTint="66"/>
+        <w:shd w:val="clear" w:color="auto" w:fill="63A6F7" w:themeFill="accent1" w:themeFillTint="66"/>
       </w:tcPr>
     </w:tblStylePr>
     <w:tblStylePr w:type="band1Horz">
       <w:tblPr/>
       <w:tcPr>
-        <w:shd w:val="clear" w:color="auto" w:fill="EA7F98" w:themeFill="accent1" w:themeFillTint="7F"/>
+        <w:shd w:val="clear" w:color="auto" w:fill="3D91F5" w:themeFill="accent1" w:themeFillTint="7F"/>
       </w:tcPr>
     </w:tblStylePr>
     <w:tblStylePr w:type="neCell">
@@ -12239,16 +12137,16 @@
       <w:tblStyleRowBandSize w:val="1"/>
       <w:tblStyleColBandSize w:val="1"/>
       <w:tblBorders>
-        <w:top w:val="single" w:sz="24" w:space="0" w:color="DE478E" w:themeColor="accent2"/>
-        <w:left w:val="single" w:sz="4" w:space="0" w:color="DE478E" w:themeColor="accent2"/>
-        <w:bottom w:val="single" w:sz="4" w:space="0" w:color="DE478E" w:themeColor="accent2"/>
-        <w:right w:val="single" w:sz="4" w:space="0" w:color="DE478E" w:themeColor="accent2"/>
+        <w:top w:val="single" w:sz="24" w:space="0" w:color="A50E82" w:themeColor="accent2"/>
+        <w:left w:val="single" w:sz="4" w:space="0" w:color="A50E82" w:themeColor="accent2"/>
+        <w:bottom w:val="single" w:sz="4" w:space="0" w:color="A50E82" w:themeColor="accent2"/>
+        <w:right w:val="single" w:sz="4" w:space="0" w:color="A50E82" w:themeColor="accent2"/>
         <w:insideH w:val="single" w:sz="4" w:space="0" w:color="FFFFFF" w:themeColor="background1"/>
         <w:insideV w:val="single" w:sz="4" w:space="0" w:color="FFFFFF" w:themeColor="background1"/>
       </w:tblBorders>
     </w:tblPr>
     <w:tcPr>
-      <w:shd w:val="clear" w:color="auto" w:fill="FBECF3" w:themeFill="accent2" w:themeFillTint="19"/>
+      <w:shd w:val="clear" w:color="auto" w:fill="FCE0F5" w:themeFill="accent2" w:themeFillTint="19"/>
     </w:tcPr>
     <w:tblStylePr w:type="firstRow">
       <w:rPr>
@@ -12260,7 +12158,7 @@
         <w:tcBorders>
           <w:top w:val="nil"/>
           <w:left w:val="nil"/>
-          <w:bottom w:val="single" w:sz="24" w:space="0" w:color="DE478E" w:themeColor="accent2"/>
+          <w:bottom w:val="single" w:sz="24" w:space="0" w:color="A50E82" w:themeColor="accent2"/>
           <w:right w:val="nil"/>
           <w:insideH w:val="nil"/>
           <w:insideV w:val="nil"/>
@@ -12279,7 +12177,7 @@
         <w:tcBorders>
           <w:top w:val="single" w:sz="6" w:space="0" w:color="FFFFFF" w:themeColor="background1"/>
         </w:tcBorders>
-        <w:shd w:val="clear" w:color="auto" w:fill="941A53" w:themeFill="accent2" w:themeFillShade="99"/>
+        <w:shd w:val="clear" w:color="auto" w:fill="62084D" w:themeFill="accent2" w:themeFillShade="99"/>
       </w:tcPr>
     </w:tblStylePr>
     <w:tblStylePr w:type="firstCol">
@@ -12293,10 +12191,10 @@
           <w:left w:val="nil"/>
           <w:bottom w:val="nil"/>
           <w:right w:val="nil"/>
-          <w:insideH w:val="single" w:sz="4" w:space="0" w:color="941A53" w:themeColor="accent2" w:themeShade="99"/>
-          <w:insideV w:val="nil"/>
-        </w:tcBorders>
-        <w:shd w:val="clear" w:color="auto" w:fill="941A53" w:themeFill="accent2" w:themeFillShade="99"/>
+          <w:insideH w:val="single" w:sz="4" w:space="0" w:color="62084D" w:themeColor="accent2" w:themeShade="99"/>
+          <w:insideV w:val="nil"/>
+        </w:tcBorders>
+        <w:shd w:val="clear" w:color="auto" w:fill="62084D" w:themeFill="accent2" w:themeFillShade="99"/>
       </w:tcPr>
     </w:tblStylePr>
     <w:tblStylePr w:type="lastCol">
@@ -12313,19 +12211,19 @@
           <w:insideH w:val="nil"/>
           <w:insideV w:val="nil"/>
         </w:tcBorders>
-        <w:shd w:val="clear" w:color="auto" w:fill="941A53" w:themeFill="accent2" w:themeFillShade="99"/>
+        <w:shd w:val="clear" w:color="auto" w:fill="62084D" w:themeFill="accent2" w:themeFillShade="99"/>
       </w:tcPr>
     </w:tblStylePr>
     <w:tblStylePr w:type="band1Vert">
       <w:tblPr/>
       <w:tcPr>
-        <w:shd w:val="clear" w:color="auto" w:fill="F1B5D1" w:themeFill="accent2" w:themeFillTint="66"/>
+        <w:shd w:val="clear" w:color="auto" w:fill="F484DA" w:themeFill="accent2" w:themeFillTint="66"/>
       </w:tcPr>
     </w:tblStylePr>
     <w:tblStylePr w:type="band1Horz">
       <w:tblPr/>
       <w:tcPr>
-        <w:shd w:val="clear" w:color="auto" w:fill="EEA3C6" w:themeFill="accent2" w:themeFillTint="7F"/>
+        <w:shd w:val="clear" w:color="auto" w:fill="F266D1" w:themeFill="accent2" w:themeFillTint="7F"/>
       </w:tcPr>
     </w:tblStylePr>
     <w:tblStylePr w:type="neCell">
@@ -12354,16 +12252,16 @@
       <w:tblStyleRowBandSize w:val="1"/>
       <w:tblStyleColBandSize w:val="1"/>
       <w:tblBorders>
-        <w:top w:val="single" w:sz="24" w:space="0" w:color="795FAF" w:themeColor="accent4"/>
-        <w:left w:val="single" w:sz="4" w:space="0" w:color="BC72F0" w:themeColor="accent3"/>
-        <w:bottom w:val="single" w:sz="4" w:space="0" w:color="BC72F0" w:themeColor="accent3"/>
-        <w:right w:val="single" w:sz="4" w:space="0" w:color="BC72F0" w:themeColor="accent3"/>
+        <w:top w:val="single" w:sz="24" w:space="0" w:color="6A9E1F" w:themeColor="accent4"/>
+        <w:left w:val="single" w:sz="4" w:space="0" w:color="14967C" w:themeColor="accent3"/>
+        <w:bottom w:val="single" w:sz="4" w:space="0" w:color="14967C" w:themeColor="accent3"/>
+        <w:right w:val="single" w:sz="4" w:space="0" w:color="14967C" w:themeColor="accent3"/>
         <w:insideH w:val="single" w:sz="4" w:space="0" w:color="FFFFFF" w:themeColor="background1"/>
         <w:insideV w:val="single" w:sz="4" w:space="0" w:color="FFFFFF" w:themeColor="background1"/>
       </w:tblBorders>
     </w:tblPr>
     <w:tcPr>
-      <w:shd w:val="clear" w:color="auto" w:fill="F8F1FD" w:themeFill="accent3" w:themeFillTint="19"/>
+      <w:shd w:val="clear" w:color="auto" w:fill="E1FBF6" w:themeFill="accent3" w:themeFillTint="19"/>
     </w:tcPr>
     <w:tblStylePr w:type="firstRow">
       <w:rPr>
@@ -12375,7 +12273,7 @@
         <w:tcBorders>
           <w:top w:val="nil"/>
           <w:left w:val="nil"/>
-          <w:bottom w:val="single" w:sz="24" w:space="0" w:color="795FAF" w:themeColor="accent4"/>
+          <w:bottom w:val="single" w:sz="24" w:space="0" w:color="6A9E1F" w:themeColor="accent4"/>
           <w:right w:val="nil"/>
           <w:insideH w:val="nil"/>
           <w:insideV w:val="nil"/>
@@ -12394,7 +12292,7 @@
         <w:tcBorders>
           <w:top w:val="single" w:sz="6" w:space="0" w:color="FFFFFF" w:themeColor="background1"/>
         </w:tcBorders>
-        <w:shd w:val="clear" w:color="auto" w:fill="7814BF" w:themeFill="accent3" w:themeFillShade="99"/>
+        <w:shd w:val="clear" w:color="auto" w:fill="0C5A4A" w:themeFill="accent3" w:themeFillShade="99"/>
       </w:tcPr>
     </w:tblStylePr>
     <w:tblStylePr w:type="firstCol">
@@ -12408,10 +12306,10 @@
           <w:left w:val="nil"/>
           <w:bottom w:val="nil"/>
           <w:right w:val="nil"/>
-          <w:insideH w:val="single" w:sz="4" w:space="0" w:color="7814BF" w:themeColor="accent3" w:themeShade="99"/>
-          <w:insideV w:val="nil"/>
-        </w:tcBorders>
-        <w:shd w:val="clear" w:color="auto" w:fill="7814BF" w:themeFill="accent3" w:themeFillShade="99"/>
+          <w:insideH w:val="single" w:sz="4" w:space="0" w:color="0C5A4A" w:themeColor="accent3" w:themeShade="99"/>
+          <w:insideV w:val="nil"/>
+        </w:tcBorders>
+        <w:shd w:val="clear" w:color="auto" w:fill="0C5A4A" w:themeFill="accent3" w:themeFillShade="99"/>
       </w:tcPr>
     </w:tblStylePr>
     <w:tblStylePr w:type="lastCol">
@@ -12428,19 +12326,19 @@
           <w:insideH w:val="nil"/>
           <w:insideV w:val="nil"/>
         </w:tcBorders>
-        <w:shd w:val="clear" w:color="auto" w:fill="7814BF" w:themeFill="accent3" w:themeFillShade="99"/>
+        <w:shd w:val="clear" w:color="auto" w:fill="0C5A4A" w:themeFill="accent3" w:themeFillShade="99"/>
       </w:tcPr>
     </w:tblStylePr>
     <w:tblStylePr w:type="band1Vert">
       <w:tblPr/>
       <w:tcPr>
-        <w:shd w:val="clear" w:color="auto" w:fill="E3C6F9" w:themeFill="accent3" w:themeFillTint="66"/>
+        <w:shd w:val="clear" w:color="auto" w:fill="87EFDA" w:themeFill="accent3" w:themeFillTint="66"/>
       </w:tcPr>
     </w:tblStylePr>
     <w:tblStylePr w:type="band1Horz">
       <w:tblPr/>
       <w:tcPr>
-        <w:shd w:val="clear" w:color="auto" w:fill="DDB8F7" w:themeFill="accent3" w:themeFillTint="7F"/>
+        <w:shd w:val="clear" w:color="auto" w:fill="69EBD1" w:themeFill="accent3" w:themeFillTint="7F"/>
       </w:tcPr>
     </w:tblStylePr>
   </w:style>
@@ -12459,16 +12357,16 @@
       <w:tblStyleRowBandSize w:val="1"/>
       <w:tblStyleColBandSize w:val="1"/>
       <w:tblBorders>
-        <w:top w:val="single" w:sz="24" w:space="0" w:color="BC72F0" w:themeColor="accent3"/>
-        <w:left w:val="single" w:sz="4" w:space="0" w:color="795FAF" w:themeColor="accent4"/>
-        <w:bottom w:val="single" w:sz="4" w:space="0" w:color="795FAF" w:themeColor="accent4"/>
-        <w:right w:val="single" w:sz="4" w:space="0" w:color="795FAF" w:themeColor="accent4"/>
+        <w:top w:val="single" w:sz="24" w:space="0" w:color="14967C" w:themeColor="accent3"/>
+        <w:left w:val="single" w:sz="4" w:space="0" w:color="6A9E1F" w:themeColor="accent4"/>
+        <w:bottom w:val="single" w:sz="4" w:space="0" w:color="6A9E1F" w:themeColor="accent4"/>
+        <w:right w:val="single" w:sz="4" w:space="0" w:color="6A9E1F" w:themeColor="accent4"/>
         <w:insideH w:val="single" w:sz="4" w:space="0" w:color="FFFFFF" w:themeColor="background1"/>
         <w:insideV w:val="single" w:sz="4" w:space="0" w:color="FFFFFF" w:themeColor="background1"/>
       </w:tblBorders>
     </w:tblPr>
     <w:tcPr>
-      <w:shd w:val="clear" w:color="auto" w:fill="F1EFF7" w:themeFill="accent4" w:themeFillTint="19"/>
+      <w:shd w:val="clear" w:color="auto" w:fill="F1F9E4" w:themeFill="accent4" w:themeFillTint="19"/>
     </w:tcPr>
     <w:tblStylePr w:type="firstRow">
       <w:rPr>
@@ -12480,7 +12378,7 @@
         <w:tcBorders>
           <w:top w:val="nil"/>
           <w:left w:val="nil"/>
-          <w:bottom w:val="single" w:sz="24" w:space="0" w:color="BC72F0" w:themeColor="accent3"/>
+          <w:bottom w:val="single" w:sz="24" w:space="0" w:color="14967C" w:themeColor="accent3"/>
           <w:right w:val="nil"/>
           <w:insideH w:val="nil"/>
           <w:insideV w:val="nil"/>
@@ -12499,7 +12397,7 @@
         <w:tcBorders>
           <w:top w:val="single" w:sz="6" w:space="0" w:color="FFFFFF" w:themeColor="background1"/>
         </w:tcBorders>
-        <w:shd w:val="clear" w:color="auto" w:fill="47366C" w:themeFill="accent4" w:themeFillShade="99"/>
+        <w:shd w:val="clear" w:color="auto" w:fill="3F5E12" w:themeFill="accent4" w:themeFillShade="99"/>
       </w:tcPr>
     </w:tblStylePr>
     <w:tblStylePr w:type="firstCol">
@@ -12513,10 +12411,10 @@
           <w:left w:val="nil"/>
           <w:bottom w:val="nil"/>
           <w:right w:val="nil"/>
-          <w:insideH w:val="single" w:sz="4" w:space="0" w:color="47366C" w:themeColor="accent4" w:themeShade="99"/>
-          <w:insideV w:val="nil"/>
-        </w:tcBorders>
-        <w:shd w:val="clear" w:color="auto" w:fill="47366C" w:themeFill="accent4" w:themeFillShade="99"/>
+          <w:insideH w:val="single" w:sz="4" w:space="0" w:color="3F5E12" w:themeColor="accent4" w:themeShade="99"/>
+          <w:insideV w:val="nil"/>
+        </w:tcBorders>
+        <w:shd w:val="clear" w:color="auto" w:fill="3F5E12" w:themeFill="accent4" w:themeFillShade="99"/>
       </w:tcPr>
     </w:tblStylePr>
     <w:tblStylePr w:type="lastCol">
@@ -12533,19 +12431,19 @@
           <w:insideH w:val="nil"/>
           <w:insideV w:val="nil"/>
         </w:tcBorders>
-        <w:shd w:val="clear" w:color="auto" w:fill="47366C" w:themeFill="accent4" w:themeFillShade="99"/>
+        <w:shd w:val="clear" w:color="auto" w:fill="3F5E12" w:themeFill="accent4" w:themeFillShade="99"/>
       </w:tcPr>
     </w:tblStylePr>
     <w:tblStylePr w:type="band1Vert">
       <w:tblPr/>
       <w:tcPr>
-        <w:shd w:val="clear" w:color="auto" w:fill="C9BFDF" w:themeFill="accent4" w:themeFillTint="66"/>
+        <w:shd w:val="clear" w:color="auto" w:fill="C6EA93" w:themeFill="accent4" w:themeFillTint="66"/>
       </w:tcPr>
     </w:tblStylePr>
     <w:tblStylePr w:type="band1Horz">
       <w:tblPr/>
       <w:tcPr>
-        <w:shd w:val="clear" w:color="auto" w:fill="BCAFD7" w:themeFill="accent4" w:themeFillTint="7F"/>
+        <w:shd w:val="clear" w:color="auto" w:fill="B8E479" w:themeFill="accent4" w:themeFillTint="7F"/>
       </w:tcPr>
     </w:tblStylePr>
     <w:tblStylePr w:type="neCell">
@@ -12574,16 +12472,16 @@
       <w:tblStyleRowBandSize w:val="1"/>
       <w:tblStyleColBandSize w:val="1"/>
       <w:tblBorders>
-        <w:top w:val="single" w:sz="24" w:space="0" w:color="6892A0" w:themeColor="accent6"/>
-        <w:left w:val="single" w:sz="4" w:space="0" w:color="586EA6" w:themeColor="accent5"/>
-        <w:bottom w:val="single" w:sz="4" w:space="0" w:color="586EA6" w:themeColor="accent5"/>
-        <w:right w:val="single" w:sz="4" w:space="0" w:color="586EA6" w:themeColor="accent5"/>
+        <w:top w:val="single" w:sz="24" w:space="0" w:color="C62324" w:themeColor="accent6"/>
+        <w:left w:val="single" w:sz="4" w:space="0" w:color="E87D37" w:themeColor="accent5"/>
+        <w:bottom w:val="single" w:sz="4" w:space="0" w:color="E87D37" w:themeColor="accent5"/>
+        <w:right w:val="single" w:sz="4" w:space="0" w:color="E87D37" w:themeColor="accent5"/>
         <w:insideH w:val="single" w:sz="4" w:space="0" w:color="FFFFFF" w:themeColor="background1"/>
         <w:insideV w:val="single" w:sz="4" w:space="0" w:color="FFFFFF" w:themeColor="background1"/>
       </w:tblBorders>
     </w:tblPr>
     <w:tcPr>
-      <w:shd w:val="clear" w:color="auto" w:fill="EEF0F6" w:themeFill="accent5" w:themeFillTint="19"/>
+      <w:shd w:val="clear" w:color="auto" w:fill="FCF2EB" w:themeFill="accent5" w:themeFillTint="19"/>
     </w:tcPr>
     <w:tblStylePr w:type="firstRow">
       <w:rPr>
@@ -12595,7 +12493,7 @@
         <w:tcBorders>
           <w:top w:val="nil"/>
           <w:left w:val="nil"/>
-          <w:bottom w:val="single" w:sz="24" w:space="0" w:color="6892A0" w:themeColor="accent6"/>
+          <w:bottom w:val="single" w:sz="24" w:space="0" w:color="C62324" w:themeColor="accent6"/>
           <w:right w:val="nil"/>
           <w:insideH w:val="nil"/>
           <w:insideV w:val="nil"/>
@@ -12614,7 +12512,7 @@
         <w:tcBorders>
           <w:top w:val="single" w:sz="6" w:space="0" w:color="FFFFFF" w:themeColor="background1"/>
         </w:tcBorders>
-        <w:shd w:val="clear" w:color="auto" w:fill="344163" w:themeFill="accent5" w:themeFillShade="99"/>
+        <w:shd w:val="clear" w:color="auto" w:fill="9A4711" w:themeFill="accent5" w:themeFillShade="99"/>
       </w:tcPr>
     </w:tblStylePr>
     <w:tblStylePr w:type="firstCol">
@@ -12628,10 +12526,10 @@
           <w:left w:val="nil"/>
           <w:bottom w:val="nil"/>
           <w:right w:val="nil"/>
-          <w:insideH w:val="single" w:sz="4" w:space="0" w:color="344163" w:themeColor="accent5" w:themeShade="99"/>
-          <w:insideV w:val="nil"/>
-        </w:tcBorders>
-        <w:shd w:val="clear" w:color="auto" w:fill="344163" w:themeFill="accent5" w:themeFillShade="99"/>
+          <w:insideH w:val="single" w:sz="4" w:space="0" w:color="9A4711" w:themeColor="accent5" w:themeShade="99"/>
+          <w:insideV w:val="nil"/>
+        </w:tcBorders>
+        <w:shd w:val="clear" w:color="auto" w:fill="9A4711" w:themeFill="accent5" w:themeFillShade="99"/>
       </w:tcPr>
     </w:tblStylePr>
     <w:tblStylePr w:type="lastCol">
@@ -12648,19 +12546,19 @@
           <w:insideH w:val="nil"/>
           <w:insideV w:val="nil"/>
         </w:tcBorders>
-        <w:shd w:val="clear" w:color="auto" w:fill="344163" w:themeFill="accent5" w:themeFillShade="99"/>
+        <w:shd w:val="clear" w:color="auto" w:fill="9A4711" w:themeFill="accent5" w:themeFillShade="99"/>
       </w:tcPr>
     </w:tblStylePr>
     <w:tblStylePr w:type="band1Vert">
       <w:tblPr/>
       <w:tcPr>
-        <w:shd w:val="clear" w:color="auto" w:fill="BBC4DB" w:themeFill="accent5" w:themeFillTint="66"/>
+        <w:shd w:val="clear" w:color="auto" w:fill="F5CAAE" w:themeFill="accent5" w:themeFillTint="66"/>
       </w:tcPr>
     </w:tblStylePr>
     <w:tblStylePr w:type="band1Horz">
       <w:tblPr/>
       <w:tcPr>
-        <w:shd w:val="clear" w:color="auto" w:fill="ABB6D2" w:themeFill="accent5" w:themeFillTint="7F"/>
+        <w:shd w:val="clear" w:color="auto" w:fill="F3BD9B" w:themeFill="accent5" w:themeFillTint="7F"/>
       </w:tcPr>
     </w:tblStylePr>
     <w:tblStylePr w:type="neCell">
@@ -12689,16 +12587,16 @@
       <w:tblStyleRowBandSize w:val="1"/>
       <w:tblStyleColBandSize w:val="1"/>
       <w:tblBorders>
-        <w:top w:val="single" w:sz="24" w:space="0" w:color="586EA6" w:themeColor="accent5"/>
-        <w:left w:val="single" w:sz="4" w:space="0" w:color="6892A0" w:themeColor="accent6"/>
-        <w:bottom w:val="single" w:sz="4" w:space="0" w:color="6892A0" w:themeColor="accent6"/>
-        <w:right w:val="single" w:sz="4" w:space="0" w:color="6892A0" w:themeColor="accent6"/>
+        <w:top w:val="single" w:sz="24" w:space="0" w:color="E87D37" w:themeColor="accent5"/>
+        <w:left w:val="single" w:sz="4" w:space="0" w:color="C62324" w:themeColor="accent6"/>
+        <w:bottom w:val="single" w:sz="4" w:space="0" w:color="C62324" w:themeColor="accent6"/>
+        <w:right w:val="single" w:sz="4" w:space="0" w:color="C62324" w:themeColor="accent6"/>
         <w:insideH w:val="single" w:sz="4" w:space="0" w:color="FFFFFF" w:themeColor="background1"/>
         <w:insideV w:val="single" w:sz="4" w:space="0" w:color="FFFFFF" w:themeColor="background1"/>
       </w:tblBorders>
     </w:tblPr>
     <w:tcPr>
-      <w:shd w:val="clear" w:color="auto" w:fill="F0F4F5" w:themeFill="accent6" w:themeFillTint="19"/>
+      <w:shd w:val="clear" w:color="auto" w:fill="FBE7E7" w:themeFill="accent6" w:themeFillTint="19"/>
     </w:tcPr>
     <w:tblStylePr w:type="firstRow">
       <w:rPr>
@@ -12710,7 +12608,7 @@
         <w:tcBorders>
           <w:top w:val="nil"/>
           <w:left w:val="nil"/>
-          <w:bottom w:val="single" w:sz="24" w:space="0" w:color="586EA6" w:themeColor="accent5"/>
+          <w:bottom w:val="single" w:sz="24" w:space="0" w:color="E87D37" w:themeColor="accent5"/>
           <w:right w:val="nil"/>
           <w:insideH w:val="nil"/>
           <w:insideV w:val="nil"/>
@@ -12729,7 +12627,7 @@
         <w:tcBorders>
           <w:top w:val="single" w:sz="6" w:space="0" w:color="FFFFFF" w:themeColor="background1"/>
         </w:tcBorders>
-        <w:shd w:val="clear" w:color="auto" w:fill="3D5861" w:themeFill="accent6" w:themeFillShade="99"/>
+        <w:shd w:val="clear" w:color="auto" w:fill="761515" w:themeFill="accent6" w:themeFillShade="99"/>
       </w:tcPr>
     </w:tblStylePr>
     <w:tblStylePr w:type="firstCol">
@@ -12743,10 +12641,10 @@
           <w:left w:val="nil"/>
           <w:bottom w:val="nil"/>
           <w:right w:val="nil"/>
-          <w:insideH w:val="single" w:sz="4" w:space="0" w:color="3D5861" w:themeColor="accent6" w:themeShade="99"/>
-          <w:insideV w:val="nil"/>
-        </w:tcBorders>
-        <w:shd w:val="clear" w:color="auto" w:fill="3D5861" w:themeFill="accent6" w:themeFillShade="99"/>
+          <w:insideH w:val="single" w:sz="4" w:space="0" w:color="761515" w:themeColor="accent6" w:themeShade="99"/>
+          <w:insideV w:val="nil"/>
+        </w:tcBorders>
+        <w:shd w:val="clear" w:color="auto" w:fill="761515" w:themeFill="accent6" w:themeFillShade="99"/>
       </w:tcPr>
     </w:tblStylePr>
     <w:tblStylePr w:type="lastCol">
@@ -12763,19 +12661,19 @@
           <w:insideH w:val="nil"/>
           <w:insideV w:val="nil"/>
         </w:tcBorders>
-        <w:shd w:val="clear" w:color="auto" w:fill="3D5861" w:themeFill="accent6" w:themeFillShade="99"/>
+        <w:shd w:val="clear" w:color="auto" w:fill="761515" w:themeFill="accent6" w:themeFillShade="99"/>
       </w:tcPr>
     </w:tblStylePr>
     <w:tblStylePr w:type="band1Vert">
       <w:tblPr/>
       <w:tcPr>
-        <w:shd w:val="clear" w:color="auto" w:fill="C2D3D9" w:themeFill="accent6" w:themeFillTint="66"/>
+        <w:shd w:val="clear" w:color="auto" w:fill="EEA0A0" w:themeFill="accent6" w:themeFillTint="66"/>
       </w:tcPr>
     </w:tblStylePr>
     <w:tblStylePr w:type="band1Horz">
       <w:tblPr/>
       <w:tcPr>
-        <w:shd w:val="clear" w:color="auto" w:fill="B3C8CF" w:themeFill="accent6" w:themeFillTint="7F"/>
+        <w:shd w:val="clear" w:color="auto" w:fill="EA898A" w:themeFill="accent6" w:themeFillTint="7F"/>
       </w:tcPr>
     </w:tblStylePr>
     <w:tblStylePr w:type="neCell">
@@ -12818,14 +12716,14 @@
         <w:tcBorders>
           <w:bottom w:val="single" w:sz="12" w:space="0" w:color="FFFFFF" w:themeColor="background1"/>
         </w:tcBorders>
-        <w:shd w:val="clear" w:color="auto" w:fill="C6236F" w:themeFill="accent2" w:themeFillShade="CC"/>
+        <w:shd w:val="clear" w:color="auto" w:fill="830B67" w:themeFill="accent2" w:themeFillShade="CC"/>
       </w:tcPr>
     </w:tblStylePr>
     <w:tblStylePr w:type="lastRow">
       <w:rPr>
         <w:b/>
         <w:bCs/>
-        <w:color w:val="C6236F" w:themeColor="accent2" w:themeShade="CC"/>
+        <w:color w:val="830B67" w:themeColor="accent2" w:themeShade="CC"/>
       </w:rPr>
       <w:tblPr/>
       <w:tcPr>
@@ -12884,7 +12782,7 @@
       <w:tblStyleColBandSize w:val="1"/>
     </w:tblPr>
     <w:tcPr>
-      <w:shd w:val="clear" w:color="auto" w:fill="FBE5EA" w:themeFill="accent1" w:themeFillTint="19"/>
+      <w:shd w:val="clear" w:color="auto" w:fill="D8E9FD" w:themeFill="accent1" w:themeFillTint="19"/>
     </w:tcPr>
     <w:tblStylePr w:type="firstRow">
       <w:rPr>
@@ -12897,14 +12795,14 @@
         <w:tcBorders>
           <w:bottom w:val="single" w:sz="12" w:space="0" w:color="FFFFFF" w:themeColor="background1"/>
         </w:tcBorders>
-        <w:shd w:val="clear" w:color="auto" w:fill="C6236F" w:themeFill="accent2" w:themeFillShade="CC"/>
+        <w:shd w:val="clear" w:color="auto" w:fill="830B67" w:themeFill="accent2" w:themeFillShade="CC"/>
       </w:tcPr>
     </w:tblStylePr>
     <w:tblStylePr w:type="lastRow">
       <w:rPr>
         <w:b/>
         <w:bCs/>
-        <w:color w:val="C6236F" w:themeColor="accent2" w:themeShade="CC"/>
+        <w:color w:val="830B67" w:themeColor="accent2" w:themeShade="CC"/>
       </w:rPr>
       <w:tblPr/>
       <w:tcPr>
@@ -12937,13 +12835,13 @@
           <w:insideH w:val="nil"/>
           <w:insideV w:val="nil"/>
         </w:tcBorders>
-        <w:shd w:val="clear" w:color="auto" w:fill="F4BFCC" w:themeFill="accent1" w:themeFillTint="3F"/>
+        <w:shd w:val="clear" w:color="auto" w:fill="9EC8FA" w:themeFill="accent1" w:themeFillTint="3F"/>
       </w:tcPr>
     </w:tblStylePr>
     <w:tblStylePr w:type="band1Horz">
       <w:tblPr/>
       <w:tcPr>
-        <w:shd w:val="clear" w:color="auto" w:fill="F6CBD5" w:themeFill="accent1" w:themeFillTint="33"/>
+        <w:shd w:val="clear" w:color="auto" w:fill="B1D2FB" w:themeFill="accent1" w:themeFillTint="33"/>
       </w:tcPr>
     </w:tblStylePr>
   </w:style>
@@ -12963,7 +12861,7 @@
       <w:tblStyleColBandSize w:val="1"/>
     </w:tblPr>
     <w:tcPr>
-      <w:shd w:val="clear" w:color="auto" w:fill="FBECF3" w:themeFill="accent2" w:themeFillTint="19"/>
+      <w:shd w:val="clear" w:color="auto" w:fill="FCE0F5" w:themeFill="accent2" w:themeFillTint="19"/>
     </w:tcPr>
     <w:tblStylePr w:type="firstRow">
       <w:rPr>
@@ -12976,14 +12874,14 @@
         <w:tcBorders>
           <w:bottom w:val="single" w:sz="12" w:space="0" w:color="FFFFFF" w:themeColor="background1"/>
         </w:tcBorders>
-        <w:shd w:val="clear" w:color="auto" w:fill="C6236F" w:themeFill="accent2" w:themeFillShade="CC"/>
+        <w:shd w:val="clear" w:color="auto" w:fill="830B67" w:themeFill="accent2" w:themeFillShade="CC"/>
       </w:tcPr>
     </w:tblStylePr>
     <w:tblStylePr w:type="lastRow">
       <w:rPr>
         <w:b/>
         <w:bCs/>
-        <w:color w:val="C6236F" w:themeColor="accent2" w:themeShade="CC"/>
+        <w:color w:val="830B67" w:themeColor="accent2" w:themeShade="CC"/>
       </w:rPr>
       <w:tblPr/>
       <w:tcPr>
@@ -13016,13 +12914,13 @@
           <w:insideH w:val="nil"/>
           <w:insideV w:val="nil"/>
         </w:tcBorders>
-        <w:shd w:val="clear" w:color="auto" w:fill="F6D1E2" w:themeFill="accent2" w:themeFillTint="3F"/>
+        <w:shd w:val="clear" w:color="auto" w:fill="F8B3E8" w:themeFill="accent2" w:themeFillTint="3F"/>
       </w:tcPr>
     </w:tblStylePr>
     <w:tblStylePr w:type="band1Horz">
       <w:tblPr/>
       <w:tcPr>
-        <w:shd w:val="clear" w:color="auto" w:fill="F8D9E8" w:themeFill="accent2" w:themeFillTint="33"/>
+        <w:shd w:val="clear" w:color="auto" w:fill="F9C1EC" w:themeFill="accent2" w:themeFillTint="33"/>
       </w:tcPr>
     </w:tblStylePr>
   </w:style>
@@ -13042,7 +12940,7 @@
       <w:tblStyleColBandSize w:val="1"/>
     </w:tblPr>
     <w:tcPr>
-      <w:shd w:val="clear" w:color="auto" w:fill="F8F1FD" w:themeFill="accent3" w:themeFillTint="19"/>
+      <w:shd w:val="clear" w:color="auto" w:fill="E1FBF6" w:themeFill="accent3" w:themeFillTint="19"/>
     </w:tcPr>
     <w:tblStylePr w:type="firstRow">
       <w:rPr>
@@ -13055,14 +12953,14 @@
         <w:tcBorders>
           <w:bottom w:val="single" w:sz="12" w:space="0" w:color="FFFFFF" w:themeColor="background1"/>
         </w:tcBorders>
-        <w:shd w:val="clear" w:color="auto" w:fill="5F4890" w:themeFill="accent4" w:themeFillShade="CC"/>
+        <w:shd w:val="clear" w:color="auto" w:fill="547E18" w:themeFill="accent4" w:themeFillShade="CC"/>
       </w:tcPr>
     </w:tblStylePr>
     <w:tblStylePr w:type="lastRow">
       <w:rPr>
         <w:b/>
         <w:bCs/>
-        <w:color w:val="5F4890" w:themeColor="accent4" w:themeShade="CC"/>
+        <w:color w:val="547E18" w:themeColor="accent4" w:themeShade="CC"/>
       </w:rPr>
       <w:tblPr/>
       <w:tcPr>
@@ -13095,13 +12993,13 @@
           <w:insideH w:val="nil"/>
           <w:insideV w:val="nil"/>
         </w:tcBorders>
-        <w:shd w:val="clear" w:color="auto" w:fill="EEDCFB" w:themeFill="accent3" w:themeFillTint="3F"/>
+        <w:shd w:val="clear" w:color="auto" w:fill="B4F5E8" w:themeFill="accent3" w:themeFillTint="3F"/>
       </w:tcPr>
     </w:tblStylePr>
     <w:tblStylePr w:type="band1Horz">
       <w:tblPr/>
       <w:tcPr>
-        <w:shd w:val="clear" w:color="auto" w:fill="F1E2FC" w:themeFill="accent3" w:themeFillTint="33"/>
+        <w:shd w:val="clear" w:color="auto" w:fill="C3F7EC" w:themeFill="accent3" w:themeFillTint="33"/>
       </w:tcPr>
     </w:tblStylePr>
   </w:style>
@@ -13121,7 +13019,7 @@
       <w:tblStyleColBandSize w:val="1"/>
     </w:tblPr>
     <w:tcPr>
-      <w:shd w:val="clear" w:color="auto" w:fill="F1EFF7" w:themeFill="accent4" w:themeFillTint="19"/>
+      <w:shd w:val="clear" w:color="auto" w:fill="F1F9E4" w:themeFill="accent4" w:themeFillTint="19"/>
     </w:tcPr>
     <w:tblStylePr w:type="firstRow">
       <w:rPr>
@@ -13134,14 +13032,14 @@
         <w:tcBorders>
           <w:bottom w:val="single" w:sz="12" w:space="0" w:color="FFFFFF" w:themeColor="background1"/>
         </w:tcBorders>
-        <w:shd w:val="clear" w:color="auto" w:fill="9C31E9" w:themeFill="accent3" w:themeFillShade="CC"/>
+        <w:shd w:val="clear" w:color="auto" w:fill="107863" w:themeFill="accent3" w:themeFillShade="CC"/>
       </w:tcPr>
     </w:tblStylePr>
     <w:tblStylePr w:type="lastRow">
       <w:rPr>
         <w:b/>
         <w:bCs/>
-        <w:color w:val="9C31E9" w:themeColor="accent3" w:themeShade="CC"/>
+        <w:color w:val="107863" w:themeColor="accent3" w:themeShade="CC"/>
       </w:rPr>
       <w:tblPr/>
       <w:tcPr>
@@ -13174,13 +13072,13 @@
           <w:insideH w:val="nil"/>
           <w:insideV w:val="nil"/>
         </w:tcBorders>
-        <w:shd w:val="clear" w:color="auto" w:fill="DDD7EB" w:themeFill="accent4" w:themeFillTint="3F"/>
+        <w:shd w:val="clear" w:color="auto" w:fill="DCF2BC" w:themeFill="accent4" w:themeFillTint="3F"/>
       </w:tcPr>
     </w:tblStylePr>
     <w:tblStylePr w:type="band1Horz">
       <w:tblPr/>
       <w:tcPr>
-        <w:shd w:val="clear" w:color="auto" w:fill="E4DFEF" w:themeFill="accent4" w:themeFillTint="33"/>
+        <w:shd w:val="clear" w:color="auto" w:fill="E2F4C9" w:themeFill="accent4" w:themeFillTint="33"/>
       </w:tcPr>
     </w:tblStylePr>
   </w:style>
@@ -13200,7 +13098,7 @@
       <w:tblStyleColBandSize w:val="1"/>
     </w:tblPr>
     <w:tcPr>
-      <w:shd w:val="clear" w:color="auto" w:fill="EEF0F6" w:themeFill="accent5" w:themeFillTint="19"/>
+      <w:shd w:val="clear" w:color="auto" w:fill="FCF2EB" w:themeFill="accent5" w:themeFillTint="19"/>
     </w:tcPr>
     <w:tblStylePr w:type="firstRow">
       <w:rPr>
@@ -13213,14 +13111,14 @@
         <w:tcBorders>
           <w:bottom w:val="single" w:sz="12" w:space="0" w:color="FFFFFF" w:themeColor="background1"/>
         </w:tcBorders>
-        <w:shd w:val="clear" w:color="auto" w:fill="517581" w:themeFill="accent6" w:themeFillShade="CC"/>
+        <w:shd w:val="clear" w:color="auto" w:fill="9E1C1C" w:themeFill="accent6" w:themeFillShade="CC"/>
       </w:tcPr>
     </w:tblStylePr>
     <w:tblStylePr w:type="lastRow">
       <w:rPr>
         <w:b/>
         <w:bCs/>
-        <w:color w:val="517581" w:themeColor="accent6" w:themeShade="CC"/>
+        <w:color w:val="9E1C1C" w:themeColor="accent6" w:themeShade="CC"/>
       </w:rPr>
       <w:tblPr/>
       <w:tcPr>
@@ -13253,13 +13151,13 @@
           <w:insideH w:val="nil"/>
           <w:insideV w:val="nil"/>
         </w:tcBorders>
-        <w:shd w:val="clear" w:color="auto" w:fill="D5DAE9" w:themeFill="accent5" w:themeFillTint="3F"/>
+        <w:shd w:val="clear" w:color="auto" w:fill="F9DECD" w:themeFill="accent5" w:themeFillTint="3F"/>
       </w:tcPr>
     </w:tblStylePr>
     <w:tblStylePr w:type="band1Horz">
       <w:tblPr/>
       <w:tcPr>
-        <w:shd w:val="clear" w:color="auto" w:fill="DDE1ED" w:themeFill="accent5" w:themeFillTint="33"/>
+        <w:shd w:val="clear" w:color="auto" w:fill="FAE4D6" w:themeFill="accent5" w:themeFillTint="33"/>
       </w:tcPr>
     </w:tblStylePr>
   </w:style>
@@ -13279,7 +13177,7 @@
       <w:tblStyleColBandSize w:val="1"/>
     </w:tblPr>
     <w:tcPr>
-      <w:shd w:val="clear" w:color="auto" w:fill="F0F4F5" w:themeFill="accent6" w:themeFillTint="19"/>
+      <w:shd w:val="clear" w:color="auto" w:fill="FBE7E7" w:themeFill="accent6" w:themeFillTint="19"/>
     </w:tcPr>
     <w:tblStylePr w:type="firstRow">
       <w:rPr>
@@ -13292,14 +13190,14 @@
         <w:tcBorders>
           <w:bottom w:val="single" w:sz="12" w:space="0" w:color="FFFFFF" w:themeColor="background1"/>
         </w:tcBorders>
-        <w:shd w:val="clear" w:color="auto" w:fill="465784" w:themeFill="accent5" w:themeFillShade="CC"/>
+        <w:shd w:val="clear" w:color="auto" w:fill="CD5F17" w:themeFill="accent5" w:themeFillShade="CC"/>
       </w:tcPr>
     </w:tblStylePr>
     <w:tblStylePr w:type="lastRow">
       <w:rPr>
         <w:b/>
         <w:bCs/>
-        <w:color w:val="465784" w:themeColor="accent5" w:themeShade="CC"/>
+        <w:color w:val="CD5F17" w:themeColor="accent5" w:themeShade="CC"/>
       </w:rPr>
       <w:tblPr/>
       <w:tcPr>
@@ -13332,13 +13230,13 @@
           <w:insideH w:val="nil"/>
           <w:insideV w:val="nil"/>
         </w:tcBorders>
-        <w:shd w:val="clear" w:color="auto" w:fill="D9E3E7" w:themeFill="accent6" w:themeFillTint="3F"/>
+        <w:shd w:val="clear" w:color="auto" w:fill="F4C4C4" w:themeFill="accent6" w:themeFillTint="3F"/>
       </w:tcPr>
     </w:tblStylePr>
     <w:tblStylePr w:type="band1Horz">
       <w:tblPr/>
       <w:tcPr>
-        <w:shd w:val="clear" w:color="auto" w:fill="E0E9EC" w:themeFill="accent6" w:themeFillTint="33"/>
+        <w:shd w:val="clear" w:color="auto" w:fill="F6CFCF" w:themeFill="accent6" w:themeFillTint="33"/>
       </w:tcPr>
     </w:tblStylePr>
   </w:style>
@@ -13434,7 +13332,7 @@
       </w:tblBorders>
     </w:tblPr>
     <w:tcPr>
-      <w:shd w:val="clear" w:color="auto" w:fill="F6CBD5" w:themeFill="accent1" w:themeFillTint="33"/>
+      <w:shd w:val="clear" w:color="auto" w:fill="B1D2FB" w:themeFill="accent1" w:themeFillTint="33"/>
     </w:tcPr>
     <w:tblStylePr w:type="firstRow">
       <w:rPr>
@@ -13443,7 +13341,7 @@
       </w:rPr>
       <w:tblPr/>
       <w:tcPr>
-        <w:shd w:val="clear" w:color="auto" w:fill="EE98AC" w:themeFill="accent1" w:themeFillTint="66"/>
+        <w:shd w:val="clear" w:color="auto" w:fill="63A6F7" w:themeFill="accent1" w:themeFillTint="66"/>
       </w:tcPr>
     </w:tblStylePr>
     <w:tblStylePr w:type="lastRow">
@@ -13454,7 +13352,7 @@
       </w:rPr>
       <w:tblPr/>
       <w:tcPr>
-        <w:shd w:val="clear" w:color="auto" w:fill="EE98AC" w:themeFill="accent1" w:themeFillTint="66"/>
+        <w:shd w:val="clear" w:color="auto" w:fill="63A6F7" w:themeFill="accent1" w:themeFillTint="66"/>
       </w:tcPr>
     </w:tblStylePr>
     <w:tblStylePr w:type="firstCol">
@@ -13463,7 +13361,7 @@
       </w:rPr>
       <w:tblPr/>
       <w:tcPr>
-        <w:shd w:val="clear" w:color="auto" w:fill="881631" w:themeFill="accent1" w:themeFillShade="BF"/>
+        <w:shd w:val="clear" w:color="auto" w:fill="032348" w:themeFill="accent1" w:themeFillShade="BF"/>
       </w:tcPr>
     </w:tblStylePr>
     <w:tblStylePr w:type="lastCol">
@@ -13472,19 +13370,19 @@
       </w:rPr>
       <w:tblPr/>
       <w:tcPr>
-        <w:shd w:val="clear" w:color="auto" w:fill="881631" w:themeFill="accent1" w:themeFillShade="BF"/>
+        <w:shd w:val="clear" w:color="auto" w:fill="032348" w:themeFill="accent1" w:themeFillShade="BF"/>
       </w:tcPr>
     </w:tblStylePr>
     <w:tblStylePr w:type="band1Vert">
       <w:tblPr/>
       <w:tcPr>
-        <w:shd w:val="clear" w:color="auto" w:fill="EA7F98" w:themeFill="accent1" w:themeFillTint="7F"/>
+        <w:shd w:val="clear" w:color="auto" w:fill="3D91F5" w:themeFill="accent1" w:themeFillTint="7F"/>
       </w:tcPr>
     </w:tblStylePr>
     <w:tblStylePr w:type="band1Horz">
       <w:tblPr/>
       <w:tcPr>
-        <w:shd w:val="clear" w:color="auto" w:fill="EA7F98" w:themeFill="accent1" w:themeFillTint="7F"/>
+        <w:shd w:val="clear" w:color="auto" w:fill="3D91F5" w:themeFill="accent1" w:themeFillTint="7F"/>
       </w:tcPr>
     </w:tblStylePr>
   </w:style>
@@ -13507,7 +13405,7 @@
       </w:tblBorders>
     </w:tblPr>
     <w:tcPr>
-      <w:shd w:val="clear" w:color="auto" w:fill="F8D9E8" w:themeFill="accent2" w:themeFillTint="33"/>
+      <w:shd w:val="clear" w:color="auto" w:fill="F9C1EC" w:themeFill="accent2" w:themeFillTint="33"/>
     </w:tcPr>
     <w:tblStylePr w:type="firstRow">
       <w:rPr>
@@ -13516,7 +13414,7 @@
       </w:rPr>
       <w:tblPr/>
       <w:tcPr>
-        <w:shd w:val="clear" w:color="auto" w:fill="F1B5D1" w:themeFill="accent2" w:themeFillTint="66"/>
+        <w:shd w:val="clear" w:color="auto" w:fill="F484DA" w:themeFill="accent2" w:themeFillTint="66"/>
       </w:tcPr>
     </w:tblStylePr>
     <w:tblStylePr w:type="lastRow">
@@ -13527,7 +13425,7 @@
       </w:rPr>
       <w:tblPr/>
       <w:tcPr>
-        <w:shd w:val="clear" w:color="auto" w:fill="F1B5D1" w:themeFill="accent2" w:themeFillTint="66"/>
+        <w:shd w:val="clear" w:color="auto" w:fill="F484DA" w:themeFill="accent2" w:themeFillTint="66"/>
       </w:tcPr>
     </w:tblStylePr>
     <w:tblStylePr w:type="firstCol">
@@ -13536,7 +13434,7 @@
       </w:rPr>
       <w:tblPr/>
       <w:tcPr>
-        <w:shd w:val="clear" w:color="auto" w:fill="B92168" w:themeFill="accent2" w:themeFillShade="BF"/>
+        <w:shd w:val="clear" w:color="auto" w:fill="7B0A60" w:themeFill="accent2" w:themeFillShade="BF"/>
       </w:tcPr>
     </w:tblStylePr>
     <w:tblStylePr w:type="lastCol">
@@ -13545,19 +13443,19 @@
       </w:rPr>
       <w:tblPr/>
       <w:tcPr>
-        <w:shd w:val="clear" w:color="auto" w:fill="B92168" w:themeFill="accent2" w:themeFillShade="BF"/>
+        <w:shd w:val="clear" w:color="auto" w:fill="7B0A60" w:themeFill="accent2" w:themeFillShade="BF"/>
       </w:tcPr>
     </w:tblStylePr>
     <w:tblStylePr w:type="band1Vert">
       <w:tblPr/>
       <w:tcPr>
-        <w:shd w:val="clear" w:color="auto" w:fill="EEA3C6" w:themeFill="accent2" w:themeFillTint="7F"/>
+        <w:shd w:val="clear" w:color="auto" w:fill="F266D1" w:themeFill="accent2" w:themeFillTint="7F"/>
       </w:tcPr>
     </w:tblStylePr>
     <w:tblStylePr w:type="band1Horz">
       <w:tblPr/>
       <w:tcPr>
-        <w:shd w:val="clear" w:color="auto" w:fill="EEA3C6" w:themeFill="accent2" w:themeFillTint="7F"/>
+        <w:shd w:val="clear" w:color="auto" w:fill="F266D1" w:themeFill="accent2" w:themeFillTint="7F"/>
       </w:tcPr>
     </w:tblStylePr>
   </w:style>
@@ -13580,7 +13478,7 @@
       </w:tblBorders>
     </w:tblPr>
     <w:tcPr>
-      <w:shd w:val="clear" w:color="auto" w:fill="F1E2FC" w:themeFill="accent3" w:themeFillTint="33"/>
+      <w:shd w:val="clear" w:color="auto" w:fill="C3F7EC" w:themeFill="accent3" w:themeFillTint="33"/>
     </w:tcPr>
     <w:tblStylePr w:type="firstRow">
       <w:rPr>
@@ -13589,7 +13487,7 @@
       </w:rPr>
       <w:tblPr/>
       <w:tcPr>
-        <w:shd w:val="clear" w:color="auto" w:fill="E3C6F9" w:themeFill="accent3" w:themeFillTint="66"/>
+        <w:shd w:val="clear" w:color="auto" w:fill="87EFDA" w:themeFill="accent3" w:themeFillTint="66"/>
       </w:tcPr>
     </w:tblStylePr>
     <w:tblStylePr w:type="lastRow">
@@ -13600,7 +13498,7 @@
       </w:rPr>
       <w:tblPr/>
       <w:tcPr>
-        <w:shd w:val="clear" w:color="auto" w:fill="E3C6F9" w:themeFill="accent3" w:themeFillTint="66"/>
+        <w:shd w:val="clear" w:color="auto" w:fill="87EFDA" w:themeFill="accent3" w:themeFillTint="66"/>
       </w:tcPr>
     </w:tblStylePr>
     <w:tblStylePr w:type="firstCol">
@@ -13609,7 +13507,7 @@
       </w:rPr>
       <w:tblPr/>
       <w:tcPr>
-        <w:shd w:val="clear" w:color="auto" w:fill="9521E7" w:themeFill="accent3" w:themeFillShade="BF"/>
+        <w:shd w:val="clear" w:color="auto" w:fill="0F705C" w:themeFill="accent3" w:themeFillShade="BF"/>
       </w:tcPr>
     </w:tblStylePr>
     <w:tblStylePr w:type="lastCol">
@@ -13618,19 +13516,19 @@
       </w:rPr>
       <w:tblPr/>
       <w:tcPr>
-        <w:shd w:val="clear" w:color="auto" w:fill="9521E7" w:themeFill="accent3" w:themeFillShade="BF"/>
+        <w:shd w:val="clear" w:color="auto" w:fill="0F705C" w:themeFill="accent3" w:themeFillShade="BF"/>
       </w:tcPr>
     </w:tblStylePr>
     <w:tblStylePr w:type="band1Vert">
       <w:tblPr/>
       <w:tcPr>
-        <w:shd w:val="clear" w:color="auto" w:fill="DDB8F7" w:themeFill="accent3" w:themeFillTint="7F"/>
+        <w:shd w:val="clear" w:color="auto" w:fill="69EBD1" w:themeFill="accent3" w:themeFillTint="7F"/>
       </w:tcPr>
     </w:tblStylePr>
     <w:tblStylePr w:type="band1Horz">
       <w:tblPr/>
       <w:tcPr>
-        <w:shd w:val="clear" w:color="auto" w:fill="DDB8F7" w:themeFill="accent3" w:themeFillTint="7F"/>
+        <w:shd w:val="clear" w:color="auto" w:fill="69EBD1" w:themeFill="accent3" w:themeFillTint="7F"/>
       </w:tcPr>
     </w:tblStylePr>
   </w:style>
@@ -13653,7 +13551,7 @@
       </w:tblBorders>
     </w:tblPr>
     <w:tcPr>
-      <w:shd w:val="clear" w:color="auto" w:fill="E4DFEF" w:themeFill="accent4" w:themeFillTint="33"/>
+      <w:shd w:val="clear" w:color="auto" w:fill="E2F4C9" w:themeFill="accent4" w:themeFillTint="33"/>
     </w:tcPr>
     <w:tblStylePr w:type="firstRow">
       <w:rPr>
@@ -13662,7 +13560,7 @@
       </w:rPr>
       <w:tblPr/>
       <w:tcPr>
-        <w:shd w:val="clear" w:color="auto" w:fill="C9BFDF" w:themeFill="accent4" w:themeFillTint="66"/>
+        <w:shd w:val="clear" w:color="auto" w:fill="C6EA93" w:themeFill="accent4" w:themeFillTint="66"/>
       </w:tcPr>
     </w:tblStylePr>
     <w:tblStylePr w:type="lastRow">
@@ -13673,7 +13571,7 @@
       </w:rPr>
       <w:tblPr/>
       <w:tcPr>
-        <w:shd w:val="clear" w:color="auto" w:fill="C9BFDF" w:themeFill="accent4" w:themeFillTint="66"/>
+        <w:shd w:val="clear" w:color="auto" w:fill="C6EA93" w:themeFill="accent4" w:themeFillTint="66"/>
       </w:tcPr>
     </w:tblStylePr>
     <w:tblStylePr w:type="firstCol">
@@ -13682,7 +13580,7 @@
       </w:rPr>
       <w:tblPr/>
       <w:tcPr>
-        <w:shd w:val="clear" w:color="auto" w:fill="584386" w:themeFill="accent4" w:themeFillShade="BF"/>
+        <w:shd w:val="clear" w:color="auto" w:fill="4F7617" w:themeFill="accent4" w:themeFillShade="BF"/>
       </w:tcPr>
     </w:tblStylePr>
     <w:tblStylePr w:type="lastCol">
@@ -13691,19 +13589,19 @@
       </w:rPr>
       <w:tblPr/>
       <w:tcPr>
-        <w:shd w:val="clear" w:color="auto" w:fill="584386" w:themeFill="accent4" w:themeFillShade="BF"/>
+        <w:shd w:val="clear" w:color="auto" w:fill="4F7617" w:themeFill="accent4" w:themeFillShade="BF"/>
       </w:tcPr>
     </w:tblStylePr>
     <w:tblStylePr w:type="band1Vert">
       <w:tblPr/>
       <w:tcPr>
-        <w:shd w:val="clear" w:color="auto" w:fill="BCAFD7" w:themeFill="accent4" w:themeFillTint="7F"/>
+        <w:shd w:val="clear" w:color="auto" w:fill="B8E479" w:themeFill="accent4" w:themeFillTint="7F"/>
       </w:tcPr>
     </w:tblStylePr>
     <w:tblStylePr w:type="band1Horz">
       <w:tblPr/>
       <w:tcPr>
-        <w:shd w:val="clear" w:color="auto" w:fill="BCAFD7" w:themeFill="accent4" w:themeFillTint="7F"/>
+        <w:shd w:val="clear" w:color="auto" w:fill="B8E479" w:themeFill="accent4" w:themeFillTint="7F"/>
       </w:tcPr>
     </w:tblStylePr>
   </w:style>
@@ -13726,7 +13624,7 @@
       </w:tblBorders>
     </w:tblPr>
     <w:tcPr>
-      <w:shd w:val="clear" w:color="auto" w:fill="DDE1ED" w:themeFill="accent5" w:themeFillTint="33"/>
+      <w:shd w:val="clear" w:color="auto" w:fill="FAE4D6" w:themeFill="accent5" w:themeFillTint="33"/>
     </w:tcPr>
     <w:tblStylePr w:type="firstRow">
       <w:rPr>
@@ -13735,7 +13633,7 @@
       </w:rPr>
       <w:tblPr/>
       <w:tcPr>
-        <w:shd w:val="clear" w:color="auto" w:fill="BBC4DB" w:themeFill="accent5" w:themeFillTint="66"/>
+        <w:shd w:val="clear" w:color="auto" w:fill="F5CAAE" w:themeFill="accent5" w:themeFillTint="66"/>
       </w:tcPr>
     </w:tblStylePr>
     <w:tblStylePr w:type="lastRow">
@@ -13746,7 +13644,7 @@
       </w:rPr>
       <w:tblPr/>
       <w:tcPr>
-        <w:shd w:val="clear" w:color="auto" w:fill="BBC4DB" w:themeFill="accent5" w:themeFillTint="66"/>
+        <w:shd w:val="clear" w:color="auto" w:fill="F5CAAE" w:themeFill="accent5" w:themeFillTint="66"/>
       </w:tcPr>
     </w:tblStylePr>
     <w:tblStylePr w:type="firstCol">
@@ -13755,7 +13653,7 @@
       </w:rPr>
       <w:tblPr/>
       <w:tcPr>
-        <w:shd w:val="clear" w:color="auto" w:fill="42527C" w:themeFill="accent5" w:themeFillShade="BF"/>
+        <w:shd w:val="clear" w:color="auto" w:fill="C05916" w:themeFill="accent5" w:themeFillShade="BF"/>
       </w:tcPr>
     </w:tblStylePr>
     <w:tblStylePr w:type="lastCol">
@@ -13764,19 +13662,19 @@
       </w:rPr>
       <w:tblPr/>
       <w:tcPr>
-        <w:shd w:val="clear" w:color="auto" w:fill="42527C" w:themeFill="accent5" w:themeFillShade="BF"/>
+        <w:shd w:val="clear" w:color="auto" w:fill="C05916" w:themeFill="accent5" w:themeFillShade="BF"/>
       </w:tcPr>
     </w:tblStylePr>
     <w:tblStylePr w:type="band1Vert">
       <w:tblPr/>
       <w:tcPr>
-        <w:shd w:val="clear" w:color="auto" w:fill="ABB6D2" w:themeFill="accent5" w:themeFillTint="7F"/>
+        <w:shd w:val="clear" w:color="auto" w:fill="F3BD9B" w:themeFill="accent5" w:themeFillTint="7F"/>
       </w:tcPr>
     </w:tblStylePr>
     <w:tblStylePr w:type="band1Horz">
       <w:tblPr/>
       <w:tcPr>
-        <w:shd w:val="clear" w:color="auto" w:fill="ABB6D2" w:themeFill="accent5" w:themeFillTint="7F"/>
+        <w:shd w:val="clear" w:color="auto" w:fill="F3BD9B" w:themeFill="accent5" w:themeFillTint="7F"/>
       </w:tcPr>
     </w:tblStylePr>
   </w:style>
@@ -13799,7 +13697,7 @@
       </w:tblBorders>
     </w:tblPr>
     <w:tcPr>
-      <w:shd w:val="clear" w:color="auto" w:fill="E0E9EC" w:themeFill="accent6" w:themeFillTint="33"/>
+      <w:shd w:val="clear" w:color="auto" w:fill="F6CFCF" w:themeFill="accent6" w:themeFillTint="33"/>
     </w:tcPr>
     <w:tblStylePr w:type="firstRow">
       <w:rPr>
@@ -13808,7 +13706,7 @@
       </w:rPr>
       <w:tblPr/>
       <w:tcPr>
-        <w:shd w:val="clear" w:color="auto" w:fill="C2D3D9" w:themeFill="accent6" w:themeFillTint="66"/>
+        <w:shd w:val="clear" w:color="auto" w:fill="EEA0A0" w:themeFill="accent6" w:themeFillTint="66"/>
       </w:tcPr>
     </w:tblStylePr>
     <w:tblStylePr w:type="lastRow">
@@ -13819,7 +13717,7 @@
       </w:rPr>
       <w:tblPr/>
       <w:tcPr>
-        <w:shd w:val="clear" w:color="auto" w:fill="C2D3D9" w:themeFill="accent6" w:themeFillTint="66"/>
+        <w:shd w:val="clear" w:color="auto" w:fill="EEA0A0" w:themeFill="accent6" w:themeFillTint="66"/>
       </w:tcPr>
     </w:tblStylePr>
     <w:tblStylePr w:type="firstCol">
@@ -13828,7 +13726,7 @@
       </w:rPr>
       <w:tblPr/>
       <w:tcPr>
-        <w:shd w:val="clear" w:color="auto" w:fill="4C6D79" w:themeFill="accent6" w:themeFillShade="BF"/>
+        <w:shd w:val="clear" w:color="auto" w:fill="941A1A" w:themeFill="accent6" w:themeFillShade="BF"/>
       </w:tcPr>
     </w:tblStylePr>
     <w:tblStylePr w:type="lastCol">
@@ -13837,19 +13735,19 @@
       </w:rPr>
       <w:tblPr/>
       <w:tcPr>
-        <w:shd w:val="clear" w:color="auto" w:fill="4C6D79" w:themeFill="accent6" w:themeFillShade="BF"/>
+        <w:shd w:val="clear" w:color="auto" w:fill="941A1A" w:themeFill="accent6" w:themeFillShade="BF"/>
       </w:tcPr>
     </w:tblStylePr>
     <w:tblStylePr w:type="band1Vert">
       <w:tblPr/>
       <w:tcPr>
-        <w:shd w:val="clear" w:color="auto" w:fill="B3C8CF" w:themeFill="accent6" w:themeFillTint="7F"/>
+        <w:shd w:val="clear" w:color="auto" w:fill="EA898A" w:themeFill="accent6" w:themeFillTint="7F"/>
       </w:tcPr>
     </w:tblStylePr>
     <w:tblStylePr w:type="band1Horz">
       <w:tblPr/>
       <w:tcPr>
-        <w:shd w:val="clear" w:color="auto" w:fill="B3C8CF" w:themeFill="accent6" w:themeFillTint="7F"/>
+        <w:shd w:val="clear" w:color="auto" w:fill="EA898A" w:themeFill="accent6" w:themeFillTint="7F"/>
       </w:tcPr>
     </w:tblStylePr>
   </w:style>
@@ -13860,7 +13758,7 @@
     <w:unhideWhenUsed/>
     <w:rsid w:val="004549B3"/>
     <w:rPr>
-      <w:color w:val="FA2B5C" w:themeColor="hyperlink"/>
+      <w:color w:val="0D2E46" w:themeColor="hyperlink"/>
       <w:u w:val="single"/>
     </w:rPr>
   </w:style>
@@ -13913,10 +13811,10 @@
       <w:tblStyleRowBandSize w:val="1"/>
       <w:tblStyleColBandSize w:val="1"/>
       <w:tblBorders>
-        <w:top w:val="single" w:sz="2" w:space="0" w:color="E66583" w:themeColor="accent1" w:themeTint="99"/>
-        <w:bottom w:val="single" w:sz="2" w:space="0" w:color="E66583" w:themeColor="accent1" w:themeTint="99"/>
-        <w:insideH w:val="single" w:sz="2" w:space="0" w:color="E66583" w:themeColor="accent1" w:themeTint="99"/>
-        <w:insideV w:val="single" w:sz="2" w:space="0" w:color="E66583" w:themeColor="accent1" w:themeTint="99"/>
+        <w:top w:val="single" w:sz="2" w:space="0" w:color="167AF3" w:themeColor="accent1" w:themeTint="99"/>
+        <w:bottom w:val="single" w:sz="2" w:space="0" w:color="167AF3" w:themeColor="accent1" w:themeTint="99"/>
+        <w:insideH w:val="single" w:sz="2" w:space="0" w:color="167AF3" w:themeColor="accent1" w:themeTint="99"/>
+        <w:insideV w:val="single" w:sz="2" w:space="0" w:color="167AF3" w:themeColor="accent1" w:themeTint="99"/>
       </w:tblBorders>
     </w:tblPr>
     <w:tblStylePr w:type="firstRow">
@@ -13928,7 +13826,7 @@
       <w:tcPr>
         <w:tcBorders>
           <w:top w:val="nil"/>
-          <w:bottom w:val="single" w:sz="12" w:space="0" w:color="E66583" w:themeColor="accent1" w:themeTint="99"/>
+          <w:bottom w:val="single" w:sz="12" w:space="0" w:color="167AF3" w:themeColor="accent1" w:themeTint="99"/>
           <w:insideH w:val="nil"/>
           <w:insideV w:val="nil"/>
         </w:tcBorders>
@@ -13943,7 +13841,7 @@
       <w:tblPr/>
       <w:tcPr>
         <w:tcBorders>
-          <w:top w:val="double" w:sz="2" w:space="0" w:color="E66583" w:themeColor="accent1" w:themeTint="99"/>
+          <w:top w:val="double" w:sz="2" w:space="0" w:color="167AF3" w:themeColor="accent1" w:themeTint="99"/>
           <w:bottom w:val="nil"/>
           <w:insideH w:val="nil"/>
           <w:insideV w:val="nil"/>
@@ -13966,13 +13864,13 @@
     <w:tblStylePr w:type="band1Vert">
       <w:tblPr/>
       <w:tcPr>
-        <w:shd w:val="clear" w:color="auto" w:fill="F6CBD5" w:themeFill="accent1" w:themeFillTint="33"/>
+        <w:shd w:val="clear" w:color="auto" w:fill="B1D2FB" w:themeFill="accent1" w:themeFillTint="33"/>
       </w:tcPr>
     </w:tblStylePr>
     <w:tblStylePr w:type="band1Horz">
       <w:tblPr/>
       <w:tcPr>
-        <w:shd w:val="clear" w:color="auto" w:fill="F6CBD5" w:themeFill="accent1" w:themeFillTint="33"/>
+        <w:shd w:val="clear" w:color="auto" w:fill="B1D2FB" w:themeFill="accent1" w:themeFillTint="33"/>
       </w:tcPr>
     </w:tblStylePr>
   </w:style>
@@ -13988,9 +13886,9 @@
       <w:tblStyleRowBandSize w:val="1"/>
       <w:tblStyleColBandSize w:val="1"/>
       <w:tblBorders>
-        <w:top w:val="single" w:sz="4" w:space="0" w:color="A4BDC6" w:themeColor="accent6" w:themeTint="99"/>
-        <w:bottom w:val="single" w:sz="4" w:space="0" w:color="A4BDC6" w:themeColor="accent6" w:themeTint="99"/>
-        <w:insideH w:val="single" w:sz="4" w:space="0" w:color="A4BDC6" w:themeColor="accent6" w:themeTint="99"/>
+        <w:top w:val="single" w:sz="4" w:space="0" w:color="E67172" w:themeColor="accent6" w:themeTint="99"/>
+        <w:bottom w:val="single" w:sz="4" w:space="0" w:color="E67172" w:themeColor="accent6" w:themeTint="99"/>
+        <w:insideH w:val="single" w:sz="4" w:space="0" w:color="E67172" w:themeColor="accent6" w:themeTint="99"/>
       </w:tblBorders>
     </w:tblPr>
     <w:tblStylePr w:type="firstRow">
@@ -14020,13 +13918,13 @@
     <w:tblStylePr w:type="band1Vert">
       <w:tblPr/>
       <w:tcPr>
-        <w:shd w:val="clear" w:color="auto" w:fill="E0E9EC" w:themeFill="accent6" w:themeFillTint="33"/>
+        <w:shd w:val="clear" w:color="auto" w:fill="F6CFCF" w:themeFill="accent6" w:themeFillTint="33"/>
       </w:tcPr>
     </w:tblStylePr>
     <w:tblStylePr w:type="band1Horz">
       <w:tblPr/>
       <w:tcPr>
-        <w:shd w:val="clear" w:color="auto" w:fill="E0E9EC" w:themeFill="accent6" w:themeFillTint="33"/>
+        <w:shd w:val="clear" w:color="auto" w:fill="F6CFCF" w:themeFill="accent6" w:themeFillTint="33"/>
       </w:tcPr>
     </w:tblStylePr>
   </w:style>
@@ -14039,18 +13937,18 @@
       <w:spacing w:after="0" w:line="240" w:lineRule="auto"/>
     </w:pPr>
     <w:rPr>
-      <w:color w:val="B92168" w:themeColor="accent2" w:themeShade="BF"/>
+      <w:color w:val="7B0A60" w:themeColor="accent2" w:themeShade="BF"/>
     </w:rPr>
     <w:tblPr>
       <w:tblStyleRowBandSize w:val="1"/>
       <w:tblStyleColBandSize w:val="1"/>
       <w:tblBorders>
-        <w:top w:val="single" w:sz="4" w:space="0" w:color="EB90BA" w:themeColor="accent2" w:themeTint="99"/>
-        <w:left w:val="single" w:sz="4" w:space="0" w:color="EB90BA" w:themeColor="accent2" w:themeTint="99"/>
-        <w:bottom w:val="single" w:sz="4" w:space="0" w:color="EB90BA" w:themeColor="accent2" w:themeTint="99"/>
-        <w:right w:val="single" w:sz="4" w:space="0" w:color="EB90BA" w:themeColor="accent2" w:themeTint="99"/>
-        <w:insideH w:val="single" w:sz="4" w:space="0" w:color="EB90BA" w:themeColor="accent2" w:themeTint="99"/>
-        <w:insideV w:val="single" w:sz="4" w:space="0" w:color="EB90BA" w:themeColor="accent2" w:themeTint="99"/>
+        <w:top w:val="single" w:sz="4" w:space="0" w:color="EF47C8" w:themeColor="accent2" w:themeTint="99"/>
+        <w:left w:val="single" w:sz="4" w:space="0" w:color="EF47C8" w:themeColor="accent2" w:themeTint="99"/>
+        <w:bottom w:val="single" w:sz="4" w:space="0" w:color="EF47C8" w:themeColor="accent2" w:themeTint="99"/>
+        <w:right w:val="single" w:sz="4" w:space="0" w:color="EF47C8" w:themeColor="accent2" w:themeTint="99"/>
+        <w:insideH w:val="single" w:sz="4" w:space="0" w:color="EF47C8" w:themeColor="accent2" w:themeTint="99"/>
+        <w:insideV w:val="single" w:sz="4" w:space="0" w:color="EF47C8" w:themeColor="accent2" w:themeTint="99"/>
       </w:tblBorders>
     </w:tblPr>
     <w:tblStylePr w:type="firstRow">
@@ -14061,7 +13959,7 @@
       <w:tblPr/>
       <w:tcPr>
         <w:tcBorders>
-          <w:bottom w:val="single" w:sz="12" w:space="0" w:color="EB90BA" w:themeColor="accent2" w:themeTint="99"/>
+          <w:bottom w:val="single" w:sz="12" w:space="0" w:color="EF47C8" w:themeColor="accent2" w:themeTint="99"/>
         </w:tcBorders>
       </w:tcPr>
     </w:tblStylePr>
@@ -14073,7 +13971,7 @@
       <w:tblPr/>
       <w:tcPr>
         <w:tcBorders>
-          <w:top w:val="double" w:sz="4" w:space="0" w:color="EB90BA" w:themeColor="accent2" w:themeTint="99"/>
+          <w:top w:val="double" w:sz="4" w:space="0" w:color="EF47C8" w:themeColor="accent2" w:themeTint="99"/>
         </w:tcBorders>
       </w:tcPr>
     </w:tblStylePr>
@@ -14092,13 +13990,13 @@
     <w:tblStylePr w:type="band1Vert">
       <w:tblPr/>
       <w:tcPr>
-        <w:shd w:val="clear" w:color="auto" w:fill="F8D9E8" w:themeFill="accent2" w:themeFillTint="33"/>
+        <w:shd w:val="clear" w:color="auto" w:fill="F9C1EC" w:themeFill="accent2" w:themeFillTint="33"/>
       </w:tcPr>
     </w:tblStylePr>
     <w:tblStylePr w:type="band1Horz">
       <w:tblPr/>
       <w:tcPr>
-        <w:shd w:val="clear" w:color="auto" w:fill="F8D9E8" w:themeFill="accent2" w:themeFillTint="33"/>
+        <w:shd w:val="clear" w:color="auto" w:fill="F9C1EC" w:themeFill="accent2" w:themeFillTint="33"/>
       </w:tcPr>
     </w:tblStylePr>
   </w:style>
@@ -14245,9 +14143,9 @@
 </file>
 
 <file path=word/theme/theme1.xml><?xml version="1.0" encoding="utf-8"?>
-<a:theme xmlns:a="http://schemas.openxmlformats.org/drawingml/2006/main" name="Gallery">
+<a:theme xmlns:a="http://schemas.openxmlformats.org/drawingml/2006/main" name="Slice">
   <a:themeElements>
-    <a:clrScheme name="Gallery">
+    <a:clrScheme name="Slice">
       <a:dk1>
         <a:sysClr val="windowText" lastClr="000000"/>
       </a:dk1>
@@ -14255,83 +14153,48 @@
         <a:sysClr val="window" lastClr="FFFFFF"/>
       </a:lt1>
       <a:dk2>
-        <a:srgbClr val="454545"/>
+        <a:srgbClr val="146194"/>
       </a:dk2>
       <a:lt2>
-        <a:srgbClr val="DFDBD5"/>
+        <a:srgbClr val="76DBF4"/>
       </a:lt2>
       <a:accent1>
-        <a:srgbClr val="B71E42"/>
+        <a:srgbClr val="052F61"/>
       </a:accent1>
       <a:accent2>
-        <a:srgbClr val="DE478E"/>
+        <a:srgbClr val="A50E82"/>
       </a:accent2>
       <a:accent3>
-        <a:srgbClr val="BC72F0"/>
+        <a:srgbClr val="14967C"/>
       </a:accent3>
       <a:accent4>
-        <a:srgbClr val="795FAF"/>
+        <a:srgbClr val="6A9E1F"/>
       </a:accent4>
       <a:accent5>
-        <a:srgbClr val="586EA6"/>
+        <a:srgbClr val="E87D37"/>
       </a:accent5>
       <a:accent6>
-        <a:srgbClr val="6892A0"/>
+        <a:srgbClr val="C62324"/>
       </a:accent6>
       <a:hlink>
-        <a:srgbClr val="FA2B5C"/>
+        <a:srgbClr val="0D2E46"/>
       </a:hlink>
       <a:folHlink>
-        <a:srgbClr val="BC658E"/>
+        <a:srgbClr val="356A95"/>
       </a:folHlink>
     </a:clrScheme>
-    <a:fontScheme name="Gallery">
+    <a:fontScheme name="Slice">
       <a:majorFont>
-        <a:latin typeface="Gill Sans MT" panose="020B0502020104020203"/>
+        <a:latin typeface="Century Gothic" panose="020B0502020202020204"/>
         <a:ea typeface=""/>
         <a:cs typeface=""/>
-        <a:font script="Jpan" typeface="游ゴシック Light"/>
-        <a:font script="Hang" typeface="맑은 고딕"/>
-        <a:font script="Hans" typeface="等线 Light"/>
-        <a:font script="Hant" typeface="新細明體"/>
-        <a:font script="Arab" typeface="Times New Roman"/>
-        <a:font script="Hebr" typeface="Times New Roman"/>
-        <a:font script="Thai" typeface="Angsana New"/>
-        <a:font script="Ethi" typeface="Nyala"/>
-        <a:font script="Beng" typeface="Vrinda"/>
-        <a:font script="Gujr" typeface="Shruti"/>
-        <a:font script="Khmr" typeface="MoolBoran"/>
-        <a:font script="Knda" typeface="Tunga"/>
-        <a:font script="Guru" typeface="Raavi"/>
-        <a:font script="Cans" typeface="Euphemia"/>
-        <a:font script="Cher" typeface="Plantagenet Cherokee"/>
-        <a:font script="Yiii" typeface="Microsoft Yi Baiti"/>
-        <a:font script="Tibt" typeface="Microsoft Himalaya"/>
-        <a:font script="Thaa" typeface="MV Boli"/>
-        <a:font script="Deva" typeface="Mangal"/>
-        <a:font script="Telu" typeface="Gautami"/>
-        <a:font script="Taml" typeface="Latha"/>
-        <a:font script="Syrc" typeface="Estrangelo Edessa"/>
-        <a:font script="Orya" typeface="Kalinga"/>
-        <a:font script="Mlym" typeface="Kartika"/>
-        <a:font script="Laoo" typeface="DokChampa"/>
-        <a:font script="Sinh" typeface="Iskoola Pota"/>
-        <a:font script="Mong" typeface="Mongolian Baiti"/>
-        <a:font script="Viet" typeface="Times New Roman"/>
-        <a:font script="Uigh" typeface="Microsoft Uighur"/>
-        <a:font script="Geor" typeface="Sylfaen"/>
-      </a:majorFont>
-      <a:minorFont>
-        <a:latin typeface="Gill Sans MT" panose="020B0502020104020203"/>
-        <a:ea typeface=""/>
-        <a:cs typeface=""/>
-        <a:font script="Jpan" typeface="游ゴシック"/>
-        <a:font script="Hang" typeface="맑은 고딕"/>
-        <a:font script="Hans" typeface="等线"/>
-        <a:font script="Hant" typeface="新細明體"/>
-        <a:font script="Arab" typeface="Arial"/>
-        <a:font script="Hebr" typeface="Arial"/>
-        <a:font script="Thai" typeface="Cordia New"/>
+        <a:font script="Jpan" typeface="メイリオ"/>
+        <a:font script="Hang" typeface="HY중고딕"/>
+        <a:font script="Hans" typeface="幼圆"/>
+        <a:font script="Hant" typeface="微軟正黑體"/>
+        <a:font script="Arab" typeface="Tahoma"/>
+        <a:font script="Hebr" typeface="Gisha"/>
+        <a:font script="Thai" typeface="DilleniaUPC"/>
         <a:font script="Ethi" typeface="Nyala"/>
         <a:font script="Beng" typeface="Vrinda"/>
         <a:font script="Gujr" typeface="Shruti"/>
@@ -14352,12 +14215,47 @@
         <a:font script="Laoo" typeface="DokChampa"/>
         <a:font script="Sinh" typeface="Iskoola Pota"/>
         <a:font script="Mong" typeface="Mongolian Baiti"/>
-        <a:font script="Viet" typeface="Arial"/>
+        <a:font script="Viet" typeface="Tahoma"/>
+        <a:font script="Uigh" typeface="Microsoft Uighur"/>
+        <a:font script="Geor" typeface="Sylfaen"/>
+      </a:majorFont>
+      <a:minorFont>
+        <a:latin typeface="Century Gothic" panose="020B0502020202020204"/>
+        <a:ea typeface=""/>
+        <a:cs typeface=""/>
+        <a:font script="Jpan" typeface="メイリオ"/>
+        <a:font script="Hang" typeface="HY중고딕"/>
+        <a:font script="Hans" typeface="幼圆"/>
+        <a:font script="Hant" typeface="微軟正黑體"/>
+        <a:font script="Arab" typeface="Tahoma"/>
+        <a:font script="Hebr" typeface="Gisha"/>
+        <a:font script="Thai" typeface="DilleniaUPC"/>
+        <a:font script="Ethi" typeface="Nyala"/>
+        <a:font script="Beng" typeface="Vrinda"/>
+        <a:font script="Gujr" typeface="Shruti"/>
+        <a:font script="Khmr" typeface="DaunPenh"/>
+        <a:font script="Knda" typeface="Tunga"/>
+        <a:font script="Guru" typeface="Raavi"/>
+        <a:font script="Cans" typeface="Euphemia"/>
+        <a:font script="Cher" typeface="Plantagenet Cherokee"/>
+        <a:font script="Yiii" typeface="Microsoft Yi Baiti"/>
+        <a:font script="Tibt" typeface="Microsoft Himalaya"/>
+        <a:font script="Thaa" typeface="MV Boli"/>
+        <a:font script="Deva" typeface="Mangal"/>
+        <a:font script="Telu" typeface="Gautami"/>
+        <a:font script="Taml" typeface="Latha"/>
+        <a:font script="Syrc" typeface="Estrangelo Edessa"/>
+        <a:font script="Orya" typeface="Kalinga"/>
+        <a:font script="Mlym" typeface="Kartika"/>
+        <a:font script="Laoo" typeface="DokChampa"/>
+        <a:font script="Sinh" typeface="Iskoola Pota"/>
+        <a:font script="Mong" typeface="Mongolian Baiti"/>
+        <a:font script="Viet" typeface="Tahoma"/>
         <a:font script="Uigh" typeface="Microsoft Uighur"/>
         <a:font script="Geor" typeface="Sylfaen"/>
       </a:minorFont>
     </a:fontScheme>
-    <a:fmtScheme name="Gallery">
+    <a:fmtScheme name="Slice">
       <a:fillStyleLst>
         <a:solidFill>
           <a:schemeClr val="phClr"/>
@@ -14366,18 +14264,16 @@
           <a:gsLst>
             <a:gs pos="0">
               <a:schemeClr val="phClr">
-                <a:tint val="54000"/>
-                <a:alpha val="100000"/>
-                <a:satMod val="105000"/>
+                <a:tint val="62000"/>
+                <a:hueMod val="94000"/>
+                <a:satMod val="140000"/>
                 <a:lumMod val="110000"/>
               </a:schemeClr>
             </a:gs>
             <a:gs pos="100000">
               <a:schemeClr val="phClr">
-                <a:tint val="78000"/>
-                <a:alpha val="92000"/>
-                <a:satMod val="109000"/>
-                <a:lumMod val="100000"/>
+                <a:tint val="84000"/>
+                <a:satMod val="160000"/>
               </a:schemeClr>
             </a:gs>
           </a:gsLst>
@@ -14388,22 +14284,15 @@
             <a:gs pos="0">
               <a:schemeClr val="phClr">
                 <a:tint val="98000"/>
-                <a:satMod val="110000"/>
-                <a:lumMod val="104000"/>
-              </a:schemeClr>
-            </a:gs>
-            <a:gs pos="69000">
-              <a:schemeClr val="phClr">
-                <a:shade val="88000"/>
+                <a:hueMod val="94000"/>
                 <a:satMod val="130000"/>
-                <a:lumMod val="92000"/>
+                <a:lumMod val="128000"/>
               </a:schemeClr>
             </a:gs>
             <a:gs pos="100000">
               <a:schemeClr val="phClr">
-                <a:shade val="78000"/>
-                <a:satMod val="130000"/>
-                <a:lumMod val="92000"/>
+                <a:shade val="94000"/>
+                <a:lumMod val="88000"/>
               </a:schemeClr>
             </a:gs>
           </a:gsLst>
@@ -14411,19 +14300,25 @@
         </a:gradFill>
       </a:fillStyleLst>
       <a:lnStyleLst>
-        <a:ln w="9525" cap="flat" cmpd="sng" algn="ctr">
+        <a:ln w="9525" cap="rnd" cmpd="sng" algn="ctr">
           <a:solidFill>
-            <a:schemeClr val="phClr"/>
+            <a:schemeClr val="phClr">
+              <a:tint val="76000"/>
+              <a:alpha val="60000"/>
+              <a:hueMod val="94000"/>
+            </a:schemeClr>
           </a:solidFill>
           <a:prstDash val="solid"/>
         </a:ln>
-        <a:ln w="15875" cap="flat" cmpd="sng" algn="ctr">
+        <a:ln w="15875" cap="rnd" cmpd="sng" algn="ctr">
           <a:solidFill>
-            <a:schemeClr val="phClr"/>
+            <a:schemeClr val="phClr">
+              <a:hueMod val="94000"/>
+            </a:schemeClr>
           </a:solidFill>
           <a:prstDash val="solid"/>
         </a:ln>
-        <a:ln w="22225" cap="flat" cmpd="sng" algn="ctr">
+        <a:ln w="28575" cap="rnd" cmpd="sng" algn="ctr">
           <a:solidFill>
             <a:schemeClr val="phClr"/>
           </a:solidFill>
@@ -14435,13 +14330,19 @@
           <a:effectLst/>
         </a:effectStyle>
         <a:effectStyle>
-          <a:effectLst/>
+          <a:effectLst>
+            <a:innerShdw blurRad="25400" dist="12700" dir="13500000">
+              <a:srgbClr val="000000">
+                <a:alpha val="45000"/>
+              </a:srgbClr>
+            </a:innerShdw>
+          </a:effectLst>
         </a:effectStyle>
         <a:effectStyle>
           <a:effectLst>
-            <a:outerShdw blurRad="50800" dist="50800" dir="5400000" sx="96000" sy="96000" rotWithShape="0">
+            <a:outerShdw blurRad="50800" dist="38100" dir="5400000" rotWithShape="0">
               <a:srgbClr val="000000">
-                <a:alpha val="48000"/>
+                <a:alpha val="46000"/>
               </a:srgbClr>
             </a:outerShdw>
           </a:effectLst>
@@ -14449,12 +14350,10 @@
             <a:camera prst="orthographicFront">
               <a:rot lat="0" lon="0" rev="0"/>
             </a:camera>
-            <a:lightRig rig="balanced" dir="t">
-              <a:rot lat="0" lon="0" rev="1080000"/>
-            </a:lightRig>
+            <a:lightRig rig="threePt" dir="t"/>
           </a:scene3d>
-          <a:sp3d>
-            <a:bevelT w="38100" h="12700" prst="softRound"/>
+          <a:sp3d prstMaterial="plastic">
+            <a:bevelT w="25400" h="25400"/>
           </a:sp3d>
         </a:effectStyle>
       </a:effectStyleLst>
@@ -14462,26 +14361,46 @@
         <a:solidFill>
           <a:schemeClr val="phClr"/>
         </a:solidFill>
-        <a:solidFill>
-          <a:schemeClr val="phClr"/>
-        </a:solidFill>
+        <a:gradFill rotWithShape="1">
+          <a:gsLst>
+            <a:gs pos="10000">
+              <a:schemeClr val="phClr">
+                <a:tint val="97000"/>
+                <a:hueMod val="92000"/>
+                <a:satMod val="169000"/>
+                <a:lumMod val="164000"/>
+              </a:schemeClr>
+            </a:gs>
+            <a:gs pos="100000">
+              <a:schemeClr val="phClr">
+                <a:shade val="96000"/>
+                <a:satMod val="120000"/>
+                <a:lumMod val="90000"/>
+              </a:schemeClr>
+            </a:gs>
+          </a:gsLst>
+          <a:lin ang="6120000" scaled="1"/>
+        </a:gradFill>
         <a:gradFill rotWithShape="1">
           <a:gsLst>
             <a:gs pos="0">
               <a:schemeClr val="phClr">
-                <a:tint val="94000"/>
-                <a:satMod val="80000"/>
-                <a:lumMod val="106000"/>
+                <a:tint val="97000"/>
+                <a:hueMod val="92000"/>
+                <a:satMod val="169000"/>
+                <a:lumMod val="164000"/>
               </a:schemeClr>
             </a:gs>
             <a:gs pos="100000">
               <a:schemeClr val="phClr">
-                <a:shade val="80000"/>
+                <a:shade val="96000"/>
+                <a:satMod val="120000"/>
+                <a:lumMod val="90000"/>
               </a:schemeClr>
             </a:gs>
           </a:gsLst>
           <a:path path="circle">
-            <a:fillToRect l="50000" t="50000" r="50000" b="50000"/>
+            <a:fillToRect b="100000"/>
           </a:path>
         </a:gradFill>
       </a:bgFillStyleLst>
@@ -14491,7 +14410,7 @@
   <a:extraClrSchemeLst/>
   <a:extLst>
     <a:ext uri="{05A4C25C-085E-4340-85A3-A5531E510DB2}">
-      <thm15:themeFamily xmlns:thm15="http://schemas.microsoft.com/office/thememl/2012/main" name="Gallery" id="{BBFCD31E-59A1-489D-B089-A3EAD7CAE12E}" vid="{F5E91637-A7B6-4E27-B710-77DA7014EE1E}"/>
+      <thm15:themeFamily xmlns:thm15="http://schemas.microsoft.com/office/thememl/2012/main" name="Slice" id="{0507925B-6AC9-4358-8E18-C330545D08F8}" vid="{13FEC7C6-62A9-40C4-99D2-581AACACAA2F}"/>
     </a:ext>
   </a:extLst>
 </a:theme>
